--- a/storage/app/templates/application.docx
+++ b/storage/app/templates/application.docx
@@ -1,6 +1,6 @@
 
 <file path=word/document.xml><?xml version="1.0" encoding="utf-8"?>
-<w:document xmlns:wpc="http://schemas.microsoft.com/office/word/2010/wordprocessingCanvas" xmlns:cx="http://schemas.microsoft.com/office/drawing/2014/chartex" xmlns:cx1="http://schemas.microsoft.com/office/drawing/2015/9/8/chartex" xmlns:cx2="http://schemas.microsoft.com/office/drawing/2015/10/21/chartex" xmlns:cx3="http://schemas.microsoft.com/office/drawing/2016/5/9/chartex" xmlns:cx4="http://schemas.microsoft.com/office/drawing/2016/5/10/chartex" xmlns:cx5="http://schemas.microsoft.com/office/drawing/2016/5/11/chartex" xmlns:cx6="http://schemas.microsoft.com/office/drawing/2016/5/12/chartex" xmlns:cx7="http://schemas.microsoft.com/office/drawing/2016/5/13/chartex" xmlns:cx8="http://schemas.microsoft.com/office/drawing/2016/5/14/chartex" xmlns:mc="http://schemas.openxmlformats.org/markup-compatibility/2006" xmlns:aink="http://schemas.microsoft.com/office/drawing/2016/ink" xmlns:am3d="http://schemas.microsoft.com/office/drawing/2017/model3d" xmlns:o="urn:schemas-microsoft-com:office:office" xmlns:oel="http://schemas.microsoft.com/office/2019/extlst" xmlns:r="http://schemas.openxmlformats.org/officeDocument/2006/relationships" xmlns:m="http://schemas.openxmlformats.org/officeDocument/2006/math" xmlns:v="urn:schemas-microsoft-com:vml" xmlns:wp14="http://schemas.microsoft.com/office/word/2010/wordprocessingDrawing" xmlns:wp="http://schemas.openxmlformats.org/drawingml/2006/wordprocessingDrawing" xmlns:w10="urn:schemas-microsoft-com:office:word" xmlns:w="http://schemas.openxmlformats.org/wordprocessingml/2006/main" xmlns:w14="http://schemas.microsoft.com/office/word/2010/wordml" xmlns:w15="http://schemas.microsoft.com/office/word/2012/wordml" xmlns:w16cex="http://schemas.microsoft.com/office/word/2018/wordml/cex" xmlns:w16cid="http://schemas.microsoft.com/office/word/2016/wordml/cid" xmlns:w16="http://schemas.microsoft.com/office/word/2018/wordml" xmlns:w16du="http://schemas.microsoft.com/office/word/2023/wordml/word16du" xmlns:w16sdtdh="http://schemas.microsoft.com/office/word/2020/wordml/sdtdatahash" xmlns:w16sdtfl="http://schemas.microsoft.com/office/word/2024/wordml/sdtformatlock" xmlns:w16se="http://schemas.microsoft.com/office/word/2015/wordml/symex" xmlns:wpg="http://schemas.microsoft.com/office/word/2010/wordprocessingGroup" xmlns:wpi="http://schemas.microsoft.com/office/word/2010/wordprocessingInk" xmlns:wne="http://schemas.microsoft.com/office/word/2006/wordml" xmlns:wps="http://schemas.microsoft.com/office/word/2010/wordprocessingShape" mc:Ignorable="w14 w15 w16se w16cid w16 w16cex w16sdtdh w16sdtfl w16du wp14">
+<w:document xmlns:wpc="http://schemas.microsoft.com/office/word/2010/wordprocessingCanvas" xmlns:cx="http://schemas.microsoft.com/office/drawing/2014/chartex" xmlns:cx1="http://schemas.microsoft.com/office/drawing/2015/9/8/chartex" xmlns:cx2="http://schemas.microsoft.com/office/drawing/2015/10/21/chartex" xmlns:cx3="http://schemas.microsoft.com/office/drawing/2016/5/9/chartex" xmlns:cx4="http://schemas.microsoft.com/office/drawing/2016/5/10/chartex" xmlns:cx5="http://schemas.microsoft.com/office/drawing/2016/5/11/chartex" xmlns:cx6="http://schemas.microsoft.com/office/drawing/2016/5/12/chartex" xmlns:cx7="http://schemas.microsoft.com/office/drawing/2016/5/13/chartex" xmlns:cx8="http://schemas.microsoft.com/office/drawing/2016/5/14/chartex" xmlns:mc="http://schemas.openxmlformats.org/markup-compatibility/2006" xmlns:aink="http://schemas.microsoft.com/office/drawing/2016/ink" xmlns:am3d="http://schemas.microsoft.com/office/drawing/2017/model3d" xmlns:o="urn:schemas-microsoft-com:office:office" xmlns:r="http://schemas.openxmlformats.org/officeDocument/2006/relationships" xmlns:m="http://schemas.openxmlformats.org/officeDocument/2006/math" xmlns:v="urn:schemas-microsoft-com:vml" xmlns:wp14="http://schemas.microsoft.com/office/word/2010/wordprocessingDrawing" xmlns:wp="http://schemas.openxmlformats.org/drawingml/2006/wordprocessingDrawing" xmlns:w10="urn:schemas-microsoft-com:office:word" xmlns:w="http://schemas.openxmlformats.org/wordprocessingml/2006/main" xmlns:w14="http://schemas.microsoft.com/office/word/2010/wordml" xmlns:w15="http://schemas.microsoft.com/office/word/2012/wordml" xmlns:w16cex="http://schemas.microsoft.com/office/word/2018/wordml/cex" xmlns:w16cid="http://schemas.microsoft.com/office/word/2016/wordml/cid" xmlns:w16="http://schemas.microsoft.com/office/word/2018/wordml" xmlns:w16sdtdh="http://schemas.microsoft.com/office/word/2020/wordml/sdtdatahash" xmlns:w16se="http://schemas.microsoft.com/office/word/2015/wordml/symex" xmlns:wpg="http://schemas.microsoft.com/office/word/2010/wordprocessingGroup" xmlns:wpi="http://schemas.microsoft.com/office/word/2010/wordprocessingInk" xmlns:wne="http://schemas.microsoft.com/office/word/2006/wordml" xmlns:wps="http://schemas.microsoft.com/office/word/2010/wordprocessingShape" mc:Ignorable="w14 w15 w16se w16cid w16 w16cex w16sdtdh wp14">
   <w:body>
     <w:p>
       <w:pPr>
@@ -98,8 +98,8 @@
           <w:szCs w:val="28"/>
         </w:rPr>
         <w:tab/>
-        <w:t xml:space="preserve">Độc </w:t>
-      </w:r>
+      </w:r>
+      <w:proofErr w:type="spellStart"/>
       <w:r>
         <w:rPr>
           <w:rFonts w:ascii="Times New Roman" w:hAnsi="Times New Roman"/>
@@ -107,8 +107,9 @@
           <w:sz w:val="26"/>
           <w:szCs w:val="28"/>
         </w:rPr>
-        <w:t>l</w:t>
-      </w:r>
+        <w:t>Độc</w:t>
+      </w:r>
+      <w:proofErr w:type="spellEnd"/>
       <w:r>
         <w:rPr>
           <w:rFonts w:ascii="Times New Roman" w:hAnsi="Times New Roman"/>
@@ -116,8 +117,9 @@
           <w:sz w:val="26"/>
           <w:szCs w:val="28"/>
         </w:rPr>
-        <w:t xml:space="preserve">ập – Tự </w:t>
-      </w:r>
+        <w:t xml:space="preserve"> </w:t>
+      </w:r>
+      <w:proofErr w:type="spellStart"/>
       <w:r>
         <w:rPr>
           <w:rFonts w:ascii="Times New Roman" w:hAnsi="Times New Roman"/>
@@ -125,7 +127,7 @@
           <w:sz w:val="26"/>
           <w:szCs w:val="28"/>
         </w:rPr>
-        <w:t>d</w:t>
+        <w:t>l</w:t>
       </w:r>
       <w:r>
         <w:rPr>
@@ -134,8 +136,9 @@
           <w:sz w:val="26"/>
           <w:szCs w:val="28"/>
         </w:rPr>
-        <w:t xml:space="preserve">o – Hạnh </w:t>
-      </w:r>
+        <w:t>ập</w:t>
+      </w:r>
+      <w:proofErr w:type="spellEnd"/>
       <w:r>
         <w:rPr>
           <w:rFonts w:ascii="Times New Roman" w:hAnsi="Times New Roman"/>
@@ -143,8 +146,9 @@
           <w:sz w:val="26"/>
           <w:szCs w:val="28"/>
         </w:rPr>
-        <w:t>p</w:t>
-      </w:r>
+        <w:t xml:space="preserve"> – </w:t>
+      </w:r>
+      <w:proofErr w:type="spellStart"/>
       <w:r>
         <w:rPr>
           <w:rFonts w:ascii="Times New Roman" w:hAnsi="Times New Roman"/>
@@ -152,7 +156,84 @@
           <w:sz w:val="26"/>
           <w:szCs w:val="28"/>
         </w:rPr>
-        <w:t xml:space="preserve">húc </w:t>
+        <w:t>Tự</w:t>
+      </w:r>
+      <w:proofErr w:type="spellEnd"/>
+      <w:r>
+        <w:rPr>
+          <w:rFonts w:ascii="Times New Roman" w:hAnsi="Times New Roman"/>
+          <w:b/>
+          <w:sz w:val="26"/>
+          <w:szCs w:val="28"/>
+        </w:rPr>
+        <w:t xml:space="preserve"> </w:t>
+      </w:r>
+      <w:r>
+        <w:rPr>
+          <w:rFonts w:ascii="Times New Roman" w:hAnsi="Times New Roman"/>
+          <w:b/>
+          <w:sz w:val="26"/>
+          <w:szCs w:val="28"/>
+        </w:rPr>
+        <w:t>d</w:t>
+      </w:r>
+      <w:r>
+        <w:rPr>
+          <w:rFonts w:ascii="Times New Roman" w:hAnsi="Times New Roman"/>
+          <w:b/>
+          <w:sz w:val="26"/>
+          <w:szCs w:val="28"/>
+        </w:rPr>
+        <w:t xml:space="preserve">o – </w:t>
+      </w:r>
+      <w:proofErr w:type="spellStart"/>
+      <w:r>
+        <w:rPr>
+          <w:rFonts w:ascii="Times New Roman" w:hAnsi="Times New Roman"/>
+          <w:b/>
+          <w:sz w:val="26"/>
+          <w:szCs w:val="28"/>
+        </w:rPr>
+        <w:t>Hạnh</w:t>
+      </w:r>
+      <w:proofErr w:type="spellEnd"/>
+      <w:r>
+        <w:rPr>
+          <w:rFonts w:ascii="Times New Roman" w:hAnsi="Times New Roman"/>
+          <w:b/>
+          <w:sz w:val="26"/>
+          <w:szCs w:val="28"/>
+        </w:rPr>
+        <w:t xml:space="preserve"> </w:t>
+      </w:r>
+      <w:proofErr w:type="spellStart"/>
+      <w:r>
+        <w:rPr>
+          <w:rFonts w:ascii="Times New Roman" w:hAnsi="Times New Roman"/>
+          <w:b/>
+          <w:sz w:val="26"/>
+          <w:szCs w:val="28"/>
+        </w:rPr>
+        <w:t>p</w:t>
+      </w:r>
+      <w:r>
+        <w:rPr>
+          <w:rFonts w:ascii="Times New Roman" w:hAnsi="Times New Roman"/>
+          <w:b/>
+          <w:sz w:val="26"/>
+          <w:szCs w:val="28"/>
+        </w:rPr>
+        <w:t>húc</w:t>
+      </w:r>
+      <w:proofErr w:type="spellEnd"/>
+      <w:r>
+        <w:rPr>
+          <w:rFonts w:ascii="Times New Roman" w:hAnsi="Times New Roman"/>
+          <w:b/>
+          <w:sz w:val="26"/>
+          <w:szCs w:val="28"/>
+        </w:rPr>
+        <w:t xml:space="preserve"> </w:t>
       </w:r>
     </w:p>
     <w:p>
@@ -245,6 +326,7 @@
                     </w:rPr>
                     <w:t>${</w:t>
                   </w:r>
+                  <w:proofErr w:type="spellStart"/>
                   <w:r>
                     <w:rPr>
                       <w:rFonts w:ascii="Times New Roman" w:hAnsi="Times New Roman"/>
@@ -252,6 +334,7 @@
                     </w:rPr>
                     <w:t>MaHoSo</w:t>
                   </w:r>
+                  <w:proofErr w:type="spellEnd"/>
                   <w:r>
                     <w:rPr>
                       <w:rFonts w:ascii="Times New Roman" w:hAnsi="Times New Roman"/>
@@ -314,12 +397,37 @@
           <w:szCs w:val="28"/>
         </w:rPr>
       </w:pPr>
+      <w:proofErr w:type="spellStart"/>
       <w:r>
         <w:rPr>
           <w:rFonts w:ascii="Times New Roman" w:hAnsi="Times New Roman"/>
           <w:szCs w:val="28"/>
         </w:rPr>
-        <w:t>Năm học 20</w:t>
+        <w:t>Năm</w:t>
+      </w:r>
+      <w:proofErr w:type="spellEnd"/>
+      <w:r>
+        <w:rPr>
+          <w:rFonts w:ascii="Times New Roman" w:hAnsi="Times New Roman"/>
+          <w:szCs w:val="28"/>
+        </w:rPr>
+        <w:t xml:space="preserve"> </w:t>
+      </w:r>
+      <w:proofErr w:type="spellStart"/>
+      <w:r>
+        <w:rPr>
+          <w:rFonts w:ascii="Times New Roman" w:hAnsi="Times New Roman"/>
+          <w:szCs w:val="28"/>
+        </w:rPr>
+        <w:t>học</w:t>
+      </w:r>
+      <w:proofErr w:type="spellEnd"/>
+      <w:r>
+        <w:rPr>
+          <w:rFonts w:ascii="Times New Roman" w:hAnsi="Times New Roman"/>
+          <w:szCs w:val="28"/>
+        </w:rPr>
+        <w:t xml:space="preserve"> 20</w:t>
       </w:r>
       <w:r>
         <w:rPr>
@@ -387,6 +495,7 @@
           <w:szCs w:val="28"/>
         </w:rPr>
       </w:pPr>
+      <w:proofErr w:type="spellStart"/>
       <w:r>
         <w:rPr>
           <w:rFonts w:ascii="Times New Roman" w:hAnsi="Times New Roman"/>
@@ -395,35 +504,270 @@
           <w:szCs w:val="28"/>
           <w:u w:val="single"/>
         </w:rPr>
-        <w:t>Kính gửi:</w:t>
-      </w:r>
+        <w:t>Kính</w:t>
+      </w:r>
+      <w:proofErr w:type="spellEnd"/>
       <w:r>
         <w:rPr>
           <w:rFonts w:ascii="Times New Roman" w:hAnsi="Times New Roman"/>
           <w:b/>
           <w:sz w:val="28"/>
           <w:szCs w:val="28"/>
-        </w:rPr>
-        <w:t xml:space="preserve">   Hội đồng tuyển sinh lớp 1 </w:t>
-      </w:r>
+          <w:u w:val="single"/>
+        </w:rPr>
+        <w:t xml:space="preserve"> </w:t>
+      </w:r>
+      <w:proofErr w:type="spellStart"/>
       <w:r>
         <w:rPr>
           <w:rFonts w:ascii="Times New Roman" w:hAnsi="Times New Roman"/>
           <w:b/>
           <w:sz w:val="28"/>
           <w:szCs w:val="28"/>
-        </w:rPr>
-        <w:t>T</w:t>
-      </w:r>
+          <w:u w:val="single"/>
+        </w:rPr>
+        <w:t>gửi</w:t>
+      </w:r>
+      <w:proofErr w:type="spellEnd"/>
       <w:r>
         <w:rPr>
           <w:rFonts w:ascii="Times New Roman" w:hAnsi="Times New Roman"/>
           <w:b/>
           <w:sz w:val="28"/>
           <w:szCs w:val="28"/>
-        </w:rPr>
-        <w:t>rường Tiểu học Nguyễn Thị Định</w:t>
-      </w:r>
+          <w:u w:val="single"/>
+        </w:rPr>
+        <w:t>:</w:t>
+      </w:r>
+      <w:r>
+        <w:rPr>
+          <w:rFonts w:ascii="Times New Roman" w:hAnsi="Times New Roman"/>
+          <w:b/>
+          <w:sz w:val="28"/>
+          <w:szCs w:val="28"/>
+        </w:rPr>
+        <w:t xml:space="preserve">   </w:t>
+      </w:r>
+      <w:proofErr w:type="spellStart"/>
+      <w:r>
+        <w:rPr>
+          <w:rFonts w:ascii="Times New Roman" w:hAnsi="Times New Roman"/>
+          <w:b/>
+          <w:sz w:val="28"/>
+          <w:szCs w:val="28"/>
+        </w:rPr>
+        <w:t>Hội</w:t>
+      </w:r>
+      <w:proofErr w:type="spellEnd"/>
+      <w:r>
+        <w:rPr>
+          <w:rFonts w:ascii="Times New Roman" w:hAnsi="Times New Roman"/>
+          <w:b/>
+          <w:sz w:val="28"/>
+          <w:szCs w:val="28"/>
+        </w:rPr>
+        <w:t xml:space="preserve"> </w:t>
+      </w:r>
+      <w:proofErr w:type="spellStart"/>
+      <w:r>
+        <w:rPr>
+          <w:rFonts w:ascii="Times New Roman" w:hAnsi="Times New Roman"/>
+          <w:b/>
+          <w:sz w:val="28"/>
+          <w:szCs w:val="28"/>
+        </w:rPr>
+        <w:t>đồng</w:t>
+      </w:r>
+      <w:proofErr w:type="spellEnd"/>
+      <w:r>
+        <w:rPr>
+          <w:rFonts w:ascii="Times New Roman" w:hAnsi="Times New Roman"/>
+          <w:b/>
+          <w:sz w:val="28"/>
+          <w:szCs w:val="28"/>
+        </w:rPr>
+        <w:t xml:space="preserve"> </w:t>
+      </w:r>
+      <w:proofErr w:type="spellStart"/>
+      <w:r>
+        <w:rPr>
+          <w:rFonts w:ascii="Times New Roman" w:hAnsi="Times New Roman"/>
+          <w:b/>
+          <w:sz w:val="28"/>
+          <w:szCs w:val="28"/>
+        </w:rPr>
+        <w:t>tuyển</w:t>
+      </w:r>
+      <w:proofErr w:type="spellEnd"/>
+      <w:r>
+        <w:rPr>
+          <w:rFonts w:ascii="Times New Roman" w:hAnsi="Times New Roman"/>
+          <w:b/>
+          <w:sz w:val="28"/>
+          <w:szCs w:val="28"/>
+        </w:rPr>
+        <w:t xml:space="preserve"> </w:t>
+      </w:r>
+      <w:proofErr w:type="spellStart"/>
+      <w:r>
+        <w:rPr>
+          <w:rFonts w:ascii="Times New Roman" w:hAnsi="Times New Roman"/>
+          <w:b/>
+          <w:sz w:val="28"/>
+          <w:szCs w:val="28"/>
+        </w:rPr>
+        <w:t>sinh</w:t>
+      </w:r>
+      <w:proofErr w:type="spellEnd"/>
+      <w:r>
+        <w:rPr>
+          <w:rFonts w:ascii="Times New Roman" w:hAnsi="Times New Roman"/>
+          <w:b/>
+          <w:sz w:val="28"/>
+          <w:szCs w:val="28"/>
+        </w:rPr>
+        <w:t xml:space="preserve"> </w:t>
+      </w:r>
+      <w:proofErr w:type="spellStart"/>
+      <w:r>
+        <w:rPr>
+          <w:rFonts w:ascii="Times New Roman" w:hAnsi="Times New Roman"/>
+          <w:b/>
+          <w:sz w:val="28"/>
+          <w:szCs w:val="28"/>
+        </w:rPr>
+        <w:t>lớp</w:t>
+      </w:r>
+      <w:proofErr w:type="spellEnd"/>
+      <w:r>
+        <w:rPr>
+          <w:rFonts w:ascii="Times New Roman" w:hAnsi="Times New Roman"/>
+          <w:b/>
+          <w:sz w:val="28"/>
+          <w:szCs w:val="28"/>
+        </w:rPr>
+        <w:t xml:space="preserve"> 1 </w:t>
+      </w:r>
+      <w:proofErr w:type="spellStart"/>
+      <w:r>
+        <w:rPr>
+          <w:rFonts w:ascii="Times New Roman" w:hAnsi="Times New Roman"/>
+          <w:b/>
+          <w:sz w:val="28"/>
+          <w:szCs w:val="28"/>
+        </w:rPr>
+        <w:t>T</w:t>
+      </w:r>
+      <w:r>
+        <w:rPr>
+          <w:rFonts w:ascii="Times New Roman" w:hAnsi="Times New Roman"/>
+          <w:b/>
+          <w:sz w:val="28"/>
+          <w:szCs w:val="28"/>
+        </w:rPr>
+        <w:t>rường</w:t>
+      </w:r>
+      <w:proofErr w:type="spellEnd"/>
+      <w:r>
+        <w:rPr>
+          <w:rFonts w:ascii="Times New Roman" w:hAnsi="Times New Roman"/>
+          <w:b/>
+          <w:sz w:val="28"/>
+          <w:szCs w:val="28"/>
+        </w:rPr>
+        <w:t xml:space="preserve"> </w:t>
+      </w:r>
+      <w:proofErr w:type="spellStart"/>
+      <w:r>
+        <w:rPr>
+          <w:rFonts w:ascii="Times New Roman" w:hAnsi="Times New Roman"/>
+          <w:b/>
+          <w:sz w:val="28"/>
+          <w:szCs w:val="28"/>
+        </w:rPr>
+        <w:t>Tiểu</w:t>
+      </w:r>
+      <w:proofErr w:type="spellEnd"/>
+      <w:r>
+        <w:rPr>
+          <w:rFonts w:ascii="Times New Roman" w:hAnsi="Times New Roman"/>
+          <w:b/>
+          <w:sz w:val="28"/>
+          <w:szCs w:val="28"/>
+        </w:rPr>
+        <w:t xml:space="preserve"> </w:t>
+      </w:r>
+      <w:proofErr w:type="spellStart"/>
+      <w:r>
+        <w:rPr>
+          <w:rFonts w:ascii="Times New Roman" w:hAnsi="Times New Roman"/>
+          <w:b/>
+          <w:sz w:val="28"/>
+          <w:szCs w:val="28"/>
+        </w:rPr>
+        <w:t>học</w:t>
+      </w:r>
+      <w:proofErr w:type="spellEnd"/>
+      <w:r>
+        <w:rPr>
+          <w:rFonts w:ascii="Times New Roman" w:hAnsi="Times New Roman"/>
+          <w:b/>
+          <w:sz w:val="28"/>
+          <w:szCs w:val="28"/>
+        </w:rPr>
+        <w:t xml:space="preserve"> </w:t>
+      </w:r>
+      <w:proofErr w:type="spellStart"/>
+      <w:r>
+        <w:rPr>
+          <w:rFonts w:ascii="Times New Roman" w:hAnsi="Times New Roman"/>
+          <w:b/>
+          <w:sz w:val="28"/>
+          <w:szCs w:val="28"/>
+        </w:rPr>
+        <w:t>Nguyễn</w:t>
+      </w:r>
+      <w:proofErr w:type="spellEnd"/>
+      <w:r>
+        <w:rPr>
+          <w:rFonts w:ascii="Times New Roman" w:hAnsi="Times New Roman"/>
+          <w:b/>
+          <w:sz w:val="28"/>
+          <w:szCs w:val="28"/>
+        </w:rPr>
+        <w:t xml:space="preserve"> </w:t>
+      </w:r>
+      <w:proofErr w:type="spellStart"/>
+      <w:r>
+        <w:rPr>
+          <w:rFonts w:ascii="Times New Roman" w:hAnsi="Times New Roman"/>
+          <w:b/>
+          <w:sz w:val="28"/>
+          <w:szCs w:val="28"/>
+        </w:rPr>
+        <w:t>Thị</w:t>
+      </w:r>
+      <w:proofErr w:type="spellEnd"/>
+      <w:r>
+        <w:rPr>
+          <w:rFonts w:ascii="Times New Roman" w:hAnsi="Times New Roman"/>
+          <w:b/>
+          <w:sz w:val="28"/>
+          <w:szCs w:val="28"/>
+        </w:rPr>
+        <w:t xml:space="preserve"> </w:t>
+      </w:r>
+      <w:proofErr w:type="spellStart"/>
+      <w:r>
+        <w:rPr>
+          <w:rFonts w:ascii="Times New Roman" w:hAnsi="Times New Roman"/>
+          <w:b/>
+          <w:sz w:val="28"/>
+          <w:szCs w:val="28"/>
+        </w:rPr>
+        <w:t>Định</w:t>
+      </w:r>
+      <w:proofErr w:type="spellEnd"/>
     </w:p>
     <w:p>
       <w:pPr>
@@ -452,15 +796,15 @@
         <w:tblLook w:val="04A0" w:firstRow="1" w:lastRow="0" w:firstColumn="1" w:lastColumn="0" w:noHBand="0" w:noVBand="1"/>
       </w:tblPr>
       <w:tblGrid>
-        <w:gridCol w:w="2380"/>
-        <w:gridCol w:w="1503"/>
-        <w:gridCol w:w="64"/>
-        <w:gridCol w:w="1219"/>
+        <w:gridCol w:w="2448"/>
+        <w:gridCol w:w="1502"/>
+        <w:gridCol w:w="62"/>
+        <w:gridCol w:w="1199"/>
         <w:gridCol w:w="1042"/>
         <w:gridCol w:w="378"/>
-        <w:gridCol w:w="1465"/>
-        <w:gridCol w:w="490"/>
-        <w:gridCol w:w="2230"/>
+        <w:gridCol w:w="1442"/>
+        <w:gridCol w:w="482"/>
+        <w:gridCol w:w="2216"/>
       </w:tblGrid>
       <w:tr>
         <w:trPr>
@@ -468,7 +812,7 @@
         </w:trPr>
         <w:tc>
           <w:tcPr>
-            <w:tcW w:w="2380" w:type="dxa"/>
+            <w:tcW w:w="2511" w:type="dxa"/>
           </w:tcPr>
           <w:p>
             <w:pPr>
@@ -484,8 +828,90 @@
                 <w:b/>
                 <w:szCs w:val="24"/>
               </w:rPr>
-              <w:t>* Họ và tên học sinh</w:t>
-            </w:r>
+              <w:t xml:space="preserve">* </w:t>
+            </w:r>
+            <w:proofErr w:type="spellStart"/>
+            <w:r>
+              <w:rPr>
+                <w:rFonts w:ascii="Times New Roman" w:hAnsi="Times New Roman"/>
+                <w:b/>
+                <w:szCs w:val="24"/>
+              </w:rPr>
+              <w:t>Họ</w:t>
+            </w:r>
+            <w:proofErr w:type="spellEnd"/>
+            <w:r>
+              <w:rPr>
+                <w:rFonts w:ascii="Times New Roman" w:hAnsi="Times New Roman"/>
+                <w:b/>
+                <w:szCs w:val="24"/>
+              </w:rPr>
+              <w:t xml:space="preserve"> </w:t>
+            </w:r>
+            <w:proofErr w:type="spellStart"/>
+            <w:r>
+              <w:rPr>
+                <w:rFonts w:ascii="Times New Roman" w:hAnsi="Times New Roman"/>
+                <w:b/>
+                <w:szCs w:val="24"/>
+              </w:rPr>
+              <w:t>và</w:t>
+            </w:r>
+            <w:proofErr w:type="spellEnd"/>
+            <w:r>
+              <w:rPr>
+                <w:rFonts w:ascii="Times New Roman" w:hAnsi="Times New Roman"/>
+                <w:b/>
+                <w:szCs w:val="24"/>
+              </w:rPr>
+              <w:t xml:space="preserve"> </w:t>
+            </w:r>
+            <w:proofErr w:type="spellStart"/>
+            <w:r>
+              <w:rPr>
+                <w:rFonts w:ascii="Times New Roman" w:hAnsi="Times New Roman"/>
+                <w:b/>
+                <w:szCs w:val="24"/>
+              </w:rPr>
+              <w:t>tên</w:t>
+            </w:r>
+            <w:proofErr w:type="spellEnd"/>
+            <w:r>
+              <w:rPr>
+                <w:rFonts w:ascii="Times New Roman" w:hAnsi="Times New Roman"/>
+                <w:b/>
+                <w:szCs w:val="24"/>
+              </w:rPr>
+              <w:t xml:space="preserve"> </w:t>
+            </w:r>
+            <w:proofErr w:type="spellStart"/>
+            <w:r>
+              <w:rPr>
+                <w:rFonts w:ascii="Times New Roman" w:hAnsi="Times New Roman"/>
+                <w:b/>
+                <w:szCs w:val="24"/>
+              </w:rPr>
+              <w:t>học</w:t>
+            </w:r>
+            <w:proofErr w:type="spellEnd"/>
+            <w:r>
+              <w:rPr>
+                <w:rFonts w:ascii="Times New Roman" w:hAnsi="Times New Roman"/>
+                <w:b/>
+                <w:szCs w:val="24"/>
+              </w:rPr>
+              <w:t xml:space="preserve"> </w:t>
+            </w:r>
+            <w:proofErr w:type="spellStart"/>
+            <w:r>
+              <w:rPr>
+                <w:rFonts w:ascii="Times New Roman" w:hAnsi="Times New Roman"/>
+                <w:b/>
+                <w:szCs w:val="24"/>
+              </w:rPr>
+              <w:t>sinh</w:t>
+            </w:r>
+            <w:proofErr w:type="spellEnd"/>
             <w:r>
               <w:rPr>
                 <w:rFonts w:ascii="Times New Roman" w:hAnsi="Times New Roman"/>
@@ -497,7 +923,7 @@
         </w:tc>
         <w:tc>
           <w:tcPr>
-            <w:tcW w:w="4206" w:type="dxa"/>
+            <w:tcW w:w="4075" w:type="dxa"/>
             <w:gridSpan w:val="5"/>
           </w:tcPr>
           <w:p>
@@ -587,12 +1013,53 @@
                 <w:szCs w:val="24"/>
               </w:rPr>
             </w:pPr>
-            <w:r>
-              <w:rPr>
-                <w:rFonts w:ascii="Times New Roman" w:hAnsi="Times New Roman"/>
-                <w:szCs w:val="24"/>
-              </w:rPr>
-              <w:t>Giới tính (Nam/Nữ):</w:t>
+            <w:proofErr w:type="spellStart"/>
+            <w:r>
+              <w:rPr>
+                <w:rFonts w:ascii="Times New Roman" w:hAnsi="Times New Roman"/>
+                <w:szCs w:val="24"/>
+              </w:rPr>
+              <w:t>Giới</w:t>
+            </w:r>
+            <w:proofErr w:type="spellEnd"/>
+            <w:r>
+              <w:rPr>
+                <w:rFonts w:ascii="Times New Roman" w:hAnsi="Times New Roman"/>
+                <w:szCs w:val="24"/>
+              </w:rPr>
+              <w:t xml:space="preserve"> </w:t>
+            </w:r>
+            <w:proofErr w:type="spellStart"/>
+            <w:r>
+              <w:rPr>
+                <w:rFonts w:ascii="Times New Roman" w:hAnsi="Times New Roman"/>
+                <w:szCs w:val="24"/>
+              </w:rPr>
+              <w:t>tính</w:t>
+            </w:r>
+            <w:proofErr w:type="spellEnd"/>
+            <w:r>
+              <w:rPr>
+                <w:rFonts w:ascii="Times New Roman" w:hAnsi="Times New Roman"/>
+                <w:szCs w:val="24"/>
+              </w:rPr>
+              <w:t xml:space="preserve"> (Nam/</w:t>
+            </w:r>
+            <w:proofErr w:type="spellStart"/>
+            <w:r>
+              <w:rPr>
+                <w:rFonts w:ascii="Times New Roman" w:hAnsi="Times New Roman"/>
+                <w:szCs w:val="24"/>
+              </w:rPr>
+              <w:t>Nữ</w:t>
+            </w:r>
+            <w:proofErr w:type="spellEnd"/>
+            <w:r>
+              <w:rPr>
+                <w:rFonts w:ascii="Times New Roman" w:hAnsi="Times New Roman"/>
+                <w:szCs w:val="24"/>
+              </w:rPr>
+              <w:t>):</w:t>
             </w:r>
           </w:p>
         </w:tc>
@@ -662,7 +1129,7 @@
       <w:tr>
         <w:tc>
           <w:tcPr>
-            <w:tcW w:w="2380" w:type="dxa"/>
+            <w:tcW w:w="2511" w:type="dxa"/>
           </w:tcPr>
           <w:p>
             <w:pPr>
@@ -672,18 +1139,43 @@
                 <w:szCs w:val="24"/>
               </w:rPr>
             </w:pPr>
-            <w:r>
-              <w:rPr>
-                <w:rFonts w:ascii="Times New Roman" w:hAnsi="Times New Roman"/>
-                <w:szCs w:val="24"/>
-              </w:rPr>
-              <w:t>Ngày sinh:</w:t>
+            <w:proofErr w:type="spellStart"/>
+            <w:r>
+              <w:rPr>
+                <w:rFonts w:ascii="Times New Roman" w:hAnsi="Times New Roman"/>
+                <w:szCs w:val="24"/>
+              </w:rPr>
+              <w:t>Ngày</w:t>
+            </w:r>
+            <w:proofErr w:type="spellEnd"/>
+            <w:r>
+              <w:rPr>
+                <w:rFonts w:ascii="Times New Roman" w:hAnsi="Times New Roman"/>
+                <w:szCs w:val="24"/>
+              </w:rPr>
+              <w:t xml:space="preserve"> </w:t>
+            </w:r>
+            <w:proofErr w:type="spellStart"/>
+            <w:r>
+              <w:rPr>
+                <w:rFonts w:ascii="Times New Roman" w:hAnsi="Times New Roman"/>
+                <w:szCs w:val="24"/>
+              </w:rPr>
+              <w:t>sinh</w:t>
+            </w:r>
+            <w:proofErr w:type="spellEnd"/>
+            <w:r>
+              <w:rPr>
+                <w:rFonts w:ascii="Times New Roman" w:hAnsi="Times New Roman"/>
+                <w:szCs w:val="24"/>
+              </w:rPr>
+              <w:t>:</w:t>
             </w:r>
           </w:p>
         </w:tc>
         <w:tc>
           <w:tcPr>
-            <w:tcW w:w="1567" w:type="dxa"/>
+            <w:tcW w:w="1436" w:type="dxa"/>
             <w:gridSpan w:val="2"/>
           </w:tcPr>
           <w:p>
@@ -772,12 +1264,37 @@
                 <w:szCs w:val="24"/>
               </w:rPr>
             </w:pPr>
-            <w:r>
-              <w:rPr>
-                <w:rFonts w:ascii="Times New Roman" w:hAnsi="Times New Roman"/>
-                <w:szCs w:val="24"/>
-              </w:rPr>
-              <w:t>Dân tộc:</w:t>
+            <w:proofErr w:type="spellStart"/>
+            <w:r>
+              <w:rPr>
+                <w:rFonts w:ascii="Times New Roman" w:hAnsi="Times New Roman"/>
+                <w:szCs w:val="24"/>
+              </w:rPr>
+              <w:t>Dân</w:t>
+            </w:r>
+            <w:proofErr w:type="spellEnd"/>
+            <w:r>
+              <w:rPr>
+                <w:rFonts w:ascii="Times New Roman" w:hAnsi="Times New Roman"/>
+                <w:szCs w:val="24"/>
+              </w:rPr>
+              <w:t xml:space="preserve"> </w:t>
+            </w:r>
+            <w:proofErr w:type="spellStart"/>
+            <w:r>
+              <w:rPr>
+                <w:rFonts w:ascii="Times New Roman" w:hAnsi="Times New Roman"/>
+                <w:szCs w:val="24"/>
+              </w:rPr>
+              <w:t>tộc</w:t>
+            </w:r>
+            <w:proofErr w:type="spellEnd"/>
+            <w:r>
+              <w:rPr>
+                <w:rFonts w:ascii="Times New Roman" w:hAnsi="Times New Roman"/>
+                <w:szCs w:val="24"/>
+              </w:rPr>
+              <w:t>:</w:t>
             </w:r>
           </w:p>
         </w:tc>
@@ -857,12 +1374,53 @@
                 <w:szCs w:val="24"/>
               </w:rPr>
             </w:pPr>
-            <w:r>
-              <w:rPr>
-                <w:rFonts w:ascii="Times New Roman" w:hAnsi="Times New Roman"/>
-                <w:szCs w:val="24"/>
-              </w:rPr>
-              <w:t>Mã định danh:</w:t>
+            <w:proofErr w:type="spellStart"/>
+            <w:r>
+              <w:rPr>
+                <w:rFonts w:ascii="Times New Roman" w:hAnsi="Times New Roman"/>
+                <w:szCs w:val="24"/>
+              </w:rPr>
+              <w:t>Mã</w:t>
+            </w:r>
+            <w:proofErr w:type="spellEnd"/>
+            <w:r>
+              <w:rPr>
+                <w:rFonts w:ascii="Times New Roman" w:hAnsi="Times New Roman"/>
+                <w:szCs w:val="24"/>
+              </w:rPr>
+              <w:t xml:space="preserve"> </w:t>
+            </w:r>
+            <w:proofErr w:type="spellStart"/>
+            <w:r>
+              <w:rPr>
+                <w:rFonts w:ascii="Times New Roman" w:hAnsi="Times New Roman"/>
+                <w:szCs w:val="24"/>
+              </w:rPr>
+              <w:t>định</w:t>
+            </w:r>
+            <w:proofErr w:type="spellEnd"/>
+            <w:r>
+              <w:rPr>
+                <w:rFonts w:ascii="Times New Roman" w:hAnsi="Times New Roman"/>
+                <w:szCs w:val="24"/>
+              </w:rPr>
+              <w:t xml:space="preserve"> </w:t>
+            </w:r>
+            <w:proofErr w:type="spellStart"/>
+            <w:r>
+              <w:rPr>
+                <w:rFonts w:ascii="Times New Roman" w:hAnsi="Times New Roman"/>
+                <w:szCs w:val="24"/>
+              </w:rPr>
+              <w:t>danh</w:t>
+            </w:r>
+            <w:proofErr w:type="spellEnd"/>
+            <w:r>
+              <w:rPr>
+                <w:rFonts w:ascii="Times New Roman" w:hAnsi="Times New Roman"/>
+                <w:szCs w:val="24"/>
+              </w:rPr>
+              <w:t>:</w:t>
             </w:r>
           </w:p>
         </w:tc>
@@ -948,7 +1506,7 @@
       <w:tr>
         <w:tc>
           <w:tcPr>
-            <w:tcW w:w="2380" w:type="dxa"/>
+            <w:tcW w:w="2511" w:type="dxa"/>
           </w:tcPr>
           <w:p>
             <w:pPr>
@@ -958,18 +1516,43 @@
                 <w:szCs w:val="24"/>
               </w:rPr>
             </w:pPr>
-            <w:r>
-              <w:rPr>
-                <w:rFonts w:ascii="Times New Roman" w:hAnsi="Times New Roman"/>
-                <w:szCs w:val="24"/>
-              </w:rPr>
-              <w:t>Quốc tịch:</w:t>
+            <w:proofErr w:type="spellStart"/>
+            <w:r>
+              <w:rPr>
+                <w:rFonts w:ascii="Times New Roman" w:hAnsi="Times New Roman"/>
+                <w:szCs w:val="24"/>
+              </w:rPr>
+              <w:t>Quốc</w:t>
+            </w:r>
+            <w:proofErr w:type="spellEnd"/>
+            <w:r>
+              <w:rPr>
+                <w:rFonts w:ascii="Times New Roman" w:hAnsi="Times New Roman"/>
+                <w:szCs w:val="24"/>
+              </w:rPr>
+              <w:t xml:space="preserve"> </w:t>
+            </w:r>
+            <w:proofErr w:type="spellStart"/>
+            <w:r>
+              <w:rPr>
+                <w:rFonts w:ascii="Times New Roman" w:hAnsi="Times New Roman"/>
+                <w:szCs w:val="24"/>
+              </w:rPr>
+              <w:t>tịch</w:t>
+            </w:r>
+            <w:proofErr w:type="spellEnd"/>
+            <w:r>
+              <w:rPr>
+                <w:rFonts w:ascii="Times New Roman" w:hAnsi="Times New Roman"/>
+                <w:szCs w:val="24"/>
+              </w:rPr>
+              <w:t>:</w:t>
             </w:r>
           </w:p>
         </w:tc>
         <w:tc>
           <w:tcPr>
-            <w:tcW w:w="1567" w:type="dxa"/>
+            <w:tcW w:w="1436" w:type="dxa"/>
             <w:gridSpan w:val="2"/>
           </w:tcPr>
           <w:p>
@@ -1042,12 +1625,37 @@
                 <w:szCs w:val="24"/>
               </w:rPr>
             </w:pPr>
-            <w:r>
-              <w:rPr>
-                <w:rFonts w:ascii="Times New Roman" w:hAnsi="Times New Roman"/>
-                <w:szCs w:val="24"/>
-              </w:rPr>
-              <w:t>Tôn giáo:</w:t>
+            <w:proofErr w:type="spellStart"/>
+            <w:r>
+              <w:rPr>
+                <w:rFonts w:ascii="Times New Roman" w:hAnsi="Times New Roman"/>
+                <w:szCs w:val="24"/>
+              </w:rPr>
+              <w:t>Tôn</w:t>
+            </w:r>
+            <w:proofErr w:type="spellEnd"/>
+            <w:r>
+              <w:rPr>
+                <w:rFonts w:ascii="Times New Roman" w:hAnsi="Times New Roman"/>
+                <w:szCs w:val="24"/>
+              </w:rPr>
+              <w:t xml:space="preserve"> </w:t>
+            </w:r>
+            <w:proofErr w:type="spellStart"/>
+            <w:r>
+              <w:rPr>
+                <w:rFonts w:ascii="Times New Roman" w:hAnsi="Times New Roman"/>
+                <w:szCs w:val="24"/>
+              </w:rPr>
+              <w:t>giáo</w:t>
+            </w:r>
+            <w:proofErr w:type="spellEnd"/>
+            <w:r>
+              <w:rPr>
+                <w:rFonts w:ascii="Times New Roman" w:hAnsi="Times New Roman"/>
+                <w:szCs w:val="24"/>
+              </w:rPr>
+              <w:t>:</w:t>
             </w:r>
           </w:p>
         </w:tc>
@@ -1133,7 +1741,25 @@
                 <w:color w:val="000000"/>
                 <w:szCs w:val="24"/>
               </w:rPr>
-              <w:t>SĐT (EnetViet):</w:t>
+              <w:t>SĐT (</w:t>
+            </w:r>
+            <w:proofErr w:type="spellStart"/>
+            <w:r>
+              <w:rPr>
+                <w:rFonts w:ascii="Times New Roman" w:hAnsi="Times New Roman"/>
+                <w:color w:val="000000"/>
+                <w:szCs w:val="24"/>
+              </w:rPr>
+              <w:t>EnetViet</w:t>
+            </w:r>
+            <w:proofErr w:type="spellEnd"/>
+            <w:r>
+              <w:rPr>
+                <w:rFonts w:ascii="Times New Roman" w:hAnsi="Times New Roman"/>
+                <w:color w:val="000000"/>
+                <w:szCs w:val="24"/>
+              </w:rPr>
+              <w:t>):</w:t>
             </w:r>
           </w:p>
         </w:tc>
@@ -1203,7 +1829,7 @@
       <w:tr>
         <w:tc>
           <w:tcPr>
-            <w:tcW w:w="2380" w:type="dxa"/>
+            <w:tcW w:w="2511" w:type="dxa"/>
           </w:tcPr>
           <w:p>
             <w:pPr>
@@ -1213,18 +1839,43 @@
                 <w:szCs w:val="24"/>
               </w:rPr>
             </w:pPr>
-            <w:r>
-              <w:rPr>
-                <w:rFonts w:ascii="Times New Roman" w:hAnsi="Times New Roman"/>
-                <w:szCs w:val="24"/>
-              </w:rPr>
-              <w:t>Nơi sinh:</w:t>
+            <w:proofErr w:type="spellStart"/>
+            <w:r>
+              <w:rPr>
+                <w:rFonts w:ascii="Times New Roman" w:hAnsi="Times New Roman"/>
+                <w:szCs w:val="24"/>
+              </w:rPr>
+              <w:t>Nơi</w:t>
+            </w:r>
+            <w:proofErr w:type="spellEnd"/>
+            <w:r>
+              <w:rPr>
+                <w:rFonts w:ascii="Times New Roman" w:hAnsi="Times New Roman"/>
+                <w:szCs w:val="24"/>
+              </w:rPr>
+              <w:t xml:space="preserve"> </w:t>
+            </w:r>
+            <w:proofErr w:type="spellStart"/>
+            <w:r>
+              <w:rPr>
+                <w:rFonts w:ascii="Times New Roman" w:hAnsi="Times New Roman"/>
+                <w:szCs w:val="24"/>
+              </w:rPr>
+              <w:t>sinh</w:t>
+            </w:r>
+            <w:proofErr w:type="spellEnd"/>
+            <w:r>
+              <w:rPr>
+                <w:rFonts w:ascii="Times New Roman" w:hAnsi="Times New Roman"/>
+                <w:szCs w:val="24"/>
+              </w:rPr>
+              <w:t>:</w:t>
             </w:r>
           </w:p>
         </w:tc>
         <w:tc>
           <w:tcPr>
-            <w:tcW w:w="8391" w:type="dxa"/>
+            <w:tcW w:w="8260" w:type="dxa"/>
             <w:gridSpan w:val="8"/>
           </w:tcPr>
           <w:p>
@@ -1262,6 +1913,7 @@
               </w:rPr>
               <w:t>${</w:t>
             </w:r>
+            <w:proofErr w:type="spellStart"/>
             <w:r>
               <w:rPr>
                 <w:rFonts w:ascii="Times New Roman" w:hAnsi="Times New Roman"/>
@@ -1269,6 +1921,7 @@
               </w:rPr>
               <w:t>NoiSinh</w:t>
             </w:r>
+            <w:proofErr w:type="spellEnd"/>
             <w:r>
               <w:rPr>
                 <w:rFonts w:ascii="Times New Roman" w:hAnsi="Times New Roman"/>
@@ -1289,7 +1942,7 @@
       <w:tr>
         <w:tc>
           <w:tcPr>
-            <w:tcW w:w="2380" w:type="dxa"/>
+            <w:tcW w:w="2511" w:type="dxa"/>
           </w:tcPr>
           <w:p>
             <w:pPr>
@@ -1299,18 +1952,91 @@
                 <w:szCs w:val="24"/>
               </w:rPr>
             </w:pPr>
-            <w:r>
-              <w:rPr>
-                <w:rFonts w:ascii="Times New Roman" w:hAnsi="Times New Roman"/>
-                <w:szCs w:val="24"/>
-              </w:rPr>
-              <w:t>Nơi đăng ký khai sinh:</w:t>
+            <w:proofErr w:type="spellStart"/>
+            <w:r>
+              <w:rPr>
+                <w:rFonts w:ascii="Times New Roman" w:hAnsi="Times New Roman"/>
+                <w:szCs w:val="24"/>
+              </w:rPr>
+              <w:t>Nơi</w:t>
+            </w:r>
+            <w:proofErr w:type="spellEnd"/>
+            <w:r>
+              <w:rPr>
+                <w:rFonts w:ascii="Times New Roman" w:hAnsi="Times New Roman"/>
+                <w:szCs w:val="24"/>
+              </w:rPr>
+              <w:t xml:space="preserve"> </w:t>
+            </w:r>
+            <w:proofErr w:type="spellStart"/>
+            <w:r>
+              <w:rPr>
+                <w:rFonts w:ascii="Times New Roman" w:hAnsi="Times New Roman"/>
+                <w:szCs w:val="24"/>
+              </w:rPr>
+              <w:t>đăng</w:t>
+            </w:r>
+            <w:proofErr w:type="spellEnd"/>
+            <w:r>
+              <w:rPr>
+                <w:rFonts w:ascii="Times New Roman" w:hAnsi="Times New Roman"/>
+                <w:szCs w:val="24"/>
+              </w:rPr>
+              <w:t xml:space="preserve"> </w:t>
+            </w:r>
+            <w:proofErr w:type="spellStart"/>
+            <w:r>
+              <w:rPr>
+                <w:rFonts w:ascii="Times New Roman" w:hAnsi="Times New Roman"/>
+                <w:szCs w:val="24"/>
+              </w:rPr>
+              <w:t>ký</w:t>
+            </w:r>
+            <w:proofErr w:type="spellEnd"/>
+            <w:r>
+              <w:rPr>
+                <w:rFonts w:ascii="Times New Roman" w:hAnsi="Times New Roman"/>
+                <w:szCs w:val="24"/>
+              </w:rPr>
+              <w:t xml:space="preserve"> </w:t>
+            </w:r>
+            <w:proofErr w:type="spellStart"/>
+            <w:r>
+              <w:rPr>
+                <w:rFonts w:ascii="Times New Roman" w:hAnsi="Times New Roman"/>
+                <w:szCs w:val="24"/>
+              </w:rPr>
+              <w:t>khai</w:t>
+            </w:r>
+            <w:proofErr w:type="spellEnd"/>
+            <w:r>
+              <w:rPr>
+                <w:rFonts w:ascii="Times New Roman" w:hAnsi="Times New Roman"/>
+                <w:szCs w:val="24"/>
+              </w:rPr>
+              <w:t xml:space="preserve"> </w:t>
+            </w:r>
+            <w:proofErr w:type="spellStart"/>
+            <w:r>
+              <w:rPr>
+                <w:rFonts w:ascii="Times New Roman" w:hAnsi="Times New Roman"/>
+                <w:szCs w:val="24"/>
+              </w:rPr>
+              <w:t>sinh</w:t>
+            </w:r>
+            <w:proofErr w:type="spellEnd"/>
+            <w:r>
+              <w:rPr>
+                <w:rFonts w:ascii="Times New Roman" w:hAnsi="Times New Roman"/>
+                <w:szCs w:val="24"/>
+              </w:rPr>
+              <w:t>:</w:t>
             </w:r>
           </w:p>
         </w:tc>
         <w:tc>
           <w:tcPr>
-            <w:tcW w:w="8391" w:type="dxa"/>
+            <w:tcW w:w="8260" w:type="dxa"/>
             <w:gridSpan w:val="8"/>
           </w:tcPr>
           <w:p>
@@ -1341,6 +2067,7 @@
               </w:rPr>
               <w:fldChar w:fldCharType="separate"/>
             </w:r>
+            <w:proofErr w:type="gramStart"/>
             <w:r>
               <w:rPr>
                 <w:rFonts w:ascii="Times New Roman" w:hAnsi="Times New Roman"/>
@@ -1353,8 +2080,90 @@
                 <w:rFonts w:ascii="Times New Roman" w:hAnsi="Times New Roman"/>
                 <w:szCs w:val="24"/>
               </w:rPr>
-              <w:t>NoiDangKyKhaiSinh</w:t>
-            </w:r>
+              <w:t xml:space="preserve"> </w:t>
+            </w:r>
+            <w:proofErr w:type="spellStart"/>
+            <w:r>
+              <w:rPr>
+                <w:rFonts w:ascii="Times New Roman" w:hAnsi="Times New Roman"/>
+                <w:szCs w:val="24"/>
+              </w:rPr>
+              <w:t>NoiSinh</w:t>
+            </w:r>
+            <w:r>
+              <w:rPr>
+                <w:rFonts w:ascii="Times New Roman" w:hAnsi="Times New Roman"/>
+                <w:szCs w:val="24"/>
+              </w:rPr>
+              <w:t>Px</w:t>
+            </w:r>
+            <w:proofErr w:type="spellEnd"/>
+            <w:proofErr w:type="gramEnd"/>
+            <w:r>
+              <w:rPr>
+                <w:rFonts w:ascii="Times New Roman" w:hAnsi="Times New Roman"/>
+                <w:szCs w:val="24"/>
+              </w:rPr>
+              <w:t>}</w:t>
+            </w:r>
+            <w:r>
+              <w:rPr>
+                <w:rFonts w:ascii="Times New Roman" w:hAnsi="Times New Roman"/>
+                <w:szCs w:val="24"/>
+              </w:rPr>
+              <w:fldChar w:fldCharType="end"/>
+            </w:r>
+            <w:r>
+              <w:rPr>
+                <w:rFonts w:ascii="Times New Roman" w:hAnsi="Times New Roman"/>
+                <w:szCs w:val="24"/>
+              </w:rPr>
+              <w:t xml:space="preserve">, </w:t>
+            </w:r>
+            <w:r>
+              <w:rPr>
+                <w:rFonts w:ascii="Times New Roman" w:hAnsi="Times New Roman"/>
+                <w:szCs w:val="24"/>
+              </w:rPr>
+              <w:fldChar w:fldCharType="begin"/>
+            </w:r>
+            <w:r>
+              <w:rPr>
+                <w:rFonts w:ascii="Times New Roman" w:hAnsi="Times New Roman"/>
+                <w:szCs w:val="24"/>
+              </w:rPr>
+              <w:instrText>MERGEFIELD NoiDangKyKhaiSinh \* MERGEFORMAT</w:instrText>
+            </w:r>
+            <w:r>
+              <w:rPr>
+                <w:rFonts w:ascii="Times New Roman" w:hAnsi="Times New Roman"/>
+                <w:szCs w:val="24"/>
+              </w:rPr>
+              <w:fldChar w:fldCharType="separate"/>
+            </w:r>
+            <w:r>
+              <w:rPr>
+                <w:rFonts w:ascii="Times New Roman" w:hAnsi="Times New Roman"/>
+                <w:szCs w:val="24"/>
+              </w:rPr>
+              <w:t xml:space="preserve">${ </w:t>
+            </w:r>
+            <w:proofErr w:type="spellStart"/>
+            <w:r>
+              <w:rPr>
+                <w:rFonts w:ascii="Times New Roman" w:hAnsi="Times New Roman"/>
+                <w:szCs w:val="24"/>
+              </w:rPr>
+              <w:t>NoiSinh</w:t>
+            </w:r>
+            <w:r>
+              <w:rPr>
+                <w:rFonts w:ascii="Times New Roman" w:hAnsi="Times New Roman"/>
+                <w:szCs w:val="24"/>
+              </w:rPr>
+              <w:t>Tt</w:t>
+            </w:r>
+            <w:proofErr w:type="spellEnd"/>
             <w:r>
               <w:rPr>
                 <w:rFonts w:ascii="Times New Roman" w:hAnsi="Times New Roman"/>
@@ -1375,7 +2184,7 @@
       <w:tr>
         <w:tc>
           <w:tcPr>
-            <w:tcW w:w="2380" w:type="dxa"/>
+            <w:tcW w:w="2511" w:type="dxa"/>
           </w:tcPr>
           <w:p>
             <w:pPr>
@@ -1385,18 +2194,43 @@
                 <w:szCs w:val="24"/>
               </w:rPr>
             </w:pPr>
-            <w:r>
-              <w:rPr>
-                <w:rFonts w:ascii="Times New Roman" w:hAnsi="Times New Roman"/>
-                <w:szCs w:val="24"/>
-              </w:rPr>
-              <w:t>Quê quán:</w:t>
+            <w:proofErr w:type="spellStart"/>
+            <w:r>
+              <w:rPr>
+                <w:rFonts w:ascii="Times New Roman" w:hAnsi="Times New Roman"/>
+                <w:szCs w:val="24"/>
+              </w:rPr>
+              <w:t>Quê</w:t>
+            </w:r>
+            <w:proofErr w:type="spellEnd"/>
+            <w:r>
+              <w:rPr>
+                <w:rFonts w:ascii="Times New Roman" w:hAnsi="Times New Roman"/>
+                <w:szCs w:val="24"/>
+              </w:rPr>
+              <w:t xml:space="preserve"> </w:t>
+            </w:r>
+            <w:proofErr w:type="spellStart"/>
+            <w:r>
+              <w:rPr>
+                <w:rFonts w:ascii="Times New Roman" w:hAnsi="Times New Roman"/>
+                <w:szCs w:val="24"/>
+              </w:rPr>
+              <w:t>quán</w:t>
+            </w:r>
+            <w:proofErr w:type="spellEnd"/>
+            <w:r>
+              <w:rPr>
+                <w:rFonts w:ascii="Times New Roman" w:hAnsi="Times New Roman"/>
+                <w:szCs w:val="24"/>
+              </w:rPr>
+              <w:t>:</w:t>
             </w:r>
           </w:p>
         </w:tc>
         <w:tc>
           <w:tcPr>
-            <w:tcW w:w="8391" w:type="dxa"/>
+            <w:tcW w:w="8260" w:type="dxa"/>
             <w:gridSpan w:val="8"/>
           </w:tcPr>
           <w:p>
@@ -1461,7 +2295,7 @@
       <w:tr>
         <w:tc>
           <w:tcPr>
-            <w:tcW w:w="2380" w:type="dxa"/>
+            <w:tcW w:w="2511" w:type="dxa"/>
           </w:tcPr>
           <w:p>
             <w:pPr>
@@ -1482,23 +2316,71 @@
                 <w:b/>
                 <w:szCs w:val="24"/>
               </w:rPr>
-              <w:t>* Địa chỉ</w:t>
-            </w:r>
-            <w:r>
-              <w:rPr>
-                <w:rFonts w:ascii="Times New Roman" w:hAnsi="Times New Roman"/>
+              <w:t xml:space="preserve">* </w:t>
+            </w:r>
+            <w:proofErr w:type="spellStart"/>
+            <w:r>
+              <w:rPr>
+                <w:rFonts w:ascii="Times New Roman" w:hAnsi="Times New Roman"/>
+                <w:b/>
+                <w:szCs w:val="24"/>
+              </w:rPr>
+              <w:t>Địa</w:t>
+            </w:r>
+            <w:proofErr w:type="spellEnd"/>
+            <w:r>
+              <w:rPr>
+                <w:rFonts w:ascii="Times New Roman" w:hAnsi="Times New Roman"/>
+                <w:b/>
                 <w:szCs w:val="24"/>
               </w:rPr>
               <w:t xml:space="preserve"> </w:t>
             </w:r>
+            <w:proofErr w:type="spellStart"/>
             <w:r>
               <w:rPr>
                 <w:rFonts w:ascii="Times New Roman" w:hAnsi="Times New Roman"/>
                 <w:b/>
                 <w:szCs w:val="24"/>
               </w:rPr>
-              <w:t>thường trú</w:t>
-            </w:r>
+              <w:t>chỉ</w:t>
+            </w:r>
+            <w:proofErr w:type="spellEnd"/>
+            <w:r>
+              <w:rPr>
+                <w:rFonts w:ascii="Times New Roman" w:hAnsi="Times New Roman"/>
+                <w:szCs w:val="24"/>
+              </w:rPr>
+              <w:t xml:space="preserve"> </w:t>
+            </w:r>
+            <w:proofErr w:type="spellStart"/>
+            <w:r>
+              <w:rPr>
+                <w:rFonts w:ascii="Times New Roman" w:hAnsi="Times New Roman"/>
+                <w:b/>
+                <w:szCs w:val="24"/>
+              </w:rPr>
+              <w:t>thường</w:t>
+            </w:r>
+            <w:proofErr w:type="spellEnd"/>
+            <w:r>
+              <w:rPr>
+                <w:rFonts w:ascii="Times New Roman" w:hAnsi="Times New Roman"/>
+                <w:b/>
+                <w:szCs w:val="24"/>
+              </w:rPr>
+              <w:t xml:space="preserve"> </w:t>
+            </w:r>
+            <w:proofErr w:type="spellStart"/>
+            <w:r>
+              <w:rPr>
+                <w:rFonts w:ascii="Times New Roman" w:hAnsi="Times New Roman"/>
+                <w:b/>
+                <w:szCs w:val="24"/>
+              </w:rPr>
+              <w:t>trú</w:t>
+            </w:r>
+            <w:proofErr w:type="spellEnd"/>
             <w:r>
               <w:rPr>
                 <w:rFonts w:ascii="Times New Roman" w:hAnsi="Times New Roman"/>
@@ -1510,7 +2392,7 @@
         </w:tc>
         <w:tc>
           <w:tcPr>
-            <w:tcW w:w="1503" w:type="dxa"/>
+            <w:tcW w:w="1372" w:type="dxa"/>
           </w:tcPr>
           <w:p>
             <w:pPr>
@@ -1525,12 +2407,37 @@
                 <w:szCs w:val="24"/>
               </w:rPr>
             </w:pPr>
-            <w:r>
-              <w:rPr>
-                <w:rFonts w:ascii="Times New Roman" w:hAnsi="Times New Roman"/>
-                <w:szCs w:val="24"/>
-              </w:rPr>
-              <w:t>Số nhà:</w:t>
+            <w:proofErr w:type="spellStart"/>
+            <w:r>
+              <w:rPr>
+                <w:rFonts w:ascii="Times New Roman" w:hAnsi="Times New Roman"/>
+                <w:szCs w:val="24"/>
+              </w:rPr>
+              <w:t>Số</w:t>
+            </w:r>
+            <w:proofErr w:type="spellEnd"/>
+            <w:r>
+              <w:rPr>
+                <w:rFonts w:ascii="Times New Roman" w:hAnsi="Times New Roman"/>
+                <w:szCs w:val="24"/>
+              </w:rPr>
+              <w:t xml:space="preserve"> </w:t>
+            </w:r>
+            <w:proofErr w:type="spellStart"/>
+            <w:r>
+              <w:rPr>
+                <w:rFonts w:ascii="Times New Roman" w:hAnsi="Times New Roman"/>
+                <w:szCs w:val="24"/>
+              </w:rPr>
+              <w:t>nhà</w:t>
+            </w:r>
+            <w:proofErr w:type="spellEnd"/>
+            <w:r>
+              <w:rPr>
+                <w:rFonts w:ascii="Times New Roman" w:hAnsi="Times New Roman"/>
+                <w:szCs w:val="24"/>
+              </w:rPr>
+              <w:t>:</w:t>
             </w:r>
           </w:p>
         </w:tc>
@@ -1615,12 +2522,21 @@
                 <w:szCs w:val="24"/>
               </w:rPr>
             </w:pPr>
-            <w:r>
-              <w:rPr>
-                <w:rFonts w:ascii="Times New Roman" w:hAnsi="Times New Roman"/>
-                <w:szCs w:val="24"/>
-              </w:rPr>
-              <w:t>Đường:</w:t>
+            <w:proofErr w:type="spellStart"/>
+            <w:r>
+              <w:rPr>
+                <w:rFonts w:ascii="Times New Roman" w:hAnsi="Times New Roman"/>
+                <w:szCs w:val="24"/>
+              </w:rPr>
+              <w:t>Đường</w:t>
+            </w:r>
+            <w:proofErr w:type="spellEnd"/>
+            <w:r>
+              <w:rPr>
+                <w:rFonts w:ascii="Times New Roman" w:hAnsi="Times New Roman"/>
+                <w:szCs w:val="24"/>
+              </w:rPr>
+              <w:t>:</w:t>
             </w:r>
           </w:p>
         </w:tc>
@@ -1691,7 +2607,7 @@
       <w:tr>
         <w:tc>
           <w:tcPr>
-            <w:tcW w:w="2380" w:type="dxa"/>
+            <w:tcW w:w="2511" w:type="dxa"/>
           </w:tcPr>
           <w:p>
             <w:pPr>
@@ -1707,12 +2623,37 @@
                 <w:szCs w:val="24"/>
               </w:rPr>
             </w:pPr>
-            <w:r>
-              <w:rPr>
-                <w:rFonts w:ascii="Times New Roman" w:hAnsi="Times New Roman"/>
-                <w:szCs w:val="24"/>
-              </w:rPr>
-              <w:t xml:space="preserve">Khu phố: </w:t>
+            <w:proofErr w:type="spellStart"/>
+            <w:r>
+              <w:rPr>
+                <w:rFonts w:ascii="Times New Roman" w:hAnsi="Times New Roman"/>
+                <w:szCs w:val="24"/>
+              </w:rPr>
+              <w:t>Khu</w:t>
+            </w:r>
+            <w:proofErr w:type="spellEnd"/>
+            <w:r>
+              <w:rPr>
+                <w:rFonts w:ascii="Times New Roman" w:hAnsi="Times New Roman"/>
+                <w:szCs w:val="24"/>
+              </w:rPr>
+              <w:t xml:space="preserve"> </w:t>
+            </w:r>
+            <w:proofErr w:type="spellStart"/>
+            <w:r>
+              <w:rPr>
+                <w:rFonts w:ascii="Times New Roman" w:hAnsi="Times New Roman"/>
+                <w:szCs w:val="24"/>
+              </w:rPr>
+              <w:t>phố</w:t>
+            </w:r>
+            <w:proofErr w:type="spellEnd"/>
+            <w:r>
+              <w:rPr>
+                <w:rFonts w:ascii="Times New Roman" w:hAnsi="Times New Roman"/>
+                <w:szCs w:val="24"/>
+              </w:rPr>
+              <w:t xml:space="preserve">: </w:t>
             </w:r>
             <w:r>
               <w:rPr>
@@ -1767,7 +2708,7 @@
         </w:tc>
         <w:tc>
           <w:tcPr>
-            <w:tcW w:w="1503" w:type="dxa"/>
+            <w:tcW w:w="1372" w:type="dxa"/>
           </w:tcPr>
           <w:p>
             <w:pPr>
@@ -1782,12 +2723,37 @@
                 <w:szCs w:val="24"/>
               </w:rPr>
             </w:pPr>
-            <w:r>
-              <w:rPr>
-                <w:rFonts w:ascii="Times New Roman" w:hAnsi="Times New Roman"/>
-                <w:szCs w:val="24"/>
-              </w:rPr>
-              <w:t>Phường/xã:</w:t>
+            <w:proofErr w:type="spellStart"/>
+            <w:r>
+              <w:rPr>
+                <w:rFonts w:ascii="Times New Roman" w:hAnsi="Times New Roman"/>
+                <w:szCs w:val="24"/>
+              </w:rPr>
+              <w:t>Phường</w:t>
+            </w:r>
+            <w:proofErr w:type="spellEnd"/>
+            <w:r>
+              <w:rPr>
+                <w:rFonts w:ascii="Times New Roman" w:hAnsi="Times New Roman"/>
+                <w:szCs w:val="24"/>
+              </w:rPr>
+              <w:t>/</w:t>
+            </w:r>
+            <w:proofErr w:type="spellStart"/>
+            <w:r>
+              <w:rPr>
+                <w:rFonts w:ascii="Times New Roman" w:hAnsi="Times New Roman"/>
+                <w:szCs w:val="24"/>
+              </w:rPr>
+              <w:t>xã</w:t>
+            </w:r>
+            <w:proofErr w:type="spellEnd"/>
+            <w:r>
+              <w:rPr>
+                <w:rFonts w:ascii="Times New Roman" w:hAnsi="Times New Roman"/>
+                <w:szCs w:val="24"/>
+              </w:rPr>
+              <w:t>:</w:t>
             </w:r>
           </w:p>
         </w:tc>
@@ -1881,12 +2847,53 @@
                 <w:szCs w:val="24"/>
               </w:rPr>
             </w:pPr>
-            <w:r>
-              <w:rPr>
-                <w:rFonts w:ascii="Times New Roman" w:hAnsi="Times New Roman"/>
-                <w:szCs w:val="24"/>
-              </w:rPr>
-              <w:t>Tỉnh/thành phố:</w:t>
+            <w:proofErr w:type="spellStart"/>
+            <w:r>
+              <w:rPr>
+                <w:rFonts w:ascii="Times New Roman" w:hAnsi="Times New Roman"/>
+                <w:szCs w:val="24"/>
+              </w:rPr>
+              <w:t>Tỉnh</w:t>
+            </w:r>
+            <w:proofErr w:type="spellEnd"/>
+            <w:r>
+              <w:rPr>
+                <w:rFonts w:ascii="Times New Roman" w:hAnsi="Times New Roman"/>
+                <w:szCs w:val="24"/>
+              </w:rPr>
+              <w:t>/</w:t>
+            </w:r>
+            <w:proofErr w:type="spellStart"/>
+            <w:r>
+              <w:rPr>
+                <w:rFonts w:ascii="Times New Roman" w:hAnsi="Times New Roman"/>
+                <w:szCs w:val="24"/>
+              </w:rPr>
+              <w:t>thành</w:t>
+            </w:r>
+            <w:proofErr w:type="spellEnd"/>
+            <w:r>
+              <w:rPr>
+                <w:rFonts w:ascii="Times New Roman" w:hAnsi="Times New Roman"/>
+                <w:szCs w:val="24"/>
+              </w:rPr>
+              <w:t xml:space="preserve"> </w:t>
+            </w:r>
+            <w:proofErr w:type="spellStart"/>
+            <w:r>
+              <w:rPr>
+                <w:rFonts w:ascii="Times New Roman" w:hAnsi="Times New Roman"/>
+                <w:szCs w:val="24"/>
+              </w:rPr>
+              <w:t>phố</w:t>
+            </w:r>
+            <w:proofErr w:type="spellEnd"/>
+            <w:r>
+              <w:rPr>
+                <w:rFonts w:ascii="Times New Roman" w:hAnsi="Times New Roman"/>
+                <w:szCs w:val="24"/>
+              </w:rPr>
+              <w:t>:</w:t>
             </w:r>
           </w:p>
         </w:tc>
@@ -1963,7 +2970,7 @@
       <w:tr>
         <w:tc>
           <w:tcPr>
-            <w:tcW w:w="2380" w:type="dxa"/>
+            <w:tcW w:w="2511" w:type="dxa"/>
           </w:tcPr>
           <w:p>
             <w:pPr>
@@ -1984,13 +2991,67 @@
                 <w:b/>
                 <w:szCs w:val="24"/>
               </w:rPr>
-              <w:t>* Nơi ở hiện tại:</w:t>
+              <w:t xml:space="preserve">* </w:t>
+            </w:r>
+            <w:proofErr w:type="spellStart"/>
+            <w:r>
+              <w:rPr>
+                <w:rFonts w:ascii="Times New Roman" w:hAnsi="Times New Roman"/>
+                <w:b/>
+                <w:szCs w:val="24"/>
+              </w:rPr>
+              <w:t>Nơi</w:t>
+            </w:r>
+            <w:proofErr w:type="spellEnd"/>
+            <w:r>
+              <w:rPr>
+                <w:rFonts w:ascii="Times New Roman" w:hAnsi="Times New Roman"/>
+                <w:b/>
+                <w:szCs w:val="24"/>
+              </w:rPr>
+              <w:t xml:space="preserve"> ở </w:t>
+            </w:r>
+            <w:proofErr w:type="spellStart"/>
+            <w:r>
+              <w:rPr>
+                <w:rFonts w:ascii="Times New Roman" w:hAnsi="Times New Roman"/>
+                <w:b/>
+                <w:szCs w:val="24"/>
+              </w:rPr>
+              <w:t>hiện</w:t>
+            </w:r>
+            <w:proofErr w:type="spellEnd"/>
+            <w:r>
+              <w:rPr>
+                <w:rFonts w:ascii="Times New Roman" w:hAnsi="Times New Roman"/>
+                <w:b/>
+                <w:szCs w:val="24"/>
+              </w:rPr>
+              <w:t xml:space="preserve"> </w:t>
+            </w:r>
+            <w:proofErr w:type="spellStart"/>
+            <w:r>
+              <w:rPr>
+                <w:rFonts w:ascii="Times New Roman" w:hAnsi="Times New Roman"/>
+                <w:b/>
+                <w:szCs w:val="24"/>
+              </w:rPr>
+              <w:t>tại</w:t>
+            </w:r>
+            <w:proofErr w:type="spellEnd"/>
+            <w:r>
+              <w:rPr>
+                <w:rFonts w:ascii="Times New Roman" w:hAnsi="Times New Roman"/>
+                <w:b/>
+                <w:szCs w:val="24"/>
+              </w:rPr>
+              <w:t>:</w:t>
             </w:r>
           </w:p>
         </w:tc>
         <w:tc>
           <w:tcPr>
-            <w:tcW w:w="1503" w:type="dxa"/>
+            <w:tcW w:w="1372" w:type="dxa"/>
           </w:tcPr>
           <w:p>
             <w:pPr>
@@ -2005,12 +3066,37 @@
                 <w:szCs w:val="24"/>
               </w:rPr>
             </w:pPr>
-            <w:r>
-              <w:rPr>
-                <w:rFonts w:ascii="Times New Roman" w:hAnsi="Times New Roman"/>
-                <w:szCs w:val="24"/>
-              </w:rPr>
-              <w:t>Số nhà:</w:t>
+            <w:proofErr w:type="spellStart"/>
+            <w:r>
+              <w:rPr>
+                <w:rFonts w:ascii="Times New Roman" w:hAnsi="Times New Roman"/>
+                <w:szCs w:val="24"/>
+              </w:rPr>
+              <w:t>Số</w:t>
+            </w:r>
+            <w:proofErr w:type="spellEnd"/>
+            <w:r>
+              <w:rPr>
+                <w:rFonts w:ascii="Times New Roman" w:hAnsi="Times New Roman"/>
+                <w:szCs w:val="24"/>
+              </w:rPr>
+              <w:t xml:space="preserve"> </w:t>
+            </w:r>
+            <w:proofErr w:type="spellStart"/>
+            <w:r>
+              <w:rPr>
+                <w:rFonts w:ascii="Times New Roman" w:hAnsi="Times New Roman"/>
+                <w:szCs w:val="24"/>
+              </w:rPr>
+              <w:t>nhà</w:t>
+            </w:r>
+            <w:proofErr w:type="spellEnd"/>
+            <w:r>
+              <w:rPr>
+                <w:rFonts w:ascii="Times New Roman" w:hAnsi="Times New Roman"/>
+                <w:szCs w:val="24"/>
+              </w:rPr>
+              <w:t>:</w:t>
             </w:r>
           </w:p>
         </w:tc>
@@ -2095,12 +3181,21 @@
                 <w:szCs w:val="24"/>
               </w:rPr>
             </w:pPr>
-            <w:r>
-              <w:rPr>
-                <w:rFonts w:ascii="Times New Roman" w:hAnsi="Times New Roman"/>
-                <w:szCs w:val="24"/>
-              </w:rPr>
-              <w:t>Đường:</w:t>
+            <w:proofErr w:type="spellStart"/>
+            <w:r>
+              <w:rPr>
+                <w:rFonts w:ascii="Times New Roman" w:hAnsi="Times New Roman"/>
+                <w:szCs w:val="24"/>
+              </w:rPr>
+              <w:t>Đường</w:t>
+            </w:r>
+            <w:proofErr w:type="spellEnd"/>
+            <w:r>
+              <w:rPr>
+                <w:rFonts w:ascii="Times New Roman" w:hAnsi="Times New Roman"/>
+                <w:szCs w:val="24"/>
+              </w:rPr>
+              <w:t>:</w:t>
             </w:r>
           </w:p>
         </w:tc>
@@ -2171,7 +3266,7 @@
       <w:tr>
         <w:tc>
           <w:tcPr>
-            <w:tcW w:w="2380" w:type="dxa"/>
+            <w:tcW w:w="2511" w:type="dxa"/>
           </w:tcPr>
           <w:p>
             <w:pPr>
@@ -2187,12 +3282,37 @@
                 <w:szCs w:val="24"/>
               </w:rPr>
             </w:pPr>
-            <w:r>
-              <w:rPr>
-                <w:rFonts w:ascii="Times New Roman" w:hAnsi="Times New Roman"/>
-                <w:szCs w:val="24"/>
-              </w:rPr>
-              <w:t xml:space="preserve">Khu phố: </w:t>
+            <w:proofErr w:type="spellStart"/>
+            <w:r>
+              <w:rPr>
+                <w:rFonts w:ascii="Times New Roman" w:hAnsi="Times New Roman"/>
+                <w:szCs w:val="24"/>
+              </w:rPr>
+              <w:t>Khu</w:t>
+            </w:r>
+            <w:proofErr w:type="spellEnd"/>
+            <w:r>
+              <w:rPr>
+                <w:rFonts w:ascii="Times New Roman" w:hAnsi="Times New Roman"/>
+                <w:szCs w:val="24"/>
+              </w:rPr>
+              <w:t xml:space="preserve"> </w:t>
+            </w:r>
+            <w:proofErr w:type="spellStart"/>
+            <w:r>
+              <w:rPr>
+                <w:rFonts w:ascii="Times New Roman" w:hAnsi="Times New Roman"/>
+                <w:szCs w:val="24"/>
+              </w:rPr>
+              <w:t>phố</w:t>
+            </w:r>
+            <w:proofErr w:type="spellEnd"/>
+            <w:r>
+              <w:rPr>
+                <w:rFonts w:ascii="Times New Roman" w:hAnsi="Times New Roman"/>
+                <w:szCs w:val="24"/>
+              </w:rPr>
+              <w:t xml:space="preserve">: </w:t>
             </w:r>
             <w:r>
               <w:rPr>
@@ -2247,7 +3367,7 @@
         </w:tc>
         <w:tc>
           <w:tcPr>
-            <w:tcW w:w="1503" w:type="dxa"/>
+            <w:tcW w:w="1372" w:type="dxa"/>
           </w:tcPr>
           <w:p>
             <w:pPr>
@@ -2262,12 +3382,37 @@
                 <w:szCs w:val="24"/>
               </w:rPr>
             </w:pPr>
-            <w:r>
-              <w:rPr>
-                <w:rFonts w:ascii="Times New Roman" w:hAnsi="Times New Roman"/>
-                <w:szCs w:val="24"/>
-              </w:rPr>
-              <w:t>Phường/xã:</w:t>
+            <w:proofErr w:type="spellStart"/>
+            <w:r>
+              <w:rPr>
+                <w:rFonts w:ascii="Times New Roman" w:hAnsi="Times New Roman"/>
+                <w:szCs w:val="24"/>
+              </w:rPr>
+              <w:t>Phường</w:t>
+            </w:r>
+            <w:proofErr w:type="spellEnd"/>
+            <w:r>
+              <w:rPr>
+                <w:rFonts w:ascii="Times New Roman" w:hAnsi="Times New Roman"/>
+                <w:szCs w:val="24"/>
+              </w:rPr>
+              <w:t>/</w:t>
+            </w:r>
+            <w:proofErr w:type="spellStart"/>
+            <w:r>
+              <w:rPr>
+                <w:rFonts w:ascii="Times New Roman" w:hAnsi="Times New Roman"/>
+                <w:szCs w:val="24"/>
+              </w:rPr>
+              <w:t>xã</w:t>
+            </w:r>
+            <w:proofErr w:type="spellEnd"/>
+            <w:r>
+              <w:rPr>
+                <w:rFonts w:ascii="Times New Roman" w:hAnsi="Times New Roman"/>
+                <w:szCs w:val="24"/>
+              </w:rPr>
+              <w:t>:</w:t>
             </w:r>
           </w:p>
         </w:tc>
@@ -2361,12 +3506,53 @@
                 <w:szCs w:val="24"/>
               </w:rPr>
             </w:pPr>
-            <w:r>
-              <w:rPr>
-                <w:rFonts w:ascii="Times New Roman" w:hAnsi="Times New Roman"/>
-                <w:szCs w:val="24"/>
-              </w:rPr>
-              <w:t>Tỉnh/thành phố:</w:t>
+            <w:proofErr w:type="spellStart"/>
+            <w:r>
+              <w:rPr>
+                <w:rFonts w:ascii="Times New Roman" w:hAnsi="Times New Roman"/>
+                <w:szCs w:val="24"/>
+              </w:rPr>
+              <w:t>Tỉnh</w:t>
+            </w:r>
+            <w:proofErr w:type="spellEnd"/>
+            <w:r>
+              <w:rPr>
+                <w:rFonts w:ascii="Times New Roman" w:hAnsi="Times New Roman"/>
+                <w:szCs w:val="24"/>
+              </w:rPr>
+              <w:t>/</w:t>
+            </w:r>
+            <w:proofErr w:type="spellStart"/>
+            <w:r>
+              <w:rPr>
+                <w:rFonts w:ascii="Times New Roman" w:hAnsi="Times New Roman"/>
+                <w:szCs w:val="24"/>
+              </w:rPr>
+              <w:t>thành</w:t>
+            </w:r>
+            <w:proofErr w:type="spellEnd"/>
+            <w:r>
+              <w:rPr>
+                <w:rFonts w:ascii="Times New Roman" w:hAnsi="Times New Roman"/>
+                <w:szCs w:val="24"/>
+              </w:rPr>
+              <w:t xml:space="preserve"> </w:t>
+            </w:r>
+            <w:proofErr w:type="spellStart"/>
+            <w:r>
+              <w:rPr>
+                <w:rFonts w:ascii="Times New Roman" w:hAnsi="Times New Roman"/>
+                <w:szCs w:val="24"/>
+              </w:rPr>
+              <w:t>phố</w:t>
+            </w:r>
+            <w:proofErr w:type="spellEnd"/>
+            <w:r>
+              <w:rPr>
+                <w:rFonts w:ascii="Times New Roman" w:hAnsi="Times New Roman"/>
+                <w:szCs w:val="24"/>
+              </w:rPr>
+              <w:t>:</w:t>
             </w:r>
           </w:p>
         </w:tc>
@@ -2450,19 +3636,108 @@
           <w:szCs w:val="24"/>
         </w:rPr>
       </w:pPr>
-      <w:r>
-        <w:rPr>
-          <w:rFonts w:ascii="Times New Roman" w:hAnsi="Times New Roman"/>
-          <w:szCs w:val="24"/>
-        </w:rPr>
-        <w:t xml:space="preserve">Học sinh đang ở chung với: </w:t>
-      </w:r>
-      <w:r>
-        <w:rPr>
-          <w:rFonts w:ascii="Times New Roman" w:hAnsi="Times New Roman"/>
-          <w:szCs w:val="24"/>
-        </w:rPr>
-        <w:t xml:space="preserve"> ${OChungVoi}</w:t>
+      <w:proofErr w:type="spellStart"/>
+      <w:r>
+        <w:rPr>
+          <w:rFonts w:ascii="Times New Roman" w:hAnsi="Times New Roman"/>
+          <w:szCs w:val="24"/>
+        </w:rPr>
+        <w:t>Học</w:t>
+      </w:r>
+      <w:proofErr w:type="spellEnd"/>
+      <w:r>
+        <w:rPr>
+          <w:rFonts w:ascii="Times New Roman" w:hAnsi="Times New Roman"/>
+          <w:szCs w:val="24"/>
+        </w:rPr>
+        <w:t xml:space="preserve"> </w:t>
+      </w:r>
+      <w:proofErr w:type="spellStart"/>
+      <w:r>
+        <w:rPr>
+          <w:rFonts w:ascii="Times New Roman" w:hAnsi="Times New Roman"/>
+          <w:szCs w:val="24"/>
+        </w:rPr>
+        <w:t>sinh</w:t>
+      </w:r>
+      <w:proofErr w:type="spellEnd"/>
+      <w:r>
+        <w:rPr>
+          <w:rFonts w:ascii="Times New Roman" w:hAnsi="Times New Roman"/>
+          <w:szCs w:val="24"/>
+        </w:rPr>
+        <w:t xml:space="preserve"> </w:t>
+      </w:r>
+      <w:proofErr w:type="spellStart"/>
+      <w:r>
+        <w:rPr>
+          <w:rFonts w:ascii="Times New Roman" w:hAnsi="Times New Roman"/>
+          <w:szCs w:val="24"/>
+        </w:rPr>
+        <w:t>đang</w:t>
+      </w:r>
+      <w:proofErr w:type="spellEnd"/>
+      <w:r>
+        <w:rPr>
+          <w:rFonts w:ascii="Times New Roman" w:hAnsi="Times New Roman"/>
+          <w:szCs w:val="24"/>
+        </w:rPr>
+        <w:t xml:space="preserve"> ở </w:t>
+      </w:r>
+      <w:proofErr w:type="spellStart"/>
+      <w:r>
+        <w:rPr>
+          <w:rFonts w:ascii="Times New Roman" w:hAnsi="Times New Roman"/>
+          <w:szCs w:val="24"/>
+        </w:rPr>
+        <w:t>chung</w:t>
+      </w:r>
+      <w:proofErr w:type="spellEnd"/>
+      <w:r>
+        <w:rPr>
+          <w:rFonts w:ascii="Times New Roman" w:hAnsi="Times New Roman"/>
+          <w:szCs w:val="24"/>
+        </w:rPr>
+        <w:t xml:space="preserve"> </w:t>
+      </w:r>
+      <w:proofErr w:type="spellStart"/>
+      <w:r>
+        <w:rPr>
+          <w:rFonts w:ascii="Times New Roman" w:hAnsi="Times New Roman"/>
+          <w:szCs w:val="24"/>
+        </w:rPr>
+        <w:t>với</w:t>
+      </w:r>
+      <w:proofErr w:type="spellEnd"/>
+      <w:r>
+        <w:rPr>
+          <w:rFonts w:ascii="Times New Roman" w:hAnsi="Times New Roman"/>
+          <w:szCs w:val="24"/>
+        </w:rPr>
+        <w:t xml:space="preserve">: </w:t>
+      </w:r>
+      <w:r>
+        <w:rPr>
+          <w:rFonts w:ascii="Times New Roman" w:hAnsi="Times New Roman"/>
+          <w:szCs w:val="24"/>
+        </w:rPr>
+        <w:t xml:space="preserve"> ${</w:t>
+      </w:r>
+      <w:proofErr w:type="spellStart"/>
+      <w:r>
+        <w:rPr>
+          <w:rFonts w:ascii="Times New Roman" w:hAnsi="Times New Roman"/>
+          <w:szCs w:val="24"/>
+        </w:rPr>
+        <w:t>OChungVoi</w:t>
+      </w:r>
+      <w:proofErr w:type="spellEnd"/>
+      <w:r>
+        <w:rPr>
+          <w:rFonts w:ascii="Times New Roman" w:hAnsi="Times New Roman"/>
+          <w:szCs w:val="24"/>
+        </w:rPr>
+        <w:t>}</w:t>
       </w:r>
     </w:p>
     <w:p>
@@ -2484,26 +3759,69 @@
           <v:rect id="_x0000_s1061" style="position:absolute;left:0;text-align:left;margin-left:137.5pt;margin-top:3.3pt;width:22.45pt;height:11.2pt;z-index:251642880"/>
         </w:pict>
       </w:r>
-      <w:r>
-        <w:rPr>
-          <w:rFonts w:ascii="Times New Roman" w:hAnsi="Times New Roman"/>
-          <w:szCs w:val="24"/>
-        </w:rPr>
-        <w:t xml:space="preserve">Với người nuôi dưỡng          </w:t>
-      </w:r>
-      <w:r>
-        <w:rPr>
-          <w:rFonts w:ascii="Times New Roman" w:hAnsi="Times New Roman"/>
-          <w:szCs w:val="24"/>
-        </w:rPr>
-        <w:t xml:space="preserve"> </w:t>
-      </w:r>
-      <w:r>
-        <w:rPr>
-          <w:rFonts w:ascii="Times New Roman" w:hAnsi="Times New Roman"/>
-          <w:szCs w:val="24"/>
-        </w:rPr>
-        <w:t>(Quan hệ với HS ………………………………………</w:t>
+      <w:proofErr w:type="spellStart"/>
+      <w:r>
+        <w:rPr>
+          <w:rFonts w:ascii="Times New Roman" w:hAnsi="Times New Roman"/>
+          <w:szCs w:val="24"/>
+        </w:rPr>
+        <w:t>Với</w:t>
+      </w:r>
+      <w:proofErr w:type="spellEnd"/>
+      <w:r>
+        <w:rPr>
+          <w:rFonts w:ascii="Times New Roman" w:hAnsi="Times New Roman"/>
+          <w:szCs w:val="24"/>
+        </w:rPr>
+        <w:t xml:space="preserve"> </w:t>
+      </w:r>
+      <w:proofErr w:type="spellStart"/>
+      <w:r>
+        <w:rPr>
+          <w:rFonts w:ascii="Times New Roman" w:hAnsi="Times New Roman"/>
+          <w:szCs w:val="24"/>
+        </w:rPr>
+        <w:t>người</w:t>
+      </w:r>
+      <w:proofErr w:type="spellEnd"/>
+      <w:r>
+        <w:rPr>
+          <w:rFonts w:ascii="Times New Roman" w:hAnsi="Times New Roman"/>
+          <w:szCs w:val="24"/>
+        </w:rPr>
+        <w:t xml:space="preserve"> </w:t>
+      </w:r>
+      <w:proofErr w:type="spellStart"/>
+      <w:r>
+        <w:rPr>
+          <w:rFonts w:ascii="Times New Roman" w:hAnsi="Times New Roman"/>
+          <w:szCs w:val="24"/>
+        </w:rPr>
+        <w:t>nuôi</w:t>
+      </w:r>
+      <w:proofErr w:type="spellEnd"/>
+      <w:r>
+        <w:rPr>
+          <w:rFonts w:ascii="Times New Roman" w:hAnsi="Times New Roman"/>
+          <w:szCs w:val="24"/>
+        </w:rPr>
+        <w:t xml:space="preserve"> </w:t>
+      </w:r>
+      <w:proofErr w:type="spellStart"/>
+      <w:r>
+        <w:rPr>
+          <w:rFonts w:ascii="Times New Roman" w:hAnsi="Times New Roman"/>
+          <w:szCs w:val="24"/>
+        </w:rPr>
+        <w:t>dưỡng</w:t>
+      </w:r>
+      <w:proofErr w:type="spellEnd"/>
+      <w:r>
+        <w:rPr>
+          <w:rFonts w:ascii="Times New Roman" w:hAnsi="Times New Roman"/>
+          <w:szCs w:val="24"/>
+        </w:rPr>
+        <w:t xml:space="preserve">        </w:t>
       </w:r>
       <w:proofErr w:type="gramStart"/>
       <w:r>
@@ -2511,7 +3829,21 @@
           <w:rFonts w:ascii="Times New Roman" w:hAnsi="Times New Roman"/>
           <w:szCs w:val="24"/>
         </w:rPr>
-        <w:t>…..</w:t>
+        <w:t xml:space="preserve">  </w:t>
+      </w:r>
+      <w:r>
+        <w:rPr>
+          <w:rFonts w:ascii="Times New Roman" w:hAnsi="Times New Roman"/>
+          <w:szCs w:val="24"/>
+        </w:rPr>
+        <w:t xml:space="preserve"> </w:t>
+      </w:r>
+      <w:r>
+        <w:rPr>
+          <w:rFonts w:ascii="Times New Roman" w:hAnsi="Times New Roman"/>
+          <w:szCs w:val="24"/>
+        </w:rPr>
+        <w:t>(</w:t>
       </w:r>
       <w:proofErr w:type="gramEnd"/>
       <w:r>
@@ -2519,7 +3851,39 @@
           <w:rFonts w:ascii="Times New Roman" w:hAnsi="Times New Roman"/>
           <w:szCs w:val="24"/>
         </w:rPr>
-        <w:t>)</w:t>
+        <w:t xml:space="preserve">Quan </w:t>
+      </w:r>
+      <w:proofErr w:type="spellStart"/>
+      <w:r>
+        <w:rPr>
+          <w:rFonts w:ascii="Times New Roman" w:hAnsi="Times New Roman"/>
+          <w:szCs w:val="24"/>
+        </w:rPr>
+        <w:t>hệ</w:t>
+      </w:r>
+      <w:proofErr w:type="spellEnd"/>
+      <w:r>
+        <w:rPr>
+          <w:rFonts w:ascii="Times New Roman" w:hAnsi="Times New Roman"/>
+          <w:szCs w:val="24"/>
+        </w:rPr>
+        <w:t xml:space="preserve"> </w:t>
+      </w:r>
+      <w:proofErr w:type="spellStart"/>
+      <w:r>
+        <w:rPr>
+          <w:rFonts w:ascii="Times New Roman" w:hAnsi="Times New Roman"/>
+          <w:szCs w:val="24"/>
+        </w:rPr>
+        <w:t>với</w:t>
+      </w:r>
+      <w:proofErr w:type="spellEnd"/>
+      <w:r>
+        <w:rPr>
+          <w:rFonts w:ascii="Times New Roman" w:hAnsi="Times New Roman"/>
+          <w:szCs w:val="24"/>
+        </w:rPr>
+        <w:t xml:space="preserve"> HS …………………………………………..)</w:t>
       </w:r>
     </w:p>
     <w:p>
@@ -2531,41 +3895,182 @@
           <w:szCs w:val="24"/>
         </w:rPr>
       </w:pPr>
-      <w:r>
-        <w:rPr>
-          <w:rFonts w:ascii="Times New Roman" w:hAnsi="Times New Roman"/>
-          <w:szCs w:val="24"/>
-        </w:rPr>
-        <w:t xml:space="preserve">Học sinh là con thứ </w:t>
-      </w:r>
-      <w:r>
-        <w:rPr>
-          <w:rFonts w:ascii="Times New Roman" w:hAnsi="Times New Roman"/>
-          <w:szCs w:val="24"/>
-        </w:rPr>
-        <w:t xml:space="preserve">${ConThu} </w:t>
-      </w:r>
-      <w:r>
-        <w:rPr>
-          <w:rFonts w:ascii="Times New Roman" w:hAnsi="Times New Roman"/>
-          <w:szCs w:val="24"/>
-        </w:rPr>
-        <w:t>trong số</w:t>
-      </w:r>
-      <w:r>
-        <w:rPr>
-          <w:rFonts w:ascii="Times New Roman" w:hAnsi="Times New Roman"/>
-          <w:szCs w:val="24"/>
-        </w:rPr>
-        <w:t xml:space="preserve"> ${TSAnhChiEm}  </w:t>
-      </w:r>
-      <w:r>
-        <w:rPr>
-          <w:rFonts w:ascii="Times New Roman" w:hAnsi="Times New Roman"/>
-          <w:szCs w:val="24"/>
-        </w:rPr>
-        <w:t>anh, chị em</w:t>
-      </w:r>
+      <w:proofErr w:type="spellStart"/>
+      <w:r>
+        <w:rPr>
+          <w:rFonts w:ascii="Times New Roman" w:hAnsi="Times New Roman"/>
+          <w:szCs w:val="24"/>
+        </w:rPr>
+        <w:t>Học</w:t>
+      </w:r>
+      <w:proofErr w:type="spellEnd"/>
+      <w:r>
+        <w:rPr>
+          <w:rFonts w:ascii="Times New Roman" w:hAnsi="Times New Roman"/>
+          <w:szCs w:val="24"/>
+        </w:rPr>
+        <w:t xml:space="preserve"> </w:t>
+      </w:r>
+      <w:proofErr w:type="spellStart"/>
+      <w:r>
+        <w:rPr>
+          <w:rFonts w:ascii="Times New Roman" w:hAnsi="Times New Roman"/>
+          <w:szCs w:val="24"/>
+        </w:rPr>
+        <w:t>sinh</w:t>
+      </w:r>
+      <w:proofErr w:type="spellEnd"/>
+      <w:r>
+        <w:rPr>
+          <w:rFonts w:ascii="Times New Roman" w:hAnsi="Times New Roman"/>
+          <w:szCs w:val="24"/>
+        </w:rPr>
+        <w:t xml:space="preserve"> </w:t>
+      </w:r>
+      <w:proofErr w:type="spellStart"/>
+      <w:r>
+        <w:rPr>
+          <w:rFonts w:ascii="Times New Roman" w:hAnsi="Times New Roman"/>
+          <w:szCs w:val="24"/>
+        </w:rPr>
+        <w:t>là</w:t>
+      </w:r>
+      <w:proofErr w:type="spellEnd"/>
+      <w:r>
+        <w:rPr>
+          <w:rFonts w:ascii="Times New Roman" w:hAnsi="Times New Roman"/>
+          <w:szCs w:val="24"/>
+        </w:rPr>
+        <w:t xml:space="preserve"> con </w:t>
+      </w:r>
+      <w:proofErr w:type="spellStart"/>
+      <w:r>
+        <w:rPr>
+          <w:rFonts w:ascii="Times New Roman" w:hAnsi="Times New Roman"/>
+          <w:szCs w:val="24"/>
+        </w:rPr>
+        <w:t>thứ</w:t>
+      </w:r>
+      <w:proofErr w:type="spellEnd"/>
+      <w:r>
+        <w:rPr>
+          <w:rFonts w:ascii="Times New Roman" w:hAnsi="Times New Roman"/>
+          <w:szCs w:val="24"/>
+        </w:rPr>
+        <w:t xml:space="preserve"> </w:t>
+      </w:r>
+      <w:r>
+        <w:rPr>
+          <w:rFonts w:ascii="Times New Roman" w:hAnsi="Times New Roman"/>
+          <w:szCs w:val="24"/>
+        </w:rPr>
+        <w:t>${</w:t>
+      </w:r>
+      <w:proofErr w:type="spellStart"/>
+      <w:r>
+        <w:rPr>
+          <w:rFonts w:ascii="Times New Roman" w:hAnsi="Times New Roman"/>
+          <w:szCs w:val="24"/>
+        </w:rPr>
+        <w:t>ConThu</w:t>
+      </w:r>
+      <w:proofErr w:type="spellEnd"/>
+      <w:r>
+        <w:rPr>
+          <w:rFonts w:ascii="Times New Roman" w:hAnsi="Times New Roman"/>
+          <w:szCs w:val="24"/>
+        </w:rPr>
+        <w:t xml:space="preserve">} </w:t>
+      </w:r>
+      <w:proofErr w:type="spellStart"/>
+      <w:r>
+        <w:rPr>
+          <w:rFonts w:ascii="Times New Roman" w:hAnsi="Times New Roman"/>
+          <w:szCs w:val="24"/>
+        </w:rPr>
+        <w:t>trong</w:t>
+      </w:r>
+      <w:proofErr w:type="spellEnd"/>
+      <w:r>
+        <w:rPr>
+          <w:rFonts w:ascii="Times New Roman" w:hAnsi="Times New Roman"/>
+          <w:szCs w:val="24"/>
+        </w:rPr>
+        <w:t xml:space="preserve"> </w:t>
+      </w:r>
+      <w:proofErr w:type="spellStart"/>
+      <w:r>
+        <w:rPr>
+          <w:rFonts w:ascii="Times New Roman" w:hAnsi="Times New Roman"/>
+          <w:szCs w:val="24"/>
+        </w:rPr>
+        <w:t>số</w:t>
+      </w:r>
+      <w:proofErr w:type="spellEnd"/>
+      <w:r>
+        <w:rPr>
+          <w:rFonts w:ascii="Times New Roman" w:hAnsi="Times New Roman"/>
+          <w:szCs w:val="24"/>
+        </w:rPr>
+        <w:t xml:space="preserve"> ${</w:t>
+      </w:r>
+      <w:proofErr w:type="spellStart"/>
+      <w:r>
+        <w:rPr>
+          <w:rFonts w:ascii="Times New Roman" w:hAnsi="Times New Roman"/>
+          <w:szCs w:val="24"/>
+        </w:rPr>
+        <w:t>TSAnhChiEm</w:t>
+      </w:r>
+      <w:proofErr w:type="spellEnd"/>
+      <w:r>
+        <w:rPr>
+          <w:rFonts w:ascii="Times New Roman" w:hAnsi="Times New Roman"/>
+          <w:szCs w:val="24"/>
+        </w:rPr>
+        <w:t xml:space="preserve">}  </w:t>
+      </w:r>
+      <w:proofErr w:type="spellStart"/>
+      <w:r>
+        <w:rPr>
+          <w:rFonts w:ascii="Times New Roman" w:hAnsi="Times New Roman"/>
+          <w:szCs w:val="24"/>
+        </w:rPr>
+        <w:t>anh</w:t>
+      </w:r>
+      <w:proofErr w:type="spellEnd"/>
+      <w:r>
+        <w:rPr>
+          <w:rFonts w:ascii="Times New Roman" w:hAnsi="Times New Roman"/>
+          <w:szCs w:val="24"/>
+        </w:rPr>
+        <w:t xml:space="preserve">, </w:t>
+      </w:r>
+      <w:proofErr w:type="spellStart"/>
+      <w:r>
+        <w:rPr>
+          <w:rFonts w:ascii="Times New Roman" w:hAnsi="Times New Roman"/>
+          <w:szCs w:val="24"/>
+        </w:rPr>
+        <w:t>chị</w:t>
+      </w:r>
+      <w:proofErr w:type="spellEnd"/>
+      <w:r>
+        <w:rPr>
+          <w:rFonts w:ascii="Times New Roman" w:hAnsi="Times New Roman"/>
+          <w:szCs w:val="24"/>
+        </w:rPr>
+        <w:t xml:space="preserve"> </w:t>
+      </w:r>
+      <w:proofErr w:type="spellStart"/>
+      <w:r>
+        <w:rPr>
+          <w:rFonts w:ascii="Times New Roman" w:hAnsi="Times New Roman"/>
+          <w:szCs w:val="24"/>
+        </w:rPr>
+        <w:t>em</w:t>
+      </w:r>
+      <w:proofErr w:type="spellEnd"/>
     </w:p>
     <w:tbl>
       <w:tblPr>
@@ -2603,12 +4108,117 @@
                 <w:szCs w:val="24"/>
               </w:rPr>
             </w:pPr>
-            <w:r>
-              <w:rPr>
-                <w:rFonts w:ascii="Times New Roman" w:hAnsi="Times New Roman"/>
-                <w:szCs w:val="24"/>
-              </w:rPr>
-              <w:t xml:space="preserve">Đã hoàn thành chương trình lớp Lá               </w:t>
+            <w:proofErr w:type="spellStart"/>
+            <w:r>
+              <w:rPr>
+                <w:rFonts w:ascii="Times New Roman" w:hAnsi="Times New Roman"/>
+                <w:szCs w:val="24"/>
+              </w:rPr>
+              <w:t>Đã</w:t>
+            </w:r>
+            <w:proofErr w:type="spellEnd"/>
+            <w:r>
+              <w:rPr>
+                <w:rFonts w:ascii="Times New Roman" w:hAnsi="Times New Roman"/>
+                <w:szCs w:val="24"/>
+              </w:rPr>
+              <w:t xml:space="preserve"> </w:t>
+            </w:r>
+            <w:proofErr w:type="spellStart"/>
+            <w:r>
+              <w:rPr>
+                <w:rFonts w:ascii="Times New Roman" w:hAnsi="Times New Roman"/>
+                <w:szCs w:val="24"/>
+              </w:rPr>
+              <w:t>hoàn</w:t>
+            </w:r>
+            <w:proofErr w:type="spellEnd"/>
+            <w:r>
+              <w:rPr>
+                <w:rFonts w:ascii="Times New Roman" w:hAnsi="Times New Roman"/>
+                <w:szCs w:val="24"/>
+              </w:rPr>
+              <w:t xml:space="preserve"> </w:t>
+            </w:r>
+            <w:proofErr w:type="spellStart"/>
+            <w:r>
+              <w:rPr>
+                <w:rFonts w:ascii="Times New Roman" w:hAnsi="Times New Roman"/>
+                <w:szCs w:val="24"/>
+              </w:rPr>
+              <w:t>thành</w:t>
+            </w:r>
+            <w:proofErr w:type="spellEnd"/>
+            <w:r>
+              <w:rPr>
+                <w:rFonts w:ascii="Times New Roman" w:hAnsi="Times New Roman"/>
+                <w:szCs w:val="24"/>
+              </w:rPr>
+              <w:t xml:space="preserve"> </w:t>
+            </w:r>
+            <w:proofErr w:type="spellStart"/>
+            <w:r>
+              <w:rPr>
+                <w:rFonts w:ascii="Times New Roman" w:hAnsi="Times New Roman"/>
+                <w:szCs w:val="24"/>
+              </w:rPr>
+              <w:t>chương</w:t>
+            </w:r>
+            <w:proofErr w:type="spellEnd"/>
+            <w:r>
+              <w:rPr>
+                <w:rFonts w:ascii="Times New Roman" w:hAnsi="Times New Roman"/>
+                <w:szCs w:val="24"/>
+              </w:rPr>
+              <w:t xml:space="preserve"> </w:t>
+            </w:r>
+            <w:proofErr w:type="spellStart"/>
+            <w:r>
+              <w:rPr>
+                <w:rFonts w:ascii="Times New Roman" w:hAnsi="Times New Roman"/>
+                <w:szCs w:val="24"/>
+              </w:rPr>
+              <w:t>trình</w:t>
+            </w:r>
+            <w:proofErr w:type="spellEnd"/>
+            <w:r>
+              <w:rPr>
+                <w:rFonts w:ascii="Times New Roman" w:hAnsi="Times New Roman"/>
+                <w:szCs w:val="24"/>
+              </w:rPr>
+              <w:t xml:space="preserve"> </w:t>
+            </w:r>
+            <w:proofErr w:type="spellStart"/>
+            <w:r>
+              <w:rPr>
+                <w:rFonts w:ascii="Times New Roman" w:hAnsi="Times New Roman"/>
+                <w:szCs w:val="24"/>
+              </w:rPr>
+              <w:t>lớp</w:t>
+            </w:r>
+            <w:proofErr w:type="spellEnd"/>
+            <w:r>
+              <w:rPr>
+                <w:rFonts w:ascii="Times New Roman" w:hAnsi="Times New Roman"/>
+                <w:szCs w:val="24"/>
+              </w:rPr>
+              <w:t xml:space="preserve"> </w:t>
+            </w:r>
+            <w:proofErr w:type="spellStart"/>
+            <w:r>
+              <w:rPr>
+                <w:rFonts w:ascii="Times New Roman" w:hAnsi="Times New Roman"/>
+                <w:szCs w:val="24"/>
+              </w:rPr>
+              <w:t>Lá</w:t>
+            </w:r>
+            <w:proofErr w:type="spellEnd"/>
+            <w:r>
+              <w:rPr>
+                <w:rFonts w:ascii="Times New Roman" w:hAnsi="Times New Roman"/>
+                <w:szCs w:val="24"/>
+              </w:rPr>
+              <w:t xml:space="preserve">               </w:t>
             </w:r>
           </w:p>
         </w:tc>
@@ -2689,12 +4299,53 @@
                 <w:szCs w:val="24"/>
               </w:rPr>
             </w:pPr>
-            <w:r>
-              <w:rPr>
-                <w:rFonts w:ascii="Times New Roman" w:hAnsi="Times New Roman"/>
-                <w:szCs w:val="24"/>
-              </w:rPr>
-              <w:t>Tại trường Mầm non</w:t>
+            <w:proofErr w:type="spellStart"/>
+            <w:r>
+              <w:rPr>
+                <w:rFonts w:ascii="Times New Roman" w:hAnsi="Times New Roman"/>
+                <w:szCs w:val="24"/>
+              </w:rPr>
+              <w:t>Tại</w:t>
+            </w:r>
+            <w:proofErr w:type="spellEnd"/>
+            <w:r>
+              <w:rPr>
+                <w:rFonts w:ascii="Times New Roman" w:hAnsi="Times New Roman"/>
+                <w:szCs w:val="24"/>
+              </w:rPr>
+              <w:t xml:space="preserve"> </w:t>
+            </w:r>
+            <w:proofErr w:type="spellStart"/>
+            <w:r>
+              <w:rPr>
+                <w:rFonts w:ascii="Times New Roman" w:hAnsi="Times New Roman"/>
+                <w:szCs w:val="24"/>
+              </w:rPr>
+              <w:t>trường</w:t>
+            </w:r>
+            <w:proofErr w:type="spellEnd"/>
+            <w:r>
+              <w:rPr>
+                <w:rFonts w:ascii="Times New Roman" w:hAnsi="Times New Roman"/>
+                <w:szCs w:val="24"/>
+              </w:rPr>
+              <w:t xml:space="preserve"> </w:t>
+            </w:r>
+            <w:proofErr w:type="spellStart"/>
+            <w:r>
+              <w:rPr>
+                <w:rFonts w:ascii="Times New Roman" w:hAnsi="Times New Roman"/>
+                <w:szCs w:val="24"/>
+              </w:rPr>
+              <w:t>Mầm</w:t>
+            </w:r>
+            <w:proofErr w:type="spellEnd"/>
+            <w:r>
+              <w:rPr>
+                <w:rFonts w:ascii="Times New Roman" w:hAnsi="Times New Roman"/>
+                <w:szCs w:val="24"/>
+              </w:rPr>
+              <w:t xml:space="preserve"> non</w:t>
             </w:r>
             <w:r>
               <w:rPr>
@@ -2715,7 +4366,23 @@
                 <w:rFonts w:ascii="Times New Roman" w:hAnsi="Times New Roman"/>
                 <w:szCs w:val="24"/>
               </w:rPr>
-              <w:t>${TruongMamNon}</w:t>
+              <w:t>${</w:t>
+            </w:r>
+            <w:proofErr w:type="spellStart"/>
+            <w:r>
+              <w:rPr>
+                <w:rFonts w:ascii="Times New Roman" w:hAnsi="Times New Roman"/>
+                <w:szCs w:val="24"/>
+              </w:rPr>
+              <w:t>TruongMamNon</w:t>
+            </w:r>
+            <w:proofErr w:type="spellEnd"/>
+            <w:r>
+              <w:rPr>
+                <w:rFonts w:ascii="Times New Roman" w:hAnsi="Times New Roman"/>
+                <w:szCs w:val="24"/>
+              </w:rPr>
+              <w:t>}</w:t>
             </w:r>
           </w:p>
           <w:p>
@@ -2779,20 +4446,174 @@
         </w:rPr>
         <w:t xml:space="preserve">* </w:t>
       </w:r>
-      <w:r>
-        <w:rPr>
-          <w:rFonts w:ascii="Times New Roman" w:hAnsi="Times New Roman"/>
-          <w:b/>
-          <w:szCs w:val="24"/>
-        </w:rPr>
-        <w:t>Khả năng của học sinh</w:t>
-      </w:r>
-      <w:r>
-        <w:rPr>
-          <w:rFonts w:ascii="Times New Roman" w:hAnsi="Times New Roman"/>
-          <w:szCs w:val="24"/>
-        </w:rPr>
-        <w:t xml:space="preserve">:    - Mạnh dạn tự tin               - Biết bơi </w:t>
+      <w:proofErr w:type="spellStart"/>
+      <w:r>
+        <w:rPr>
+          <w:rFonts w:ascii="Times New Roman" w:hAnsi="Times New Roman"/>
+          <w:b/>
+          <w:szCs w:val="24"/>
+        </w:rPr>
+        <w:t>Khả</w:t>
+      </w:r>
+      <w:proofErr w:type="spellEnd"/>
+      <w:r>
+        <w:rPr>
+          <w:rFonts w:ascii="Times New Roman" w:hAnsi="Times New Roman"/>
+          <w:b/>
+          <w:szCs w:val="24"/>
+        </w:rPr>
+        <w:t xml:space="preserve"> </w:t>
+      </w:r>
+      <w:proofErr w:type="spellStart"/>
+      <w:r>
+        <w:rPr>
+          <w:rFonts w:ascii="Times New Roman" w:hAnsi="Times New Roman"/>
+          <w:b/>
+          <w:szCs w:val="24"/>
+        </w:rPr>
+        <w:t>năng</w:t>
+      </w:r>
+      <w:proofErr w:type="spellEnd"/>
+      <w:r>
+        <w:rPr>
+          <w:rFonts w:ascii="Times New Roman" w:hAnsi="Times New Roman"/>
+          <w:b/>
+          <w:szCs w:val="24"/>
+        </w:rPr>
+        <w:t xml:space="preserve"> </w:t>
+      </w:r>
+      <w:proofErr w:type="spellStart"/>
+      <w:r>
+        <w:rPr>
+          <w:rFonts w:ascii="Times New Roman" w:hAnsi="Times New Roman"/>
+          <w:b/>
+          <w:szCs w:val="24"/>
+        </w:rPr>
+        <w:t>của</w:t>
+      </w:r>
+      <w:proofErr w:type="spellEnd"/>
+      <w:r>
+        <w:rPr>
+          <w:rFonts w:ascii="Times New Roman" w:hAnsi="Times New Roman"/>
+          <w:b/>
+          <w:szCs w:val="24"/>
+        </w:rPr>
+        <w:t xml:space="preserve"> </w:t>
+      </w:r>
+      <w:proofErr w:type="spellStart"/>
+      <w:r>
+        <w:rPr>
+          <w:rFonts w:ascii="Times New Roman" w:hAnsi="Times New Roman"/>
+          <w:b/>
+          <w:szCs w:val="24"/>
+        </w:rPr>
+        <w:t>học</w:t>
+      </w:r>
+      <w:proofErr w:type="spellEnd"/>
+      <w:r>
+        <w:rPr>
+          <w:rFonts w:ascii="Times New Roman" w:hAnsi="Times New Roman"/>
+          <w:b/>
+          <w:szCs w:val="24"/>
+        </w:rPr>
+        <w:t xml:space="preserve"> </w:t>
+      </w:r>
+      <w:proofErr w:type="spellStart"/>
+      <w:r>
+        <w:rPr>
+          <w:rFonts w:ascii="Times New Roman" w:hAnsi="Times New Roman"/>
+          <w:b/>
+          <w:szCs w:val="24"/>
+        </w:rPr>
+        <w:t>sinh</w:t>
+      </w:r>
+      <w:proofErr w:type="spellEnd"/>
+      <w:r>
+        <w:rPr>
+          <w:rFonts w:ascii="Times New Roman" w:hAnsi="Times New Roman"/>
+          <w:szCs w:val="24"/>
+        </w:rPr>
+        <w:t xml:space="preserve">:    - </w:t>
+      </w:r>
+      <w:proofErr w:type="spellStart"/>
+      <w:r>
+        <w:rPr>
+          <w:rFonts w:ascii="Times New Roman" w:hAnsi="Times New Roman"/>
+          <w:szCs w:val="24"/>
+        </w:rPr>
+        <w:t>Mạnh</w:t>
+      </w:r>
+      <w:proofErr w:type="spellEnd"/>
+      <w:r>
+        <w:rPr>
+          <w:rFonts w:ascii="Times New Roman" w:hAnsi="Times New Roman"/>
+          <w:szCs w:val="24"/>
+        </w:rPr>
+        <w:t xml:space="preserve"> </w:t>
+      </w:r>
+      <w:proofErr w:type="spellStart"/>
+      <w:r>
+        <w:rPr>
+          <w:rFonts w:ascii="Times New Roman" w:hAnsi="Times New Roman"/>
+          <w:szCs w:val="24"/>
+        </w:rPr>
+        <w:t>dạn</w:t>
+      </w:r>
+      <w:proofErr w:type="spellEnd"/>
+      <w:r>
+        <w:rPr>
+          <w:rFonts w:ascii="Times New Roman" w:hAnsi="Times New Roman"/>
+          <w:szCs w:val="24"/>
+        </w:rPr>
+        <w:t xml:space="preserve"> </w:t>
+      </w:r>
+      <w:proofErr w:type="spellStart"/>
+      <w:r>
+        <w:rPr>
+          <w:rFonts w:ascii="Times New Roman" w:hAnsi="Times New Roman"/>
+          <w:szCs w:val="24"/>
+        </w:rPr>
+        <w:t>tự</w:t>
+      </w:r>
+      <w:proofErr w:type="spellEnd"/>
+      <w:r>
+        <w:rPr>
+          <w:rFonts w:ascii="Times New Roman" w:hAnsi="Times New Roman"/>
+          <w:szCs w:val="24"/>
+        </w:rPr>
+        <w:t xml:space="preserve"> tin               - </w:t>
+      </w:r>
+      <w:proofErr w:type="spellStart"/>
+      <w:r>
+        <w:rPr>
+          <w:rFonts w:ascii="Times New Roman" w:hAnsi="Times New Roman"/>
+          <w:szCs w:val="24"/>
+        </w:rPr>
+        <w:t>Biết</w:t>
+      </w:r>
+      <w:proofErr w:type="spellEnd"/>
+      <w:r>
+        <w:rPr>
+          <w:rFonts w:ascii="Times New Roman" w:hAnsi="Times New Roman"/>
+          <w:szCs w:val="24"/>
+        </w:rPr>
+        <w:t xml:space="preserve"> </w:t>
+      </w:r>
+      <w:proofErr w:type="spellStart"/>
+      <w:r>
+        <w:rPr>
+          <w:rFonts w:ascii="Times New Roman" w:hAnsi="Times New Roman"/>
+          <w:szCs w:val="24"/>
+        </w:rPr>
+        <w:t>bơi</w:t>
+      </w:r>
+      <w:proofErr w:type="spellEnd"/>
+      <w:r>
+        <w:rPr>
+          <w:rFonts w:ascii="Times New Roman" w:hAnsi="Times New Roman"/>
+          <w:szCs w:val="24"/>
+        </w:rPr>
+        <w:t xml:space="preserve"> </w:t>
       </w:r>
     </w:p>
     <w:p>
@@ -2829,35 +4650,243 @@
           <w:rFonts w:ascii="Times New Roman" w:hAnsi="Times New Roman"/>
           <w:szCs w:val="24"/>
         </w:rPr>
-        <w:t xml:space="preserve">- Đã biết đọc, biết viết          </w:t>
-      </w:r>
-      <w:r>
-        <w:rPr>
-          <w:rFonts w:ascii="Times New Roman" w:hAnsi="Times New Roman"/>
-          <w:szCs w:val="24"/>
-        </w:rPr>
-        <w:t xml:space="preserve"> </w:t>
-      </w:r>
-      <w:r>
-        <w:rPr>
-          <w:rFonts w:ascii="Times New Roman" w:hAnsi="Times New Roman"/>
-          <w:szCs w:val="24"/>
-        </w:rPr>
-        <w:t xml:space="preserve">- Biết đàn, biết hát             </w:t>
-      </w:r>
-      <w:r>
-        <w:rPr>
-          <w:rFonts w:ascii="Times New Roman" w:hAnsi="Times New Roman"/>
-          <w:szCs w:val="24"/>
-        </w:rPr>
-        <w:t xml:space="preserve"> </w:t>
-      </w:r>
-      <w:r>
-        <w:rPr>
-          <w:rFonts w:ascii="Times New Roman" w:hAnsi="Times New Roman"/>
-          <w:szCs w:val="24"/>
-        </w:rPr>
-        <w:t xml:space="preserve">- Phát âm rõ ràng </w:t>
+        <w:t xml:space="preserve">- </w:t>
+      </w:r>
+      <w:proofErr w:type="spellStart"/>
+      <w:r>
+        <w:rPr>
+          <w:rFonts w:ascii="Times New Roman" w:hAnsi="Times New Roman"/>
+          <w:szCs w:val="24"/>
+        </w:rPr>
+        <w:t>Đã</w:t>
+      </w:r>
+      <w:proofErr w:type="spellEnd"/>
+      <w:r>
+        <w:rPr>
+          <w:rFonts w:ascii="Times New Roman" w:hAnsi="Times New Roman"/>
+          <w:szCs w:val="24"/>
+        </w:rPr>
+        <w:t xml:space="preserve"> </w:t>
+      </w:r>
+      <w:proofErr w:type="spellStart"/>
+      <w:r>
+        <w:rPr>
+          <w:rFonts w:ascii="Times New Roman" w:hAnsi="Times New Roman"/>
+          <w:szCs w:val="24"/>
+        </w:rPr>
+        <w:t>biết</w:t>
+      </w:r>
+      <w:proofErr w:type="spellEnd"/>
+      <w:r>
+        <w:rPr>
+          <w:rFonts w:ascii="Times New Roman" w:hAnsi="Times New Roman"/>
+          <w:szCs w:val="24"/>
+        </w:rPr>
+        <w:t xml:space="preserve"> </w:t>
+      </w:r>
+      <w:proofErr w:type="spellStart"/>
+      <w:r>
+        <w:rPr>
+          <w:rFonts w:ascii="Times New Roman" w:hAnsi="Times New Roman"/>
+          <w:szCs w:val="24"/>
+        </w:rPr>
+        <w:t>đọc</w:t>
+      </w:r>
+      <w:proofErr w:type="spellEnd"/>
+      <w:r>
+        <w:rPr>
+          <w:rFonts w:ascii="Times New Roman" w:hAnsi="Times New Roman"/>
+          <w:szCs w:val="24"/>
+        </w:rPr>
+        <w:t xml:space="preserve">, </w:t>
+      </w:r>
+      <w:proofErr w:type="spellStart"/>
+      <w:r>
+        <w:rPr>
+          <w:rFonts w:ascii="Times New Roman" w:hAnsi="Times New Roman"/>
+          <w:szCs w:val="24"/>
+        </w:rPr>
+        <w:t>biết</w:t>
+      </w:r>
+      <w:proofErr w:type="spellEnd"/>
+      <w:r>
+        <w:rPr>
+          <w:rFonts w:ascii="Times New Roman" w:hAnsi="Times New Roman"/>
+          <w:szCs w:val="24"/>
+        </w:rPr>
+        <w:t xml:space="preserve"> </w:t>
+      </w:r>
+      <w:proofErr w:type="spellStart"/>
+      <w:r>
+        <w:rPr>
+          <w:rFonts w:ascii="Times New Roman" w:hAnsi="Times New Roman"/>
+          <w:szCs w:val="24"/>
+        </w:rPr>
+        <w:t>viết</w:t>
+      </w:r>
+      <w:proofErr w:type="spellEnd"/>
+      <w:r>
+        <w:rPr>
+          <w:rFonts w:ascii="Times New Roman" w:hAnsi="Times New Roman"/>
+          <w:szCs w:val="24"/>
+        </w:rPr>
+        <w:t xml:space="preserve">          </w:t>
+      </w:r>
+      <w:r>
+        <w:rPr>
+          <w:rFonts w:ascii="Times New Roman" w:hAnsi="Times New Roman"/>
+          <w:szCs w:val="24"/>
+        </w:rPr>
+        <w:t xml:space="preserve"> </w:t>
+      </w:r>
+      <w:r>
+        <w:rPr>
+          <w:rFonts w:ascii="Times New Roman" w:hAnsi="Times New Roman"/>
+          <w:szCs w:val="24"/>
+        </w:rPr>
+        <w:t xml:space="preserve">- </w:t>
+      </w:r>
+      <w:proofErr w:type="spellStart"/>
+      <w:r>
+        <w:rPr>
+          <w:rFonts w:ascii="Times New Roman" w:hAnsi="Times New Roman"/>
+          <w:szCs w:val="24"/>
+        </w:rPr>
+        <w:t>Biết</w:t>
+      </w:r>
+      <w:proofErr w:type="spellEnd"/>
+      <w:r>
+        <w:rPr>
+          <w:rFonts w:ascii="Times New Roman" w:hAnsi="Times New Roman"/>
+          <w:szCs w:val="24"/>
+        </w:rPr>
+        <w:t xml:space="preserve"> </w:t>
+      </w:r>
+      <w:proofErr w:type="spellStart"/>
+      <w:r>
+        <w:rPr>
+          <w:rFonts w:ascii="Times New Roman" w:hAnsi="Times New Roman"/>
+          <w:szCs w:val="24"/>
+        </w:rPr>
+        <w:t>đàn</w:t>
+      </w:r>
+      <w:proofErr w:type="spellEnd"/>
+      <w:r>
+        <w:rPr>
+          <w:rFonts w:ascii="Times New Roman" w:hAnsi="Times New Roman"/>
+          <w:szCs w:val="24"/>
+        </w:rPr>
+        <w:t xml:space="preserve">, </w:t>
+      </w:r>
+      <w:proofErr w:type="spellStart"/>
+      <w:r>
+        <w:rPr>
+          <w:rFonts w:ascii="Times New Roman" w:hAnsi="Times New Roman"/>
+          <w:szCs w:val="24"/>
+        </w:rPr>
+        <w:t>biết</w:t>
+      </w:r>
+      <w:proofErr w:type="spellEnd"/>
+      <w:r>
+        <w:rPr>
+          <w:rFonts w:ascii="Times New Roman" w:hAnsi="Times New Roman"/>
+          <w:szCs w:val="24"/>
+        </w:rPr>
+        <w:t xml:space="preserve"> </w:t>
+      </w:r>
+      <w:proofErr w:type="spellStart"/>
+      <w:r>
+        <w:rPr>
+          <w:rFonts w:ascii="Times New Roman" w:hAnsi="Times New Roman"/>
+          <w:szCs w:val="24"/>
+        </w:rPr>
+        <w:t>hát</w:t>
+      </w:r>
+      <w:proofErr w:type="spellEnd"/>
+      <w:r>
+        <w:rPr>
+          <w:rFonts w:ascii="Times New Roman" w:hAnsi="Times New Roman"/>
+          <w:szCs w:val="24"/>
+        </w:rPr>
+        <w:t xml:space="preserve">             </w:t>
+      </w:r>
+      <w:r>
+        <w:rPr>
+          <w:rFonts w:ascii="Times New Roman" w:hAnsi="Times New Roman"/>
+          <w:szCs w:val="24"/>
+        </w:rPr>
+        <w:t xml:space="preserve"> </w:t>
+      </w:r>
+      <w:r>
+        <w:rPr>
+          <w:rFonts w:ascii="Times New Roman" w:hAnsi="Times New Roman"/>
+          <w:szCs w:val="24"/>
+        </w:rPr>
+        <w:t xml:space="preserve">- </w:t>
+      </w:r>
+      <w:proofErr w:type="spellStart"/>
+      <w:r>
+        <w:rPr>
+          <w:rFonts w:ascii="Times New Roman" w:hAnsi="Times New Roman"/>
+          <w:szCs w:val="24"/>
+        </w:rPr>
+        <w:t>Phát</w:t>
+      </w:r>
+      <w:proofErr w:type="spellEnd"/>
+      <w:r>
+        <w:rPr>
+          <w:rFonts w:ascii="Times New Roman" w:hAnsi="Times New Roman"/>
+          <w:szCs w:val="24"/>
+        </w:rPr>
+        <w:t xml:space="preserve"> </w:t>
+      </w:r>
+      <w:proofErr w:type="spellStart"/>
+      <w:r>
+        <w:rPr>
+          <w:rFonts w:ascii="Times New Roman" w:hAnsi="Times New Roman"/>
+          <w:szCs w:val="24"/>
+        </w:rPr>
+        <w:t>âm</w:t>
+      </w:r>
+      <w:proofErr w:type="spellEnd"/>
+      <w:r>
+        <w:rPr>
+          <w:rFonts w:ascii="Times New Roman" w:hAnsi="Times New Roman"/>
+          <w:szCs w:val="24"/>
+        </w:rPr>
+        <w:t xml:space="preserve"> </w:t>
+      </w:r>
+      <w:proofErr w:type="spellStart"/>
+      <w:r>
+        <w:rPr>
+          <w:rFonts w:ascii="Times New Roman" w:hAnsi="Times New Roman"/>
+          <w:szCs w:val="24"/>
+        </w:rPr>
+        <w:t>rõ</w:t>
+      </w:r>
+      <w:proofErr w:type="spellEnd"/>
+      <w:r>
+        <w:rPr>
+          <w:rFonts w:ascii="Times New Roman" w:hAnsi="Times New Roman"/>
+          <w:szCs w:val="24"/>
+        </w:rPr>
+        <w:t xml:space="preserve"> </w:t>
+      </w:r>
+      <w:proofErr w:type="spellStart"/>
+      <w:r>
+        <w:rPr>
+          <w:rFonts w:ascii="Times New Roman" w:hAnsi="Times New Roman"/>
+          <w:szCs w:val="24"/>
+        </w:rPr>
+        <w:t>ràng</w:t>
+      </w:r>
+      <w:proofErr w:type="spellEnd"/>
+      <w:r>
+        <w:rPr>
+          <w:rFonts w:ascii="Times New Roman" w:hAnsi="Times New Roman"/>
+          <w:szCs w:val="24"/>
+        </w:rPr>
+        <w:t xml:space="preserve"> </w:t>
       </w:r>
     </w:p>
     <w:p>
@@ -2874,8 +4903,49 @@
           <w:rFonts w:ascii="Times New Roman" w:hAnsi="Times New Roman"/>
           <w:szCs w:val="24"/>
         </w:rPr>
-        <w:t>- Khả năng khác</w:t>
-      </w:r>
+        <w:t xml:space="preserve">- </w:t>
+      </w:r>
+      <w:proofErr w:type="spellStart"/>
+      <w:r>
+        <w:rPr>
+          <w:rFonts w:ascii="Times New Roman" w:hAnsi="Times New Roman"/>
+          <w:szCs w:val="24"/>
+        </w:rPr>
+        <w:t>Khả</w:t>
+      </w:r>
+      <w:proofErr w:type="spellEnd"/>
+      <w:r>
+        <w:rPr>
+          <w:rFonts w:ascii="Times New Roman" w:hAnsi="Times New Roman"/>
+          <w:szCs w:val="24"/>
+        </w:rPr>
+        <w:t xml:space="preserve"> </w:t>
+      </w:r>
+      <w:proofErr w:type="spellStart"/>
+      <w:r>
+        <w:rPr>
+          <w:rFonts w:ascii="Times New Roman" w:hAnsi="Times New Roman"/>
+          <w:szCs w:val="24"/>
+        </w:rPr>
+        <w:t>năng</w:t>
+      </w:r>
+      <w:proofErr w:type="spellEnd"/>
+      <w:r>
+        <w:rPr>
+          <w:rFonts w:ascii="Times New Roman" w:hAnsi="Times New Roman"/>
+          <w:szCs w:val="24"/>
+        </w:rPr>
+        <w:t xml:space="preserve"> </w:t>
+      </w:r>
+      <w:proofErr w:type="spellStart"/>
+      <w:r>
+        <w:rPr>
+          <w:rFonts w:ascii="Times New Roman" w:hAnsi="Times New Roman"/>
+          <w:szCs w:val="24"/>
+        </w:rPr>
+        <w:t>khác</w:t>
+      </w:r>
+      <w:proofErr w:type="spellEnd"/>
       <w:r>
         <w:rPr>
           <w:rFonts w:ascii="Times New Roman" w:hAnsi="Times New Roman"/>
@@ -2888,7 +4958,23 @@
           <w:rFonts w:ascii="Times New Roman" w:hAnsi="Times New Roman"/>
           <w:szCs w:val="24"/>
         </w:rPr>
-        <w:t xml:space="preserve"> ${KhaNangHocSinh}</w:t>
+        <w:t xml:space="preserve"> ${</w:t>
+      </w:r>
+      <w:proofErr w:type="spellStart"/>
+      <w:r>
+        <w:rPr>
+          <w:rFonts w:ascii="Times New Roman" w:hAnsi="Times New Roman"/>
+          <w:szCs w:val="24"/>
+        </w:rPr>
+        <w:t>KhaNangHocSinh</w:t>
+      </w:r>
+      <w:proofErr w:type="spellEnd"/>
+      <w:r>
+        <w:rPr>
+          <w:rFonts w:ascii="Times New Roman" w:hAnsi="Times New Roman"/>
+          <w:szCs w:val="24"/>
+        </w:rPr>
+        <w:t>}</w:t>
       </w:r>
     </w:p>
     <w:p>
@@ -2906,20 +4992,418 @@
         </w:rPr>
         <w:t xml:space="preserve">* </w:t>
       </w:r>
-      <w:r>
-        <w:rPr>
-          <w:rFonts w:ascii="Times New Roman" w:hAnsi="Times New Roman"/>
-          <w:b/>
-          <w:szCs w:val="24"/>
-        </w:rPr>
-        <w:t>Những điều cần lưu ý về sức khỏe</w:t>
-      </w:r>
-      <w:r>
-        <w:rPr>
-          <w:rFonts w:ascii="Times New Roman" w:hAnsi="Times New Roman"/>
-          <w:szCs w:val="24"/>
-        </w:rPr>
-        <w:t>: Có bệnh bẩm sinh: tim, viêm khớp, cận thị, bệnh mãn tính, các dị tật khác… (Kèm y chứng)</w:t>
+      <w:proofErr w:type="spellStart"/>
+      <w:r>
+        <w:rPr>
+          <w:rFonts w:ascii="Times New Roman" w:hAnsi="Times New Roman"/>
+          <w:b/>
+          <w:szCs w:val="24"/>
+        </w:rPr>
+        <w:t>Những</w:t>
+      </w:r>
+      <w:proofErr w:type="spellEnd"/>
+      <w:r>
+        <w:rPr>
+          <w:rFonts w:ascii="Times New Roman" w:hAnsi="Times New Roman"/>
+          <w:b/>
+          <w:szCs w:val="24"/>
+        </w:rPr>
+        <w:t xml:space="preserve"> </w:t>
+      </w:r>
+      <w:proofErr w:type="spellStart"/>
+      <w:r>
+        <w:rPr>
+          <w:rFonts w:ascii="Times New Roman" w:hAnsi="Times New Roman"/>
+          <w:b/>
+          <w:szCs w:val="24"/>
+        </w:rPr>
+        <w:t>điều</w:t>
+      </w:r>
+      <w:proofErr w:type="spellEnd"/>
+      <w:r>
+        <w:rPr>
+          <w:rFonts w:ascii="Times New Roman" w:hAnsi="Times New Roman"/>
+          <w:b/>
+          <w:szCs w:val="24"/>
+        </w:rPr>
+        <w:t xml:space="preserve"> </w:t>
+      </w:r>
+      <w:proofErr w:type="spellStart"/>
+      <w:r>
+        <w:rPr>
+          <w:rFonts w:ascii="Times New Roman" w:hAnsi="Times New Roman"/>
+          <w:b/>
+          <w:szCs w:val="24"/>
+        </w:rPr>
+        <w:t>cần</w:t>
+      </w:r>
+      <w:proofErr w:type="spellEnd"/>
+      <w:r>
+        <w:rPr>
+          <w:rFonts w:ascii="Times New Roman" w:hAnsi="Times New Roman"/>
+          <w:b/>
+          <w:szCs w:val="24"/>
+        </w:rPr>
+        <w:t xml:space="preserve"> </w:t>
+      </w:r>
+      <w:proofErr w:type="spellStart"/>
+      <w:r>
+        <w:rPr>
+          <w:rFonts w:ascii="Times New Roman" w:hAnsi="Times New Roman"/>
+          <w:b/>
+          <w:szCs w:val="24"/>
+        </w:rPr>
+        <w:t>lưu</w:t>
+      </w:r>
+      <w:proofErr w:type="spellEnd"/>
+      <w:r>
+        <w:rPr>
+          <w:rFonts w:ascii="Times New Roman" w:hAnsi="Times New Roman"/>
+          <w:b/>
+          <w:szCs w:val="24"/>
+        </w:rPr>
+        <w:t xml:space="preserve"> ý </w:t>
+      </w:r>
+      <w:proofErr w:type="spellStart"/>
+      <w:r>
+        <w:rPr>
+          <w:rFonts w:ascii="Times New Roman" w:hAnsi="Times New Roman"/>
+          <w:b/>
+          <w:szCs w:val="24"/>
+        </w:rPr>
+        <w:t>về</w:t>
+      </w:r>
+      <w:proofErr w:type="spellEnd"/>
+      <w:r>
+        <w:rPr>
+          <w:rFonts w:ascii="Times New Roman" w:hAnsi="Times New Roman"/>
+          <w:b/>
+          <w:szCs w:val="24"/>
+        </w:rPr>
+        <w:t xml:space="preserve"> </w:t>
+      </w:r>
+      <w:proofErr w:type="spellStart"/>
+      <w:r>
+        <w:rPr>
+          <w:rFonts w:ascii="Times New Roman" w:hAnsi="Times New Roman"/>
+          <w:b/>
+          <w:szCs w:val="24"/>
+        </w:rPr>
+        <w:t>sức</w:t>
+      </w:r>
+      <w:proofErr w:type="spellEnd"/>
+      <w:r>
+        <w:rPr>
+          <w:rFonts w:ascii="Times New Roman" w:hAnsi="Times New Roman"/>
+          <w:b/>
+          <w:szCs w:val="24"/>
+        </w:rPr>
+        <w:t xml:space="preserve"> </w:t>
+      </w:r>
+      <w:proofErr w:type="spellStart"/>
+      <w:r>
+        <w:rPr>
+          <w:rFonts w:ascii="Times New Roman" w:hAnsi="Times New Roman"/>
+          <w:b/>
+          <w:szCs w:val="24"/>
+        </w:rPr>
+        <w:t>khỏe</w:t>
+      </w:r>
+      <w:proofErr w:type="spellEnd"/>
+      <w:r>
+        <w:rPr>
+          <w:rFonts w:ascii="Times New Roman" w:hAnsi="Times New Roman"/>
+          <w:szCs w:val="24"/>
+        </w:rPr>
+        <w:t xml:space="preserve">: </w:t>
+      </w:r>
+      <w:proofErr w:type="spellStart"/>
+      <w:r>
+        <w:rPr>
+          <w:rFonts w:ascii="Times New Roman" w:hAnsi="Times New Roman"/>
+          <w:szCs w:val="24"/>
+        </w:rPr>
+        <w:t>Có</w:t>
+      </w:r>
+      <w:proofErr w:type="spellEnd"/>
+      <w:r>
+        <w:rPr>
+          <w:rFonts w:ascii="Times New Roman" w:hAnsi="Times New Roman"/>
+          <w:szCs w:val="24"/>
+        </w:rPr>
+        <w:t xml:space="preserve"> </w:t>
+      </w:r>
+      <w:proofErr w:type="spellStart"/>
+      <w:r>
+        <w:rPr>
+          <w:rFonts w:ascii="Times New Roman" w:hAnsi="Times New Roman"/>
+          <w:szCs w:val="24"/>
+        </w:rPr>
+        <w:t>bệnh</w:t>
+      </w:r>
+      <w:proofErr w:type="spellEnd"/>
+      <w:r>
+        <w:rPr>
+          <w:rFonts w:ascii="Times New Roman" w:hAnsi="Times New Roman"/>
+          <w:szCs w:val="24"/>
+        </w:rPr>
+        <w:t xml:space="preserve"> </w:t>
+      </w:r>
+      <w:proofErr w:type="spellStart"/>
+      <w:r>
+        <w:rPr>
+          <w:rFonts w:ascii="Times New Roman" w:hAnsi="Times New Roman"/>
+          <w:szCs w:val="24"/>
+        </w:rPr>
+        <w:t>bẩm</w:t>
+      </w:r>
+      <w:proofErr w:type="spellEnd"/>
+      <w:r>
+        <w:rPr>
+          <w:rFonts w:ascii="Times New Roman" w:hAnsi="Times New Roman"/>
+          <w:szCs w:val="24"/>
+        </w:rPr>
+        <w:t xml:space="preserve"> </w:t>
+      </w:r>
+      <w:proofErr w:type="spellStart"/>
+      <w:r>
+        <w:rPr>
+          <w:rFonts w:ascii="Times New Roman" w:hAnsi="Times New Roman"/>
+          <w:szCs w:val="24"/>
+        </w:rPr>
+        <w:t>sinh</w:t>
+      </w:r>
+      <w:proofErr w:type="spellEnd"/>
+      <w:r>
+        <w:rPr>
+          <w:rFonts w:ascii="Times New Roman" w:hAnsi="Times New Roman"/>
+          <w:szCs w:val="24"/>
+        </w:rPr>
+        <w:t xml:space="preserve">: </w:t>
+      </w:r>
+      <w:proofErr w:type="spellStart"/>
+      <w:r>
+        <w:rPr>
+          <w:rFonts w:ascii="Times New Roman" w:hAnsi="Times New Roman"/>
+          <w:szCs w:val="24"/>
+        </w:rPr>
+        <w:t>tim</w:t>
+      </w:r>
+      <w:proofErr w:type="spellEnd"/>
+      <w:r>
+        <w:rPr>
+          <w:rFonts w:ascii="Times New Roman" w:hAnsi="Times New Roman"/>
+          <w:szCs w:val="24"/>
+        </w:rPr>
+        <w:t xml:space="preserve">, </w:t>
+      </w:r>
+      <w:proofErr w:type="spellStart"/>
+      <w:r>
+        <w:rPr>
+          <w:rFonts w:ascii="Times New Roman" w:hAnsi="Times New Roman"/>
+          <w:szCs w:val="24"/>
+        </w:rPr>
+        <w:t>viêm</w:t>
+      </w:r>
+      <w:proofErr w:type="spellEnd"/>
+      <w:r>
+        <w:rPr>
+          <w:rFonts w:ascii="Times New Roman" w:hAnsi="Times New Roman"/>
+          <w:szCs w:val="24"/>
+        </w:rPr>
+        <w:t xml:space="preserve"> </w:t>
+      </w:r>
+      <w:proofErr w:type="spellStart"/>
+      <w:r>
+        <w:rPr>
+          <w:rFonts w:ascii="Times New Roman" w:hAnsi="Times New Roman"/>
+          <w:szCs w:val="24"/>
+        </w:rPr>
+        <w:t>khớp</w:t>
+      </w:r>
+      <w:proofErr w:type="spellEnd"/>
+      <w:r>
+        <w:rPr>
+          <w:rFonts w:ascii="Times New Roman" w:hAnsi="Times New Roman"/>
+          <w:szCs w:val="24"/>
+        </w:rPr>
+        <w:t xml:space="preserve">, </w:t>
+      </w:r>
+      <w:proofErr w:type="spellStart"/>
+      <w:r>
+        <w:rPr>
+          <w:rFonts w:ascii="Times New Roman" w:hAnsi="Times New Roman"/>
+          <w:szCs w:val="24"/>
+        </w:rPr>
+        <w:t>cận</w:t>
+      </w:r>
+      <w:proofErr w:type="spellEnd"/>
+      <w:r>
+        <w:rPr>
+          <w:rFonts w:ascii="Times New Roman" w:hAnsi="Times New Roman"/>
+          <w:szCs w:val="24"/>
+        </w:rPr>
+        <w:t xml:space="preserve"> </w:t>
+      </w:r>
+      <w:proofErr w:type="spellStart"/>
+      <w:r>
+        <w:rPr>
+          <w:rFonts w:ascii="Times New Roman" w:hAnsi="Times New Roman"/>
+          <w:szCs w:val="24"/>
+        </w:rPr>
+        <w:t>thị</w:t>
+      </w:r>
+      <w:proofErr w:type="spellEnd"/>
+      <w:r>
+        <w:rPr>
+          <w:rFonts w:ascii="Times New Roman" w:hAnsi="Times New Roman"/>
+          <w:szCs w:val="24"/>
+        </w:rPr>
+        <w:t xml:space="preserve">, </w:t>
+      </w:r>
+      <w:proofErr w:type="spellStart"/>
+      <w:r>
+        <w:rPr>
+          <w:rFonts w:ascii="Times New Roman" w:hAnsi="Times New Roman"/>
+          <w:szCs w:val="24"/>
+        </w:rPr>
+        <w:t>bệnh</w:t>
+      </w:r>
+      <w:proofErr w:type="spellEnd"/>
+      <w:r>
+        <w:rPr>
+          <w:rFonts w:ascii="Times New Roman" w:hAnsi="Times New Roman"/>
+          <w:szCs w:val="24"/>
+        </w:rPr>
+        <w:t xml:space="preserve"> </w:t>
+      </w:r>
+      <w:proofErr w:type="spellStart"/>
+      <w:r>
+        <w:rPr>
+          <w:rFonts w:ascii="Times New Roman" w:hAnsi="Times New Roman"/>
+          <w:szCs w:val="24"/>
+        </w:rPr>
+        <w:t>mãn</w:t>
+      </w:r>
+      <w:proofErr w:type="spellEnd"/>
+      <w:r>
+        <w:rPr>
+          <w:rFonts w:ascii="Times New Roman" w:hAnsi="Times New Roman"/>
+          <w:szCs w:val="24"/>
+        </w:rPr>
+        <w:t xml:space="preserve"> </w:t>
+      </w:r>
+      <w:proofErr w:type="spellStart"/>
+      <w:r>
+        <w:rPr>
+          <w:rFonts w:ascii="Times New Roman" w:hAnsi="Times New Roman"/>
+          <w:szCs w:val="24"/>
+        </w:rPr>
+        <w:t>tính</w:t>
+      </w:r>
+      <w:proofErr w:type="spellEnd"/>
+      <w:r>
+        <w:rPr>
+          <w:rFonts w:ascii="Times New Roman" w:hAnsi="Times New Roman"/>
+          <w:szCs w:val="24"/>
+        </w:rPr>
+        <w:t xml:space="preserve">, </w:t>
+      </w:r>
+      <w:proofErr w:type="spellStart"/>
+      <w:r>
+        <w:rPr>
+          <w:rFonts w:ascii="Times New Roman" w:hAnsi="Times New Roman"/>
+          <w:szCs w:val="24"/>
+        </w:rPr>
+        <w:t>các</w:t>
+      </w:r>
+      <w:proofErr w:type="spellEnd"/>
+      <w:r>
+        <w:rPr>
+          <w:rFonts w:ascii="Times New Roman" w:hAnsi="Times New Roman"/>
+          <w:szCs w:val="24"/>
+        </w:rPr>
+        <w:t xml:space="preserve"> </w:t>
+      </w:r>
+      <w:proofErr w:type="spellStart"/>
+      <w:r>
+        <w:rPr>
+          <w:rFonts w:ascii="Times New Roman" w:hAnsi="Times New Roman"/>
+          <w:szCs w:val="24"/>
+        </w:rPr>
+        <w:t>dị</w:t>
+      </w:r>
+      <w:proofErr w:type="spellEnd"/>
+      <w:r>
+        <w:rPr>
+          <w:rFonts w:ascii="Times New Roman" w:hAnsi="Times New Roman"/>
+          <w:szCs w:val="24"/>
+        </w:rPr>
+        <w:t xml:space="preserve"> </w:t>
+      </w:r>
+      <w:proofErr w:type="spellStart"/>
+      <w:r>
+        <w:rPr>
+          <w:rFonts w:ascii="Times New Roman" w:hAnsi="Times New Roman"/>
+          <w:szCs w:val="24"/>
+        </w:rPr>
+        <w:t>tật</w:t>
+      </w:r>
+      <w:proofErr w:type="spellEnd"/>
+      <w:r>
+        <w:rPr>
+          <w:rFonts w:ascii="Times New Roman" w:hAnsi="Times New Roman"/>
+          <w:szCs w:val="24"/>
+        </w:rPr>
+        <w:t xml:space="preserve"> </w:t>
+      </w:r>
+      <w:proofErr w:type="spellStart"/>
+      <w:r>
+        <w:rPr>
+          <w:rFonts w:ascii="Times New Roman" w:hAnsi="Times New Roman"/>
+          <w:szCs w:val="24"/>
+        </w:rPr>
+        <w:t>khác</w:t>
+      </w:r>
+      <w:proofErr w:type="spellEnd"/>
+      <w:r>
+        <w:rPr>
+          <w:rFonts w:ascii="Times New Roman" w:hAnsi="Times New Roman"/>
+          <w:szCs w:val="24"/>
+        </w:rPr>
+        <w:t>… (</w:t>
+      </w:r>
+      <w:proofErr w:type="spellStart"/>
+      <w:r>
+        <w:rPr>
+          <w:rFonts w:ascii="Times New Roman" w:hAnsi="Times New Roman"/>
+          <w:szCs w:val="24"/>
+        </w:rPr>
+        <w:t>Kèm</w:t>
+      </w:r>
+      <w:proofErr w:type="spellEnd"/>
+      <w:r>
+        <w:rPr>
+          <w:rFonts w:ascii="Times New Roman" w:hAnsi="Times New Roman"/>
+          <w:szCs w:val="24"/>
+        </w:rPr>
+        <w:t xml:space="preserve"> y </w:t>
+      </w:r>
+      <w:proofErr w:type="spellStart"/>
+      <w:r>
+        <w:rPr>
+          <w:rFonts w:ascii="Times New Roman" w:hAnsi="Times New Roman"/>
+          <w:szCs w:val="24"/>
+        </w:rPr>
+        <w:t>chứng</w:t>
+      </w:r>
+      <w:proofErr w:type="spellEnd"/>
+      <w:r>
+        <w:rPr>
+          <w:rFonts w:ascii="Times New Roman" w:hAnsi="Times New Roman"/>
+          <w:szCs w:val="24"/>
+        </w:rPr>
+        <w:t>)</w:t>
       </w:r>
     </w:p>
     <w:p>
@@ -2936,7 +5420,23 @@
           <w:rFonts w:ascii="Times New Roman" w:hAnsi="Times New Roman"/>
           <w:szCs w:val="24"/>
         </w:rPr>
-        <w:t>${SucKhoeCanLuuY}</w:t>
+        <w:t>${</w:t>
+      </w:r>
+      <w:proofErr w:type="spellStart"/>
+      <w:r>
+        <w:rPr>
+          <w:rFonts w:ascii="Times New Roman" w:hAnsi="Times New Roman"/>
+          <w:szCs w:val="24"/>
+        </w:rPr>
+        <w:t>SucKhoeCanLuuY</w:t>
+      </w:r>
+      <w:proofErr w:type="spellEnd"/>
+      <w:r>
+        <w:rPr>
+          <w:rFonts w:ascii="Times New Roman" w:hAnsi="Times New Roman"/>
+          <w:szCs w:val="24"/>
+        </w:rPr>
+        <w:t>}</w:t>
       </w:r>
     </w:p>
     <w:tbl>
@@ -2985,7 +5485,61 @@
                 <w:b/>
                 <w:szCs w:val="24"/>
               </w:rPr>
-              <w:t>* Họ và tên cha</w:t>
+              <w:t xml:space="preserve">* </w:t>
+            </w:r>
+            <w:proofErr w:type="spellStart"/>
+            <w:r>
+              <w:rPr>
+                <w:rFonts w:ascii="Times New Roman" w:hAnsi="Times New Roman"/>
+                <w:b/>
+                <w:szCs w:val="24"/>
+              </w:rPr>
+              <w:t>Họ</w:t>
+            </w:r>
+            <w:proofErr w:type="spellEnd"/>
+            <w:r>
+              <w:rPr>
+                <w:rFonts w:ascii="Times New Roman" w:hAnsi="Times New Roman"/>
+                <w:b/>
+                <w:szCs w:val="24"/>
+              </w:rPr>
+              <w:t xml:space="preserve"> </w:t>
+            </w:r>
+            <w:proofErr w:type="spellStart"/>
+            <w:r>
+              <w:rPr>
+                <w:rFonts w:ascii="Times New Roman" w:hAnsi="Times New Roman"/>
+                <w:b/>
+                <w:szCs w:val="24"/>
+              </w:rPr>
+              <w:t>và</w:t>
+            </w:r>
+            <w:proofErr w:type="spellEnd"/>
+            <w:r>
+              <w:rPr>
+                <w:rFonts w:ascii="Times New Roman" w:hAnsi="Times New Roman"/>
+                <w:b/>
+                <w:szCs w:val="24"/>
+              </w:rPr>
+              <w:t xml:space="preserve"> </w:t>
+            </w:r>
+            <w:proofErr w:type="spellStart"/>
+            <w:r>
+              <w:rPr>
+                <w:rFonts w:ascii="Times New Roman" w:hAnsi="Times New Roman"/>
+                <w:b/>
+                <w:szCs w:val="24"/>
+              </w:rPr>
+              <w:t>tên</w:t>
+            </w:r>
+            <w:proofErr w:type="spellEnd"/>
+            <w:r>
+              <w:rPr>
+                <w:rFonts w:ascii="Times New Roman" w:hAnsi="Times New Roman"/>
+                <w:b/>
+                <w:szCs w:val="24"/>
+              </w:rPr>
+              <w:t xml:space="preserve"> cha</w:t>
             </w:r>
             <w:r>
               <w:rPr>
@@ -3074,12 +5628,37 @@
                 <w:szCs w:val="24"/>
               </w:rPr>
             </w:pPr>
-            <w:r>
-              <w:rPr>
-                <w:rFonts w:ascii="Times New Roman" w:hAnsi="Times New Roman"/>
-                <w:szCs w:val="24"/>
-              </w:rPr>
-              <w:t>Sinh năm:</w:t>
+            <w:proofErr w:type="spellStart"/>
+            <w:r>
+              <w:rPr>
+                <w:rFonts w:ascii="Times New Roman" w:hAnsi="Times New Roman"/>
+                <w:szCs w:val="24"/>
+              </w:rPr>
+              <w:t>Sinh</w:t>
+            </w:r>
+            <w:proofErr w:type="spellEnd"/>
+            <w:r>
+              <w:rPr>
+                <w:rFonts w:ascii="Times New Roman" w:hAnsi="Times New Roman"/>
+                <w:szCs w:val="24"/>
+              </w:rPr>
+              <w:t xml:space="preserve"> </w:t>
+            </w:r>
+            <w:proofErr w:type="spellStart"/>
+            <w:r>
+              <w:rPr>
+                <w:rFonts w:ascii="Times New Roman" w:hAnsi="Times New Roman"/>
+                <w:szCs w:val="24"/>
+              </w:rPr>
+              <w:t>năm</w:t>
+            </w:r>
+            <w:proofErr w:type="spellEnd"/>
+            <w:r>
+              <w:rPr>
+                <w:rFonts w:ascii="Times New Roman" w:hAnsi="Times New Roman"/>
+                <w:szCs w:val="24"/>
+              </w:rPr>
+              <w:t>:</w:t>
             </w:r>
           </w:p>
         </w:tc>
@@ -3160,12 +5739,69 @@
                 <w:szCs w:val="24"/>
               </w:rPr>
             </w:pPr>
-            <w:r>
-              <w:rPr>
-                <w:rFonts w:ascii="Times New Roman" w:hAnsi="Times New Roman"/>
-                <w:szCs w:val="24"/>
-              </w:rPr>
-              <w:t>Trình độ văn hóa:</w:t>
+            <w:proofErr w:type="spellStart"/>
+            <w:r>
+              <w:rPr>
+                <w:rFonts w:ascii="Times New Roman" w:hAnsi="Times New Roman"/>
+                <w:szCs w:val="24"/>
+              </w:rPr>
+              <w:t>Trình</w:t>
+            </w:r>
+            <w:proofErr w:type="spellEnd"/>
+            <w:r>
+              <w:rPr>
+                <w:rFonts w:ascii="Times New Roman" w:hAnsi="Times New Roman"/>
+                <w:szCs w:val="24"/>
+              </w:rPr>
+              <w:t xml:space="preserve"> </w:t>
+            </w:r>
+            <w:proofErr w:type="spellStart"/>
+            <w:r>
+              <w:rPr>
+                <w:rFonts w:ascii="Times New Roman" w:hAnsi="Times New Roman"/>
+                <w:szCs w:val="24"/>
+              </w:rPr>
+              <w:t>độ</w:t>
+            </w:r>
+            <w:proofErr w:type="spellEnd"/>
+            <w:r>
+              <w:rPr>
+                <w:rFonts w:ascii="Times New Roman" w:hAnsi="Times New Roman"/>
+                <w:szCs w:val="24"/>
+              </w:rPr>
+              <w:t xml:space="preserve"> </w:t>
+            </w:r>
+            <w:proofErr w:type="spellStart"/>
+            <w:r>
+              <w:rPr>
+                <w:rFonts w:ascii="Times New Roman" w:hAnsi="Times New Roman"/>
+                <w:szCs w:val="24"/>
+              </w:rPr>
+              <w:t>văn</w:t>
+            </w:r>
+            <w:proofErr w:type="spellEnd"/>
+            <w:r>
+              <w:rPr>
+                <w:rFonts w:ascii="Times New Roman" w:hAnsi="Times New Roman"/>
+                <w:szCs w:val="24"/>
+              </w:rPr>
+              <w:t xml:space="preserve"> </w:t>
+            </w:r>
+            <w:proofErr w:type="spellStart"/>
+            <w:r>
+              <w:rPr>
+                <w:rFonts w:ascii="Times New Roman" w:hAnsi="Times New Roman"/>
+                <w:szCs w:val="24"/>
+              </w:rPr>
+              <w:t>hóa</w:t>
+            </w:r>
+            <w:proofErr w:type="spellEnd"/>
+            <w:r>
+              <w:rPr>
+                <w:rFonts w:ascii="Times New Roman" w:hAnsi="Times New Roman"/>
+                <w:szCs w:val="24"/>
+              </w:rPr>
+              <w:t>:</w:t>
             </w:r>
           </w:p>
         </w:tc>
@@ -3252,12 +5888,69 @@
                 <w:szCs w:val="24"/>
               </w:rPr>
             </w:pPr>
-            <w:r>
-              <w:rPr>
-                <w:rFonts w:ascii="Times New Roman" w:hAnsi="Times New Roman"/>
-                <w:szCs w:val="24"/>
-              </w:rPr>
-              <w:t>Trình độ chuyên môn:</w:t>
+            <w:proofErr w:type="spellStart"/>
+            <w:r>
+              <w:rPr>
+                <w:rFonts w:ascii="Times New Roman" w:hAnsi="Times New Roman"/>
+                <w:szCs w:val="24"/>
+              </w:rPr>
+              <w:t>Trình</w:t>
+            </w:r>
+            <w:proofErr w:type="spellEnd"/>
+            <w:r>
+              <w:rPr>
+                <w:rFonts w:ascii="Times New Roman" w:hAnsi="Times New Roman"/>
+                <w:szCs w:val="24"/>
+              </w:rPr>
+              <w:t xml:space="preserve"> </w:t>
+            </w:r>
+            <w:proofErr w:type="spellStart"/>
+            <w:r>
+              <w:rPr>
+                <w:rFonts w:ascii="Times New Roman" w:hAnsi="Times New Roman"/>
+                <w:szCs w:val="24"/>
+              </w:rPr>
+              <w:t>độ</w:t>
+            </w:r>
+            <w:proofErr w:type="spellEnd"/>
+            <w:r>
+              <w:rPr>
+                <w:rFonts w:ascii="Times New Roman" w:hAnsi="Times New Roman"/>
+                <w:szCs w:val="24"/>
+              </w:rPr>
+              <w:t xml:space="preserve"> </w:t>
+            </w:r>
+            <w:proofErr w:type="spellStart"/>
+            <w:r>
+              <w:rPr>
+                <w:rFonts w:ascii="Times New Roman" w:hAnsi="Times New Roman"/>
+                <w:szCs w:val="24"/>
+              </w:rPr>
+              <w:t>chuyên</w:t>
+            </w:r>
+            <w:proofErr w:type="spellEnd"/>
+            <w:r>
+              <w:rPr>
+                <w:rFonts w:ascii="Times New Roman" w:hAnsi="Times New Roman"/>
+                <w:szCs w:val="24"/>
+              </w:rPr>
+              <w:t xml:space="preserve"> </w:t>
+            </w:r>
+            <w:proofErr w:type="spellStart"/>
+            <w:r>
+              <w:rPr>
+                <w:rFonts w:ascii="Times New Roman" w:hAnsi="Times New Roman"/>
+                <w:szCs w:val="24"/>
+              </w:rPr>
+              <w:t>môn</w:t>
+            </w:r>
+            <w:proofErr w:type="spellEnd"/>
+            <w:r>
+              <w:rPr>
+                <w:rFonts w:ascii="Times New Roman" w:hAnsi="Times New Roman"/>
+                <w:szCs w:val="24"/>
+              </w:rPr>
+              <w:t>:</w:t>
             </w:r>
             <w:r>
               <w:rPr>
@@ -3331,12 +6024,37 @@
                 <w:szCs w:val="24"/>
               </w:rPr>
             </w:pPr>
-            <w:r>
-              <w:rPr>
-                <w:rFonts w:ascii="Times New Roman" w:hAnsi="Times New Roman"/>
-                <w:szCs w:val="24"/>
-              </w:rPr>
-              <w:t>Nghề nghiệp:</w:t>
+            <w:proofErr w:type="spellStart"/>
+            <w:r>
+              <w:rPr>
+                <w:rFonts w:ascii="Times New Roman" w:hAnsi="Times New Roman"/>
+                <w:szCs w:val="24"/>
+              </w:rPr>
+              <w:t>Nghề</w:t>
+            </w:r>
+            <w:proofErr w:type="spellEnd"/>
+            <w:r>
+              <w:rPr>
+                <w:rFonts w:ascii="Times New Roman" w:hAnsi="Times New Roman"/>
+                <w:szCs w:val="24"/>
+              </w:rPr>
+              <w:t xml:space="preserve"> </w:t>
+            </w:r>
+            <w:proofErr w:type="spellStart"/>
+            <w:r>
+              <w:rPr>
+                <w:rFonts w:ascii="Times New Roman" w:hAnsi="Times New Roman"/>
+                <w:szCs w:val="24"/>
+              </w:rPr>
+              <w:t>nghiệp</w:t>
+            </w:r>
+            <w:proofErr w:type="spellEnd"/>
+            <w:r>
+              <w:rPr>
+                <w:rFonts w:ascii="Times New Roman" w:hAnsi="Times New Roman"/>
+                <w:szCs w:val="24"/>
+              </w:rPr>
+              <w:t>:</w:t>
             </w:r>
           </w:p>
         </w:tc>
@@ -3420,12 +6138,37 @@
                 <w:szCs w:val="24"/>
               </w:rPr>
             </w:pPr>
-            <w:r>
-              <w:rPr>
-                <w:rFonts w:ascii="Times New Roman" w:hAnsi="Times New Roman"/>
-                <w:szCs w:val="24"/>
-              </w:rPr>
-              <w:t>Chức vụ:</w:t>
+            <w:proofErr w:type="spellStart"/>
+            <w:r>
+              <w:rPr>
+                <w:rFonts w:ascii="Times New Roman" w:hAnsi="Times New Roman"/>
+                <w:szCs w:val="24"/>
+              </w:rPr>
+              <w:t>Chức</w:t>
+            </w:r>
+            <w:proofErr w:type="spellEnd"/>
+            <w:r>
+              <w:rPr>
+                <w:rFonts w:ascii="Times New Roman" w:hAnsi="Times New Roman"/>
+                <w:szCs w:val="24"/>
+              </w:rPr>
+              <w:t xml:space="preserve"> </w:t>
+            </w:r>
+            <w:proofErr w:type="spellStart"/>
+            <w:r>
+              <w:rPr>
+                <w:rFonts w:ascii="Times New Roman" w:hAnsi="Times New Roman"/>
+                <w:szCs w:val="24"/>
+              </w:rPr>
+              <w:t>vụ</w:t>
+            </w:r>
+            <w:proofErr w:type="spellEnd"/>
+            <w:r>
+              <w:rPr>
+                <w:rFonts w:ascii="Times New Roman" w:hAnsi="Times New Roman"/>
+                <w:szCs w:val="24"/>
+              </w:rPr>
+              <w:t>:</w:t>
             </w:r>
             <w:r>
               <w:rPr>
@@ -3497,12 +6240,37 @@
                 <w:szCs w:val="24"/>
               </w:rPr>
             </w:pPr>
-            <w:r>
-              <w:rPr>
-                <w:rFonts w:ascii="Times New Roman" w:hAnsi="Times New Roman"/>
-                <w:szCs w:val="24"/>
-              </w:rPr>
-              <w:t>Điện thoại:</w:t>
+            <w:proofErr w:type="spellStart"/>
+            <w:r>
+              <w:rPr>
+                <w:rFonts w:ascii="Times New Roman" w:hAnsi="Times New Roman"/>
+                <w:szCs w:val="24"/>
+              </w:rPr>
+              <w:t>Điện</w:t>
+            </w:r>
+            <w:proofErr w:type="spellEnd"/>
+            <w:r>
+              <w:rPr>
+                <w:rFonts w:ascii="Times New Roman" w:hAnsi="Times New Roman"/>
+                <w:szCs w:val="24"/>
+              </w:rPr>
+              <w:t xml:space="preserve"> </w:t>
+            </w:r>
+            <w:proofErr w:type="spellStart"/>
+            <w:r>
+              <w:rPr>
+                <w:rFonts w:ascii="Times New Roman" w:hAnsi="Times New Roman"/>
+                <w:szCs w:val="24"/>
+              </w:rPr>
+              <w:t>thoại</w:t>
+            </w:r>
+            <w:proofErr w:type="spellEnd"/>
+            <w:r>
+              <w:rPr>
+                <w:rFonts w:ascii="Times New Roman" w:hAnsi="Times New Roman"/>
+                <w:szCs w:val="24"/>
+              </w:rPr>
+              <w:t>:</w:t>
             </w:r>
           </w:p>
         </w:tc>
@@ -3590,12 +6358,85 @@
                 <w:szCs w:val="24"/>
               </w:rPr>
             </w:pPr>
-            <w:r>
-              <w:rPr>
-                <w:rFonts w:ascii="Times New Roman" w:hAnsi="Times New Roman"/>
-                <w:szCs w:val="24"/>
-              </w:rPr>
-              <w:t>Căn cước/Mã định danh Cha:</w:t>
+            <w:proofErr w:type="spellStart"/>
+            <w:r>
+              <w:rPr>
+                <w:rFonts w:ascii="Times New Roman" w:hAnsi="Times New Roman"/>
+                <w:szCs w:val="24"/>
+              </w:rPr>
+              <w:t>Căn</w:t>
+            </w:r>
+            <w:proofErr w:type="spellEnd"/>
+            <w:r>
+              <w:rPr>
+                <w:rFonts w:ascii="Times New Roman" w:hAnsi="Times New Roman"/>
+                <w:szCs w:val="24"/>
+              </w:rPr>
+              <w:t xml:space="preserve"> </w:t>
+            </w:r>
+            <w:proofErr w:type="spellStart"/>
+            <w:r>
+              <w:rPr>
+                <w:rFonts w:ascii="Times New Roman" w:hAnsi="Times New Roman"/>
+                <w:szCs w:val="24"/>
+              </w:rPr>
+              <w:t>cước</w:t>
+            </w:r>
+            <w:proofErr w:type="spellEnd"/>
+            <w:r>
+              <w:rPr>
+                <w:rFonts w:ascii="Times New Roman" w:hAnsi="Times New Roman"/>
+                <w:szCs w:val="24"/>
+              </w:rPr>
+              <w:t>/</w:t>
+            </w:r>
+            <w:proofErr w:type="spellStart"/>
+            <w:r>
+              <w:rPr>
+                <w:rFonts w:ascii="Times New Roman" w:hAnsi="Times New Roman"/>
+                <w:szCs w:val="24"/>
+              </w:rPr>
+              <w:t>Mã</w:t>
+            </w:r>
+            <w:proofErr w:type="spellEnd"/>
+            <w:r>
+              <w:rPr>
+                <w:rFonts w:ascii="Times New Roman" w:hAnsi="Times New Roman"/>
+                <w:szCs w:val="24"/>
+              </w:rPr>
+              <w:t xml:space="preserve"> </w:t>
+            </w:r>
+            <w:proofErr w:type="spellStart"/>
+            <w:r>
+              <w:rPr>
+                <w:rFonts w:ascii="Times New Roman" w:hAnsi="Times New Roman"/>
+                <w:szCs w:val="24"/>
+              </w:rPr>
+              <w:t>định</w:t>
+            </w:r>
+            <w:proofErr w:type="spellEnd"/>
+            <w:r>
+              <w:rPr>
+                <w:rFonts w:ascii="Times New Roman" w:hAnsi="Times New Roman"/>
+                <w:szCs w:val="24"/>
+              </w:rPr>
+              <w:t xml:space="preserve"> </w:t>
+            </w:r>
+            <w:proofErr w:type="spellStart"/>
+            <w:r>
+              <w:rPr>
+                <w:rFonts w:ascii="Times New Roman" w:hAnsi="Times New Roman"/>
+                <w:szCs w:val="24"/>
+              </w:rPr>
+              <w:t>danh</w:t>
+            </w:r>
+            <w:proofErr w:type="spellEnd"/>
+            <w:r>
+              <w:rPr>
+                <w:rFonts w:ascii="Times New Roman" w:hAnsi="Times New Roman"/>
+                <w:szCs w:val="24"/>
+              </w:rPr>
+              <w:t xml:space="preserve"> Cha:</w:t>
             </w:r>
           </w:p>
         </w:tc>
@@ -3716,8 +6557,72 @@
                 <w:b/>
                 <w:szCs w:val="24"/>
               </w:rPr>
-              <w:t>* Họ và tên mẹ</w:t>
-            </w:r>
+              <w:t xml:space="preserve">* </w:t>
+            </w:r>
+            <w:proofErr w:type="spellStart"/>
+            <w:r>
+              <w:rPr>
+                <w:rFonts w:ascii="Times New Roman" w:hAnsi="Times New Roman"/>
+                <w:b/>
+                <w:szCs w:val="24"/>
+              </w:rPr>
+              <w:t>Họ</w:t>
+            </w:r>
+            <w:proofErr w:type="spellEnd"/>
+            <w:r>
+              <w:rPr>
+                <w:rFonts w:ascii="Times New Roman" w:hAnsi="Times New Roman"/>
+                <w:b/>
+                <w:szCs w:val="24"/>
+              </w:rPr>
+              <w:t xml:space="preserve"> </w:t>
+            </w:r>
+            <w:proofErr w:type="spellStart"/>
+            <w:r>
+              <w:rPr>
+                <w:rFonts w:ascii="Times New Roman" w:hAnsi="Times New Roman"/>
+                <w:b/>
+                <w:szCs w:val="24"/>
+              </w:rPr>
+              <w:t>và</w:t>
+            </w:r>
+            <w:proofErr w:type="spellEnd"/>
+            <w:r>
+              <w:rPr>
+                <w:rFonts w:ascii="Times New Roman" w:hAnsi="Times New Roman"/>
+                <w:b/>
+                <w:szCs w:val="24"/>
+              </w:rPr>
+              <w:t xml:space="preserve"> </w:t>
+            </w:r>
+            <w:proofErr w:type="spellStart"/>
+            <w:r>
+              <w:rPr>
+                <w:rFonts w:ascii="Times New Roman" w:hAnsi="Times New Roman"/>
+                <w:b/>
+                <w:szCs w:val="24"/>
+              </w:rPr>
+              <w:t>tên</w:t>
+            </w:r>
+            <w:proofErr w:type="spellEnd"/>
+            <w:r>
+              <w:rPr>
+                <w:rFonts w:ascii="Times New Roman" w:hAnsi="Times New Roman"/>
+                <w:b/>
+                <w:szCs w:val="24"/>
+              </w:rPr>
+              <w:t xml:space="preserve"> </w:t>
+            </w:r>
+            <w:proofErr w:type="spellStart"/>
+            <w:r>
+              <w:rPr>
+                <w:rFonts w:ascii="Times New Roman" w:hAnsi="Times New Roman"/>
+                <w:b/>
+                <w:szCs w:val="24"/>
+              </w:rPr>
+              <w:t>mẹ</w:t>
+            </w:r>
+            <w:proofErr w:type="spellEnd"/>
             <w:r>
               <w:rPr>
                 <w:rFonts w:ascii="Times New Roman" w:hAnsi="Times New Roman"/>
@@ -3805,12 +6710,37 @@
                 <w:szCs w:val="24"/>
               </w:rPr>
             </w:pPr>
-            <w:r>
-              <w:rPr>
-                <w:rFonts w:ascii="Times New Roman" w:hAnsi="Times New Roman"/>
-                <w:szCs w:val="24"/>
-              </w:rPr>
-              <w:t>Sinh năm:</w:t>
+            <w:proofErr w:type="spellStart"/>
+            <w:r>
+              <w:rPr>
+                <w:rFonts w:ascii="Times New Roman" w:hAnsi="Times New Roman"/>
+                <w:szCs w:val="24"/>
+              </w:rPr>
+              <w:t>Sinh</w:t>
+            </w:r>
+            <w:proofErr w:type="spellEnd"/>
+            <w:r>
+              <w:rPr>
+                <w:rFonts w:ascii="Times New Roman" w:hAnsi="Times New Roman"/>
+                <w:szCs w:val="24"/>
+              </w:rPr>
+              <w:t xml:space="preserve"> </w:t>
+            </w:r>
+            <w:proofErr w:type="spellStart"/>
+            <w:r>
+              <w:rPr>
+                <w:rFonts w:ascii="Times New Roman" w:hAnsi="Times New Roman"/>
+                <w:szCs w:val="24"/>
+              </w:rPr>
+              <w:t>năm</w:t>
+            </w:r>
+            <w:proofErr w:type="spellEnd"/>
+            <w:r>
+              <w:rPr>
+                <w:rFonts w:ascii="Times New Roman" w:hAnsi="Times New Roman"/>
+                <w:szCs w:val="24"/>
+              </w:rPr>
+              <w:t>:</w:t>
             </w:r>
           </w:p>
         </w:tc>
@@ -3891,12 +6821,69 @@
                 <w:szCs w:val="24"/>
               </w:rPr>
             </w:pPr>
-            <w:r>
-              <w:rPr>
-                <w:rFonts w:ascii="Times New Roman" w:hAnsi="Times New Roman"/>
-                <w:szCs w:val="24"/>
-              </w:rPr>
-              <w:t>Trình độ văn hóa:</w:t>
+            <w:proofErr w:type="spellStart"/>
+            <w:r>
+              <w:rPr>
+                <w:rFonts w:ascii="Times New Roman" w:hAnsi="Times New Roman"/>
+                <w:szCs w:val="24"/>
+              </w:rPr>
+              <w:t>Trình</w:t>
+            </w:r>
+            <w:proofErr w:type="spellEnd"/>
+            <w:r>
+              <w:rPr>
+                <w:rFonts w:ascii="Times New Roman" w:hAnsi="Times New Roman"/>
+                <w:szCs w:val="24"/>
+              </w:rPr>
+              <w:t xml:space="preserve"> </w:t>
+            </w:r>
+            <w:proofErr w:type="spellStart"/>
+            <w:r>
+              <w:rPr>
+                <w:rFonts w:ascii="Times New Roman" w:hAnsi="Times New Roman"/>
+                <w:szCs w:val="24"/>
+              </w:rPr>
+              <w:t>độ</w:t>
+            </w:r>
+            <w:proofErr w:type="spellEnd"/>
+            <w:r>
+              <w:rPr>
+                <w:rFonts w:ascii="Times New Roman" w:hAnsi="Times New Roman"/>
+                <w:szCs w:val="24"/>
+              </w:rPr>
+              <w:t xml:space="preserve"> </w:t>
+            </w:r>
+            <w:proofErr w:type="spellStart"/>
+            <w:r>
+              <w:rPr>
+                <w:rFonts w:ascii="Times New Roman" w:hAnsi="Times New Roman"/>
+                <w:szCs w:val="24"/>
+              </w:rPr>
+              <w:t>văn</w:t>
+            </w:r>
+            <w:proofErr w:type="spellEnd"/>
+            <w:r>
+              <w:rPr>
+                <w:rFonts w:ascii="Times New Roman" w:hAnsi="Times New Roman"/>
+                <w:szCs w:val="24"/>
+              </w:rPr>
+              <w:t xml:space="preserve"> </w:t>
+            </w:r>
+            <w:proofErr w:type="spellStart"/>
+            <w:r>
+              <w:rPr>
+                <w:rFonts w:ascii="Times New Roman" w:hAnsi="Times New Roman"/>
+                <w:szCs w:val="24"/>
+              </w:rPr>
+              <w:t>hóa</w:t>
+            </w:r>
+            <w:proofErr w:type="spellEnd"/>
+            <w:r>
+              <w:rPr>
+                <w:rFonts w:ascii="Times New Roman" w:hAnsi="Times New Roman"/>
+                <w:szCs w:val="24"/>
+              </w:rPr>
+              <w:t>:</w:t>
             </w:r>
           </w:p>
         </w:tc>
@@ -3983,12 +6970,69 @@
                 <w:szCs w:val="24"/>
               </w:rPr>
             </w:pPr>
-            <w:r>
-              <w:rPr>
-                <w:rFonts w:ascii="Times New Roman" w:hAnsi="Times New Roman"/>
-                <w:szCs w:val="24"/>
-              </w:rPr>
-              <w:t>Trình độ chuyên môn:</w:t>
+            <w:proofErr w:type="spellStart"/>
+            <w:r>
+              <w:rPr>
+                <w:rFonts w:ascii="Times New Roman" w:hAnsi="Times New Roman"/>
+                <w:szCs w:val="24"/>
+              </w:rPr>
+              <w:t>Trình</w:t>
+            </w:r>
+            <w:proofErr w:type="spellEnd"/>
+            <w:r>
+              <w:rPr>
+                <w:rFonts w:ascii="Times New Roman" w:hAnsi="Times New Roman"/>
+                <w:szCs w:val="24"/>
+              </w:rPr>
+              <w:t xml:space="preserve"> </w:t>
+            </w:r>
+            <w:proofErr w:type="spellStart"/>
+            <w:r>
+              <w:rPr>
+                <w:rFonts w:ascii="Times New Roman" w:hAnsi="Times New Roman"/>
+                <w:szCs w:val="24"/>
+              </w:rPr>
+              <w:t>độ</w:t>
+            </w:r>
+            <w:proofErr w:type="spellEnd"/>
+            <w:r>
+              <w:rPr>
+                <w:rFonts w:ascii="Times New Roman" w:hAnsi="Times New Roman"/>
+                <w:szCs w:val="24"/>
+              </w:rPr>
+              <w:t xml:space="preserve"> </w:t>
+            </w:r>
+            <w:proofErr w:type="spellStart"/>
+            <w:r>
+              <w:rPr>
+                <w:rFonts w:ascii="Times New Roman" w:hAnsi="Times New Roman"/>
+                <w:szCs w:val="24"/>
+              </w:rPr>
+              <w:t>chuyên</w:t>
+            </w:r>
+            <w:proofErr w:type="spellEnd"/>
+            <w:r>
+              <w:rPr>
+                <w:rFonts w:ascii="Times New Roman" w:hAnsi="Times New Roman"/>
+                <w:szCs w:val="24"/>
+              </w:rPr>
+              <w:t xml:space="preserve"> </w:t>
+            </w:r>
+            <w:proofErr w:type="spellStart"/>
+            <w:r>
+              <w:rPr>
+                <w:rFonts w:ascii="Times New Roman" w:hAnsi="Times New Roman"/>
+                <w:szCs w:val="24"/>
+              </w:rPr>
+              <w:t>môn</w:t>
+            </w:r>
+            <w:proofErr w:type="spellEnd"/>
+            <w:r>
+              <w:rPr>
+                <w:rFonts w:ascii="Times New Roman" w:hAnsi="Times New Roman"/>
+                <w:szCs w:val="24"/>
+              </w:rPr>
+              <w:t>:</w:t>
             </w:r>
             <w:r>
               <w:rPr>
@@ -4062,12 +7106,37 @@
                 <w:szCs w:val="24"/>
               </w:rPr>
             </w:pPr>
-            <w:r>
-              <w:rPr>
-                <w:rFonts w:ascii="Times New Roman" w:hAnsi="Times New Roman"/>
-                <w:szCs w:val="24"/>
-              </w:rPr>
-              <w:t>Nghề nghiệp:</w:t>
+            <w:proofErr w:type="spellStart"/>
+            <w:r>
+              <w:rPr>
+                <w:rFonts w:ascii="Times New Roman" w:hAnsi="Times New Roman"/>
+                <w:szCs w:val="24"/>
+              </w:rPr>
+              <w:t>Nghề</w:t>
+            </w:r>
+            <w:proofErr w:type="spellEnd"/>
+            <w:r>
+              <w:rPr>
+                <w:rFonts w:ascii="Times New Roman" w:hAnsi="Times New Roman"/>
+                <w:szCs w:val="24"/>
+              </w:rPr>
+              <w:t xml:space="preserve"> </w:t>
+            </w:r>
+            <w:proofErr w:type="spellStart"/>
+            <w:r>
+              <w:rPr>
+                <w:rFonts w:ascii="Times New Roman" w:hAnsi="Times New Roman"/>
+                <w:szCs w:val="24"/>
+              </w:rPr>
+              <w:t>nghiệp</w:t>
+            </w:r>
+            <w:proofErr w:type="spellEnd"/>
+            <w:r>
+              <w:rPr>
+                <w:rFonts w:ascii="Times New Roman" w:hAnsi="Times New Roman"/>
+                <w:szCs w:val="24"/>
+              </w:rPr>
+              <w:t>:</w:t>
             </w:r>
           </w:p>
         </w:tc>
@@ -4151,12 +7220,37 @@
                 <w:szCs w:val="24"/>
               </w:rPr>
             </w:pPr>
-            <w:r>
-              <w:rPr>
-                <w:rFonts w:ascii="Times New Roman" w:hAnsi="Times New Roman"/>
-                <w:szCs w:val="24"/>
-              </w:rPr>
-              <w:t>Chức vụ:</w:t>
+            <w:proofErr w:type="spellStart"/>
+            <w:r>
+              <w:rPr>
+                <w:rFonts w:ascii="Times New Roman" w:hAnsi="Times New Roman"/>
+                <w:szCs w:val="24"/>
+              </w:rPr>
+              <w:t>Chức</w:t>
+            </w:r>
+            <w:proofErr w:type="spellEnd"/>
+            <w:r>
+              <w:rPr>
+                <w:rFonts w:ascii="Times New Roman" w:hAnsi="Times New Roman"/>
+                <w:szCs w:val="24"/>
+              </w:rPr>
+              <w:t xml:space="preserve"> </w:t>
+            </w:r>
+            <w:proofErr w:type="spellStart"/>
+            <w:r>
+              <w:rPr>
+                <w:rFonts w:ascii="Times New Roman" w:hAnsi="Times New Roman"/>
+                <w:szCs w:val="24"/>
+              </w:rPr>
+              <w:t>vụ</w:t>
+            </w:r>
+            <w:proofErr w:type="spellEnd"/>
+            <w:r>
+              <w:rPr>
+                <w:rFonts w:ascii="Times New Roman" w:hAnsi="Times New Roman"/>
+                <w:szCs w:val="24"/>
+              </w:rPr>
+              <w:t>:</w:t>
             </w:r>
             <w:r>
               <w:rPr>
@@ -4228,12 +7322,37 @@
                 <w:szCs w:val="24"/>
               </w:rPr>
             </w:pPr>
-            <w:r>
-              <w:rPr>
-                <w:rFonts w:ascii="Times New Roman" w:hAnsi="Times New Roman"/>
-                <w:szCs w:val="24"/>
-              </w:rPr>
-              <w:t>Điện thoại:</w:t>
+            <w:proofErr w:type="spellStart"/>
+            <w:r>
+              <w:rPr>
+                <w:rFonts w:ascii="Times New Roman" w:hAnsi="Times New Roman"/>
+                <w:szCs w:val="24"/>
+              </w:rPr>
+              <w:t>Điện</w:t>
+            </w:r>
+            <w:proofErr w:type="spellEnd"/>
+            <w:r>
+              <w:rPr>
+                <w:rFonts w:ascii="Times New Roman" w:hAnsi="Times New Roman"/>
+                <w:szCs w:val="24"/>
+              </w:rPr>
+              <w:t xml:space="preserve"> </w:t>
+            </w:r>
+            <w:proofErr w:type="spellStart"/>
+            <w:r>
+              <w:rPr>
+                <w:rFonts w:ascii="Times New Roman" w:hAnsi="Times New Roman"/>
+                <w:szCs w:val="24"/>
+              </w:rPr>
+              <w:t>thoại</w:t>
+            </w:r>
+            <w:proofErr w:type="spellEnd"/>
+            <w:r>
+              <w:rPr>
+                <w:rFonts w:ascii="Times New Roman" w:hAnsi="Times New Roman"/>
+                <w:szCs w:val="24"/>
+              </w:rPr>
+              <w:t>:</w:t>
             </w:r>
           </w:p>
         </w:tc>
@@ -4318,12 +7437,101 @@
                 <w:szCs w:val="24"/>
               </w:rPr>
             </w:pPr>
-            <w:r>
-              <w:rPr>
-                <w:rFonts w:ascii="Times New Roman" w:hAnsi="Times New Roman"/>
-                <w:szCs w:val="24"/>
-              </w:rPr>
-              <w:t>Căn cước/Mã định danh Mẹ:</w:t>
+            <w:proofErr w:type="spellStart"/>
+            <w:r>
+              <w:rPr>
+                <w:rFonts w:ascii="Times New Roman" w:hAnsi="Times New Roman"/>
+                <w:szCs w:val="24"/>
+              </w:rPr>
+              <w:t>Căn</w:t>
+            </w:r>
+            <w:proofErr w:type="spellEnd"/>
+            <w:r>
+              <w:rPr>
+                <w:rFonts w:ascii="Times New Roman" w:hAnsi="Times New Roman"/>
+                <w:szCs w:val="24"/>
+              </w:rPr>
+              <w:t xml:space="preserve"> </w:t>
+            </w:r>
+            <w:proofErr w:type="spellStart"/>
+            <w:r>
+              <w:rPr>
+                <w:rFonts w:ascii="Times New Roman" w:hAnsi="Times New Roman"/>
+                <w:szCs w:val="24"/>
+              </w:rPr>
+              <w:t>cước</w:t>
+            </w:r>
+            <w:proofErr w:type="spellEnd"/>
+            <w:r>
+              <w:rPr>
+                <w:rFonts w:ascii="Times New Roman" w:hAnsi="Times New Roman"/>
+                <w:szCs w:val="24"/>
+              </w:rPr>
+              <w:t>/</w:t>
+            </w:r>
+            <w:proofErr w:type="spellStart"/>
+            <w:r>
+              <w:rPr>
+                <w:rFonts w:ascii="Times New Roman" w:hAnsi="Times New Roman"/>
+                <w:szCs w:val="24"/>
+              </w:rPr>
+              <w:t>Mã</w:t>
+            </w:r>
+            <w:proofErr w:type="spellEnd"/>
+            <w:r>
+              <w:rPr>
+                <w:rFonts w:ascii="Times New Roman" w:hAnsi="Times New Roman"/>
+                <w:szCs w:val="24"/>
+              </w:rPr>
+              <w:t xml:space="preserve"> </w:t>
+            </w:r>
+            <w:proofErr w:type="spellStart"/>
+            <w:r>
+              <w:rPr>
+                <w:rFonts w:ascii="Times New Roman" w:hAnsi="Times New Roman"/>
+                <w:szCs w:val="24"/>
+              </w:rPr>
+              <w:t>định</w:t>
+            </w:r>
+            <w:proofErr w:type="spellEnd"/>
+            <w:r>
+              <w:rPr>
+                <w:rFonts w:ascii="Times New Roman" w:hAnsi="Times New Roman"/>
+                <w:szCs w:val="24"/>
+              </w:rPr>
+              <w:t xml:space="preserve"> </w:t>
+            </w:r>
+            <w:proofErr w:type="spellStart"/>
+            <w:r>
+              <w:rPr>
+                <w:rFonts w:ascii="Times New Roman" w:hAnsi="Times New Roman"/>
+                <w:szCs w:val="24"/>
+              </w:rPr>
+              <w:t>danh</w:t>
+            </w:r>
+            <w:proofErr w:type="spellEnd"/>
+            <w:r>
+              <w:rPr>
+                <w:rFonts w:ascii="Times New Roman" w:hAnsi="Times New Roman"/>
+                <w:szCs w:val="24"/>
+              </w:rPr>
+              <w:t xml:space="preserve"> </w:t>
+            </w:r>
+            <w:proofErr w:type="spellStart"/>
+            <w:r>
+              <w:rPr>
+                <w:rFonts w:ascii="Times New Roman" w:hAnsi="Times New Roman"/>
+                <w:szCs w:val="24"/>
+              </w:rPr>
+              <w:t>Mẹ</w:t>
+            </w:r>
+            <w:proofErr w:type="spellEnd"/>
+            <w:r>
+              <w:rPr>
+                <w:rFonts w:ascii="Times New Roman" w:hAnsi="Times New Roman"/>
+                <w:szCs w:val="24"/>
+              </w:rPr>
+              <w:t>:</w:t>
             </w:r>
           </w:p>
         </w:tc>
@@ -4445,8 +7653,108 @@
                 <w:b/>
                 <w:szCs w:val="24"/>
               </w:rPr>
-              <w:t>* Họ và tên người giám hộ</w:t>
-            </w:r>
+              <w:t xml:space="preserve">* </w:t>
+            </w:r>
+            <w:proofErr w:type="spellStart"/>
+            <w:r>
+              <w:rPr>
+                <w:rFonts w:ascii="Times New Roman" w:hAnsi="Times New Roman"/>
+                <w:b/>
+                <w:szCs w:val="24"/>
+              </w:rPr>
+              <w:t>Họ</w:t>
+            </w:r>
+            <w:proofErr w:type="spellEnd"/>
+            <w:r>
+              <w:rPr>
+                <w:rFonts w:ascii="Times New Roman" w:hAnsi="Times New Roman"/>
+                <w:b/>
+                <w:szCs w:val="24"/>
+              </w:rPr>
+              <w:t xml:space="preserve"> </w:t>
+            </w:r>
+            <w:proofErr w:type="spellStart"/>
+            <w:r>
+              <w:rPr>
+                <w:rFonts w:ascii="Times New Roman" w:hAnsi="Times New Roman"/>
+                <w:b/>
+                <w:szCs w:val="24"/>
+              </w:rPr>
+              <w:t>và</w:t>
+            </w:r>
+            <w:proofErr w:type="spellEnd"/>
+            <w:r>
+              <w:rPr>
+                <w:rFonts w:ascii="Times New Roman" w:hAnsi="Times New Roman"/>
+                <w:b/>
+                <w:szCs w:val="24"/>
+              </w:rPr>
+              <w:t xml:space="preserve"> </w:t>
+            </w:r>
+            <w:proofErr w:type="spellStart"/>
+            <w:r>
+              <w:rPr>
+                <w:rFonts w:ascii="Times New Roman" w:hAnsi="Times New Roman"/>
+                <w:b/>
+                <w:szCs w:val="24"/>
+              </w:rPr>
+              <w:t>tên</w:t>
+            </w:r>
+            <w:proofErr w:type="spellEnd"/>
+            <w:r>
+              <w:rPr>
+                <w:rFonts w:ascii="Times New Roman" w:hAnsi="Times New Roman"/>
+                <w:b/>
+                <w:szCs w:val="24"/>
+              </w:rPr>
+              <w:t xml:space="preserve"> </w:t>
+            </w:r>
+            <w:proofErr w:type="spellStart"/>
+            <w:r>
+              <w:rPr>
+                <w:rFonts w:ascii="Times New Roman" w:hAnsi="Times New Roman"/>
+                <w:b/>
+                <w:szCs w:val="24"/>
+              </w:rPr>
+              <w:t>người</w:t>
+            </w:r>
+            <w:proofErr w:type="spellEnd"/>
+            <w:r>
+              <w:rPr>
+                <w:rFonts w:ascii="Times New Roman" w:hAnsi="Times New Roman"/>
+                <w:b/>
+                <w:szCs w:val="24"/>
+              </w:rPr>
+              <w:t xml:space="preserve"> </w:t>
+            </w:r>
+            <w:proofErr w:type="spellStart"/>
+            <w:r>
+              <w:rPr>
+                <w:rFonts w:ascii="Times New Roman" w:hAnsi="Times New Roman"/>
+                <w:b/>
+                <w:szCs w:val="24"/>
+              </w:rPr>
+              <w:t>giám</w:t>
+            </w:r>
+            <w:proofErr w:type="spellEnd"/>
+            <w:r>
+              <w:rPr>
+                <w:rFonts w:ascii="Times New Roman" w:hAnsi="Times New Roman"/>
+                <w:b/>
+                <w:szCs w:val="24"/>
+              </w:rPr>
+              <w:t xml:space="preserve"> </w:t>
+            </w:r>
+            <w:proofErr w:type="spellStart"/>
+            <w:r>
+              <w:rPr>
+                <w:rFonts w:ascii="Times New Roman" w:hAnsi="Times New Roman"/>
+                <w:b/>
+                <w:szCs w:val="24"/>
+              </w:rPr>
+              <w:t>hộ</w:t>
+            </w:r>
+            <w:proofErr w:type="spellEnd"/>
             <w:r>
               <w:rPr>
                 <w:rFonts w:ascii="Times New Roman" w:hAnsi="Times New Roman"/>
@@ -4534,12 +7842,37 @@
                 <w:szCs w:val="24"/>
               </w:rPr>
             </w:pPr>
-            <w:r>
-              <w:rPr>
-                <w:rFonts w:ascii="Times New Roman" w:hAnsi="Times New Roman"/>
-                <w:szCs w:val="24"/>
-              </w:rPr>
-              <w:t>Điện thoại:</w:t>
+            <w:proofErr w:type="spellStart"/>
+            <w:r>
+              <w:rPr>
+                <w:rFonts w:ascii="Times New Roman" w:hAnsi="Times New Roman"/>
+                <w:szCs w:val="24"/>
+              </w:rPr>
+              <w:t>Điện</w:t>
+            </w:r>
+            <w:proofErr w:type="spellEnd"/>
+            <w:r>
+              <w:rPr>
+                <w:rFonts w:ascii="Times New Roman" w:hAnsi="Times New Roman"/>
+                <w:szCs w:val="24"/>
+              </w:rPr>
+              <w:t xml:space="preserve"> </w:t>
+            </w:r>
+            <w:proofErr w:type="spellStart"/>
+            <w:r>
+              <w:rPr>
+                <w:rFonts w:ascii="Times New Roman" w:hAnsi="Times New Roman"/>
+                <w:szCs w:val="24"/>
+              </w:rPr>
+              <w:t>thoại</w:t>
+            </w:r>
+            <w:proofErr w:type="spellEnd"/>
+            <w:r>
+              <w:rPr>
+                <w:rFonts w:ascii="Times New Roman" w:hAnsi="Times New Roman"/>
+                <w:szCs w:val="24"/>
+              </w:rPr>
+              <w:t>:</w:t>
             </w:r>
           </w:p>
         </w:tc>
@@ -4623,12 +7956,133 @@
                 <w:szCs w:val="24"/>
               </w:rPr>
             </w:pPr>
-            <w:r>
-              <w:rPr>
-                <w:rFonts w:ascii="Times New Roman" w:hAnsi="Times New Roman"/>
-                <w:szCs w:val="24"/>
-              </w:rPr>
-              <w:t>Căn cước/Mã định danh Người giám hộ:</w:t>
+            <w:proofErr w:type="spellStart"/>
+            <w:r>
+              <w:rPr>
+                <w:rFonts w:ascii="Times New Roman" w:hAnsi="Times New Roman"/>
+                <w:szCs w:val="24"/>
+              </w:rPr>
+              <w:t>Căn</w:t>
+            </w:r>
+            <w:proofErr w:type="spellEnd"/>
+            <w:r>
+              <w:rPr>
+                <w:rFonts w:ascii="Times New Roman" w:hAnsi="Times New Roman"/>
+                <w:szCs w:val="24"/>
+              </w:rPr>
+              <w:t xml:space="preserve"> </w:t>
+            </w:r>
+            <w:proofErr w:type="spellStart"/>
+            <w:r>
+              <w:rPr>
+                <w:rFonts w:ascii="Times New Roman" w:hAnsi="Times New Roman"/>
+                <w:szCs w:val="24"/>
+              </w:rPr>
+              <w:t>cước</w:t>
+            </w:r>
+            <w:proofErr w:type="spellEnd"/>
+            <w:r>
+              <w:rPr>
+                <w:rFonts w:ascii="Times New Roman" w:hAnsi="Times New Roman"/>
+                <w:szCs w:val="24"/>
+              </w:rPr>
+              <w:t>/</w:t>
+            </w:r>
+            <w:proofErr w:type="spellStart"/>
+            <w:r>
+              <w:rPr>
+                <w:rFonts w:ascii="Times New Roman" w:hAnsi="Times New Roman"/>
+                <w:szCs w:val="24"/>
+              </w:rPr>
+              <w:t>Mã</w:t>
+            </w:r>
+            <w:proofErr w:type="spellEnd"/>
+            <w:r>
+              <w:rPr>
+                <w:rFonts w:ascii="Times New Roman" w:hAnsi="Times New Roman"/>
+                <w:szCs w:val="24"/>
+              </w:rPr>
+              <w:t xml:space="preserve"> </w:t>
+            </w:r>
+            <w:proofErr w:type="spellStart"/>
+            <w:r>
+              <w:rPr>
+                <w:rFonts w:ascii="Times New Roman" w:hAnsi="Times New Roman"/>
+                <w:szCs w:val="24"/>
+              </w:rPr>
+              <w:t>định</w:t>
+            </w:r>
+            <w:proofErr w:type="spellEnd"/>
+            <w:r>
+              <w:rPr>
+                <w:rFonts w:ascii="Times New Roman" w:hAnsi="Times New Roman"/>
+                <w:szCs w:val="24"/>
+              </w:rPr>
+              <w:t xml:space="preserve"> </w:t>
+            </w:r>
+            <w:proofErr w:type="spellStart"/>
+            <w:r>
+              <w:rPr>
+                <w:rFonts w:ascii="Times New Roman" w:hAnsi="Times New Roman"/>
+                <w:szCs w:val="24"/>
+              </w:rPr>
+              <w:t>danh</w:t>
+            </w:r>
+            <w:proofErr w:type="spellEnd"/>
+            <w:r>
+              <w:rPr>
+                <w:rFonts w:ascii="Times New Roman" w:hAnsi="Times New Roman"/>
+                <w:szCs w:val="24"/>
+              </w:rPr>
+              <w:t xml:space="preserve"> </w:t>
+            </w:r>
+            <w:proofErr w:type="spellStart"/>
+            <w:r>
+              <w:rPr>
+                <w:rFonts w:ascii="Times New Roman" w:hAnsi="Times New Roman"/>
+                <w:szCs w:val="24"/>
+              </w:rPr>
+              <w:t>Người</w:t>
+            </w:r>
+            <w:proofErr w:type="spellEnd"/>
+            <w:r>
+              <w:rPr>
+                <w:rFonts w:ascii="Times New Roman" w:hAnsi="Times New Roman"/>
+                <w:szCs w:val="24"/>
+              </w:rPr>
+              <w:t xml:space="preserve"> </w:t>
+            </w:r>
+            <w:proofErr w:type="spellStart"/>
+            <w:r>
+              <w:rPr>
+                <w:rFonts w:ascii="Times New Roman" w:hAnsi="Times New Roman"/>
+                <w:szCs w:val="24"/>
+              </w:rPr>
+              <w:t>giám</w:t>
+            </w:r>
+            <w:proofErr w:type="spellEnd"/>
+            <w:r>
+              <w:rPr>
+                <w:rFonts w:ascii="Times New Roman" w:hAnsi="Times New Roman"/>
+                <w:szCs w:val="24"/>
+              </w:rPr>
+              <w:t xml:space="preserve"> </w:t>
+            </w:r>
+            <w:proofErr w:type="spellStart"/>
+            <w:r>
+              <w:rPr>
+                <w:rFonts w:ascii="Times New Roman" w:hAnsi="Times New Roman"/>
+                <w:szCs w:val="24"/>
+              </w:rPr>
+              <w:t>hộ</w:t>
+            </w:r>
+            <w:proofErr w:type="spellEnd"/>
+            <w:r>
+              <w:rPr>
+                <w:rFonts w:ascii="Times New Roman" w:hAnsi="Times New Roman"/>
+                <w:szCs w:val="24"/>
+              </w:rPr>
+              <w:t>:</w:t>
             </w:r>
           </w:p>
         </w:tc>
@@ -4759,8 +8213,198 @@
           <w:b/>
           <w:szCs w:val="24"/>
         </w:rPr>
-        <w:t>Anh chị ruột đang học tại trường Tiểu học Nguyễn Thị Định</w:t>
-      </w:r>
+        <w:t xml:space="preserve">Anh </w:t>
+      </w:r>
+      <w:proofErr w:type="spellStart"/>
+      <w:r>
+        <w:rPr>
+          <w:rFonts w:ascii="Times New Roman" w:hAnsi="Times New Roman"/>
+          <w:b/>
+          <w:szCs w:val="24"/>
+        </w:rPr>
+        <w:t>chị</w:t>
+      </w:r>
+      <w:proofErr w:type="spellEnd"/>
+      <w:r>
+        <w:rPr>
+          <w:rFonts w:ascii="Times New Roman" w:hAnsi="Times New Roman"/>
+          <w:b/>
+          <w:szCs w:val="24"/>
+        </w:rPr>
+        <w:t xml:space="preserve"> </w:t>
+      </w:r>
+      <w:proofErr w:type="spellStart"/>
+      <w:r>
+        <w:rPr>
+          <w:rFonts w:ascii="Times New Roman" w:hAnsi="Times New Roman"/>
+          <w:b/>
+          <w:szCs w:val="24"/>
+        </w:rPr>
+        <w:t>ruột</w:t>
+      </w:r>
+      <w:proofErr w:type="spellEnd"/>
+      <w:r>
+        <w:rPr>
+          <w:rFonts w:ascii="Times New Roman" w:hAnsi="Times New Roman"/>
+          <w:b/>
+          <w:szCs w:val="24"/>
+        </w:rPr>
+        <w:t xml:space="preserve"> </w:t>
+      </w:r>
+      <w:proofErr w:type="spellStart"/>
+      <w:r>
+        <w:rPr>
+          <w:rFonts w:ascii="Times New Roman" w:hAnsi="Times New Roman"/>
+          <w:b/>
+          <w:szCs w:val="24"/>
+        </w:rPr>
+        <w:t>đang</w:t>
+      </w:r>
+      <w:proofErr w:type="spellEnd"/>
+      <w:r>
+        <w:rPr>
+          <w:rFonts w:ascii="Times New Roman" w:hAnsi="Times New Roman"/>
+          <w:b/>
+          <w:szCs w:val="24"/>
+        </w:rPr>
+        <w:t xml:space="preserve"> </w:t>
+      </w:r>
+      <w:proofErr w:type="spellStart"/>
+      <w:r>
+        <w:rPr>
+          <w:rFonts w:ascii="Times New Roman" w:hAnsi="Times New Roman"/>
+          <w:b/>
+          <w:szCs w:val="24"/>
+        </w:rPr>
+        <w:t>học</w:t>
+      </w:r>
+      <w:proofErr w:type="spellEnd"/>
+      <w:r>
+        <w:rPr>
+          <w:rFonts w:ascii="Times New Roman" w:hAnsi="Times New Roman"/>
+          <w:b/>
+          <w:szCs w:val="24"/>
+        </w:rPr>
+        <w:t xml:space="preserve"> </w:t>
+      </w:r>
+      <w:proofErr w:type="spellStart"/>
+      <w:r>
+        <w:rPr>
+          <w:rFonts w:ascii="Times New Roman" w:hAnsi="Times New Roman"/>
+          <w:b/>
+          <w:szCs w:val="24"/>
+        </w:rPr>
+        <w:t>tại</w:t>
+      </w:r>
+      <w:proofErr w:type="spellEnd"/>
+      <w:r>
+        <w:rPr>
+          <w:rFonts w:ascii="Times New Roman" w:hAnsi="Times New Roman"/>
+          <w:b/>
+          <w:szCs w:val="24"/>
+        </w:rPr>
+        <w:t xml:space="preserve"> </w:t>
+      </w:r>
+      <w:proofErr w:type="spellStart"/>
+      <w:r>
+        <w:rPr>
+          <w:rFonts w:ascii="Times New Roman" w:hAnsi="Times New Roman"/>
+          <w:b/>
+          <w:szCs w:val="24"/>
+        </w:rPr>
+        <w:t>trường</w:t>
+      </w:r>
+      <w:proofErr w:type="spellEnd"/>
+      <w:r>
+        <w:rPr>
+          <w:rFonts w:ascii="Times New Roman" w:hAnsi="Times New Roman"/>
+          <w:b/>
+          <w:szCs w:val="24"/>
+        </w:rPr>
+        <w:t xml:space="preserve"> </w:t>
+      </w:r>
+      <w:proofErr w:type="spellStart"/>
+      <w:r>
+        <w:rPr>
+          <w:rFonts w:ascii="Times New Roman" w:hAnsi="Times New Roman"/>
+          <w:b/>
+          <w:szCs w:val="24"/>
+        </w:rPr>
+        <w:t>Tiểu</w:t>
+      </w:r>
+      <w:proofErr w:type="spellEnd"/>
+      <w:r>
+        <w:rPr>
+          <w:rFonts w:ascii="Times New Roman" w:hAnsi="Times New Roman"/>
+          <w:b/>
+          <w:szCs w:val="24"/>
+        </w:rPr>
+        <w:t xml:space="preserve"> </w:t>
+      </w:r>
+      <w:proofErr w:type="spellStart"/>
+      <w:r>
+        <w:rPr>
+          <w:rFonts w:ascii="Times New Roman" w:hAnsi="Times New Roman"/>
+          <w:b/>
+          <w:szCs w:val="24"/>
+        </w:rPr>
+        <w:t>học</w:t>
+      </w:r>
+      <w:proofErr w:type="spellEnd"/>
+      <w:r>
+        <w:rPr>
+          <w:rFonts w:ascii="Times New Roman" w:hAnsi="Times New Roman"/>
+          <w:b/>
+          <w:szCs w:val="24"/>
+        </w:rPr>
+        <w:t xml:space="preserve"> </w:t>
+      </w:r>
+      <w:proofErr w:type="spellStart"/>
+      <w:r>
+        <w:rPr>
+          <w:rFonts w:ascii="Times New Roman" w:hAnsi="Times New Roman"/>
+          <w:b/>
+          <w:szCs w:val="24"/>
+        </w:rPr>
+        <w:t>Nguyễn</w:t>
+      </w:r>
+      <w:proofErr w:type="spellEnd"/>
+      <w:r>
+        <w:rPr>
+          <w:rFonts w:ascii="Times New Roman" w:hAnsi="Times New Roman"/>
+          <w:b/>
+          <w:szCs w:val="24"/>
+        </w:rPr>
+        <w:t xml:space="preserve"> </w:t>
+      </w:r>
+      <w:proofErr w:type="spellStart"/>
+      <w:r>
+        <w:rPr>
+          <w:rFonts w:ascii="Times New Roman" w:hAnsi="Times New Roman"/>
+          <w:b/>
+          <w:szCs w:val="24"/>
+        </w:rPr>
+        <w:t>Thị</w:t>
+      </w:r>
+      <w:proofErr w:type="spellEnd"/>
+      <w:r>
+        <w:rPr>
+          <w:rFonts w:ascii="Times New Roman" w:hAnsi="Times New Roman"/>
+          <w:b/>
+          <w:szCs w:val="24"/>
+        </w:rPr>
+        <w:t xml:space="preserve"> </w:t>
+      </w:r>
+      <w:proofErr w:type="spellStart"/>
+      <w:r>
+        <w:rPr>
+          <w:rFonts w:ascii="Times New Roman" w:hAnsi="Times New Roman"/>
+          <w:b/>
+          <w:szCs w:val="24"/>
+        </w:rPr>
+        <w:t>Định</w:t>
+      </w:r>
+      <w:proofErr w:type="spellEnd"/>
     </w:p>
     <w:p>
       <w:pPr>
@@ -4776,9 +8420,51 @@
           <w:rFonts w:ascii="Times New Roman" w:hAnsi="Times New Roman"/>
           <w:szCs w:val="24"/>
         </w:rPr>
+        <w:lastRenderedPageBreak/>
         <w:tab/>
-        <w:t>- Họ và tên</w:t>
-      </w:r>
+        <w:t xml:space="preserve">- </w:t>
+      </w:r>
+      <w:proofErr w:type="spellStart"/>
+      <w:r>
+        <w:rPr>
+          <w:rFonts w:ascii="Times New Roman" w:hAnsi="Times New Roman"/>
+          <w:szCs w:val="24"/>
+        </w:rPr>
+        <w:t>Họ</w:t>
+      </w:r>
+      <w:proofErr w:type="spellEnd"/>
+      <w:r>
+        <w:rPr>
+          <w:rFonts w:ascii="Times New Roman" w:hAnsi="Times New Roman"/>
+          <w:szCs w:val="24"/>
+        </w:rPr>
+        <w:t xml:space="preserve"> </w:t>
+      </w:r>
+      <w:proofErr w:type="spellStart"/>
+      <w:r>
+        <w:rPr>
+          <w:rFonts w:ascii="Times New Roman" w:hAnsi="Times New Roman"/>
+          <w:szCs w:val="24"/>
+        </w:rPr>
+        <w:t>và</w:t>
+      </w:r>
+      <w:proofErr w:type="spellEnd"/>
+      <w:r>
+        <w:rPr>
+          <w:rFonts w:ascii="Times New Roman" w:hAnsi="Times New Roman"/>
+          <w:szCs w:val="24"/>
+        </w:rPr>
+        <w:t xml:space="preserve"> </w:t>
+      </w:r>
+      <w:proofErr w:type="spellStart"/>
+      <w:r>
+        <w:rPr>
+          <w:rFonts w:ascii="Times New Roman" w:hAnsi="Times New Roman"/>
+          <w:szCs w:val="24"/>
+        </w:rPr>
+        <w:t>tên</w:t>
+      </w:r>
+      <w:proofErr w:type="spellEnd"/>
       <w:r>
         <w:rPr>
           <w:rFonts w:ascii="Times New Roman" w:hAnsi="Times New Roman"/>
@@ -4805,8 +8491,17 @@
           <w:rFonts w:ascii="Times New Roman" w:hAnsi="Times New Roman"/>
           <w:szCs w:val="24"/>
         </w:rPr>
-        <w:t>……… Lớp</w:t>
-      </w:r>
+        <w:t xml:space="preserve">……… </w:t>
+      </w:r>
+      <w:proofErr w:type="spellStart"/>
+      <w:r>
+        <w:rPr>
+          <w:rFonts w:ascii="Times New Roman" w:hAnsi="Times New Roman"/>
+          <w:szCs w:val="24"/>
+        </w:rPr>
+        <w:t>Lớp</w:t>
+      </w:r>
+      <w:proofErr w:type="spellEnd"/>
       <w:proofErr w:type="gramStart"/>
       <w:r>
         <w:rPr>
@@ -4839,8 +8534,49 @@
           <w:szCs w:val="24"/>
         </w:rPr>
         <w:tab/>
-        <w:t>- Họ và tên</w:t>
-      </w:r>
+        <w:t xml:space="preserve">- </w:t>
+      </w:r>
+      <w:proofErr w:type="spellStart"/>
+      <w:r>
+        <w:rPr>
+          <w:rFonts w:ascii="Times New Roman" w:hAnsi="Times New Roman"/>
+          <w:szCs w:val="24"/>
+        </w:rPr>
+        <w:t>Họ</w:t>
+      </w:r>
+      <w:proofErr w:type="spellEnd"/>
+      <w:r>
+        <w:rPr>
+          <w:rFonts w:ascii="Times New Roman" w:hAnsi="Times New Roman"/>
+          <w:szCs w:val="24"/>
+        </w:rPr>
+        <w:t xml:space="preserve"> </w:t>
+      </w:r>
+      <w:proofErr w:type="spellStart"/>
+      <w:r>
+        <w:rPr>
+          <w:rFonts w:ascii="Times New Roman" w:hAnsi="Times New Roman"/>
+          <w:szCs w:val="24"/>
+        </w:rPr>
+        <w:t>và</w:t>
+      </w:r>
+      <w:proofErr w:type="spellEnd"/>
+      <w:r>
+        <w:rPr>
+          <w:rFonts w:ascii="Times New Roman" w:hAnsi="Times New Roman"/>
+          <w:szCs w:val="24"/>
+        </w:rPr>
+        <w:t xml:space="preserve"> </w:t>
+      </w:r>
+      <w:proofErr w:type="spellStart"/>
+      <w:r>
+        <w:rPr>
+          <w:rFonts w:ascii="Times New Roman" w:hAnsi="Times New Roman"/>
+          <w:szCs w:val="24"/>
+        </w:rPr>
+        <w:t>tên</w:t>
+      </w:r>
+      <w:proofErr w:type="spellEnd"/>
       <w:r>
         <w:rPr>
           <w:rFonts w:ascii="Times New Roman" w:hAnsi="Times New Roman"/>
@@ -4867,8 +8603,17 @@
           <w:rFonts w:ascii="Times New Roman" w:hAnsi="Times New Roman"/>
           <w:szCs w:val="24"/>
         </w:rPr>
-        <w:t>… Lớp</w:t>
-      </w:r>
+        <w:t xml:space="preserve">… </w:t>
+      </w:r>
+      <w:proofErr w:type="spellStart"/>
+      <w:r>
+        <w:rPr>
+          <w:rFonts w:ascii="Times New Roman" w:hAnsi="Times New Roman"/>
+          <w:szCs w:val="24"/>
+        </w:rPr>
+        <w:t>Lớp</w:t>
+      </w:r>
+      <w:proofErr w:type="spellEnd"/>
       <w:proofErr w:type="gramStart"/>
       <w:r>
         <w:rPr>
@@ -4922,14 +8667,70 @@
         </w:rPr>
         <w:t xml:space="preserve">* </w:t>
       </w:r>
-      <w:r>
-        <w:rPr>
-          <w:rFonts w:ascii="Times New Roman" w:hAnsi="Times New Roman"/>
-          <w:b/>
-          <w:szCs w:val="24"/>
-        </w:rPr>
-        <w:t>Thành phần gia đình</w:t>
-      </w:r>
+      <w:proofErr w:type="spellStart"/>
+      <w:r>
+        <w:rPr>
+          <w:rFonts w:ascii="Times New Roman" w:hAnsi="Times New Roman"/>
+          <w:b/>
+          <w:szCs w:val="24"/>
+        </w:rPr>
+        <w:t>Thành</w:t>
+      </w:r>
+      <w:proofErr w:type="spellEnd"/>
+      <w:r>
+        <w:rPr>
+          <w:rFonts w:ascii="Times New Roman" w:hAnsi="Times New Roman"/>
+          <w:b/>
+          <w:szCs w:val="24"/>
+        </w:rPr>
+        <w:t xml:space="preserve"> </w:t>
+      </w:r>
+      <w:proofErr w:type="spellStart"/>
+      <w:r>
+        <w:rPr>
+          <w:rFonts w:ascii="Times New Roman" w:hAnsi="Times New Roman"/>
+          <w:b/>
+          <w:szCs w:val="24"/>
+        </w:rPr>
+        <w:t>phần</w:t>
+      </w:r>
+      <w:proofErr w:type="spellEnd"/>
+      <w:r>
+        <w:rPr>
+          <w:rFonts w:ascii="Times New Roman" w:hAnsi="Times New Roman"/>
+          <w:b/>
+          <w:szCs w:val="24"/>
+        </w:rPr>
+        <w:t xml:space="preserve"> </w:t>
+      </w:r>
+      <w:proofErr w:type="spellStart"/>
+      <w:r>
+        <w:rPr>
+          <w:rFonts w:ascii="Times New Roman" w:hAnsi="Times New Roman"/>
+          <w:b/>
+          <w:szCs w:val="24"/>
+        </w:rPr>
+        <w:t>gia</w:t>
+      </w:r>
+      <w:proofErr w:type="spellEnd"/>
+      <w:r>
+        <w:rPr>
+          <w:rFonts w:ascii="Times New Roman" w:hAnsi="Times New Roman"/>
+          <w:b/>
+          <w:szCs w:val="24"/>
+        </w:rPr>
+        <w:t xml:space="preserve"> </w:t>
+      </w:r>
+      <w:proofErr w:type="spellStart"/>
+      <w:r>
+        <w:rPr>
+          <w:rFonts w:ascii="Times New Roman" w:hAnsi="Times New Roman"/>
+          <w:b/>
+          <w:szCs w:val="24"/>
+        </w:rPr>
+        <w:t>đình</w:t>
+      </w:r>
+      <w:proofErr w:type="spellEnd"/>
       <w:r>
         <w:rPr>
           <w:rFonts w:ascii="Times New Roman" w:hAnsi="Times New Roman"/>
@@ -4949,7 +8750,39 @@
           <w:rFonts w:ascii="Times New Roman" w:hAnsi="Times New Roman"/>
           <w:szCs w:val="24"/>
         </w:rPr>
-        <w:t xml:space="preserve"> Con liệt sĩ:</w:t>
+        <w:t xml:space="preserve"> Con </w:t>
+      </w:r>
+      <w:proofErr w:type="spellStart"/>
+      <w:r>
+        <w:rPr>
+          <w:rFonts w:ascii="Times New Roman" w:hAnsi="Times New Roman"/>
+          <w:szCs w:val="24"/>
+        </w:rPr>
+        <w:t>liệt</w:t>
+      </w:r>
+      <w:proofErr w:type="spellEnd"/>
+      <w:r>
+        <w:rPr>
+          <w:rFonts w:ascii="Times New Roman" w:hAnsi="Times New Roman"/>
+          <w:szCs w:val="24"/>
+        </w:rPr>
+        <w:t xml:space="preserve"> </w:t>
+      </w:r>
+      <w:proofErr w:type="spellStart"/>
+      <w:r>
+        <w:rPr>
+          <w:rFonts w:ascii="Times New Roman" w:hAnsi="Times New Roman"/>
+          <w:szCs w:val="24"/>
+        </w:rPr>
+        <w:t>sĩ</w:t>
+      </w:r>
+      <w:proofErr w:type="spellEnd"/>
+      <w:r>
+        <w:rPr>
+          <w:rFonts w:ascii="Times New Roman" w:hAnsi="Times New Roman"/>
+          <w:szCs w:val="24"/>
+        </w:rPr>
+        <w:t>:</w:t>
       </w:r>
       <w:r>
         <w:rPr>
@@ -4984,7 +8817,55 @@
           <w:rFonts w:ascii="Times New Roman" w:hAnsi="Times New Roman"/>
           <w:szCs w:val="24"/>
         </w:rPr>
-        <w:t xml:space="preserve">Con thương binh loại: </w:t>
+        <w:t xml:space="preserve">Con </w:t>
+      </w:r>
+      <w:proofErr w:type="spellStart"/>
+      <w:r>
+        <w:rPr>
+          <w:rFonts w:ascii="Times New Roman" w:hAnsi="Times New Roman"/>
+          <w:szCs w:val="24"/>
+        </w:rPr>
+        <w:t>thương</w:t>
+      </w:r>
+      <w:proofErr w:type="spellEnd"/>
+      <w:r>
+        <w:rPr>
+          <w:rFonts w:ascii="Times New Roman" w:hAnsi="Times New Roman"/>
+          <w:szCs w:val="24"/>
+        </w:rPr>
+        <w:t xml:space="preserve"> </w:t>
+      </w:r>
+      <w:proofErr w:type="spellStart"/>
+      <w:r>
+        <w:rPr>
+          <w:rFonts w:ascii="Times New Roman" w:hAnsi="Times New Roman"/>
+          <w:szCs w:val="24"/>
+        </w:rPr>
+        <w:t>binh</w:t>
+      </w:r>
+      <w:proofErr w:type="spellEnd"/>
+      <w:r>
+        <w:rPr>
+          <w:rFonts w:ascii="Times New Roman" w:hAnsi="Times New Roman"/>
+          <w:szCs w:val="24"/>
+        </w:rPr>
+        <w:t xml:space="preserve"> </w:t>
+      </w:r>
+      <w:proofErr w:type="spellStart"/>
+      <w:r>
+        <w:rPr>
+          <w:rFonts w:ascii="Times New Roman" w:hAnsi="Times New Roman"/>
+          <w:szCs w:val="24"/>
+        </w:rPr>
+        <w:t>loại</w:t>
+      </w:r>
+      <w:proofErr w:type="spellEnd"/>
+      <w:r>
+        <w:rPr>
+          <w:rFonts w:ascii="Times New Roman" w:hAnsi="Times New Roman"/>
+          <w:szCs w:val="24"/>
+        </w:rPr>
+        <w:t xml:space="preserve">: </w:t>
       </w:r>
     </w:p>
     <w:p>
@@ -5028,7 +8909,103 @@
           <w:rFonts w:ascii="Times New Roman" w:hAnsi="Times New Roman"/>
           <w:szCs w:val="24"/>
         </w:rPr>
-        <w:t xml:space="preserve">Gia đình có hoàn cảnh khó khăn: </w:t>
+        <w:t xml:space="preserve">Gia </w:t>
+      </w:r>
+      <w:proofErr w:type="spellStart"/>
+      <w:r>
+        <w:rPr>
+          <w:rFonts w:ascii="Times New Roman" w:hAnsi="Times New Roman"/>
+          <w:szCs w:val="24"/>
+        </w:rPr>
+        <w:t>đình</w:t>
+      </w:r>
+      <w:proofErr w:type="spellEnd"/>
+      <w:r>
+        <w:rPr>
+          <w:rFonts w:ascii="Times New Roman" w:hAnsi="Times New Roman"/>
+          <w:szCs w:val="24"/>
+        </w:rPr>
+        <w:t xml:space="preserve"> </w:t>
+      </w:r>
+      <w:proofErr w:type="spellStart"/>
+      <w:r>
+        <w:rPr>
+          <w:rFonts w:ascii="Times New Roman" w:hAnsi="Times New Roman"/>
+          <w:szCs w:val="24"/>
+        </w:rPr>
+        <w:t>có</w:t>
+      </w:r>
+      <w:proofErr w:type="spellEnd"/>
+      <w:r>
+        <w:rPr>
+          <w:rFonts w:ascii="Times New Roman" w:hAnsi="Times New Roman"/>
+          <w:szCs w:val="24"/>
+        </w:rPr>
+        <w:t xml:space="preserve"> </w:t>
+      </w:r>
+      <w:proofErr w:type="spellStart"/>
+      <w:r>
+        <w:rPr>
+          <w:rFonts w:ascii="Times New Roman" w:hAnsi="Times New Roman"/>
+          <w:szCs w:val="24"/>
+        </w:rPr>
+        <w:t>hoàn</w:t>
+      </w:r>
+      <w:proofErr w:type="spellEnd"/>
+      <w:r>
+        <w:rPr>
+          <w:rFonts w:ascii="Times New Roman" w:hAnsi="Times New Roman"/>
+          <w:szCs w:val="24"/>
+        </w:rPr>
+        <w:t xml:space="preserve"> </w:t>
+      </w:r>
+      <w:proofErr w:type="spellStart"/>
+      <w:r>
+        <w:rPr>
+          <w:rFonts w:ascii="Times New Roman" w:hAnsi="Times New Roman"/>
+          <w:szCs w:val="24"/>
+        </w:rPr>
+        <w:t>cảnh</w:t>
+      </w:r>
+      <w:proofErr w:type="spellEnd"/>
+      <w:r>
+        <w:rPr>
+          <w:rFonts w:ascii="Times New Roman" w:hAnsi="Times New Roman"/>
+          <w:szCs w:val="24"/>
+        </w:rPr>
+        <w:t xml:space="preserve"> </w:t>
+      </w:r>
+      <w:proofErr w:type="spellStart"/>
+      <w:r>
+        <w:rPr>
+          <w:rFonts w:ascii="Times New Roman" w:hAnsi="Times New Roman"/>
+          <w:szCs w:val="24"/>
+        </w:rPr>
+        <w:t>khó</w:t>
+      </w:r>
+      <w:proofErr w:type="spellEnd"/>
+      <w:r>
+        <w:rPr>
+          <w:rFonts w:ascii="Times New Roman" w:hAnsi="Times New Roman"/>
+          <w:szCs w:val="24"/>
+        </w:rPr>
+        <w:t xml:space="preserve"> </w:t>
+      </w:r>
+      <w:proofErr w:type="spellStart"/>
+      <w:r>
+        <w:rPr>
+          <w:rFonts w:ascii="Times New Roman" w:hAnsi="Times New Roman"/>
+          <w:szCs w:val="24"/>
+        </w:rPr>
+        <w:t>khăn</w:t>
+      </w:r>
+      <w:proofErr w:type="spellEnd"/>
+      <w:r>
+        <w:rPr>
+          <w:rFonts w:ascii="Times New Roman" w:hAnsi="Times New Roman"/>
+          <w:szCs w:val="24"/>
+        </w:rPr>
+        <w:t xml:space="preserve">: </w:t>
       </w:r>
       <w:r>
         <w:rPr>
@@ -5065,12 +9042,85 @@
         </w:rPr>
         <w:t xml:space="preserve">- </w:t>
       </w:r>
-      <w:r>
-        <w:rPr>
-          <w:rFonts w:ascii="Times New Roman" w:hAnsi="Times New Roman"/>
-          <w:szCs w:val="24"/>
-        </w:rPr>
-        <w:t xml:space="preserve">Diện xóa đói giảm nghèo: </w:t>
+      <w:proofErr w:type="spellStart"/>
+      <w:r>
+        <w:rPr>
+          <w:rFonts w:ascii="Times New Roman" w:hAnsi="Times New Roman"/>
+          <w:szCs w:val="24"/>
+        </w:rPr>
+        <w:t>Diện</w:t>
+      </w:r>
+      <w:proofErr w:type="spellEnd"/>
+      <w:r>
+        <w:rPr>
+          <w:rFonts w:ascii="Times New Roman" w:hAnsi="Times New Roman"/>
+          <w:szCs w:val="24"/>
+        </w:rPr>
+        <w:t xml:space="preserve"> </w:t>
+      </w:r>
+      <w:proofErr w:type="spellStart"/>
+      <w:r>
+        <w:rPr>
+          <w:rFonts w:ascii="Times New Roman" w:hAnsi="Times New Roman"/>
+          <w:szCs w:val="24"/>
+        </w:rPr>
+        <w:t>xóa</w:t>
+      </w:r>
+      <w:proofErr w:type="spellEnd"/>
+      <w:r>
+        <w:rPr>
+          <w:rFonts w:ascii="Times New Roman" w:hAnsi="Times New Roman"/>
+          <w:szCs w:val="24"/>
+        </w:rPr>
+        <w:t xml:space="preserve"> </w:t>
+      </w:r>
+      <w:proofErr w:type="spellStart"/>
+      <w:r>
+        <w:rPr>
+          <w:rFonts w:ascii="Times New Roman" w:hAnsi="Times New Roman"/>
+          <w:szCs w:val="24"/>
+        </w:rPr>
+        <w:t>đói</w:t>
+      </w:r>
+      <w:proofErr w:type="spellEnd"/>
+      <w:r>
+        <w:rPr>
+          <w:rFonts w:ascii="Times New Roman" w:hAnsi="Times New Roman"/>
+          <w:szCs w:val="24"/>
+        </w:rPr>
+        <w:t xml:space="preserve"> </w:t>
+      </w:r>
+      <w:proofErr w:type="spellStart"/>
+      <w:r>
+        <w:rPr>
+          <w:rFonts w:ascii="Times New Roman" w:hAnsi="Times New Roman"/>
+          <w:szCs w:val="24"/>
+        </w:rPr>
+        <w:t>giảm</w:t>
+      </w:r>
+      <w:proofErr w:type="spellEnd"/>
+      <w:r>
+        <w:rPr>
+          <w:rFonts w:ascii="Times New Roman" w:hAnsi="Times New Roman"/>
+          <w:szCs w:val="24"/>
+        </w:rPr>
+        <w:t xml:space="preserve"> </w:t>
+      </w:r>
+      <w:proofErr w:type="spellStart"/>
+      <w:r>
+        <w:rPr>
+          <w:rFonts w:ascii="Times New Roman" w:hAnsi="Times New Roman"/>
+          <w:szCs w:val="24"/>
+        </w:rPr>
+        <w:t>nghèo</w:t>
+      </w:r>
+      <w:proofErr w:type="spellEnd"/>
+      <w:r>
+        <w:rPr>
+          <w:rFonts w:ascii="Times New Roman" w:hAnsi="Times New Roman"/>
+          <w:szCs w:val="24"/>
+        </w:rPr>
+        <w:t xml:space="preserve">: </w:t>
       </w:r>
       <w:r>
         <w:rPr>
@@ -5098,7 +9148,71 @@
           <w:rFonts w:ascii="Times New Roman" w:hAnsi="Times New Roman"/>
           <w:szCs w:val="24"/>
         </w:rPr>
-        <w:t>(có giấy xác nhận)</w:t>
+        <w:t>(</w:t>
+      </w:r>
+      <w:proofErr w:type="spellStart"/>
+      <w:r>
+        <w:rPr>
+          <w:rFonts w:ascii="Times New Roman" w:hAnsi="Times New Roman"/>
+          <w:szCs w:val="24"/>
+        </w:rPr>
+        <w:t>có</w:t>
+      </w:r>
+      <w:proofErr w:type="spellEnd"/>
+      <w:r>
+        <w:rPr>
+          <w:rFonts w:ascii="Times New Roman" w:hAnsi="Times New Roman"/>
+          <w:szCs w:val="24"/>
+        </w:rPr>
+        <w:t xml:space="preserve"> </w:t>
+      </w:r>
+      <w:proofErr w:type="spellStart"/>
+      <w:r>
+        <w:rPr>
+          <w:rFonts w:ascii="Times New Roman" w:hAnsi="Times New Roman"/>
+          <w:szCs w:val="24"/>
+        </w:rPr>
+        <w:t>giấy</w:t>
+      </w:r>
+      <w:proofErr w:type="spellEnd"/>
+      <w:r>
+        <w:rPr>
+          <w:rFonts w:ascii="Times New Roman" w:hAnsi="Times New Roman"/>
+          <w:szCs w:val="24"/>
+        </w:rPr>
+        <w:t xml:space="preserve"> </w:t>
+      </w:r>
+      <w:proofErr w:type="spellStart"/>
+      <w:r>
+        <w:rPr>
+          <w:rFonts w:ascii="Times New Roman" w:hAnsi="Times New Roman"/>
+          <w:szCs w:val="24"/>
+        </w:rPr>
+        <w:t>xác</w:t>
+      </w:r>
+      <w:proofErr w:type="spellEnd"/>
+      <w:r>
+        <w:rPr>
+          <w:rFonts w:ascii="Times New Roman" w:hAnsi="Times New Roman"/>
+          <w:szCs w:val="24"/>
+        </w:rPr>
+        <w:t xml:space="preserve"> </w:t>
+      </w:r>
+      <w:proofErr w:type="spellStart"/>
+      <w:r>
+        <w:rPr>
+          <w:rFonts w:ascii="Times New Roman" w:hAnsi="Times New Roman"/>
+          <w:szCs w:val="24"/>
+        </w:rPr>
+        <w:t>nhận</w:t>
+      </w:r>
+      <w:proofErr w:type="spellEnd"/>
+      <w:r>
+        <w:rPr>
+          <w:rFonts w:ascii="Times New Roman" w:hAnsi="Times New Roman"/>
+          <w:szCs w:val="24"/>
+        </w:rPr>
+        <w:t>)</w:t>
       </w:r>
     </w:p>
     <w:p>
@@ -5111,13 +9225,149 @@
           <w:szCs w:val="24"/>
         </w:rPr>
       </w:pPr>
-      <w:r>
-        <w:rPr>
-          <w:rFonts w:ascii="Times New Roman" w:hAnsi="Times New Roman"/>
-          <w:b/>
-          <w:szCs w:val="24"/>
-        </w:rPr>
-        <w:t xml:space="preserve">Phụ huynh xin đăng kí cho con vào học </w:t>
+      <w:proofErr w:type="spellStart"/>
+      <w:r>
+        <w:rPr>
+          <w:rFonts w:ascii="Times New Roman" w:hAnsi="Times New Roman"/>
+          <w:b/>
+          <w:szCs w:val="24"/>
+        </w:rPr>
+        <w:t>Phụ</w:t>
+      </w:r>
+      <w:proofErr w:type="spellEnd"/>
+      <w:r>
+        <w:rPr>
+          <w:rFonts w:ascii="Times New Roman" w:hAnsi="Times New Roman"/>
+          <w:b/>
+          <w:szCs w:val="24"/>
+        </w:rPr>
+        <w:t xml:space="preserve"> </w:t>
+      </w:r>
+      <w:proofErr w:type="spellStart"/>
+      <w:r>
+        <w:rPr>
+          <w:rFonts w:ascii="Times New Roman" w:hAnsi="Times New Roman"/>
+          <w:b/>
+          <w:szCs w:val="24"/>
+        </w:rPr>
+        <w:t>huynh</w:t>
+      </w:r>
+      <w:proofErr w:type="spellEnd"/>
+      <w:r>
+        <w:rPr>
+          <w:rFonts w:ascii="Times New Roman" w:hAnsi="Times New Roman"/>
+          <w:b/>
+          <w:szCs w:val="24"/>
+        </w:rPr>
+        <w:t xml:space="preserve"> </w:t>
+      </w:r>
+      <w:proofErr w:type="spellStart"/>
+      <w:r>
+        <w:rPr>
+          <w:rFonts w:ascii="Times New Roman" w:hAnsi="Times New Roman"/>
+          <w:b/>
+          <w:szCs w:val="24"/>
+        </w:rPr>
+        <w:t>xin</w:t>
+      </w:r>
+      <w:proofErr w:type="spellEnd"/>
+      <w:r>
+        <w:rPr>
+          <w:rFonts w:ascii="Times New Roman" w:hAnsi="Times New Roman"/>
+          <w:b/>
+          <w:szCs w:val="24"/>
+        </w:rPr>
+        <w:t xml:space="preserve"> </w:t>
+      </w:r>
+      <w:proofErr w:type="spellStart"/>
+      <w:r>
+        <w:rPr>
+          <w:rFonts w:ascii="Times New Roman" w:hAnsi="Times New Roman"/>
+          <w:b/>
+          <w:szCs w:val="24"/>
+        </w:rPr>
+        <w:t>đăng</w:t>
+      </w:r>
+      <w:proofErr w:type="spellEnd"/>
+      <w:r>
+        <w:rPr>
+          <w:rFonts w:ascii="Times New Roman" w:hAnsi="Times New Roman"/>
+          <w:b/>
+          <w:szCs w:val="24"/>
+        </w:rPr>
+        <w:t xml:space="preserve"> </w:t>
+      </w:r>
+      <w:proofErr w:type="spellStart"/>
+      <w:r>
+        <w:rPr>
+          <w:rFonts w:ascii="Times New Roman" w:hAnsi="Times New Roman"/>
+          <w:b/>
+          <w:szCs w:val="24"/>
+        </w:rPr>
+        <w:t>kí</w:t>
+      </w:r>
+      <w:proofErr w:type="spellEnd"/>
+      <w:r>
+        <w:rPr>
+          <w:rFonts w:ascii="Times New Roman" w:hAnsi="Times New Roman"/>
+          <w:b/>
+          <w:szCs w:val="24"/>
+        </w:rPr>
+        <w:t xml:space="preserve"> </w:t>
+      </w:r>
+      <w:proofErr w:type="spellStart"/>
+      <w:r>
+        <w:rPr>
+          <w:rFonts w:ascii="Times New Roman" w:hAnsi="Times New Roman"/>
+          <w:b/>
+          <w:szCs w:val="24"/>
+        </w:rPr>
+        <w:t>cho</w:t>
+      </w:r>
+      <w:proofErr w:type="spellEnd"/>
+      <w:r>
+        <w:rPr>
+          <w:rFonts w:ascii="Times New Roman" w:hAnsi="Times New Roman"/>
+          <w:b/>
+          <w:szCs w:val="24"/>
+        </w:rPr>
+        <w:t xml:space="preserve"> con </w:t>
+      </w:r>
+      <w:proofErr w:type="spellStart"/>
+      <w:r>
+        <w:rPr>
+          <w:rFonts w:ascii="Times New Roman" w:hAnsi="Times New Roman"/>
+          <w:b/>
+          <w:szCs w:val="24"/>
+        </w:rPr>
+        <w:t>vào</w:t>
+      </w:r>
+      <w:proofErr w:type="spellEnd"/>
+      <w:r>
+        <w:rPr>
+          <w:rFonts w:ascii="Times New Roman" w:hAnsi="Times New Roman"/>
+          <w:b/>
+          <w:szCs w:val="24"/>
+        </w:rPr>
+        <w:t xml:space="preserve"> </w:t>
+      </w:r>
+      <w:proofErr w:type="spellStart"/>
+      <w:r>
+        <w:rPr>
+          <w:rFonts w:ascii="Times New Roman" w:hAnsi="Times New Roman"/>
+          <w:b/>
+          <w:szCs w:val="24"/>
+        </w:rPr>
+        <w:t>học</w:t>
+      </w:r>
+      <w:proofErr w:type="spellEnd"/>
+      <w:r>
+        <w:rPr>
+          <w:rFonts w:ascii="Times New Roman" w:hAnsi="Times New Roman"/>
+          <w:b/>
+          <w:szCs w:val="24"/>
+        </w:rPr>
+        <w:t xml:space="preserve"> </w:t>
       </w:r>
       <w:r>
         <w:rPr>
@@ -5232,12 +9482,69 @@
                 <w:szCs w:val="24"/>
               </w:rPr>
             </w:pPr>
-            <w:r>
-              <w:rPr>
-                <w:rFonts w:ascii="Times New Roman" w:hAnsi="Times New Roman"/>
-                <w:szCs w:val="24"/>
-              </w:rPr>
-              <w:t>Lớp 1:  - Tăng cường Tiếng Anh</w:t>
+            <w:proofErr w:type="spellStart"/>
+            <w:r>
+              <w:rPr>
+                <w:rFonts w:ascii="Times New Roman" w:hAnsi="Times New Roman"/>
+                <w:szCs w:val="24"/>
+              </w:rPr>
+              <w:t>Lớp</w:t>
+            </w:r>
+            <w:proofErr w:type="spellEnd"/>
+            <w:r>
+              <w:rPr>
+                <w:rFonts w:ascii="Times New Roman" w:hAnsi="Times New Roman"/>
+                <w:szCs w:val="24"/>
+              </w:rPr>
+              <w:t xml:space="preserve"> 1:  - </w:t>
+            </w:r>
+            <w:proofErr w:type="spellStart"/>
+            <w:r>
+              <w:rPr>
+                <w:rFonts w:ascii="Times New Roman" w:hAnsi="Times New Roman"/>
+                <w:szCs w:val="24"/>
+              </w:rPr>
+              <w:t>Tăng</w:t>
+            </w:r>
+            <w:proofErr w:type="spellEnd"/>
+            <w:r>
+              <w:rPr>
+                <w:rFonts w:ascii="Times New Roman" w:hAnsi="Times New Roman"/>
+                <w:szCs w:val="24"/>
+              </w:rPr>
+              <w:t xml:space="preserve"> </w:t>
+            </w:r>
+            <w:proofErr w:type="spellStart"/>
+            <w:r>
+              <w:rPr>
+                <w:rFonts w:ascii="Times New Roman" w:hAnsi="Times New Roman"/>
+                <w:szCs w:val="24"/>
+              </w:rPr>
+              <w:t>cường</w:t>
+            </w:r>
+            <w:proofErr w:type="spellEnd"/>
+            <w:r>
+              <w:rPr>
+                <w:rFonts w:ascii="Times New Roman" w:hAnsi="Times New Roman"/>
+                <w:szCs w:val="24"/>
+              </w:rPr>
+              <w:t xml:space="preserve"> </w:t>
+            </w:r>
+            <w:proofErr w:type="spellStart"/>
+            <w:r>
+              <w:rPr>
+                <w:rFonts w:ascii="Times New Roman" w:hAnsi="Times New Roman"/>
+                <w:szCs w:val="24"/>
+              </w:rPr>
+              <w:t>Tiếng</w:t>
+            </w:r>
+            <w:proofErr w:type="spellEnd"/>
+            <w:r>
+              <w:rPr>
+                <w:rFonts w:ascii="Times New Roman" w:hAnsi="Times New Roman"/>
+                <w:szCs w:val="24"/>
+              </w:rPr>
+              <w:t xml:space="preserve"> Anh</w:t>
             </w:r>
           </w:p>
         </w:tc>
@@ -5347,12 +9654,101 @@
               </w:rPr>
               <w:t xml:space="preserve">- </w:t>
             </w:r>
-            <w:r>
-              <w:rPr>
-                <w:rFonts w:ascii="Times New Roman" w:hAnsi="Times New Roman"/>
-                <w:szCs w:val="24"/>
-              </w:rPr>
-              <w:t>Tăng cường Tiếng Anh + (Toán và Khoa học)</w:t>
+            <w:proofErr w:type="spellStart"/>
+            <w:r>
+              <w:rPr>
+                <w:rFonts w:ascii="Times New Roman" w:hAnsi="Times New Roman"/>
+                <w:szCs w:val="24"/>
+              </w:rPr>
+              <w:t>Tăng</w:t>
+            </w:r>
+            <w:proofErr w:type="spellEnd"/>
+            <w:r>
+              <w:rPr>
+                <w:rFonts w:ascii="Times New Roman" w:hAnsi="Times New Roman"/>
+                <w:szCs w:val="24"/>
+              </w:rPr>
+              <w:t xml:space="preserve"> </w:t>
+            </w:r>
+            <w:proofErr w:type="spellStart"/>
+            <w:r>
+              <w:rPr>
+                <w:rFonts w:ascii="Times New Roman" w:hAnsi="Times New Roman"/>
+                <w:szCs w:val="24"/>
+              </w:rPr>
+              <w:t>cường</w:t>
+            </w:r>
+            <w:proofErr w:type="spellEnd"/>
+            <w:r>
+              <w:rPr>
+                <w:rFonts w:ascii="Times New Roman" w:hAnsi="Times New Roman"/>
+                <w:szCs w:val="24"/>
+              </w:rPr>
+              <w:t xml:space="preserve"> </w:t>
+            </w:r>
+            <w:proofErr w:type="spellStart"/>
+            <w:r>
+              <w:rPr>
+                <w:rFonts w:ascii="Times New Roman" w:hAnsi="Times New Roman"/>
+                <w:szCs w:val="24"/>
+              </w:rPr>
+              <w:t>Tiếng</w:t>
+            </w:r>
+            <w:proofErr w:type="spellEnd"/>
+            <w:r>
+              <w:rPr>
+                <w:rFonts w:ascii="Times New Roman" w:hAnsi="Times New Roman"/>
+                <w:szCs w:val="24"/>
+              </w:rPr>
+              <w:t xml:space="preserve"> Anh + (</w:t>
+            </w:r>
+            <w:proofErr w:type="spellStart"/>
+            <w:r>
+              <w:rPr>
+                <w:rFonts w:ascii="Times New Roman" w:hAnsi="Times New Roman"/>
+                <w:szCs w:val="24"/>
+              </w:rPr>
+              <w:t>Toán</w:t>
+            </w:r>
+            <w:proofErr w:type="spellEnd"/>
+            <w:r>
+              <w:rPr>
+                <w:rFonts w:ascii="Times New Roman" w:hAnsi="Times New Roman"/>
+                <w:szCs w:val="24"/>
+              </w:rPr>
+              <w:t xml:space="preserve"> </w:t>
+            </w:r>
+            <w:proofErr w:type="spellStart"/>
+            <w:r>
+              <w:rPr>
+                <w:rFonts w:ascii="Times New Roman" w:hAnsi="Times New Roman"/>
+                <w:szCs w:val="24"/>
+              </w:rPr>
+              <w:t>và</w:t>
+            </w:r>
+            <w:proofErr w:type="spellEnd"/>
+            <w:r>
+              <w:rPr>
+                <w:rFonts w:ascii="Times New Roman" w:hAnsi="Times New Roman"/>
+                <w:szCs w:val="24"/>
+              </w:rPr>
+              <w:t xml:space="preserve"> Khoa </w:t>
+            </w:r>
+            <w:proofErr w:type="spellStart"/>
+            <w:r>
+              <w:rPr>
+                <w:rFonts w:ascii="Times New Roman" w:hAnsi="Times New Roman"/>
+                <w:szCs w:val="24"/>
+              </w:rPr>
+              <w:t>học</w:t>
+            </w:r>
+            <w:proofErr w:type="spellEnd"/>
+            <w:r>
+              <w:rPr>
+                <w:rFonts w:ascii="Times New Roman" w:hAnsi="Times New Roman"/>
+                <w:szCs w:val="24"/>
+              </w:rPr>
+              <w:t>)</w:t>
             </w:r>
           </w:p>
         </w:tc>
@@ -5426,14 +9822,106 @@
           <v:rect id="_x0000_s1124" style="position:absolute;left:0;text-align:left;margin-left:153.6pt;margin-top:20.9pt;width:22.45pt;height:11.2pt;z-index:251683840"/>
         </w:pict>
       </w:r>
-      <w:r>
-        <w:rPr>
-          <w:rFonts w:ascii="Times New Roman" w:hAnsi="Times New Roman"/>
-          <w:b/>
-          <w:szCs w:val="24"/>
-        </w:rPr>
-        <w:t>Phần cam kết của cha mẹ học sinh</w:t>
-      </w:r>
+      <w:proofErr w:type="spellStart"/>
+      <w:r>
+        <w:rPr>
+          <w:rFonts w:ascii="Times New Roman" w:hAnsi="Times New Roman"/>
+          <w:b/>
+          <w:szCs w:val="24"/>
+        </w:rPr>
+        <w:t>Phần</w:t>
+      </w:r>
+      <w:proofErr w:type="spellEnd"/>
+      <w:r>
+        <w:rPr>
+          <w:rFonts w:ascii="Times New Roman" w:hAnsi="Times New Roman"/>
+          <w:b/>
+          <w:szCs w:val="24"/>
+        </w:rPr>
+        <w:t xml:space="preserve"> cam </w:t>
+      </w:r>
+      <w:proofErr w:type="spellStart"/>
+      <w:r>
+        <w:rPr>
+          <w:rFonts w:ascii="Times New Roman" w:hAnsi="Times New Roman"/>
+          <w:b/>
+          <w:szCs w:val="24"/>
+        </w:rPr>
+        <w:t>kết</w:t>
+      </w:r>
+      <w:proofErr w:type="spellEnd"/>
+      <w:r>
+        <w:rPr>
+          <w:rFonts w:ascii="Times New Roman" w:hAnsi="Times New Roman"/>
+          <w:b/>
+          <w:szCs w:val="24"/>
+        </w:rPr>
+        <w:t xml:space="preserve"> </w:t>
+      </w:r>
+      <w:proofErr w:type="spellStart"/>
+      <w:r>
+        <w:rPr>
+          <w:rFonts w:ascii="Times New Roman" w:hAnsi="Times New Roman"/>
+          <w:b/>
+          <w:szCs w:val="24"/>
+        </w:rPr>
+        <w:t>của</w:t>
+      </w:r>
+      <w:proofErr w:type="spellEnd"/>
+      <w:r>
+        <w:rPr>
+          <w:rFonts w:ascii="Times New Roman" w:hAnsi="Times New Roman"/>
+          <w:b/>
+          <w:szCs w:val="24"/>
+        </w:rPr>
+        <w:t xml:space="preserve"> cha </w:t>
+      </w:r>
+      <w:proofErr w:type="spellStart"/>
+      <w:r>
+        <w:rPr>
+          <w:rFonts w:ascii="Times New Roman" w:hAnsi="Times New Roman"/>
+          <w:b/>
+          <w:szCs w:val="24"/>
+        </w:rPr>
+        <w:t>mẹ</w:t>
+      </w:r>
+      <w:proofErr w:type="spellEnd"/>
+      <w:r>
+        <w:rPr>
+          <w:rFonts w:ascii="Times New Roman" w:hAnsi="Times New Roman"/>
+          <w:b/>
+          <w:szCs w:val="24"/>
+        </w:rPr>
+        <w:t xml:space="preserve"> </w:t>
+      </w:r>
+      <w:proofErr w:type="spellStart"/>
+      <w:r>
+        <w:rPr>
+          <w:rFonts w:ascii="Times New Roman" w:hAnsi="Times New Roman"/>
+          <w:b/>
+          <w:szCs w:val="24"/>
+        </w:rPr>
+        <w:t>học</w:t>
+      </w:r>
+      <w:proofErr w:type="spellEnd"/>
+      <w:r>
+        <w:rPr>
+          <w:rFonts w:ascii="Times New Roman" w:hAnsi="Times New Roman"/>
+          <w:b/>
+          <w:szCs w:val="24"/>
+        </w:rPr>
+        <w:t xml:space="preserve"> </w:t>
+      </w:r>
+      <w:proofErr w:type="spellStart"/>
+      <w:r>
+        <w:rPr>
+          <w:rFonts w:ascii="Times New Roman" w:hAnsi="Times New Roman"/>
+          <w:b/>
+          <w:szCs w:val="24"/>
+        </w:rPr>
+        <w:t>sinh</w:t>
+      </w:r>
+      <w:proofErr w:type="spellEnd"/>
       <w:r>
         <w:rPr>
           <w:rFonts w:ascii="Times New Roman" w:hAnsi="Times New Roman"/>
@@ -5459,7 +9947,87 @@
           <w:rFonts w:ascii="Times New Roman" w:hAnsi="Times New Roman"/>
           <w:szCs w:val="24"/>
         </w:rPr>
-        <w:t xml:space="preserve">- Có góc học tập cho con </w:t>
+        <w:t xml:space="preserve">- </w:t>
+      </w:r>
+      <w:proofErr w:type="spellStart"/>
+      <w:r>
+        <w:rPr>
+          <w:rFonts w:ascii="Times New Roman" w:hAnsi="Times New Roman"/>
+          <w:szCs w:val="24"/>
+        </w:rPr>
+        <w:t>Có</w:t>
+      </w:r>
+      <w:proofErr w:type="spellEnd"/>
+      <w:r>
+        <w:rPr>
+          <w:rFonts w:ascii="Times New Roman" w:hAnsi="Times New Roman"/>
+          <w:szCs w:val="24"/>
+        </w:rPr>
+        <w:t xml:space="preserve"> </w:t>
+      </w:r>
+      <w:proofErr w:type="spellStart"/>
+      <w:r>
+        <w:rPr>
+          <w:rFonts w:ascii="Times New Roman" w:hAnsi="Times New Roman"/>
+          <w:szCs w:val="24"/>
+        </w:rPr>
+        <w:t>góc</w:t>
+      </w:r>
+      <w:proofErr w:type="spellEnd"/>
+      <w:r>
+        <w:rPr>
+          <w:rFonts w:ascii="Times New Roman" w:hAnsi="Times New Roman"/>
+          <w:szCs w:val="24"/>
+        </w:rPr>
+        <w:t xml:space="preserve"> </w:t>
+      </w:r>
+      <w:proofErr w:type="spellStart"/>
+      <w:r>
+        <w:rPr>
+          <w:rFonts w:ascii="Times New Roman" w:hAnsi="Times New Roman"/>
+          <w:szCs w:val="24"/>
+        </w:rPr>
+        <w:t>học</w:t>
+      </w:r>
+      <w:proofErr w:type="spellEnd"/>
+      <w:r>
+        <w:rPr>
+          <w:rFonts w:ascii="Times New Roman" w:hAnsi="Times New Roman"/>
+          <w:szCs w:val="24"/>
+        </w:rPr>
+        <w:t xml:space="preserve"> </w:t>
+      </w:r>
+      <w:proofErr w:type="spellStart"/>
+      <w:r>
+        <w:rPr>
+          <w:rFonts w:ascii="Times New Roman" w:hAnsi="Times New Roman"/>
+          <w:szCs w:val="24"/>
+        </w:rPr>
+        <w:t>tập</w:t>
+      </w:r>
+      <w:proofErr w:type="spellEnd"/>
+      <w:r>
+        <w:rPr>
+          <w:rFonts w:ascii="Times New Roman" w:hAnsi="Times New Roman"/>
+          <w:szCs w:val="24"/>
+        </w:rPr>
+        <w:t xml:space="preserve"> </w:t>
+      </w:r>
+      <w:proofErr w:type="spellStart"/>
+      <w:r>
+        <w:rPr>
+          <w:rFonts w:ascii="Times New Roman" w:hAnsi="Times New Roman"/>
+          <w:szCs w:val="24"/>
+        </w:rPr>
+        <w:t>cho</w:t>
+      </w:r>
+      <w:proofErr w:type="spellEnd"/>
+      <w:r>
+        <w:rPr>
+          <w:rFonts w:ascii="Times New Roman" w:hAnsi="Times New Roman"/>
+          <w:szCs w:val="24"/>
+        </w:rPr>
+        <w:t xml:space="preserve"> con </w:t>
       </w:r>
       <w:r>
         <w:rPr>
@@ -5473,7 +10041,151 @@
           <w:rFonts w:ascii="Times New Roman" w:hAnsi="Times New Roman"/>
           <w:szCs w:val="24"/>
         </w:rPr>
-        <w:t xml:space="preserve">  - Có đầy đủ sách vở dụng cụ học tập          </w:t>
+        <w:t xml:space="preserve">  - </w:t>
+      </w:r>
+      <w:proofErr w:type="spellStart"/>
+      <w:r>
+        <w:rPr>
+          <w:rFonts w:ascii="Times New Roman" w:hAnsi="Times New Roman"/>
+          <w:szCs w:val="24"/>
+        </w:rPr>
+        <w:t>Có</w:t>
+      </w:r>
+      <w:proofErr w:type="spellEnd"/>
+      <w:r>
+        <w:rPr>
+          <w:rFonts w:ascii="Times New Roman" w:hAnsi="Times New Roman"/>
+          <w:szCs w:val="24"/>
+        </w:rPr>
+        <w:t xml:space="preserve"> </w:t>
+      </w:r>
+      <w:proofErr w:type="spellStart"/>
+      <w:r>
+        <w:rPr>
+          <w:rFonts w:ascii="Times New Roman" w:hAnsi="Times New Roman"/>
+          <w:szCs w:val="24"/>
+        </w:rPr>
+        <w:t>đầy</w:t>
+      </w:r>
+      <w:proofErr w:type="spellEnd"/>
+      <w:r>
+        <w:rPr>
+          <w:rFonts w:ascii="Times New Roman" w:hAnsi="Times New Roman"/>
+          <w:szCs w:val="24"/>
+        </w:rPr>
+        <w:t xml:space="preserve"> </w:t>
+      </w:r>
+      <w:proofErr w:type="spellStart"/>
+      <w:r>
+        <w:rPr>
+          <w:rFonts w:ascii="Times New Roman" w:hAnsi="Times New Roman"/>
+          <w:szCs w:val="24"/>
+        </w:rPr>
+        <w:t>đủ</w:t>
+      </w:r>
+      <w:proofErr w:type="spellEnd"/>
+      <w:r>
+        <w:rPr>
+          <w:rFonts w:ascii="Times New Roman" w:hAnsi="Times New Roman"/>
+          <w:szCs w:val="24"/>
+        </w:rPr>
+        <w:t xml:space="preserve"> </w:t>
+      </w:r>
+      <w:proofErr w:type="spellStart"/>
+      <w:r>
+        <w:rPr>
+          <w:rFonts w:ascii="Times New Roman" w:hAnsi="Times New Roman"/>
+          <w:szCs w:val="24"/>
+        </w:rPr>
+        <w:t>sách</w:t>
+      </w:r>
+      <w:proofErr w:type="spellEnd"/>
+      <w:r>
+        <w:rPr>
+          <w:rFonts w:ascii="Times New Roman" w:hAnsi="Times New Roman"/>
+          <w:szCs w:val="24"/>
+        </w:rPr>
+        <w:t xml:space="preserve"> </w:t>
+      </w:r>
+      <w:proofErr w:type="spellStart"/>
+      <w:r>
+        <w:rPr>
+          <w:rFonts w:ascii="Times New Roman" w:hAnsi="Times New Roman"/>
+          <w:szCs w:val="24"/>
+        </w:rPr>
+        <w:t>vở</w:t>
+      </w:r>
+      <w:proofErr w:type="spellEnd"/>
+      <w:r>
+        <w:rPr>
+          <w:rFonts w:ascii="Times New Roman" w:hAnsi="Times New Roman"/>
+          <w:szCs w:val="24"/>
+        </w:rPr>
+        <w:t xml:space="preserve"> </w:t>
+      </w:r>
+      <w:proofErr w:type="spellStart"/>
+      <w:r>
+        <w:rPr>
+          <w:rFonts w:ascii="Times New Roman" w:hAnsi="Times New Roman"/>
+          <w:szCs w:val="24"/>
+        </w:rPr>
+        <w:t>dụng</w:t>
+      </w:r>
+      <w:proofErr w:type="spellEnd"/>
+      <w:r>
+        <w:rPr>
+          <w:rFonts w:ascii="Times New Roman" w:hAnsi="Times New Roman"/>
+          <w:szCs w:val="24"/>
+        </w:rPr>
+        <w:t xml:space="preserve"> </w:t>
+      </w:r>
+      <w:proofErr w:type="spellStart"/>
+      <w:r>
+        <w:rPr>
+          <w:rFonts w:ascii="Times New Roman" w:hAnsi="Times New Roman"/>
+          <w:szCs w:val="24"/>
+        </w:rPr>
+        <w:t>cụ</w:t>
+      </w:r>
+      <w:proofErr w:type="spellEnd"/>
+      <w:r>
+        <w:rPr>
+          <w:rFonts w:ascii="Times New Roman" w:hAnsi="Times New Roman"/>
+          <w:szCs w:val="24"/>
+        </w:rPr>
+        <w:t xml:space="preserve"> </w:t>
+      </w:r>
+      <w:proofErr w:type="spellStart"/>
+      <w:r>
+        <w:rPr>
+          <w:rFonts w:ascii="Times New Roman" w:hAnsi="Times New Roman"/>
+          <w:szCs w:val="24"/>
+        </w:rPr>
+        <w:t>học</w:t>
+      </w:r>
+      <w:proofErr w:type="spellEnd"/>
+      <w:r>
+        <w:rPr>
+          <w:rFonts w:ascii="Times New Roman" w:hAnsi="Times New Roman"/>
+          <w:szCs w:val="24"/>
+        </w:rPr>
+        <w:t xml:space="preserve"> </w:t>
+      </w:r>
+      <w:proofErr w:type="spellStart"/>
+      <w:r>
+        <w:rPr>
+          <w:rFonts w:ascii="Times New Roman" w:hAnsi="Times New Roman"/>
+          <w:szCs w:val="24"/>
+        </w:rPr>
+        <w:t>tập</w:t>
+      </w:r>
+      <w:proofErr w:type="spellEnd"/>
+      <w:r>
+        <w:rPr>
+          <w:rFonts w:ascii="Times New Roman" w:hAnsi="Times New Roman"/>
+          <w:szCs w:val="24"/>
+        </w:rPr>
+        <w:t xml:space="preserve">          </w:t>
       </w:r>
     </w:p>
     <w:p>
@@ -5513,7 +10225,87 @@
           <w:rFonts w:ascii="Times New Roman" w:hAnsi="Times New Roman"/>
           <w:szCs w:val="24"/>
         </w:rPr>
-        <w:t xml:space="preserve">- Họp phụ huynh đầy đủ              </w:t>
+        <w:t xml:space="preserve">- </w:t>
+      </w:r>
+      <w:proofErr w:type="spellStart"/>
+      <w:r>
+        <w:rPr>
+          <w:rFonts w:ascii="Times New Roman" w:hAnsi="Times New Roman"/>
+          <w:szCs w:val="24"/>
+        </w:rPr>
+        <w:t>Họp</w:t>
+      </w:r>
+      <w:proofErr w:type="spellEnd"/>
+      <w:r>
+        <w:rPr>
+          <w:rFonts w:ascii="Times New Roman" w:hAnsi="Times New Roman"/>
+          <w:szCs w:val="24"/>
+        </w:rPr>
+        <w:t xml:space="preserve"> </w:t>
+      </w:r>
+      <w:proofErr w:type="spellStart"/>
+      <w:r>
+        <w:rPr>
+          <w:rFonts w:ascii="Times New Roman" w:hAnsi="Times New Roman"/>
+          <w:szCs w:val="24"/>
+        </w:rPr>
+        <w:t>phụ</w:t>
+      </w:r>
+      <w:proofErr w:type="spellEnd"/>
+      <w:r>
+        <w:rPr>
+          <w:rFonts w:ascii="Times New Roman" w:hAnsi="Times New Roman"/>
+          <w:szCs w:val="24"/>
+        </w:rPr>
+        <w:t xml:space="preserve"> </w:t>
+      </w:r>
+      <w:proofErr w:type="spellStart"/>
+      <w:r>
+        <w:rPr>
+          <w:rFonts w:ascii="Times New Roman" w:hAnsi="Times New Roman"/>
+          <w:szCs w:val="24"/>
+        </w:rPr>
+        <w:t>huynh</w:t>
+      </w:r>
+      <w:proofErr w:type="spellEnd"/>
+      <w:r>
+        <w:rPr>
+          <w:rFonts w:ascii="Times New Roman" w:hAnsi="Times New Roman"/>
+          <w:szCs w:val="24"/>
+        </w:rPr>
+        <w:t xml:space="preserve"> </w:t>
+      </w:r>
+      <w:proofErr w:type="spellStart"/>
+      <w:r>
+        <w:rPr>
+          <w:rFonts w:ascii="Times New Roman" w:hAnsi="Times New Roman"/>
+          <w:szCs w:val="24"/>
+        </w:rPr>
+        <w:t>đầy</w:t>
+      </w:r>
+      <w:proofErr w:type="spellEnd"/>
+      <w:r>
+        <w:rPr>
+          <w:rFonts w:ascii="Times New Roman" w:hAnsi="Times New Roman"/>
+          <w:szCs w:val="24"/>
+        </w:rPr>
+        <w:t xml:space="preserve"> </w:t>
+      </w:r>
+      <w:proofErr w:type="spellStart"/>
+      <w:r>
+        <w:rPr>
+          <w:rFonts w:ascii="Times New Roman" w:hAnsi="Times New Roman"/>
+          <w:szCs w:val="24"/>
+        </w:rPr>
+        <w:t>đủ</w:t>
+      </w:r>
+      <w:proofErr w:type="spellEnd"/>
+      <w:r>
+        <w:rPr>
+          <w:rFonts w:ascii="Times New Roman" w:hAnsi="Times New Roman"/>
+          <w:szCs w:val="24"/>
+        </w:rPr>
+        <w:t xml:space="preserve">              </w:t>
       </w:r>
       <w:r>
         <w:rPr>
@@ -5527,8 +10319,145 @@
           <w:rFonts w:ascii="Times New Roman" w:hAnsi="Times New Roman"/>
           <w:szCs w:val="24"/>
         </w:rPr>
-        <w:t>- Tham gia tích cực hoạt động của lớp, trường</w:t>
-      </w:r>
+        <w:t xml:space="preserve">- </w:t>
+      </w:r>
+      <w:proofErr w:type="spellStart"/>
+      <w:r>
+        <w:rPr>
+          <w:rFonts w:ascii="Times New Roman" w:hAnsi="Times New Roman"/>
+          <w:szCs w:val="24"/>
+        </w:rPr>
+        <w:t>Tham</w:t>
+      </w:r>
+      <w:proofErr w:type="spellEnd"/>
+      <w:r>
+        <w:rPr>
+          <w:rFonts w:ascii="Times New Roman" w:hAnsi="Times New Roman"/>
+          <w:szCs w:val="24"/>
+        </w:rPr>
+        <w:t xml:space="preserve"> </w:t>
+      </w:r>
+      <w:proofErr w:type="spellStart"/>
+      <w:r>
+        <w:rPr>
+          <w:rFonts w:ascii="Times New Roman" w:hAnsi="Times New Roman"/>
+          <w:szCs w:val="24"/>
+        </w:rPr>
+        <w:t>gia</w:t>
+      </w:r>
+      <w:proofErr w:type="spellEnd"/>
+      <w:r>
+        <w:rPr>
+          <w:rFonts w:ascii="Times New Roman" w:hAnsi="Times New Roman"/>
+          <w:szCs w:val="24"/>
+        </w:rPr>
+        <w:t xml:space="preserve"> </w:t>
+      </w:r>
+      <w:proofErr w:type="spellStart"/>
+      <w:r>
+        <w:rPr>
+          <w:rFonts w:ascii="Times New Roman" w:hAnsi="Times New Roman"/>
+          <w:szCs w:val="24"/>
+        </w:rPr>
+        <w:t>tích</w:t>
+      </w:r>
+      <w:proofErr w:type="spellEnd"/>
+      <w:r>
+        <w:rPr>
+          <w:rFonts w:ascii="Times New Roman" w:hAnsi="Times New Roman"/>
+          <w:szCs w:val="24"/>
+        </w:rPr>
+        <w:t xml:space="preserve"> </w:t>
+      </w:r>
+      <w:proofErr w:type="spellStart"/>
+      <w:r>
+        <w:rPr>
+          <w:rFonts w:ascii="Times New Roman" w:hAnsi="Times New Roman"/>
+          <w:szCs w:val="24"/>
+        </w:rPr>
+        <w:t>cực</w:t>
+      </w:r>
+      <w:proofErr w:type="spellEnd"/>
+      <w:r>
+        <w:rPr>
+          <w:rFonts w:ascii="Times New Roman" w:hAnsi="Times New Roman"/>
+          <w:szCs w:val="24"/>
+        </w:rPr>
+        <w:t xml:space="preserve"> </w:t>
+      </w:r>
+      <w:proofErr w:type="spellStart"/>
+      <w:r>
+        <w:rPr>
+          <w:rFonts w:ascii="Times New Roman" w:hAnsi="Times New Roman"/>
+          <w:szCs w:val="24"/>
+        </w:rPr>
+        <w:t>hoạt</w:t>
+      </w:r>
+      <w:proofErr w:type="spellEnd"/>
+      <w:r>
+        <w:rPr>
+          <w:rFonts w:ascii="Times New Roman" w:hAnsi="Times New Roman"/>
+          <w:szCs w:val="24"/>
+        </w:rPr>
+        <w:t xml:space="preserve"> </w:t>
+      </w:r>
+      <w:proofErr w:type="spellStart"/>
+      <w:r>
+        <w:rPr>
+          <w:rFonts w:ascii="Times New Roman" w:hAnsi="Times New Roman"/>
+          <w:szCs w:val="24"/>
+        </w:rPr>
+        <w:t>động</w:t>
+      </w:r>
+      <w:proofErr w:type="spellEnd"/>
+      <w:r>
+        <w:rPr>
+          <w:rFonts w:ascii="Times New Roman" w:hAnsi="Times New Roman"/>
+          <w:szCs w:val="24"/>
+        </w:rPr>
+        <w:t xml:space="preserve"> </w:t>
+      </w:r>
+      <w:proofErr w:type="spellStart"/>
+      <w:r>
+        <w:rPr>
+          <w:rFonts w:ascii="Times New Roman" w:hAnsi="Times New Roman"/>
+          <w:szCs w:val="24"/>
+        </w:rPr>
+        <w:t>của</w:t>
+      </w:r>
+      <w:proofErr w:type="spellEnd"/>
+      <w:r>
+        <w:rPr>
+          <w:rFonts w:ascii="Times New Roman" w:hAnsi="Times New Roman"/>
+          <w:szCs w:val="24"/>
+        </w:rPr>
+        <w:t xml:space="preserve"> </w:t>
+      </w:r>
+      <w:proofErr w:type="spellStart"/>
+      <w:r>
+        <w:rPr>
+          <w:rFonts w:ascii="Times New Roman" w:hAnsi="Times New Roman"/>
+          <w:szCs w:val="24"/>
+        </w:rPr>
+        <w:t>lớp</w:t>
+      </w:r>
+      <w:proofErr w:type="spellEnd"/>
+      <w:r>
+        <w:rPr>
+          <w:rFonts w:ascii="Times New Roman" w:hAnsi="Times New Roman"/>
+          <w:szCs w:val="24"/>
+        </w:rPr>
+        <w:t xml:space="preserve">, </w:t>
+      </w:r>
+      <w:proofErr w:type="spellStart"/>
+      <w:r>
+        <w:rPr>
+          <w:rFonts w:ascii="Times New Roman" w:hAnsi="Times New Roman"/>
+          <w:szCs w:val="24"/>
+        </w:rPr>
+        <w:t>trường</w:t>
+      </w:r>
+      <w:proofErr w:type="spellEnd"/>
     </w:p>
     <w:p>
       <w:pPr>
@@ -5554,7 +10483,215 @@
           <w:rFonts w:ascii="Times New Roman" w:hAnsi="Times New Roman"/>
           <w:szCs w:val="24"/>
         </w:rPr>
-        <w:t xml:space="preserve">- Thường xuyên gần gũi, quan tâm đến việc giáo dục và dạy dỗ con </w:t>
+        <w:t xml:space="preserve">- </w:t>
+      </w:r>
+      <w:proofErr w:type="spellStart"/>
+      <w:r>
+        <w:rPr>
+          <w:rFonts w:ascii="Times New Roman" w:hAnsi="Times New Roman"/>
+          <w:szCs w:val="24"/>
+        </w:rPr>
+        <w:t>Thường</w:t>
+      </w:r>
+      <w:proofErr w:type="spellEnd"/>
+      <w:r>
+        <w:rPr>
+          <w:rFonts w:ascii="Times New Roman" w:hAnsi="Times New Roman"/>
+          <w:szCs w:val="24"/>
+        </w:rPr>
+        <w:t xml:space="preserve"> </w:t>
+      </w:r>
+      <w:proofErr w:type="spellStart"/>
+      <w:r>
+        <w:rPr>
+          <w:rFonts w:ascii="Times New Roman" w:hAnsi="Times New Roman"/>
+          <w:szCs w:val="24"/>
+        </w:rPr>
+        <w:t>xuyên</w:t>
+      </w:r>
+      <w:proofErr w:type="spellEnd"/>
+      <w:r>
+        <w:rPr>
+          <w:rFonts w:ascii="Times New Roman" w:hAnsi="Times New Roman"/>
+          <w:szCs w:val="24"/>
+        </w:rPr>
+        <w:t xml:space="preserve"> </w:t>
+      </w:r>
+      <w:proofErr w:type="spellStart"/>
+      <w:r>
+        <w:rPr>
+          <w:rFonts w:ascii="Times New Roman" w:hAnsi="Times New Roman"/>
+          <w:szCs w:val="24"/>
+        </w:rPr>
+        <w:t>gần</w:t>
+      </w:r>
+      <w:proofErr w:type="spellEnd"/>
+      <w:r>
+        <w:rPr>
+          <w:rFonts w:ascii="Times New Roman" w:hAnsi="Times New Roman"/>
+          <w:szCs w:val="24"/>
+        </w:rPr>
+        <w:t xml:space="preserve"> </w:t>
+      </w:r>
+      <w:proofErr w:type="spellStart"/>
+      <w:r>
+        <w:rPr>
+          <w:rFonts w:ascii="Times New Roman" w:hAnsi="Times New Roman"/>
+          <w:szCs w:val="24"/>
+        </w:rPr>
+        <w:t>gũi</w:t>
+      </w:r>
+      <w:proofErr w:type="spellEnd"/>
+      <w:r>
+        <w:rPr>
+          <w:rFonts w:ascii="Times New Roman" w:hAnsi="Times New Roman"/>
+          <w:szCs w:val="24"/>
+        </w:rPr>
+        <w:t xml:space="preserve">, </w:t>
+      </w:r>
+      <w:proofErr w:type="spellStart"/>
+      <w:r>
+        <w:rPr>
+          <w:rFonts w:ascii="Times New Roman" w:hAnsi="Times New Roman"/>
+          <w:szCs w:val="24"/>
+        </w:rPr>
+        <w:t>quan</w:t>
+      </w:r>
+      <w:proofErr w:type="spellEnd"/>
+      <w:r>
+        <w:rPr>
+          <w:rFonts w:ascii="Times New Roman" w:hAnsi="Times New Roman"/>
+          <w:szCs w:val="24"/>
+        </w:rPr>
+        <w:t xml:space="preserve"> </w:t>
+      </w:r>
+      <w:proofErr w:type="spellStart"/>
+      <w:r>
+        <w:rPr>
+          <w:rFonts w:ascii="Times New Roman" w:hAnsi="Times New Roman"/>
+          <w:szCs w:val="24"/>
+        </w:rPr>
+        <w:t>tâm</w:t>
+      </w:r>
+      <w:proofErr w:type="spellEnd"/>
+      <w:r>
+        <w:rPr>
+          <w:rFonts w:ascii="Times New Roman" w:hAnsi="Times New Roman"/>
+          <w:szCs w:val="24"/>
+        </w:rPr>
+        <w:t xml:space="preserve"> </w:t>
+      </w:r>
+      <w:proofErr w:type="spellStart"/>
+      <w:r>
+        <w:rPr>
+          <w:rFonts w:ascii="Times New Roman" w:hAnsi="Times New Roman"/>
+          <w:szCs w:val="24"/>
+        </w:rPr>
+        <w:t>đến</w:t>
+      </w:r>
+      <w:proofErr w:type="spellEnd"/>
+      <w:r>
+        <w:rPr>
+          <w:rFonts w:ascii="Times New Roman" w:hAnsi="Times New Roman"/>
+          <w:szCs w:val="24"/>
+        </w:rPr>
+        <w:t xml:space="preserve"> </w:t>
+      </w:r>
+      <w:proofErr w:type="spellStart"/>
+      <w:r>
+        <w:rPr>
+          <w:rFonts w:ascii="Times New Roman" w:hAnsi="Times New Roman"/>
+          <w:szCs w:val="24"/>
+        </w:rPr>
+        <w:t>việc</w:t>
+      </w:r>
+      <w:proofErr w:type="spellEnd"/>
+      <w:r>
+        <w:rPr>
+          <w:rFonts w:ascii="Times New Roman" w:hAnsi="Times New Roman"/>
+          <w:szCs w:val="24"/>
+        </w:rPr>
+        <w:t xml:space="preserve"> </w:t>
+      </w:r>
+      <w:proofErr w:type="spellStart"/>
+      <w:r>
+        <w:rPr>
+          <w:rFonts w:ascii="Times New Roman" w:hAnsi="Times New Roman"/>
+          <w:szCs w:val="24"/>
+        </w:rPr>
+        <w:t>giáo</w:t>
+      </w:r>
+      <w:proofErr w:type="spellEnd"/>
+      <w:r>
+        <w:rPr>
+          <w:rFonts w:ascii="Times New Roman" w:hAnsi="Times New Roman"/>
+          <w:szCs w:val="24"/>
+        </w:rPr>
+        <w:t xml:space="preserve"> </w:t>
+      </w:r>
+      <w:proofErr w:type="spellStart"/>
+      <w:r>
+        <w:rPr>
+          <w:rFonts w:ascii="Times New Roman" w:hAnsi="Times New Roman"/>
+          <w:szCs w:val="24"/>
+        </w:rPr>
+        <w:t>dục</w:t>
+      </w:r>
+      <w:proofErr w:type="spellEnd"/>
+      <w:r>
+        <w:rPr>
+          <w:rFonts w:ascii="Times New Roman" w:hAnsi="Times New Roman"/>
+          <w:szCs w:val="24"/>
+        </w:rPr>
+        <w:t xml:space="preserve"> </w:t>
+      </w:r>
+      <w:proofErr w:type="spellStart"/>
+      <w:r>
+        <w:rPr>
+          <w:rFonts w:ascii="Times New Roman" w:hAnsi="Times New Roman"/>
+          <w:szCs w:val="24"/>
+        </w:rPr>
+        <w:t>và</w:t>
+      </w:r>
+      <w:proofErr w:type="spellEnd"/>
+      <w:r>
+        <w:rPr>
+          <w:rFonts w:ascii="Times New Roman" w:hAnsi="Times New Roman"/>
+          <w:szCs w:val="24"/>
+        </w:rPr>
+        <w:t xml:space="preserve"> </w:t>
+      </w:r>
+      <w:proofErr w:type="spellStart"/>
+      <w:r>
+        <w:rPr>
+          <w:rFonts w:ascii="Times New Roman" w:hAnsi="Times New Roman"/>
+          <w:szCs w:val="24"/>
+        </w:rPr>
+        <w:t>dạy</w:t>
+      </w:r>
+      <w:proofErr w:type="spellEnd"/>
+      <w:r>
+        <w:rPr>
+          <w:rFonts w:ascii="Times New Roman" w:hAnsi="Times New Roman"/>
+          <w:szCs w:val="24"/>
+        </w:rPr>
+        <w:t xml:space="preserve"> </w:t>
+      </w:r>
+      <w:proofErr w:type="spellStart"/>
+      <w:r>
+        <w:rPr>
+          <w:rFonts w:ascii="Times New Roman" w:hAnsi="Times New Roman"/>
+          <w:szCs w:val="24"/>
+        </w:rPr>
+        <w:t>dỗ</w:t>
+      </w:r>
+      <w:proofErr w:type="spellEnd"/>
+      <w:r>
+        <w:rPr>
+          <w:rFonts w:ascii="Times New Roman" w:hAnsi="Times New Roman"/>
+          <w:szCs w:val="24"/>
+        </w:rPr>
+        <w:t xml:space="preserve"> con </w:t>
       </w:r>
     </w:p>
     <w:p>
@@ -5572,7 +10709,119 @@
           <w:rFonts w:ascii="Times New Roman" w:hAnsi="Times New Roman"/>
           <w:szCs w:val="24"/>
         </w:rPr>
-        <w:t>- Các cam kết khác (Phụ huynh tự ghi)</w:t>
+        <w:t xml:space="preserve">- </w:t>
+      </w:r>
+      <w:proofErr w:type="spellStart"/>
+      <w:r>
+        <w:rPr>
+          <w:rFonts w:ascii="Times New Roman" w:hAnsi="Times New Roman"/>
+          <w:szCs w:val="24"/>
+        </w:rPr>
+        <w:t>Các</w:t>
+      </w:r>
+      <w:proofErr w:type="spellEnd"/>
+      <w:r>
+        <w:rPr>
+          <w:rFonts w:ascii="Times New Roman" w:hAnsi="Times New Roman"/>
+          <w:szCs w:val="24"/>
+        </w:rPr>
+        <w:t xml:space="preserve"> cam </w:t>
+      </w:r>
+      <w:proofErr w:type="spellStart"/>
+      <w:r>
+        <w:rPr>
+          <w:rFonts w:ascii="Times New Roman" w:hAnsi="Times New Roman"/>
+          <w:szCs w:val="24"/>
+        </w:rPr>
+        <w:t>kết</w:t>
+      </w:r>
+      <w:proofErr w:type="spellEnd"/>
+      <w:r>
+        <w:rPr>
+          <w:rFonts w:ascii="Times New Roman" w:hAnsi="Times New Roman"/>
+          <w:szCs w:val="24"/>
+        </w:rPr>
+        <w:t xml:space="preserve"> </w:t>
+      </w:r>
+      <w:proofErr w:type="spellStart"/>
+      <w:r>
+        <w:rPr>
+          <w:rFonts w:ascii="Times New Roman" w:hAnsi="Times New Roman"/>
+          <w:szCs w:val="24"/>
+        </w:rPr>
+        <w:t>khác</w:t>
+      </w:r>
+      <w:proofErr w:type="spellEnd"/>
+      <w:r>
+        <w:rPr>
+          <w:rFonts w:ascii="Times New Roman" w:hAnsi="Times New Roman"/>
+          <w:szCs w:val="24"/>
+        </w:rPr>
+        <w:t xml:space="preserve"> (</w:t>
+      </w:r>
+      <w:proofErr w:type="spellStart"/>
+      <w:r>
+        <w:rPr>
+          <w:rFonts w:ascii="Times New Roman" w:hAnsi="Times New Roman"/>
+          <w:szCs w:val="24"/>
+        </w:rPr>
+        <w:t>Phụ</w:t>
+      </w:r>
+      <w:proofErr w:type="spellEnd"/>
+      <w:r>
+        <w:rPr>
+          <w:rFonts w:ascii="Times New Roman" w:hAnsi="Times New Roman"/>
+          <w:szCs w:val="24"/>
+        </w:rPr>
+        <w:t xml:space="preserve"> </w:t>
+      </w:r>
+      <w:proofErr w:type="spellStart"/>
+      <w:r>
+        <w:rPr>
+          <w:rFonts w:ascii="Times New Roman" w:hAnsi="Times New Roman"/>
+          <w:szCs w:val="24"/>
+        </w:rPr>
+        <w:t>huynh</w:t>
+      </w:r>
+      <w:proofErr w:type="spellEnd"/>
+      <w:r>
+        <w:rPr>
+          <w:rFonts w:ascii="Times New Roman" w:hAnsi="Times New Roman"/>
+          <w:szCs w:val="24"/>
+        </w:rPr>
+        <w:t xml:space="preserve"> </w:t>
+      </w:r>
+      <w:proofErr w:type="spellStart"/>
+      <w:r>
+        <w:rPr>
+          <w:rFonts w:ascii="Times New Roman" w:hAnsi="Times New Roman"/>
+          <w:szCs w:val="24"/>
+        </w:rPr>
+        <w:t>tự</w:t>
+      </w:r>
+      <w:proofErr w:type="spellEnd"/>
+      <w:r>
+        <w:rPr>
+          <w:rFonts w:ascii="Times New Roman" w:hAnsi="Times New Roman"/>
+          <w:szCs w:val="24"/>
+        </w:rPr>
+        <w:t xml:space="preserve"> </w:t>
+      </w:r>
+      <w:proofErr w:type="spellStart"/>
+      <w:r>
+        <w:rPr>
+          <w:rFonts w:ascii="Times New Roman" w:hAnsi="Times New Roman"/>
+          <w:szCs w:val="24"/>
+        </w:rPr>
+        <w:t>ghi</w:t>
+      </w:r>
+      <w:proofErr w:type="spellEnd"/>
+      <w:r>
+        <w:rPr>
+          <w:rFonts w:ascii="Times New Roman" w:hAnsi="Times New Roman"/>
+          <w:szCs w:val="24"/>
+        </w:rPr>
+        <w:t>)</w:t>
       </w:r>
       <w:r>
         <w:rPr>
@@ -5662,13 +10911,59 @@
         </w:rPr>
         <w:tab/>
       </w:r>
+      <w:proofErr w:type="spellStart"/>
       <w:r>
         <w:rPr>
           <w:rFonts w:ascii="Times New Roman" w:hAnsi="Times New Roman"/>
           <w:i/>
           <w:szCs w:val="24"/>
         </w:rPr>
-        <w:t>Ngày …… tháng …… năm 20</w:t>
+        <w:t>Ngày</w:t>
+      </w:r>
+      <w:proofErr w:type="spellEnd"/>
+      <w:r>
+        <w:rPr>
+          <w:rFonts w:ascii="Times New Roman" w:hAnsi="Times New Roman"/>
+          <w:i/>
+          <w:szCs w:val="24"/>
+        </w:rPr>
+        <w:t xml:space="preserve"> …… </w:t>
+      </w:r>
+      <w:proofErr w:type="spellStart"/>
+      <w:r>
+        <w:rPr>
+          <w:rFonts w:ascii="Times New Roman" w:hAnsi="Times New Roman"/>
+          <w:i/>
+          <w:szCs w:val="24"/>
+        </w:rPr>
+        <w:t>tháng</w:t>
+      </w:r>
+      <w:proofErr w:type="spellEnd"/>
+      <w:r>
+        <w:rPr>
+          <w:rFonts w:ascii="Times New Roman" w:hAnsi="Times New Roman"/>
+          <w:i/>
+          <w:szCs w:val="24"/>
+        </w:rPr>
+        <w:t xml:space="preserve"> …… </w:t>
+      </w:r>
+      <w:proofErr w:type="spellStart"/>
+      <w:r>
+        <w:rPr>
+          <w:rFonts w:ascii="Times New Roman" w:hAnsi="Times New Roman"/>
+          <w:i/>
+          <w:szCs w:val="24"/>
+        </w:rPr>
+        <w:t>năm</w:t>
+      </w:r>
+      <w:proofErr w:type="spellEnd"/>
+      <w:r>
+        <w:rPr>
+          <w:rFonts w:ascii="Times New Roman" w:hAnsi="Times New Roman"/>
+          <w:i/>
+          <w:szCs w:val="24"/>
+        </w:rPr>
+        <w:t xml:space="preserve"> 20</w:t>
       </w:r>
       <w:r>
         <w:rPr>
@@ -5705,13 +11000,47 @@
         </w:rPr>
         <w:tab/>
       </w:r>
-      <w:r>
-        <w:rPr>
-          <w:rFonts w:ascii="Times New Roman" w:hAnsi="Times New Roman"/>
-          <w:szCs w:val="24"/>
-        </w:rPr>
-        <w:t>Người làm đơn</w:t>
-      </w:r>
+      <w:proofErr w:type="spellStart"/>
+      <w:r>
+        <w:rPr>
+          <w:rFonts w:ascii="Times New Roman" w:hAnsi="Times New Roman"/>
+          <w:szCs w:val="24"/>
+        </w:rPr>
+        <w:t>Người</w:t>
+      </w:r>
+      <w:proofErr w:type="spellEnd"/>
+      <w:r>
+        <w:rPr>
+          <w:rFonts w:ascii="Times New Roman" w:hAnsi="Times New Roman"/>
+          <w:szCs w:val="24"/>
+        </w:rPr>
+        <w:t xml:space="preserve"> </w:t>
+      </w:r>
+      <w:proofErr w:type="spellStart"/>
+      <w:r>
+        <w:rPr>
+          <w:rFonts w:ascii="Times New Roman" w:hAnsi="Times New Roman"/>
+          <w:szCs w:val="24"/>
+        </w:rPr>
+        <w:t>làm</w:t>
+      </w:r>
+      <w:proofErr w:type="spellEnd"/>
+      <w:r>
+        <w:rPr>
+          <w:rFonts w:ascii="Times New Roman" w:hAnsi="Times New Roman"/>
+          <w:szCs w:val="24"/>
+        </w:rPr>
+        <w:t xml:space="preserve"> </w:t>
+      </w:r>
+      <w:proofErr w:type="spellStart"/>
+      <w:r>
+        <w:rPr>
+          <w:rFonts w:ascii="Times New Roman" w:hAnsi="Times New Roman"/>
+          <w:szCs w:val="24"/>
+        </w:rPr>
+        <w:t>đơn</w:t>
+      </w:r>
+      <w:proofErr w:type="spellEnd"/>
     </w:p>
     <w:p>
       <w:pPr>
@@ -5738,7 +11067,133 @@
           <w:i/>
           <w:szCs w:val="24"/>
         </w:rPr>
-        <w:t>(Ký tên và ghi rõ họ, tên)</w:t>
+        <w:t>(</w:t>
+      </w:r>
+      <w:proofErr w:type="spellStart"/>
+      <w:r>
+        <w:rPr>
+          <w:rFonts w:ascii="Times New Roman" w:hAnsi="Times New Roman"/>
+          <w:i/>
+          <w:szCs w:val="24"/>
+        </w:rPr>
+        <w:t>Ký</w:t>
+      </w:r>
+      <w:proofErr w:type="spellEnd"/>
+      <w:r>
+        <w:rPr>
+          <w:rFonts w:ascii="Times New Roman" w:hAnsi="Times New Roman"/>
+          <w:i/>
+          <w:szCs w:val="24"/>
+        </w:rPr>
+        <w:t xml:space="preserve"> </w:t>
+      </w:r>
+      <w:proofErr w:type="spellStart"/>
+      <w:r>
+        <w:rPr>
+          <w:rFonts w:ascii="Times New Roman" w:hAnsi="Times New Roman"/>
+          <w:i/>
+          <w:szCs w:val="24"/>
+        </w:rPr>
+        <w:t>tên</w:t>
+      </w:r>
+      <w:proofErr w:type="spellEnd"/>
+      <w:r>
+        <w:rPr>
+          <w:rFonts w:ascii="Times New Roman" w:hAnsi="Times New Roman"/>
+          <w:i/>
+          <w:szCs w:val="24"/>
+        </w:rPr>
+        <w:t xml:space="preserve"> </w:t>
+      </w:r>
+      <w:proofErr w:type="spellStart"/>
+      <w:r>
+        <w:rPr>
+          <w:rFonts w:ascii="Times New Roman" w:hAnsi="Times New Roman"/>
+          <w:i/>
+          <w:szCs w:val="24"/>
+        </w:rPr>
+        <w:t>và</w:t>
+      </w:r>
+      <w:proofErr w:type="spellEnd"/>
+      <w:r>
+        <w:rPr>
+          <w:rFonts w:ascii="Times New Roman" w:hAnsi="Times New Roman"/>
+          <w:i/>
+          <w:szCs w:val="24"/>
+        </w:rPr>
+        <w:t xml:space="preserve"> </w:t>
+      </w:r>
+      <w:proofErr w:type="spellStart"/>
+      <w:r>
+        <w:rPr>
+          <w:rFonts w:ascii="Times New Roman" w:hAnsi="Times New Roman"/>
+          <w:i/>
+          <w:szCs w:val="24"/>
+        </w:rPr>
+        <w:t>ghi</w:t>
+      </w:r>
+      <w:proofErr w:type="spellEnd"/>
+      <w:r>
+        <w:rPr>
+          <w:rFonts w:ascii="Times New Roman" w:hAnsi="Times New Roman"/>
+          <w:i/>
+          <w:szCs w:val="24"/>
+        </w:rPr>
+        <w:t xml:space="preserve"> </w:t>
+      </w:r>
+      <w:proofErr w:type="spellStart"/>
+      <w:r>
+        <w:rPr>
+          <w:rFonts w:ascii="Times New Roman" w:hAnsi="Times New Roman"/>
+          <w:i/>
+          <w:szCs w:val="24"/>
+        </w:rPr>
+        <w:t>rõ</w:t>
+      </w:r>
+      <w:proofErr w:type="spellEnd"/>
+      <w:r>
+        <w:rPr>
+          <w:rFonts w:ascii="Times New Roman" w:hAnsi="Times New Roman"/>
+          <w:i/>
+          <w:szCs w:val="24"/>
+        </w:rPr>
+        <w:t xml:space="preserve"> </w:t>
+      </w:r>
+      <w:proofErr w:type="spellStart"/>
+      <w:r>
+        <w:rPr>
+          <w:rFonts w:ascii="Times New Roman" w:hAnsi="Times New Roman"/>
+          <w:i/>
+          <w:szCs w:val="24"/>
+        </w:rPr>
+        <w:t>họ</w:t>
+      </w:r>
+      <w:proofErr w:type="spellEnd"/>
+      <w:r>
+        <w:rPr>
+          <w:rFonts w:ascii="Times New Roman" w:hAnsi="Times New Roman"/>
+          <w:i/>
+          <w:szCs w:val="24"/>
+        </w:rPr>
+        <w:t xml:space="preserve">, </w:t>
+      </w:r>
+      <w:proofErr w:type="spellStart"/>
+      <w:r>
+        <w:rPr>
+          <w:rFonts w:ascii="Times New Roman" w:hAnsi="Times New Roman"/>
+          <w:i/>
+          <w:szCs w:val="24"/>
+        </w:rPr>
+        <w:t>tên</w:t>
+      </w:r>
+      <w:proofErr w:type="spellEnd"/>
+      <w:r>
+        <w:rPr>
+          <w:rFonts w:ascii="Times New Roman" w:hAnsi="Times New Roman"/>
+          <w:i/>
+          <w:szCs w:val="24"/>
+        </w:rPr>
+        <w:t>)</w:t>
       </w:r>
     </w:p>
     <w:p>
@@ -5820,7 +11275,27 @@
           <w:bCs/>
           <w:szCs w:val="24"/>
         </w:rPr>
-        <w:t>${NguoiLamDon}</w:t>
+        <w:t>${</w:t>
+      </w:r>
+      <w:proofErr w:type="spellStart"/>
+      <w:r>
+        <w:rPr>
+          <w:rFonts w:ascii="Times New Roman" w:hAnsi="Times New Roman"/>
+          <w:b/>
+          <w:bCs/>
+          <w:szCs w:val="24"/>
+        </w:rPr>
+        <w:t>NguoiLamDon</w:t>
+      </w:r>
+      <w:proofErr w:type="spellEnd"/>
+      <w:r>
+        <w:rPr>
+          <w:rFonts w:ascii="Times New Roman" w:hAnsi="Times New Roman"/>
+          <w:b/>
+          <w:bCs/>
+          <w:szCs w:val="24"/>
+        </w:rPr>
+        <w:t>}</w:t>
       </w:r>
     </w:p>
     <w:p>
@@ -5863,6 +11338,7 @@
           <w:u w:val="single"/>
         </w:rPr>
       </w:pPr>
+      <w:proofErr w:type="spellStart"/>
       <w:r>
         <w:rPr>
           <w:rFonts w:ascii="Times New Roman" w:hAnsi="Times New Roman"/>
@@ -5870,8 +11346,229 @@
           <w:szCs w:val="24"/>
           <w:u w:val="single"/>
         </w:rPr>
-        <w:t>Phần ghi nhận của Hiệu trưởng trường Tiểu học Nguyễn Thị Định</w:t>
-      </w:r>
+        <w:t>Phần</w:t>
+      </w:r>
+      <w:proofErr w:type="spellEnd"/>
+      <w:r>
+        <w:rPr>
+          <w:rFonts w:ascii="Times New Roman" w:hAnsi="Times New Roman"/>
+          <w:sz w:val="24"/>
+          <w:szCs w:val="24"/>
+          <w:u w:val="single"/>
+        </w:rPr>
+        <w:t xml:space="preserve"> </w:t>
+      </w:r>
+      <w:proofErr w:type="spellStart"/>
+      <w:r>
+        <w:rPr>
+          <w:rFonts w:ascii="Times New Roman" w:hAnsi="Times New Roman"/>
+          <w:sz w:val="24"/>
+          <w:szCs w:val="24"/>
+          <w:u w:val="single"/>
+        </w:rPr>
+        <w:t>ghi</w:t>
+      </w:r>
+      <w:proofErr w:type="spellEnd"/>
+      <w:r>
+        <w:rPr>
+          <w:rFonts w:ascii="Times New Roman" w:hAnsi="Times New Roman"/>
+          <w:sz w:val="24"/>
+          <w:szCs w:val="24"/>
+          <w:u w:val="single"/>
+        </w:rPr>
+        <w:t xml:space="preserve"> </w:t>
+      </w:r>
+      <w:proofErr w:type="spellStart"/>
+      <w:r>
+        <w:rPr>
+          <w:rFonts w:ascii="Times New Roman" w:hAnsi="Times New Roman"/>
+          <w:sz w:val="24"/>
+          <w:szCs w:val="24"/>
+          <w:u w:val="single"/>
+        </w:rPr>
+        <w:t>nhận</w:t>
+      </w:r>
+      <w:proofErr w:type="spellEnd"/>
+      <w:r>
+        <w:rPr>
+          <w:rFonts w:ascii="Times New Roman" w:hAnsi="Times New Roman"/>
+          <w:sz w:val="24"/>
+          <w:szCs w:val="24"/>
+          <w:u w:val="single"/>
+        </w:rPr>
+        <w:t xml:space="preserve"> </w:t>
+      </w:r>
+      <w:proofErr w:type="spellStart"/>
+      <w:r>
+        <w:rPr>
+          <w:rFonts w:ascii="Times New Roman" w:hAnsi="Times New Roman"/>
+          <w:sz w:val="24"/>
+          <w:szCs w:val="24"/>
+          <w:u w:val="single"/>
+        </w:rPr>
+        <w:t>của</w:t>
+      </w:r>
+      <w:proofErr w:type="spellEnd"/>
+      <w:r>
+        <w:rPr>
+          <w:rFonts w:ascii="Times New Roman" w:hAnsi="Times New Roman"/>
+          <w:sz w:val="24"/>
+          <w:szCs w:val="24"/>
+          <w:u w:val="single"/>
+        </w:rPr>
+        <w:t xml:space="preserve"> </w:t>
+      </w:r>
+      <w:proofErr w:type="spellStart"/>
+      <w:r>
+        <w:rPr>
+          <w:rFonts w:ascii="Times New Roman" w:hAnsi="Times New Roman"/>
+          <w:sz w:val="24"/>
+          <w:szCs w:val="24"/>
+          <w:u w:val="single"/>
+        </w:rPr>
+        <w:t>Hiệu</w:t>
+      </w:r>
+      <w:proofErr w:type="spellEnd"/>
+      <w:r>
+        <w:rPr>
+          <w:rFonts w:ascii="Times New Roman" w:hAnsi="Times New Roman"/>
+          <w:sz w:val="24"/>
+          <w:szCs w:val="24"/>
+          <w:u w:val="single"/>
+        </w:rPr>
+        <w:t xml:space="preserve"> </w:t>
+      </w:r>
+      <w:proofErr w:type="spellStart"/>
+      <w:r>
+        <w:rPr>
+          <w:rFonts w:ascii="Times New Roman" w:hAnsi="Times New Roman"/>
+          <w:sz w:val="24"/>
+          <w:szCs w:val="24"/>
+          <w:u w:val="single"/>
+        </w:rPr>
+        <w:t>trưởng</w:t>
+      </w:r>
+      <w:proofErr w:type="spellEnd"/>
+      <w:r>
+        <w:rPr>
+          <w:rFonts w:ascii="Times New Roman" w:hAnsi="Times New Roman"/>
+          <w:sz w:val="24"/>
+          <w:szCs w:val="24"/>
+          <w:u w:val="single"/>
+        </w:rPr>
+        <w:t xml:space="preserve"> </w:t>
+      </w:r>
+      <w:proofErr w:type="spellStart"/>
+      <w:r>
+        <w:rPr>
+          <w:rFonts w:ascii="Times New Roman" w:hAnsi="Times New Roman"/>
+          <w:sz w:val="24"/>
+          <w:szCs w:val="24"/>
+          <w:u w:val="single"/>
+        </w:rPr>
+        <w:t>trường</w:t>
+      </w:r>
+      <w:proofErr w:type="spellEnd"/>
+      <w:r>
+        <w:rPr>
+          <w:rFonts w:ascii="Times New Roman" w:hAnsi="Times New Roman"/>
+          <w:sz w:val="24"/>
+          <w:szCs w:val="24"/>
+          <w:u w:val="single"/>
+        </w:rPr>
+        <w:t xml:space="preserve"> </w:t>
+      </w:r>
+      <w:proofErr w:type="spellStart"/>
+      <w:r>
+        <w:rPr>
+          <w:rFonts w:ascii="Times New Roman" w:hAnsi="Times New Roman"/>
+          <w:sz w:val="24"/>
+          <w:szCs w:val="24"/>
+          <w:u w:val="single"/>
+        </w:rPr>
+        <w:t>Tiểu</w:t>
+      </w:r>
+      <w:proofErr w:type="spellEnd"/>
+      <w:r>
+        <w:rPr>
+          <w:rFonts w:ascii="Times New Roman" w:hAnsi="Times New Roman"/>
+          <w:sz w:val="24"/>
+          <w:szCs w:val="24"/>
+          <w:u w:val="single"/>
+        </w:rPr>
+        <w:t xml:space="preserve"> </w:t>
+      </w:r>
+      <w:proofErr w:type="spellStart"/>
+      <w:r>
+        <w:rPr>
+          <w:rFonts w:ascii="Times New Roman" w:hAnsi="Times New Roman"/>
+          <w:sz w:val="24"/>
+          <w:szCs w:val="24"/>
+          <w:u w:val="single"/>
+        </w:rPr>
+        <w:t>học</w:t>
+      </w:r>
+      <w:proofErr w:type="spellEnd"/>
+      <w:r>
+        <w:rPr>
+          <w:rFonts w:ascii="Times New Roman" w:hAnsi="Times New Roman"/>
+          <w:sz w:val="24"/>
+          <w:szCs w:val="24"/>
+          <w:u w:val="single"/>
+        </w:rPr>
+        <w:t xml:space="preserve"> </w:t>
+      </w:r>
+      <w:proofErr w:type="spellStart"/>
+      <w:r>
+        <w:rPr>
+          <w:rFonts w:ascii="Times New Roman" w:hAnsi="Times New Roman"/>
+          <w:sz w:val="24"/>
+          <w:szCs w:val="24"/>
+          <w:u w:val="single"/>
+        </w:rPr>
+        <w:t>Nguyễn</w:t>
+      </w:r>
+      <w:proofErr w:type="spellEnd"/>
+      <w:r>
+        <w:rPr>
+          <w:rFonts w:ascii="Times New Roman" w:hAnsi="Times New Roman"/>
+          <w:sz w:val="24"/>
+          <w:szCs w:val="24"/>
+          <w:u w:val="single"/>
+        </w:rPr>
+        <w:t xml:space="preserve"> </w:t>
+      </w:r>
+      <w:proofErr w:type="spellStart"/>
+      <w:r>
+        <w:rPr>
+          <w:rFonts w:ascii="Times New Roman" w:hAnsi="Times New Roman"/>
+          <w:sz w:val="24"/>
+          <w:szCs w:val="24"/>
+          <w:u w:val="single"/>
+        </w:rPr>
+        <w:t>Thị</w:t>
+      </w:r>
+      <w:proofErr w:type="spellEnd"/>
+      <w:r>
+        <w:rPr>
+          <w:rFonts w:ascii="Times New Roman" w:hAnsi="Times New Roman"/>
+          <w:sz w:val="24"/>
+          <w:szCs w:val="24"/>
+          <w:u w:val="single"/>
+        </w:rPr>
+        <w:t xml:space="preserve"> </w:t>
+      </w:r>
+      <w:proofErr w:type="spellStart"/>
+      <w:r>
+        <w:rPr>
+          <w:rFonts w:ascii="Times New Roman" w:hAnsi="Times New Roman"/>
+          <w:sz w:val="24"/>
+          <w:szCs w:val="24"/>
+          <w:u w:val="single"/>
+        </w:rPr>
+        <w:t>Định</w:t>
+      </w:r>
+      <w:proofErr w:type="spellEnd"/>
     </w:p>
     <w:p>
       <w:pPr>
@@ -5895,7 +11592,54 @@
           <w:szCs w:val="24"/>
         </w:rPr>
         <w:tab/>
-        <w:t xml:space="preserve">Đồng ý nhận em: </w:t>
+      </w:r>
+      <w:proofErr w:type="spellStart"/>
+      <w:r>
+        <w:rPr>
+          <w:rFonts w:ascii="Times New Roman" w:hAnsi="Times New Roman"/>
+          <w:szCs w:val="24"/>
+        </w:rPr>
+        <w:t>Đồng</w:t>
+      </w:r>
+      <w:proofErr w:type="spellEnd"/>
+      <w:r>
+        <w:rPr>
+          <w:rFonts w:ascii="Times New Roman" w:hAnsi="Times New Roman"/>
+          <w:szCs w:val="24"/>
+        </w:rPr>
+        <w:t xml:space="preserve"> ý </w:t>
+      </w:r>
+      <w:proofErr w:type="spellStart"/>
+      <w:r>
+        <w:rPr>
+          <w:rFonts w:ascii="Times New Roman" w:hAnsi="Times New Roman"/>
+          <w:szCs w:val="24"/>
+        </w:rPr>
+        <w:t>nhận</w:t>
+      </w:r>
+      <w:proofErr w:type="spellEnd"/>
+      <w:r>
+        <w:rPr>
+          <w:rFonts w:ascii="Times New Roman" w:hAnsi="Times New Roman"/>
+          <w:szCs w:val="24"/>
+        </w:rPr>
+        <w:t xml:space="preserve"> </w:t>
+      </w:r>
+      <w:proofErr w:type="spellStart"/>
+      <w:r>
+        <w:rPr>
+          <w:rFonts w:ascii="Times New Roman" w:hAnsi="Times New Roman"/>
+          <w:szCs w:val="24"/>
+        </w:rPr>
+        <w:t>em</w:t>
+      </w:r>
+      <w:proofErr w:type="spellEnd"/>
+      <w:r>
+        <w:rPr>
+          <w:rFonts w:ascii="Times New Roman" w:hAnsi="Times New Roman"/>
+          <w:szCs w:val="24"/>
+        </w:rPr>
+        <w:t xml:space="preserve">: </w:t>
       </w:r>
       <w:r>
         <w:rPr>
@@ -5966,8 +11710,32 @@
           <w:szCs w:val="24"/>
         </w:rPr>
         <w:tab/>
-        <w:t>Sinh ngày</w:t>
-      </w:r>
+      </w:r>
+      <w:proofErr w:type="spellStart"/>
+      <w:r>
+        <w:rPr>
+          <w:rFonts w:ascii="Times New Roman" w:hAnsi="Times New Roman"/>
+          <w:szCs w:val="24"/>
+        </w:rPr>
+        <w:t>Sinh</w:t>
+      </w:r>
+      <w:proofErr w:type="spellEnd"/>
+      <w:r>
+        <w:rPr>
+          <w:rFonts w:ascii="Times New Roman" w:hAnsi="Times New Roman"/>
+          <w:szCs w:val="24"/>
+        </w:rPr>
+        <w:t xml:space="preserve"> </w:t>
+      </w:r>
+      <w:proofErr w:type="spellStart"/>
+      <w:r>
+        <w:rPr>
+          <w:rFonts w:ascii="Times New Roman" w:hAnsi="Times New Roman"/>
+          <w:szCs w:val="24"/>
+        </w:rPr>
+        <w:t>ngày</w:t>
+      </w:r>
+      <w:proofErr w:type="spellEnd"/>
       <w:r>
         <w:rPr>
           <w:rFonts w:ascii="Times New Roman" w:hAnsi="Times New Roman"/>
@@ -6059,7 +11827,198 @@
           <w:szCs w:val="24"/>
         </w:rPr>
         <w:tab/>
-        <w:t>Vào học lớp 1 tại trường Tiểu học Nguyễn Thị Định năm học 20</w:t>
+      </w:r>
+      <w:proofErr w:type="spellStart"/>
+      <w:r>
+        <w:rPr>
+          <w:rFonts w:ascii="Times New Roman" w:hAnsi="Times New Roman"/>
+          <w:szCs w:val="24"/>
+        </w:rPr>
+        <w:t>Vào</w:t>
+      </w:r>
+      <w:proofErr w:type="spellEnd"/>
+      <w:r>
+        <w:rPr>
+          <w:rFonts w:ascii="Times New Roman" w:hAnsi="Times New Roman"/>
+          <w:szCs w:val="24"/>
+        </w:rPr>
+        <w:t xml:space="preserve"> </w:t>
+      </w:r>
+      <w:proofErr w:type="spellStart"/>
+      <w:r>
+        <w:rPr>
+          <w:rFonts w:ascii="Times New Roman" w:hAnsi="Times New Roman"/>
+          <w:szCs w:val="24"/>
+        </w:rPr>
+        <w:t>học</w:t>
+      </w:r>
+      <w:proofErr w:type="spellEnd"/>
+      <w:r>
+        <w:rPr>
+          <w:rFonts w:ascii="Times New Roman" w:hAnsi="Times New Roman"/>
+          <w:szCs w:val="24"/>
+        </w:rPr>
+        <w:t xml:space="preserve"> </w:t>
+      </w:r>
+      <w:proofErr w:type="spellStart"/>
+      <w:r>
+        <w:rPr>
+          <w:rFonts w:ascii="Times New Roman" w:hAnsi="Times New Roman"/>
+          <w:szCs w:val="24"/>
+        </w:rPr>
+        <w:t>lớp</w:t>
+      </w:r>
+      <w:proofErr w:type="spellEnd"/>
+      <w:r>
+        <w:rPr>
+          <w:rFonts w:ascii="Times New Roman" w:hAnsi="Times New Roman"/>
+          <w:szCs w:val="24"/>
+        </w:rPr>
+        <w:t xml:space="preserve"> 1 </w:t>
+      </w:r>
+      <w:proofErr w:type="spellStart"/>
+      <w:r>
+        <w:rPr>
+          <w:rFonts w:ascii="Times New Roman" w:hAnsi="Times New Roman"/>
+          <w:szCs w:val="24"/>
+        </w:rPr>
+        <w:t>tại</w:t>
+      </w:r>
+      <w:proofErr w:type="spellEnd"/>
+      <w:r>
+        <w:rPr>
+          <w:rFonts w:ascii="Times New Roman" w:hAnsi="Times New Roman"/>
+          <w:szCs w:val="24"/>
+        </w:rPr>
+        <w:t xml:space="preserve"> </w:t>
+      </w:r>
+      <w:proofErr w:type="spellStart"/>
+      <w:r>
+        <w:rPr>
+          <w:rFonts w:ascii="Times New Roman" w:hAnsi="Times New Roman"/>
+          <w:szCs w:val="24"/>
+        </w:rPr>
+        <w:t>trường</w:t>
+      </w:r>
+      <w:proofErr w:type="spellEnd"/>
+      <w:r>
+        <w:rPr>
+          <w:rFonts w:ascii="Times New Roman" w:hAnsi="Times New Roman"/>
+          <w:szCs w:val="24"/>
+        </w:rPr>
+        <w:t xml:space="preserve"> </w:t>
+      </w:r>
+      <w:proofErr w:type="spellStart"/>
+      <w:r>
+        <w:rPr>
+          <w:rFonts w:ascii="Times New Roman" w:hAnsi="Times New Roman"/>
+          <w:szCs w:val="24"/>
+        </w:rPr>
+        <w:t>Tiểu</w:t>
+      </w:r>
+      <w:proofErr w:type="spellEnd"/>
+      <w:r>
+        <w:rPr>
+          <w:rFonts w:ascii="Times New Roman" w:hAnsi="Times New Roman"/>
+          <w:szCs w:val="24"/>
+        </w:rPr>
+        <w:t xml:space="preserve"> </w:t>
+      </w:r>
+      <w:proofErr w:type="spellStart"/>
+      <w:r>
+        <w:rPr>
+          <w:rFonts w:ascii="Times New Roman" w:hAnsi="Times New Roman"/>
+          <w:szCs w:val="24"/>
+        </w:rPr>
+        <w:t>học</w:t>
+      </w:r>
+      <w:proofErr w:type="spellEnd"/>
+      <w:r>
+        <w:rPr>
+          <w:rFonts w:ascii="Times New Roman" w:hAnsi="Times New Roman"/>
+          <w:szCs w:val="24"/>
+        </w:rPr>
+        <w:t xml:space="preserve"> </w:t>
+      </w:r>
+      <w:proofErr w:type="spellStart"/>
+      <w:r>
+        <w:rPr>
+          <w:rFonts w:ascii="Times New Roman" w:hAnsi="Times New Roman"/>
+          <w:szCs w:val="24"/>
+        </w:rPr>
+        <w:t>Nguyễn</w:t>
+      </w:r>
+      <w:proofErr w:type="spellEnd"/>
+      <w:r>
+        <w:rPr>
+          <w:rFonts w:ascii="Times New Roman" w:hAnsi="Times New Roman"/>
+          <w:szCs w:val="24"/>
+        </w:rPr>
+        <w:t xml:space="preserve"> </w:t>
+      </w:r>
+      <w:proofErr w:type="spellStart"/>
+      <w:r>
+        <w:rPr>
+          <w:rFonts w:ascii="Times New Roman" w:hAnsi="Times New Roman"/>
+          <w:szCs w:val="24"/>
+        </w:rPr>
+        <w:t>Thị</w:t>
+      </w:r>
+      <w:proofErr w:type="spellEnd"/>
+      <w:r>
+        <w:rPr>
+          <w:rFonts w:ascii="Times New Roman" w:hAnsi="Times New Roman"/>
+          <w:szCs w:val="24"/>
+        </w:rPr>
+        <w:t xml:space="preserve"> </w:t>
+      </w:r>
+      <w:proofErr w:type="spellStart"/>
+      <w:r>
+        <w:rPr>
+          <w:rFonts w:ascii="Times New Roman" w:hAnsi="Times New Roman"/>
+          <w:szCs w:val="24"/>
+        </w:rPr>
+        <w:t>Định</w:t>
+      </w:r>
+      <w:proofErr w:type="spellEnd"/>
+      <w:r>
+        <w:rPr>
+          <w:rFonts w:ascii="Times New Roman" w:hAnsi="Times New Roman"/>
+          <w:szCs w:val="24"/>
+        </w:rPr>
+        <w:t xml:space="preserve"> </w:t>
+      </w:r>
+      <w:proofErr w:type="spellStart"/>
+      <w:r>
+        <w:rPr>
+          <w:rFonts w:ascii="Times New Roman" w:hAnsi="Times New Roman"/>
+          <w:szCs w:val="24"/>
+        </w:rPr>
+        <w:t>năm</w:t>
+      </w:r>
+      <w:proofErr w:type="spellEnd"/>
+      <w:r>
+        <w:rPr>
+          <w:rFonts w:ascii="Times New Roman" w:hAnsi="Times New Roman"/>
+          <w:szCs w:val="24"/>
+        </w:rPr>
+        <w:t xml:space="preserve"> </w:t>
+      </w:r>
+      <w:proofErr w:type="spellStart"/>
+      <w:r>
+        <w:rPr>
+          <w:rFonts w:ascii="Times New Roman" w:hAnsi="Times New Roman"/>
+          <w:szCs w:val="24"/>
+        </w:rPr>
+        <w:t>học</w:t>
+      </w:r>
+      <w:proofErr w:type="spellEnd"/>
+      <w:r>
+        <w:rPr>
+          <w:rFonts w:ascii="Times New Roman" w:hAnsi="Times New Roman"/>
+          <w:szCs w:val="24"/>
+        </w:rPr>
+        <w:t xml:space="preserve"> 20</w:t>
       </w:r>
       <w:r>
         <w:rPr>
@@ -6118,6 +12077,7 @@
         </w:rPr>
         <w:tab/>
       </w:r>
+      <w:proofErr w:type="spellStart"/>
       <w:r>
         <w:rPr>
           <w:rFonts w:ascii="Times New Roman" w:hAnsi="Times New Roman"/>
@@ -6125,8 +12085,9 @@
           <w:iCs/>
           <w:szCs w:val="24"/>
         </w:rPr>
-        <w:t>Tân Thuận</w:t>
-      </w:r>
+        <w:t>Tân</w:t>
+      </w:r>
+      <w:proofErr w:type="spellEnd"/>
       <w:r>
         <w:rPr>
           <w:rFonts w:ascii="Times New Roman" w:hAnsi="Times New Roman"/>
@@ -6134,8 +12095,9 @@
           <w:iCs/>
           <w:szCs w:val="24"/>
         </w:rPr>
-        <w:t>, n</w:t>
-      </w:r>
+        <w:t xml:space="preserve"> </w:t>
+      </w:r>
+      <w:proofErr w:type="spellStart"/>
       <w:r>
         <w:rPr>
           <w:rFonts w:ascii="Times New Roman" w:hAnsi="Times New Roman"/>
@@ -6143,8 +12105,9 @@
           <w:iCs/>
           <w:szCs w:val="24"/>
         </w:rPr>
-        <w:t>gà</w:t>
-      </w:r>
+        <w:t>Thuận</w:t>
+      </w:r>
+      <w:proofErr w:type="spellEnd"/>
       <w:r>
         <w:rPr>
           <w:rFonts w:ascii="Times New Roman" w:hAnsi="Times New Roman"/>
@@ -6152,8 +12115,9 @@
           <w:iCs/>
           <w:szCs w:val="24"/>
         </w:rPr>
-        <w:t>y ……</w:t>
-      </w:r>
+        <w:t xml:space="preserve">, </w:t>
+      </w:r>
+      <w:proofErr w:type="spellStart"/>
       <w:r>
         <w:rPr>
           <w:rFonts w:ascii="Times New Roman" w:hAnsi="Times New Roman"/>
@@ -6161,7 +12125,7 @@
           <w:iCs/>
           <w:szCs w:val="24"/>
         </w:rPr>
-        <w:t xml:space="preserve">  tháng </w:t>
+        <w:t>n</w:t>
       </w:r>
       <w:r>
         <w:rPr>
@@ -6170,7 +12134,7 @@
           <w:iCs/>
           <w:szCs w:val="24"/>
         </w:rPr>
-        <w:t>……</w:t>
+        <w:t>gà</w:t>
       </w:r>
       <w:r>
         <w:rPr>
@@ -6179,7 +12143,84 @@
           <w:iCs/>
           <w:szCs w:val="24"/>
         </w:rPr>
-        <w:t xml:space="preserve">  năm 20</w:t>
+        <w:t>y</w:t>
+      </w:r>
+      <w:proofErr w:type="spellEnd"/>
+      <w:r>
+        <w:rPr>
+          <w:rFonts w:ascii="Times New Roman" w:hAnsi="Times New Roman"/>
+          <w:i/>
+          <w:iCs/>
+          <w:szCs w:val="24"/>
+        </w:rPr>
+        <w:t xml:space="preserve"> ……</w:t>
+      </w:r>
+      <w:r>
+        <w:rPr>
+          <w:rFonts w:ascii="Times New Roman" w:hAnsi="Times New Roman"/>
+          <w:i/>
+          <w:iCs/>
+          <w:szCs w:val="24"/>
+        </w:rPr>
+        <w:t xml:space="preserve">  </w:t>
+      </w:r>
+      <w:proofErr w:type="spellStart"/>
+      <w:r>
+        <w:rPr>
+          <w:rFonts w:ascii="Times New Roman" w:hAnsi="Times New Roman"/>
+          <w:i/>
+          <w:iCs/>
+          <w:szCs w:val="24"/>
+        </w:rPr>
+        <w:t>tháng</w:t>
+      </w:r>
+      <w:proofErr w:type="spellEnd"/>
+      <w:r>
+        <w:rPr>
+          <w:rFonts w:ascii="Times New Roman" w:hAnsi="Times New Roman"/>
+          <w:i/>
+          <w:iCs/>
+          <w:szCs w:val="24"/>
+        </w:rPr>
+        <w:t xml:space="preserve"> </w:t>
+      </w:r>
+      <w:r>
+        <w:rPr>
+          <w:rFonts w:ascii="Times New Roman" w:hAnsi="Times New Roman"/>
+          <w:i/>
+          <w:iCs/>
+          <w:szCs w:val="24"/>
+        </w:rPr>
+        <w:t>……</w:t>
+      </w:r>
+      <w:r>
+        <w:rPr>
+          <w:rFonts w:ascii="Times New Roman" w:hAnsi="Times New Roman"/>
+          <w:i/>
+          <w:iCs/>
+          <w:szCs w:val="24"/>
+        </w:rPr>
+        <w:t xml:space="preserve">  </w:t>
+      </w:r>
+      <w:proofErr w:type="spellStart"/>
+      <w:r>
+        <w:rPr>
+          <w:rFonts w:ascii="Times New Roman" w:hAnsi="Times New Roman"/>
+          <w:i/>
+          <w:iCs/>
+          <w:szCs w:val="24"/>
+        </w:rPr>
+        <w:t>năm</w:t>
+      </w:r>
+      <w:proofErr w:type="spellEnd"/>
+      <w:r>
+        <w:rPr>
+          <w:rFonts w:ascii="Times New Roman" w:hAnsi="Times New Roman"/>
+          <w:i/>
+          <w:iCs/>
+          <w:szCs w:val="24"/>
+        </w:rPr>
+        <w:t xml:space="preserve"> 20</w:t>
       </w:r>
       <w:r>
         <w:rPr>
@@ -6316,6 +12357,7 @@
         </w:rPr>
         <w:tab/>
       </w:r>
+      <w:proofErr w:type="spellStart"/>
       <w:r>
         <w:rPr>
           <w:rFonts w:ascii="Times New Roman" w:hAnsi="Times New Roman"/>
@@ -6323,8 +12365,29 @@
           <w:bCs/>
           <w:szCs w:val="24"/>
         </w:rPr>
-        <w:t>Hà Thanh Hải</w:t>
-      </w:r>
+        <w:t>Hà</w:t>
+      </w:r>
+      <w:proofErr w:type="spellEnd"/>
+      <w:r>
+        <w:rPr>
+          <w:rFonts w:ascii="Times New Roman" w:hAnsi="Times New Roman"/>
+          <w:b/>
+          <w:bCs/>
+          <w:szCs w:val="24"/>
+        </w:rPr>
+        <w:t xml:space="preserve"> Thanh </w:t>
+      </w:r>
+      <w:proofErr w:type="spellStart"/>
+      <w:r>
+        <w:rPr>
+          <w:rFonts w:ascii="Times New Roman" w:hAnsi="Times New Roman"/>
+          <w:b/>
+          <w:bCs/>
+          <w:szCs w:val="24"/>
+        </w:rPr>
+        <w:t>Hải</w:t>
+      </w:r>
+      <w:proofErr w:type="spellEnd"/>
     </w:p>
     <w:sectPr>
       <w:pgSz w:w="11909" w:h="16834" w:code="9"/>
@@ -6336,7 +12399,7 @@
 </file>
 
 <file path=word/endnotes.xml><?xml version="1.0" encoding="utf-8"?>
-<w:endnotes xmlns:wpc="http://schemas.microsoft.com/office/word/2010/wordprocessingCanvas" xmlns:cx="http://schemas.microsoft.com/office/drawing/2014/chartex" xmlns:cx1="http://schemas.microsoft.com/office/drawing/2015/9/8/chartex" xmlns:cx2="http://schemas.microsoft.com/office/drawing/2015/10/21/chartex" xmlns:cx3="http://schemas.microsoft.com/office/drawing/2016/5/9/chartex" xmlns:cx4="http://schemas.microsoft.com/office/drawing/2016/5/10/chartex" xmlns:cx5="http://schemas.microsoft.com/office/drawing/2016/5/11/chartex" xmlns:cx6="http://schemas.microsoft.com/office/drawing/2016/5/12/chartex" xmlns:cx7="http://schemas.microsoft.com/office/drawing/2016/5/13/chartex" xmlns:cx8="http://schemas.microsoft.com/office/drawing/2016/5/14/chartex" xmlns:mc="http://schemas.openxmlformats.org/markup-compatibility/2006" xmlns:aink="http://schemas.microsoft.com/office/drawing/2016/ink" xmlns:am3d="http://schemas.microsoft.com/office/drawing/2017/model3d" xmlns:o="urn:schemas-microsoft-com:office:office" xmlns:oel="http://schemas.microsoft.com/office/2019/extlst" xmlns:r="http://schemas.openxmlformats.org/officeDocument/2006/relationships" xmlns:m="http://schemas.openxmlformats.org/officeDocument/2006/math" xmlns:v="urn:schemas-microsoft-com:vml" xmlns:wp14="http://schemas.microsoft.com/office/word/2010/wordprocessingDrawing" xmlns:wp="http://schemas.openxmlformats.org/drawingml/2006/wordprocessingDrawing" xmlns:w10="urn:schemas-microsoft-com:office:word" xmlns:w="http://schemas.openxmlformats.org/wordprocessingml/2006/main" xmlns:w14="http://schemas.microsoft.com/office/word/2010/wordml" xmlns:w15="http://schemas.microsoft.com/office/word/2012/wordml" xmlns:w16cex="http://schemas.microsoft.com/office/word/2018/wordml/cex" xmlns:w16cid="http://schemas.microsoft.com/office/word/2016/wordml/cid" xmlns:w16="http://schemas.microsoft.com/office/word/2018/wordml" xmlns:w16du="http://schemas.microsoft.com/office/word/2023/wordml/word16du" xmlns:w16sdtdh="http://schemas.microsoft.com/office/word/2020/wordml/sdtdatahash" xmlns:w16sdtfl="http://schemas.microsoft.com/office/word/2024/wordml/sdtformatlock" xmlns:w16se="http://schemas.microsoft.com/office/word/2015/wordml/symex" xmlns:wpg="http://schemas.microsoft.com/office/word/2010/wordprocessingGroup" xmlns:wpi="http://schemas.microsoft.com/office/word/2010/wordprocessingInk" xmlns:wne="http://schemas.microsoft.com/office/word/2006/wordml" xmlns:wps="http://schemas.microsoft.com/office/word/2010/wordprocessingShape" mc:Ignorable="w14 w15 w16se w16cid w16 w16cex w16sdtdh w16sdtfl w16du wp14">
+<w:endnotes xmlns:wpc="http://schemas.microsoft.com/office/word/2010/wordprocessingCanvas" xmlns:cx="http://schemas.microsoft.com/office/drawing/2014/chartex" xmlns:cx1="http://schemas.microsoft.com/office/drawing/2015/9/8/chartex" xmlns:cx2="http://schemas.microsoft.com/office/drawing/2015/10/21/chartex" xmlns:cx3="http://schemas.microsoft.com/office/drawing/2016/5/9/chartex" xmlns:cx4="http://schemas.microsoft.com/office/drawing/2016/5/10/chartex" xmlns:cx5="http://schemas.microsoft.com/office/drawing/2016/5/11/chartex" xmlns:cx6="http://schemas.microsoft.com/office/drawing/2016/5/12/chartex" xmlns:cx7="http://schemas.microsoft.com/office/drawing/2016/5/13/chartex" xmlns:cx8="http://schemas.microsoft.com/office/drawing/2016/5/14/chartex" xmlns:mc="http://schemas.openxmlformats.org/markup-compatibility/2006" xmlns:aink="http://schemas.microsoft.com/office/drawing/2016/ink" xmlns:am3d="http://schemas.microsoft.com/office/drawing/2017/model3d" xmlns:o="urn:schemas-microsoft-com:office:office" xmlns:r="http://schemas.openxmlformats.org/officeDocument/2006/relationships" xmlns:m="http://schemas.openxmlformats.org/officeDocument/2006/math" xmlns:v="urn:schemas-microsoft-com:vml" xmlns:wp14="http://schemas.microsoft.com/office/word/2010/wordprocessingDrawing" xmlns:wp="http://schemas.openxmlformats.org/drawingml/2006/wordprocessingDrawing" xmlns:w10="urn:schemas-microsoft-com:office:word" xmlns:w="http://schemas.openxmlformats.org/wordprocessingml/2006/main" xmlns:w14="http://schemas.microsoft.com/office/word/2010/wordml" xmlns:w15="http://schemas.microsoft.com/office/word/2012/wordml" xmlns:w16cex="http://schemas.microsoft.com/office/word/2018/wordml/cex" xmlns:w16cid="http://schemas.microsoft.com/office/word/2016/wordml/cid" xmlns:w16="http://schemas.microsoft.com/office/word/2018/wordml" xmlns:w16sdtdh="http://schemas.microsoft.com/office/word/2020/wordml/sdtdatahash" xmlns:w16se="http://schemas.microsoft.com/office/word/2015/wordml/symex" xmlns:wpg="http://schemas.microsoft.com/office/word/2010/wordprocessingGroup" xmlns:wpi="http://schemas.microsoft.com/office/word/2010/wordprocessingInk" xmlns:wne="http://schemas.microsoft.com/office/word/2006/wordml" xmlns:wps="http://schemas.microsoft.com/office/word/2010/wordprocessingShape" mc:Ignorable="w14 w15 w16se w16cid w16 w16cex w16sdtdh wp14">
   <w:endnote w:type="separator" w:id="-1">
     <w:p>
       <w:r>
@@ -6355,7 +12418,7 @@
 </file>
 
 <file path=word/footnotes.xml><?xml version="1.0" encoding="utf-8"?>
-<w:footnotes xmlns:wpc="http://schemas.microsoft.com/office/word/2010/wordprocessingCanvas" xmlns:cx="http://schemas.microsoft.com/office/drawing/2014/chartex" xmlns:cx1="http://schemas.microsoft.com/office/drawing/2015/9/8/chartex" xmlns:cx2="http://schemas.microsoft.com/office/drawing/2015/10/21/chartex" xmlns:cx3="http://schemas.microsoft.com/office/drawing/2016/5/9/chartex" xmlns:cx4="http://schemas.microsoft.com/office/drawing/2016/5/10/chartex" xmlns:cx5="http://schemas.microsoft.com/office/drawing/2016/5/11/chartex" xmlns:cx6="http://schemas.microsoft.com/office/drawing/2016/5/12/chartex" xmlns:cx7="http://schemas.microsoft.com/office/drawing/2016/5/13/chartex" xmlns:cx8="http://schemas.microsoft.com/office/drawing/2016/5/14/chartex" xmlns:mc="http://schemas.openxmlformats.org/markup-compatibility/2006" xmlns:aink="http://schemas.microsoft.com/office/drawing/2016/ink" xmlns:am3d="http://schemas.microsoft.com/office/drawing/2017/model3d" xmlns:o="urn:schemas-microsoft-com:office:office" xmlns:oel="http://schemas.microsoft.com/office/2019/extlst" xmlns:r="http://schemas.openxmlformats.org/officeDocument/2006/relationships" xmlns:m="http://schemas.openxmlformats.org/officeDocument/2006/math" xmlns:v="urn:schemas-microsoft-com:vml" xmlns:wp14="http://schemas.microsoft.com/office/word/2010/wordprocessingDrawing" xmlns:wp="http://schemas.openxmlformats.org/drawingml/2006/wordprocessingDrawing" xmlns:w10="urn:schemas-microsoft-com:office:word" xmlns:w="http://schemas.openxmlformats.org/wordprocessingml/2006/main" xmlns:w14="http://schemas.microsoft.com/office/word/2010/wordml" xmlns:w15="http://schemas.microsoft.com/office/word/2012/wordml" xmlns:w16cex="http://schemas.microsoft.com/office/word/2018/wordml/cex" xmlns:w16cid="http://schemas.microsoft.com/office/word/2016/wordml/cid" xmlns:w16="http://schemas.microsoft.com/office/word/2018/wordml" xmlns:w16du="http://schemas.microsoft.com/office/word/2023/wordml/word16du" xmlns:w16sdtdh="http://schemas.microsoft.com/office/word/2020/wordml/sdtdatahash" xmlns:w16sdtfl="http://schemas.microsoft.com/office/word/2024/wordml/sdtformatlock" xmlns:w16se="http://schemas.microsoft.com/office/word/2015/wordml/symex" xmlns:wpg="http://schemas.microsoft.com/office/word/2010/wordprocessingGroup" xmlns:wpi="http://schemas.microsoft.com/office/word/2010/wordprocessingInk" xmlns:wne="http://schemas.microsoft.com/office/word/2006/wordml" xmlns:wps="http://schemas.microsoft.com/office/word/2010/wordprocessingShape" mc:Ignorable="w14 w15 w16se w16cid w16 w16cex w16sdtdh w16sdtfl w16du wp14">
+<w:footnotes xmlns:wpc="http://schemas.microsoft.com/office/word/2010/wordprocessingCanvas" xmlns:cx="http://schemas.microsoft.com/office/drawing/2014/chartex" xmlns:cx1="http://schemas.microsoft.com/office/drawing/2015/9/8/chartex" xmlns:cx2="http://schemas.microsoft.com/office/drawing/2015/10/21/chartex" xmlns:cx3="http://schemas.microsoft.com/office/drawing/2016/5/9/chartex" xmlns:cx4="http://schemas.microsoft.com/office/drawing/2016/5/10/chartex" xmlns:cx5="http://schemas.microsoft.com/office/drawing/2016/5/11/chartex" xmlns:cx6="http://schemas.microsoft.com/office/drawing/2016/5/12/chartex" xmlns:cx7="http://schemas.microsoft.com/office/drawing/2016/5/13/chartex" xmlns:cx8="http://schemas.microsoft.com/office/drawing/2016/5/14/chartex" xmlns:mc="http://schemas.openxmlformats.org/markup-compatibility/2006" xmlns:aink="http://schemas.microsoft.com/office/drawing/2016/ink" xmlns:am3d="http://schemas.microsoft.com/office/drawing/2017/model3d" xmlns:o="urn:schemas-microsoft-com:office:office" xmlns:r="http://schemas.openxmlformats.org/officeDocument/2006/relationships" xmlns:m="http://schemas.openxmlformats.org/officeDocument/2006/math" xmlns:v="urn:schemas-microsoft-com:vml" xmlns:wp14="http://schemas.microsoft.com/office/word/2010/wordprocessingDrawing" xmlns:wp="http://schemas.openxmlformats.org/drawingml/2006/wordprocessingDrawing" xmlns:w10="urn:schemas-microsoft-com:office:word" xmlns:w="http://schemas.openxmlformats.org/wordprocessingml/2006/main" xmlns:w14="http://schemas.microsoft.com/office/word/2010/wordml" xmlns:w15="http://schemas.microsoft.com/office/word/2012/wordml" xmlns:w16cex="http://schemas.microsoft.com/office/word/2018/wordml/cex" xmlns:w16cid="http://schemas.microsoft.com/office/word/2016/wordml/cid" xmlns:w16="http://schemas.microsoft.com/office/word/2018/wordml" xmlns:w16sdtdh="http://schemas.microsoft.com/office/word/2020/wordml/sdtdatahash" xmlns:w16se="http://schemas.microsoft.com/office/word/2015/wordml/symex" xmlns:wpg="http://schemas.microsoft.com/office/word/2010/wordprocessingGroup" xmlns:wpi="http://schemas.microsoft.com/office/word/2010/wordprocessingInk" xmlns:wne="http://schemas.microsoft.com/office/word/2006/wordml" xmlns:wps="http://schemas.microsoft.com/office/word/2010/wordprocessingShape" mc:Ignorable="w14 w15 w16se w16cid w16 w16cex w16sdtdh wp14">
   <w:footnote w:type="separator" w:id="-1">
     <w:p>
       <w:r>
@@ -6374,7 +12437,7 @@
 </file>
 
 <file path=word/numbering.xml><?xml version="1.0" encoding="utf-8"?>
-<w:numbering xmlns:wpc="http://schemas.microsoft.com/office/word/2010/wordprocessingCanvas" xmlns:cx="http://schemas.microsoft.com/office/drawing/2014/chartex" xmlns:cx1="http://schemas.microsoft.com/office/drawing/2015/9/8/chartex" xmlns:cx2="http://schemas.microsoft.com/office/drawing/2015/10/21/chartex" xmlns:cx3="http://schemas.microsoft.com/office/drawing/2016/5/9/chartex" xmlns:cx4="http://schemas.microsoft.com/office/drawing/2016/5/10/chartex" xmlns:cx5="http://schemas.microsoft.com/office/drawing/2016/5/11/chartex" xmlns:cx6="http://schemas.microsoft.com/office/drawing/2016/5/12/chartex" xmlns:cx7="http://schemas.microsoft.com/office/drawing/2016/5/13/chartex" xmlns:cx8="http://schemas.microsoft.com/office/drawing/2016/5/14/chartex" xmlns:mc="http://schemas.openxmlformats.org/markup-compatibility/2006" xmlns:aink="http://schemas.microsoft.com/office/drawing/2016/ink" xmlns:am3d="http://schemas.microsoft.com/office/drawing/2017/model3d" xmlns:o="urn:schemas-microsoft-com:office:office" xmlns:oel="http://schemas.microsoft.com/office/2019/extlst" xmlns:r="http://schemas.openxmlformats.org/officeDocument/2006/relationships" xmlns:m="http://schemas.openxmlformats.org/officeDocument/2006/math" xmlns:v="urn:schemas-microsoft-com:vml" xmlns:wp14="http://schemas.microsoft.com/office/word/2010/wordprocessingDrawing" xmlns:wp="http://schemas.openxmlformats.org/drawingml/2006/wordprocessingDrawing" xmlns:w10="urn:schemas-microsoft-com:office:word" xmlns:w="http://schemas.openxmlformats.org/wordprocessingml/2006/main" xmlns:w14="http://schemas.microsoft.com/office/word/2010/wordml" xmlns:w15="http://schemas.microsoft.com/office/word/2012/wordml" xmlns:w16cex="http://schemas.microsoft.com/office/word/2018/wordml/cex" xmlns:w16cid="http://schemas.microsoft.com/office/word/2016/wordml/cid" xmlns:w16="http://schemas.microsoft.com/office/word/2018/wordml" xmlns:w16du="http://schemas.microsoft.com/office/word/2023/wordml/word16du" xmlns:w16sdtdh="http://schemas.microsoft.com/office/word/2020/wordml/sdtdatahash" xmlns:w16sdtfl="http://schemas.microsoft.com/office/word/2024/wordml/sdtformatlock" xmlns:w16se="http://schemas.microsoft.com/office/word/2015/wordml/symex" xmlns:wpg="http://schemas.microsoft.com/office/word/2010/wordprocessingGroup" xmlns:wpi="http://schemas.microsoft.com/office/word/2010/wordprocessingInk" xmlns:wne="http://schemas.microsoft.com/office/word/2006/wordml" xmlns:wps="http://schemas.microsoft.com/office/word/2010/wordprocessingShape" mc:Ignorable="w14 w15 w16se w16cid w16 w16cex w16sdtdh w16sdtfl w16du wp14">
+<w:numbering xmlns:wpc="http://schemas.microsoft.com/office/word/2010/wordprocessingCanvas" xmlns:cx="http://schemas.microsoft.com/office/drawing/2014/chartex" xmlns:cx1="http://schemas.microsoft.com/office/drawing/2015/9/8/chartex" xmlns:cx2="http://schemas.microsoft.com/office/drawing/2015/10/21/chartex" xmlns:cx3="http://schemas.microsoft.com/office/drawing/2016/5/9/chartex" xmlns:cx4="http://schemas.microsoft.com/office/drawing/2016/5/10/chartex" xmlns:cx5="http://schemas.microsoft.com/office/drawing/2016/5/11/chartex" xmlns:cx6="http://schemas.microsoft.com/office/drawing/2016/5/12/chartex" xmlns:cx7="http://schemas.microsoft.com/office/drawing/2016/5/13/chartex" xmlns:cx8="http://schemas.microsoft.com/office/drawing/2016/5/14/chartex" xmlns:mc="http://schemas.openxmlformats.org/markup-compatibility/2006" xmlns:aink="http://schemas.microsoft.com/office/drawing/2016/ink" xmlns:am3d="http://schemas.microsoft.com/office/drawing/2017/model3d" xmlns:o="urn:schemas-microsoft-com:office:office" xmlns:r="http://schemas.openxmlformats.org/officeDocument/2006/relationships" xmlns:m="http://schemas.openxmlformats.org/officeDocument/2006/math" xmlns:v="urn:schemas-microsoft-com:vml" xmlns:wp14="http://schemas.microsoft.com/office/word/2010/wordprocessingDrawing" xmlns:wp="http://schemas.openxmlformats.org/drawingml/2006/wordprocessingDrawing" xmlns:w10="urn:schemas-microsoft-com:office:word" xmlns:w="http://schemas.openxmlformats.org/wordprocessingml/2006/main" xmlns:w14="http://schemas.microsoft.com/office/word/2010/wordml" xmlns:w15="http://schemas.microsoft.com/office/word/2012/wordml" xmlns:w16cex="http://schemas.microsoft.com/office/word/2018/wordml/cex" xmlns:w16cid="http://schemas.microsoft.com/office/word/2016/wordml/cid" xmlns:w16="http://schemas.microsoft.com/office/word/2018/wordml" xmlns:w16sdtdh="http://schemas.microsoft.com/office/word/2020/wordml/sdtdatahash" xmlns:w16se="http://schemas.microsoft.com/office/word/2015/wordml/symex" xmlns:wpg="http://schemas.microsoft.com/office/word/2010/wordprocessingGroup" xmlns:wpi="http://schemas.microsoft.com/office/word/2010/wordprocessingInk" xmlns:wne="http://schemas.microsoft.com/office/word/2006/wordml" xmlns:wps="http://schemas.microsoft.com/office/word/2010/wordprocessingShape" mc:Ignorable="w14 w15 w16se w16cid w16 w16cex w16sdtdh wp14">
   <w:abstractNum w:abstractNumId="0" w15:restartNumberingAfterBreak="0">
     <w:nsid w:val="0DC151FB"/>
     <w:multiLevelType w:val="hybridMultilevel"/>
@@ -6514,14 +12577,14 @@
       </w:rPr>
     </w:lvl>
   </w:abstractNum>
-  <w:num w:numId="1" w16cid:durableId="860820754">
+  <w:num w:numId="1">
     <w:abstractNumId w:val="0"/>
   </w:num>
 </w:numbering>
 </file>
 
 <file path=word/styles.xml><?xml version="1.0" encoding="utf-8"?>
-<w:styles xmlns:mc="http://schemas.openxmlformats.org/markup-compatibility/2006" xmlns:r="http://schemas.openxmlformats.org/officeDocument/2006/relationships" xmlns:w="http://schemas.openxmlformats.org/wordprocessingml/2006/main" xmlns:w14="http://schemas.microsoft.com/office/word/2010/wordml" xmlns:w15="http://schemas.microsoft.com/office/word/2012/wordml" xmlns:w16cex="http://schemas.microsoft.com/office/word/2018/wordml/cex" xmlns:w16cid="http://schemas.microsoft.com/office/word/2016/wordml/cid" xmlns:w16="http://schemas.microsoft.com/office/word/2018/wordml" xmlns:w16du="http://schemas.microsoft.com/office/word/2023/wordml/word16du" xmlns:w16sdtdh="http://schemas.microsoft.com/office/word/2020/wordml/sdtdatahash" xmlns:w16sdtfl="http://schemas.microsoft.com/office/word/2024/wordml/sdtformatlock" xmlns:w16se="http://schemas.microsoft.com/office/word/2015/wordml/symex" mc:Ignorable="w14 w15 w16se w16cid w16 w16cex w16sdtdh w16sdtfl w16du">
+<w:styles xmlns:mc="http://schemas.openxmlformats.org/markup-compatibility/2006" xmlns:r="http://schemas.openxmlformats.org/officeDocument/2006/relationships" xmlns:w="http://schemas.openxmlformats.org/wordprocessingml/2006/main" xmlns:w14="http://schemas.microsoft.com/office/word/2010/wordml" xmlns:w15="http://schemas.microsoft.com/office/word/2012/wordml" xmlns:w16cex="http://schemas.microsoft.com/office/word/2018/wordml/cex" xmlns:w16cid="http://schemas.microsoft.com/office/word/2016/wordml/cid" xmlns:w16="http://schemas.microsoft.com/office/word/2018/wordml" xmlns:w16sdtdh="http://schemas.microsoft.com/office/word/2020/wordml/sdtdatahash" xmlns:w16se="http://schemas.microsoft.com/office/word/2015/wordml/symex" mc:Ignorable="w14 w15 w16se w16cid w16 w16cex w16sdtdh">
   <w:docDefaults>
     <w:rPrDefault>
       <w:rPr>

--- a/storage/app/templates/application.docx
+++ b/storage/app/templates/application.docx
@@ -1913,7 +1913,6 @@
               </w:rPr>
               <w:t>${</w:t>
             </w:r>
-            <w:proofErr w:type="spellStart"/>
             <w:r>
               <w:rPr>
                 <w:rFonts w:ascii="Times New Roman" w:hAnsi="Times New Roman"/>
@@ -1921,7 +1920,6 @@
               </w:rPr>
               <w:t>NoiSinh</w:t>
             </w:r>
-            <w:proofErr w:type="spellEnd"/>
             <w:r>
               <w:rPr>
                 <w:rFonts w:ascii="Times New Roman" w:hAnsi="Times New Roman"/>
@@ -2058,7 +2056,7 @@
                 <w:rFonts w:ascii="Times New Roman" w:hAnsi="Times New Roman"/>
                 <w:szCs w:val="24"/>
               </w:rPr>
-              <w:instrText>MERGEFIELD NoiDangKyKhaiSinh \* MERGEFORMAT</w:instrText>
+              <w:instrText>MERGEFIELD NoiSinh \* MERGEFORMAT</w:instrText>
             </w:r>
             <w:r>
               <w:rPr>
@@ -2067,7 +2065,6 @@
               </w:rPr>
               <w:fldChar w:fldCharType="separate"/>
             </w:r>
-            <w:proofErr w:type="gramStart"/>
             <w:r>
               <w:rPr>
                 <w:rFonts w:ascii="Times New Roman" w:hAnsi="Times New Roman"/>
@@ -2075,13 +2072,6 @@
               </w:rPr>
               <w:t>${</w:t>
             </w:r>
-            <w:r>
-              <w:rPr>
-                <w:rFonts w:ascii="Times New Roman" w:hAnsi="Times New Roman"/>
-                <w:szCs w:val="24"/>
-              </w:rPr>
-              <w:t xml:space="preserve"> </w:t>
-            </w:r>
             <w:proofErr w:type="spellStart"/>
             <w:r>
               <w:rPr>
@@ -2098,7 +2088,6 @@
               <w:t>Px</w:t>
             </w:r>
             <w:proofErr w:type="spellEnd"/>
-            <w:proofErr w:type="gramEnd"/>
             <w:r>
               <w:rPr>
                 <w:rFonts w:ascii="Times New Roman" w:hAnsi="Times New Roman"/>
@@ -2118,7 +2107,7 @@
                 <w:rFonts w:ascii="Times New Roman" w:hAnsi="Times New Roman"/>
                 <w:szCs w:val="24"/>
               </w:rPr>
-              <w:t xml:space="preserve">, </w:t>
+              <w:t xml:space="preserve"> , </w:t>
             </w:r>
             <w:r>
               <w:rPr>
@@ -2132,7 +2121,7 @@
                 <w:rFonts w:ascii="Times New Roman" w:hAnsi="Times New Roman"/>
                 <w:szCs w:val="24"/>
               </w:rPr>
-              <w:instrText>MERGEFIELD NoiDangKyKhaiSinh \* MERGEFORMAT</w:instrText>
+              <w:instrText>MERGEFIELD NoiSinh \* MERGEFORMAT</w:instrText>
             </w:r>
             <w:r>
               <w:rPr>
@@ -2146,7 +2135,7 @@
                 <w:rFonts w:ascii="Times New Roman" w:hAnsi="Times New Roman"/>
                 <w:szCs w:val="24"/>
               </w:rPr>
-              <w:t xml:space="preserve">${ </w:t>
+              <w:t>${</w:t>
             </w:r>
             <w:proofErr w:type="spellStart"/>
             <w:r>
@@ -3342,6 +3331,7 @@
               </w:rPr>
               <w:t>${</w:t>
             </w:r>
+            <w:proofErr w:type="spellStart"/>
             <w:r>
               <w:rPr>
                 <w:rFonts w:ascii="Times New Roman" w:hAnsi="Times New Roman"/>
@@ -3349,6 +3339,7 @@
               </w:rPr>
               <w:t>htkp</w:t>
             </w:r>
+            <w:proofErr w:type="spellEnd"/>
             <w:r>
               <w:rPr>
                 <w:rFonts w:ascii="Times New Roman" w:hAnsi="Times New Roman"/>
@@ -3821,37 +3812,21 @@
           <w:rFonts w:ascii="Times New Roman" w:hAnsi="Times New Roman"/>
           <w:szCs w:val="24"/>
         </w:rPr>
-        <w:t xml:space="preserve">        </w:t>
-      </w:r>
-      <w:proofErr w:type="gramStart"/>
-      <w:r>
-        <w:rPr>
-          <w:rFonts w:ascii="Times New Roman" w:hAnsi="Times New Roman"/>
-          <w:szCs w:val="24"/>
-        </w:rPr>
-        <w:t xml:space="preserve">  </w:t>
-      </w:r>
-      <w:r>
-        <w:rPr>
-          <w:rFonts w:ascii="Times New Roman" w:hAnsi="Times New Roman"/>
-          <w:szCs w:val="24"/>
-        </w:rPr>
-        <w:t xml:space="preserve"> </w:t>
-      </w:r>
-      <w:r>
-        <w:rPr>
-          <w:rFonts w:ascii="Times New Roman" w:hAnsi="Times New Roman"/>
-          <w:szCs w:val="24"/>
-        </w:rPr>
-        <w:t>(</w:t>
-      </w:r>
-      <w:proofErr w:type="gramEnd"/>
-      <w:r>
-        <w:rPr>
-          <w:rFonts w:ascii="Times New Roman" w:hAnsi="Times New Roman"/>
-          <w:szCs w:val="24"/>
-        </w:rPr>
-        <w:t xml:space="preserve">Quan </w:t>
+        <w:t xml:space="preserve">          </w:t>
+      </w:r>
+      <w:r>
+        <w:rPr>
+          <w:rFonts w:ascii="Times New Roman" w:hAnsi="Times New Roman"/>
+          <w:szCs w:val="24"/>
+        </w:rPr>
+        <w:t xml:space="preserve"> </w:t>
+      </w:r>
+      <w:r>
+        <w:rPr>
+          <w:rFonts w:ascii="Times New Roman" w:hAnsi="Times New Roman"/>
+          <w:szCs w:val="24"/>
+        </w:rPr>
+        <w:t xml:space="preserve">(Quan </w:t>
       </w:r>
       <w:proofErr w:type="spellStart"/>
       <w:r>
@@ -6205,6 +6180,7 @@
               </w:rPr>
               <w:t>${</w:t>
             </w:r>
+            <w:proofErr w:type="spellStart"/>
             <w:r>
               <w:rPr>
                 <w:rFonts w:ascii="Times New Roman" w:hAnsi="Times New Roman"/>
@@ -6212,6 +6188,7 @@
               </w:rPr>
               <w:t>ChuvuCha</w:t>
             </w:r>
+            <w:proofErr w:type="spellEnd"/>
             <w:r>
               <w:rPr>
                 <w:rFonts w:ascii="Times New Roman" w:hAnsi="Times New Roman"/>
@@ -7287,6 +7264,7 @@
               </w:rPr>
               <w:t>${</w:t>
             </w:r>
+            <w:proofErr w:type="spellStart"/>
             <w:r>
               <w:rPr>
                 <w:rFonts w:ascii="Times New Roman" w:hAnsi="Times New Roman"/>
@@ -7294,6 +7272,7 @@
               </w:rPr>
               <w:t>ChuvuMe</w:t>
             </w:r>
+            <w:proofErr w:type="spellEnd"/>
             <w:r>
               <w:rPr>
                 <w:rFonts w:ascii="Times New Roman" w:hAnsi="Times New Roman"/>
@@ -8502,21 +8481,12 @@
         <w:t>Lớp</w:t>
       </w:r>
       <w:proofErr w:type="spellEnd"/>
-      <w:proofErr w:type="gramStart"/>
-      <w:r>
-        <w:rPr>
-          <w:rFonts w:ascii="Times New Roman" w:hAnsi="Times New Roman"/>
-          <w:szCs w:val="24"/>
-        </w:rPr>
-        <w:t xml:space="preserve"> :…</w:t>
-      </w:r>
-      <w:proofErr w:type="gramEnd"/>
-      <w:r>
-        <w:rPr>
-          <w:rFonts w:ascii="Times New Roman" w:hAnsi="Times New Roman"/>
-          <w:szCs w:val="24"/>
-        </w:rPr>
-        <w:t>……</w:t>
+      <w:r>
+        <w:rPr>
+          <w:rFonts w:ascii="Times New Roman" w:hAnsi="Times New Roman"/>
+          <w:szCs w:val="24"/>
+        </w:rPr>
+        <w:t xml:space="preserve"> :………</w:t>
       </w:r>
     </w:p>
     <w:p>
@@ -8614,21 +8584,12 @@
         <w:t>Lớp</w:t>
       </w:r>
       <w:proofErr w:type="spellEnd"/>
-      <w:proofErr w:type="gramStart"/>
-      <w:r>
-        <w:rPr>
-          <w:rFonts w:ascii="Times New Roman" w:hAnsi="Times New Roman"/>
-          <w:szCs w:val="24"/>
-        </w:rPr>
-        <w:t xml:space="preserve"> :…</w:t>
-      </w:r>
-      <w:proofErr w:type="gramEnd"/>
-      <w:r>
-        <w:rPr>
-          <w:rFonts w:ascii="Times New Roman" w:hAnsi="Times New Roman"/>
-          <w:szCs w:val="24"/>
-        </w:rPr>
-        <w:t>……</w:t>
+      <w:r>
+        <w:rPr>
+          <w:rFonts w:ascii="Times New Roman" w:hAnsi="Times New Roman"/>
+          <w:szCs w:val="24"/>
+        </w:rPr>
+        <w:t xml:space="preserve"> :………</w:t>
       </w:r>
     </w:p>
     <w:p>
@@ -8766,23 +8727,7 @@
           <w:rFonts w:ascii="Times New Roman" w:hAnsi="Times New Roman"/>
           <w:szCs w:val="24"/>
         </w:rPr>
-        <w:t xml:space="preserve"> </w:t>
-      </w:r>
-      <w:proofErr w:type="spellStart"/>
-      <w:r>
-        <w:rPr>
-          <w:rFonts w:ascii="Times New Roman" w:hAnsi="Times New Roman"/>
-          <w:szCs w:val="24"/>
-        </w:rPr>
-        <w:t>sĩ</w:t>
-      </w:r>
-      <w:proofErr w:type="spellEnd"/>
-      <w:r>
-        <w:rPr>
-          <w:rFonts w:ascii="Times New Roman" w:hAnsi="Times New Roman"/>
-          <w:szCs w:val="24"/>
-        </w:rPr>
-        <w:t>:</w:t>
+        <w:t xml:space="preserve"> sĩ:</w:t>
       </w:r>
       <w:r>
         <w:rPr>
@@ -9411,6 +9356,7 @@
         </w:rPr>
         <w:t>${</w:t>
       </w:r>
+      <w:proofErr w:type="spellStart"/>
       <w:r>
         <w:rPr>
           <w:rFonts w:ascii="Times New Roman" w:hAnsi="Times New Roman"/>
@@ -9418,6 +9364,7 @@
         </w:rPr>
         <w:t>LoaiLopDangKy</w:t>
       </w:r>
+      <w:proofErr w:type="spellEnd"/>
       <w:r>
         <w:rPr>
           <w:rFonts w:ascii="Times New Roman" w:hAnsi="Times New Roman"/>
@@ -11677,6 +11624,7 @@
         </w:rPr>
         <w:t>${</w:t>
       </w:r>
+      <w:proofErr w:type="spellStart"/>
       <w:r>
         <w:rPr>
           <w:rFonts w:ascii="Times New Roman" w:hAnsi="Times New Roman"/>
@@ -11686,6 +11634,7 @@
         </w:rPr>
         <w:t>HoVaTenHocSinh</w:t>
       </w:r>
+      <w:proofErr w:type="spellEnd"/>
       <w:r>
         <w:rPr>
           <w:rFonts w:ascii="Times New Roman" w:hAnsi="Times New Roman"/>
@@ -11781,6 +11730,7 @@
         </w:rPr>
         <w:t>${</w:t>
       </w:r>
+      <w:proofErr w:type="spellStart"/>
       <w:r>
         <w:rPr>
           <w:rFonts w:ascii="Times New Roman" w:hAnsi="Times New Roman"/>
@@ -11790,6 +11740,7 @@
         </w:rPr>
         <w:t>NgaySinh</w:t>
       </w:r>
+      <w:proofErr w:type="spellEnd"/>
       <w:r>
         <w:rPr>
           <w:rFonts w:ascii="Times New Roman" w:hAnsi="Times New Roman"/>

--- a/storage/app/templates/application.docx
+++ b/storage/app/templates/application.docx
@@ -796,13 +796,13 @@
         <w:tblLook w:val="04A0" w:firstRow="1" w:lastRow="0" w:firstColumn="1" w:lastColumn="0" w:noHBand="0" w:noVBand="1"/>
       </w:tblPr>
       <w:tblGrid>
-        <w:gridCol w:w="2448"/>
+        <w:gridCol w:w="2449"/>
         <w:gridCol w:w="1502"/>
         <w:gridCol w:w="62"/>
         <w:gridCol w:w="1199"/>
         <w:gridCol w:w="1042"/>
         <w:gridCol w:w="378"/>
-        <w:gridCol w:w="1442"/>
+        <w:gridCol w:w="1441"/>
         <w:gridCol w:w="482"/>
         <w:gridCol w:w="2216"/>
       </w:tblGrid>
@@ -2070,15 +2070,7 @@
                 <w:rFonts w:ascii="Times New Roman" w:hAnsi="Times New Roman"/>
                 <w:szCs w:val="24"/>
               </w:rPr>
-              <w:t>${</w:t>
-            </w:r>
-            <w:proofErr w:type="spellStart"/>
-            <w:r>
-              <w:rPr>
-                <w:rFonts w:ascii="Times New Roman" w:hAnsi="Times New Roman"/>
-                <w:szCs w:val="24"/>
-              </w:rPr>
-              <w:t>NoiSinh</w:t>
+              <w:t>${NoiSinh</w:t>
             </w:r>
             <w:r>
               <w:rPr>
@@ -2087,7 +2079,6 @@
               </w:rPr>
               <w:t>Px</w:t>
             </w:r>
-            <w:proofErr w:type="spellEnd"/>
             <w:r>
               <w:rPr>
                 <w:rFonts w:ascii="Times New Roman" w:hAnsi="Times New Roman"/>
@@ -2135,15 +2126,7 @@
                 <w:rFonts w:ascii="Times New Roman" w:hAnsi="Times New Roman"/>
                 <w:szCs w:val="24"/>
               </w:rPr>
-              <w:t>${</w:t>
-            </w:r>
-            <w:proofErr w:type="spellStart"/>
-            <w:r>
-              <w:rPr>
-                <w:rFonts w:ascii="Times New Roman" w:hAnsi="Times New Roman"/>
-                <w:szCs w:val="24"/>
-              </w:rPr>
-              <w:t>NoiSinh</w:t>
+              <w:t>${NoiSinh</w:t>
             </w:r>
             <w:r>
               <w:rPr>
@@ -2152,7 +2135,6 @@
               </w:rPr>
               <w:t>Tt</w:t>
             </w:r>
-            <w:proofErr w:type="spellEnd"/>
             <w:r>
               <w:rPr>
                 <w:rFonts w:ascii="Times New Roman" w:hAnsi="Times New Roman"/>
@@ -3331,15 +3313,20 @@
               </w:rPr>
               <w:t>${</w:t>
             </w:r>
-            <w:proofErr w:type="spellStart"/>
-            <w:r>
-              <w:rPr>
-                <w:rFonts w:ascii="Times New Roman" w:hAnsi="Times New Roman"/>
-                <w:szCs w:val="24"/>
-              </w:rPr>
-              <w:t>htkp</w:t>
-            </w:r>
-            <w:proofErr w:type="spellEnd"/>
+            <w:r>
+              <w:rPr>
+                <w:rFonts w:ascii="Times New Roman" w:hAnsi="Times New Roman"/>
+                <w:szCs w:val="24"/>
+              </w:rPr>
+              <w:t>HT</w:t>
+            </w:r>
+            <w:r>
+              <w:rPr>
+                <w:rFonts w:ascii="Times New Roman" w:hAnsi="Times New Roman"/>
+                <w:szCs w:val="24"/>
+              </w:rPr>
+              <w:t>KP</w:t>
+            </w:r>
             <w:r>
               <w:rPr>
                 <w:rFonts w:ascii="Times New Roman" w:hAnsi="Times New Roman"/>
@@ -3764,23 +3751,7 @@
           <w:rFonts w:ascii="Times New Roman" w:hAnsi="Times New Roman"/>
           <w:szCs w:val="24"/>
         </w:rPr>
-        <w:t xml:space="preserve"> </w:t>
-      </w:r>
-      <w:proofErr w:type="spellStart"/>
-      <w:r>
-        <w:rPr>
-          <w:rFonts w:ascii="Times New Roman" w:hAnsi="Times New Roman"/>
-          <w:szCs w:val="24"/>
-        </w:rPr>
-        <w:t>người</w:t>
-      </w:r>
-      <w:proofErr w:type="spellEnd"/>
-      <w:r>
-        <w:rPr>
-          <w:rFonts w:ascii="Times New Roman" w:hAnsi="Times New Roman"/>
-          <w:szCs w:val="24"/>
-        </w:rPr>
-        <w:t xml:space="preserve"> </w:t>
+        <w:t xml:space="preserve"> người </w:t>
       </w:r>
       <w:proofErr w:type="spellStart"/>
       <w:r>
@@ -3812,21 +3783,37 @@
           <w:rFonts w:ascii="Times New Roman" w:hAnsi="Times New Roman"/>
           <w:szCs w:val="24"/>
         </w:rPr>
-        <w:t xml:space="preserve">          </w:t>
-      </w:r>
-      <w:r>
-        <w:rPr>
-          <w:rFonts w:ascii="Times New Roman" w:hAnsi="Times New Roman"/>
-          <w:szCs w:val="24"/>
-        </w:rPr>
-        <w:t xml:space="preserve"> </w:t>
-      </w:r>
-      <w:r>
-        <w:rPr>
-          <w:rFonts w:ascii="Times New Roman" w:hAnsi="Times New Roman"/>
-          <w:szCs w:val="24"/>
-        </w:rPr>
-        <w:t xml:space="preserve">(Quan </w:t>
+        <w:t xml:space="preserve">        </w:t>
+      </w:r>
+      <w:proofErr w:type="gramStart"/>
+      <w:r>
+        <w:rPr>
+          <w:rFonts w:ascii="Times New Roman" w:hAnsi="Times New Roman"/>
+          <w:szCs w:val="24"/>
+        </w:rPr>
+        <w:t xml:space="preserve">  </w:t>
+      </w:r>
+      <w:r>
+        <w:rPr>
+          <w:rFonts w:ascii="Times New Roman" w:hAnsi="Times New Roman"/>
+          <w:szCs w:val="24"/>
+        </w:rPr>
+        <w:t xml:space="preserve"> </w:t>
+      </w:r>
+      <w:r>
+        <w:rPr>
+          <w:rFonts w:ascii="Times New Roman" w:hAnsi="Times New Roman"/>
+          <w:szCs w:val="24"/>
+        </w:rPr>
+        <w:t>(</w:t>
+      </w:r>
+      <w:proofErr w:type="gramEnd"/>
+      <w:r>
+        <w:rPr>
+          <w:rFonts w:ascii="Times New Roman" w:hAnsi="Times New Roman"/>
+          <w:szCs w:val="24"/>
+        </w:rPr>
+        <w:t xml:space="preserve">Quan </w:t>
       </w:r>
       <w:proofErr w:type="spellStart"/>
       <w:r>
@@ -3990,6 +3977,7 @@
         <w:t xml:space="preserve"> ${</w:t>
       </w:r>
       <w:proofErr w:type="spellStart"/>
+      <w:proofErr w:type="gramStart"/>
       <w:r>
         <w:rPr>
           <w:rFonts w:ascii="Times New Roman" w:hAnsi="Times New Roman"/>
@@ -4014,6 +4002,7 @@
         <w:t>anh</w:t>
       </w:r>
       <w:proofErr w:type="spellEnd"/>
+      <w:proofErr w:type="gramEnd"/>
       <w:r>
         <w:rPr>
           <w:rFonts w:ascii="Times New Roman" w:hAnsi="Times New Roman"/>
@@ -8149,6 +8138,15 @@
               </w:rPr>
             </w:pPr>
           </w:p>
+          <w:p>
+            <w:pPr>
+              <w:spacing w:line="360" w:lineRule="auto"/>
+              <w:rPr>
+                <w:rFonts w:ascii="Times New Roman" w:hAnsi="Times New Roman"/>
+                <w:szCs w:val="24"/>
+              </w:rPr>
+            </w:pPr>
+          </w:p>
         </w:tc>
         <w:tc>
           <w:tcPr>
@@ -8399,7 +8397,6 @@
           <w:rFonts w:ascii="Times New Roman" w:hAnsi="Times New Roman"/>
           <w:szCs w:val="24"/>
         </w:rPr>
-        <w:lastRenderedPageBreak/>
         <w:tab/>
         <w:t xml:space="preserve">- </w:t>
       </w:r>
@@ -8481,12 +8478,21 @@
         <w:t>Lớp</w:t>
       </w:r>
       <w:proofErr w:type="spellEnd"/>
-      <w:r>
-        <w:rPr>
-          <w:rFonts w:ascii="Times New Roman" w:hAnsi="Times New Roman"/>
-          <w:szCs w:val="24"/>
-        </w:rPr>
-        <w:t xml:space="preserve"> :………</w:t>
+      <w:proofErr w:type="gramStart"/>
+      <w:r>
+        <w:rPr>
+          <w:rFonts w:ascii="Times New Roman" w:hAnsi="Times New Roman"/>
+          <w:szCs w:val="24"/>
+        </w:rPr>
+        <w:t xml:space="preserve"> :…</w:t>
+      </w:r>
+      <w:proofErr w:type="gramEnd"/>
+      <w:r>
+        <w:rPr>
+          <w:rFonts w:ascii="Times New Roman" w:hAnsi="Times New Roman"/>
+          <w:szCs w:val="24"/>
+        </w:rPr>
+        <w:t>……</w:t>
       </w:r>
     </w:p>
     <w:p>
@@ -8584,12 +8590,21 @@
         <w:t>Lớp</w:t>
       </w:r>
       <w:proofErr w:type="spellEnd"/>
-      <w:r>
-        <w:rPr>
-          <w:rFonts w:ascii="Times New Roman" w:hAnsi="Times New Roman"/>
-          <w:szCs w:val="24"/>
-        </w:rPr>
-        <w:t xml:space="preserve"> :………</w:t>
+      <w:proofErr w:type="gramStart"/>
+      <w:r>
+        <w:rPr>
+          <w:rFonts w:ascii="Times New Roman" w:hAnsi="Times New Roman"/>
+          <w:szCs w:val="24"/>
+        </w:rPr>
+        <w:t xml:space="preserve"> :…</w:t>
+      </w:r>
+      <w:proofErr w:type="gramEnd"/>
+      <w:r>
+        <w:rPr>
+          <w:rFonts w:ascii="Times New Roman" w:hAnsi="Times New Roman"/>
+          <w:szCs w:val="24"/>
+        </w:rPr>
+        <w:t>……</w:t>
       </w:r>
     </w:p>
     <w:p>
@@ -9081,6 +9096,7 @@
         </w:rPr>
         <w:t xml:space="preserve">       </w:t>
       </w:r>
+      <w:proofErr w:type="gramStart"/>
       <w:r>
         <w:rPr>
           <w:rFonts w:ascii="Times New Roman" w:hAnsi="Times New Roman"/>
@@ -9096,6 +9112,7 @@
         <w:t>(</w:t>
       </w:r>
       <w:proofErr w:type="spellStart"/>
+      <w:proofErr w:type="gramEnd"/>
       <w:r>
         <w:rPr>
           <w:rFonts w:ascii="Times New Roman" w:hAnsi="Times New Roman"/>
@@ -9297,6 +9314,7 @@
         <w:t xml:space="preserve"> </w:t>
       </w:r>
       <w:proofErr w:type="spellStart"/>
+      <w:proofErr w:type="gramStart"/>
       <w:r>
         <w:rPr>
           <w:rFonts w:ascii="Times New Roman" w:hAnsi="Times New Roman"/>
@@ -9321,6 +9339,7 @@
         </w:rPr>
         <w:t xml:space="preserve"> :</w:t>
       </w:r>
+      <w:proofErr w:type="gramEnd"/>
       <w:r>
         <w:rPr>
           <w:rFonts w:ascii="Times New Roman" w:hAnsi="Times New Roman"/>
@@ -9976,6 +9995,7 @@
         </w:rPr>
         <w:t xml:space="preserve"> con </w:t>
       </w:r>
+      <w:proofErr w:type="gramStart"/>
       <w:r>
         <w:rPr>
           <w:rFonts w:ascii="Times New Roman" w:hAnsi="Times New Roman"/>
@@ -9988,7 +10008,15 @@
           <w:rFonts w:ascii="Times New Roman" w:hAnsi="Times New Roman"/>
           <w:szCs w:val="24"/>
         </w:rPr>
-        <w:t xml:space="preserve">  - </w:t>
+        <w:t xml:space="preserve">  -</w:t>
+      </w:r>
+      <w:proofErr w:type="gramEnd"/>
+      <w:r>
+        <w:rPr>
+          <w:rFonts w:ascii="Times New Roman" w:hAnsi="Times New Roman"/>
+          <w:szCs w:val="24"/>
+        </w:rPr>
+        <w:t xml:space="preserve"> </w:t>
       </w:r>
       <w:proofErr w:type="spellStart"/>
       <w:r>

--- a/storage/app/templates/application.docx
+++ b/storage/app/templates/application.docx
@@ -4376,36 +4376,6 @@
       <w:r>
         <w:rPr>
           <w:rFonts w:ascii="Times New Roman" w:hAnsi="Times New Roman"/>
-          <w:noProof/>
-          <w:szCs w:val="24"/>
-        </w:rPr>
-        <w:pict w14:anchorId="49F0023C">
-          <v:rect id="_x0000_s1067" style="position:absolute;left:0;text-align:left;margin-left:347.15pt;margin-top:1.8pt;width:22.45pt;height:11.2pt;z-index:251649024;mso-position-horizontal-relative:text;mso-position-vertical-relative:text"/>
-        </w:pict>
-      </w:r>
-      <w:r>
-        <w:rPr>
-          <w:rFonts w:ascii="Times New Roman" w:hAnsi="Times New Roman"/>
-          <w:noProof/>
-          <w:szCs w:val="24"/>
-        </w:rPr>
-        <w:pict w14:anchorId="179296BC">
-          <v:rect id="_x0000_s1066" style="position:absolute;left:0;text-align:left;margin-left:274.45pt;margin-top:1.8pt;width:22.45pt;height:11.2pt;z-index:251648000;mso-position-horizontal-relative:text;mso-position-vertical-relative:text"/>
-        </w:pict>
-      </w:r>
-      <w:r>
-        <w:rPr>
-          <w:rFonts w:ascii="Times New Roman" w:hAnsi="Times New Roman"/>
-          <w:noProof/>
-          <w:szCs w:val="24"/>
-        </w:rPr>
-        <w:pict w14:anchorId="5B6FB9A5">
-          <v:rect id="_x0000_s1064" style="position:absolute;left:0;text-align:left;margin-left:274.75pt;margin-top:21.05pt;width:22.45pt;height:11.2pt;z-index:251645952;mso-position-horizontal-relative:text;mso-position-vertical-relative:text"/>
-        </w:pict>
-      </w:r>
-      <w:r>
-        <w:rPr>
-          <w:rFonts w:ascii="Times New Roman" w:hAnsi="Times New Roman"/>
           <w:szCs w:val="24"/>
         </w:rPr>
         <w:t xml:space="preserve">* </w:t>
@@ -4497,450 +4467,801 @@
           <w:rFonts w:ascii="Times New Roman" w:hAnsi="Times New Roman"/>
           <w:szCs w:val="24"/>
         </w:rPr>
-        <w:t xml:space="preserve">:    - </w:t>
-      </w:r>
-      <w:proofErr w:type="spellStart"/>
-      <w:r>
-        <w:rPr>
-          <w:rFonts w:ascii="Times New Roman" w:hAnsi="Times New Roman"/>
-          <w:szCs w:val="24"/>
-        </w:rPr>
-        <w:t>Mạnh</w:t>
-      </w:r>
-      <w:proofErr w:type="spellEnd"/>
-      <w:r>
-        <w:rPr>
-          <w:rFonts w:ascii="Times New Roman" w:hAnsi="Times New Roman"/>
-          <w:szCs w:val="24"/>
-        </w:rPr>
-        <w:t xml:space="preserve"> </w:t>
-      </w:r>
-      <w:proofErr w:type="spellStart"/>
-      <w:r>
-        <w:rPr>
-          <w:rFonts w:ascii="Times New Roman" w:hAnsi="Times New Roman"/>
-          <w:szCs w:val="24"/>
-        </w:rPr>
-        <w:t>dạn</w:t>
-      </w:r>
-      <w:proofErr w:type="spellEnd"/>
-      <w:r>
-        <w:rPr>
-          <w:rFonts w:ascii="Times New Roman" w:hAnsi="Times New Roman"/>
-          <w:szCs w:val="24"/>
-        </w:rPr>
-        <w:t xml:space="preserve"> </w:t>
-      </w:r>
-      <w:proofErr w:type="spellStart"/>
-      <w:r>
-        <w:rPr>
-          <w:rFonts w:ascii="Times New Roman" w:hAnsi="Times New Roman"/>
-          <w:szCs w:val="24"/>
-        </w:rPr>
-        <w:t>tự</w:t>
-      </w:r>
-      <w:proofErr w:type="spellEnd"/>
-      <w:r>
-        <w:rPr>
-          <w:rFonts w:ascii="Times New Roman" w:hAnsi="Times New Roman"/>
-          <w:szCs w:val="24"/>
-        </w:rPr>
-        <w:t xml:space="preserve"> tin               - </w:t>
-      </w:r>
-      <w:proofErr w:type="spellStart"/>
-      <w:r>
-        <w:rPr>
-          <w:rFonts w:ascii="Times New Roman" w:hAnsi="Times New Roman"/>
-          <w:szCs w:val="24"/>
-        </w:rPr>
-        <w:t>Biết</w:t>
-      </w:r>
-      <w:proofErr w:type="spellEnd"/>
-      <w:r>
-        <w:rPr>
-          <w:rFonts w:ascii="Times New Roman" w:hAnsi="Times New Roman"/>
-          <w:szCs w:val="24"/>
-        </w:rPr>
-        <w:t xml:space="preserve"> </w:t>
-      </w:r>
-      <w:proofErr w:type="spellStart"/>
-      <w:r>
-        <w:rPr>
-          <w:rFonts w:ascii="Times New Roman" w:hAnsi="Times New Roman"/>
-          <w:szCs w:val="24"/>
-        </w:rPr>
-        <w:t>bơi</w:t>
-      </w:r>
-      <w:proofErr w:type="spellEnd"/>
-      <w:r>
-        <w:rPr>
-          <w:rFonts w:ascii="Times New Roman" w:hAnsi="Times New Roman"/>
-          <w:szCs w:val="24"/>
-        </w:rPr>
-        <w:t xml:space="preserve"> </w:t>
+        <w:t xml:space="preserve">:   </w:t>
       </w:r>
     </w:p>
-    <w:p>
-      <w:pPr>
-        <w:spacing w:line="360" w:lineRule="auto"/>
-        <w:ind w:left="567"/>
-        <w:rPr>
-          <w:rFonts w:ascii="Times New Roman" w:hAnsi="Times New Roman"/>
-          <w:szCs w:val="24"/>
-        </w:rPr>
-      </w:pPr>
-      <w:r>
-        <w:rPr>
-          <w:rFonts w:ascii="Times New Roman" w:hAnsi="Times New Roman"/>
-          <w:noProof/>
-          <w:szCs w:val="24"/>
-        </w:rPr>
-        <w:pict w14:anchorId="2FBF5D6C">
-          <v:rect id="_x0000_s1065" style="position:absolute;left:0;text-align:left;margin-left:385.9pt;margin-top:1.3pt;width:22.45pt;height:11.2pt;z-index:251646976"/>
-        </w:pict>
-      </w:r>
-      <w:r>
-        <w:rPr>
-          <w:rFonts w:ascii="Times New Roman" w:hAnsi="Times New Roman"/>
-          <w:noProof/>
-          <w:szCs w:val="24"/>
-        </w:rPr>
-        <w:pict w14:anchorId="6DAD6317">
-          <v:rect id="_x0000_s1063" style="position:absolute;left:0;text-align:left;margin-left:141.4pt;margin-top:1.3pt;width:22.45pt;height:11.2pt;z-index:251644928"/>
-        </w:pict>
-      </w:r>
-      <w:r>
-        <w:rPr>
-          <w:rFonts w:ascii="Times New Roman" w:hAnsi="Times New Roman"/>
-          <w:szCs w:val="24"/>
-        </w:rPr>
-        <w:t xml:space="preserve">- </w:t>
-      </w:r>
-      <w:proofErr w:type="spellStart"/>
-      <w:r>
-        <w:rPr>
-          <w:rFonts w:ascii="Times New Roman" w:hAnsi="Times New Roman"/>
-          <w:szCs w:val="24"/>
-        </w:rPr>
-        <w:t>Đã</w:t>
-      </w:r>
-      <w:proofErr w:type="spellEnd"/>
-      <w:r>
-        <w:rPr>
-          <w:rFonts w:ascii="Times New Roman" w:hAnsi="Times New Roman"/>
-          <w:szCs w:val="24"/>
-        </w:rPr>
-        <w:t xml:space="preserve"> </w:t>
-      </w:r>
-      <w:proofErr w:type="spellStart"/>
-      <w:r>
-        <w:rPr>
-          <w:rFonts w:ascii="Times New Roman" w:hAnsi="Times New Roman"/>
-          <w:szCs w:val="24"/>
-        </w:rPr>
-        <w:t>biết</w:t>
-      </w:r>
-      <w:proofErr w:type="spellEnd"/>
-      <w:r>
-        <w:rPr>
-          <w:rFonts w:ascii="Times New Roman" w:hAnsi="Times New Roman"/>
-          <w:szCs w:val="24"/>
-        </w:rPr>
-        <w:t xml:space="preserve"> </w:t>
-      </w:r>
-      <w:proofErr w:type="spellStart"/>
-      <w:r>
-        <w:rPr>
-          <w:rFonts w:ascii="Times New Roman" w:hAnsi="Times New Roman"/>
-          <w:szCs w:val="24"/>
-        </w:rPr>
-        <w:t>đọc</w:t>
-      </w:r>
-      <w:proofErr w:type="spellEnd"/>
-      <w:r>
-        <w:rPr>
-          <w:rFonts w:ascii="Times New Roman" w:hAnsi="Times New Roman"/>
-          <w:szCs w:val="24"/>
-        </w:rPr>
-        <w:t xml:space="preserve">, </w:t>
-      </w:r>
-      <w:proofErr w:type="spellStart"/>
-      <w:r>
-        <w:rPr>
-          <w:rFonts w:ascii="Times New Roman" w:hAnsi="Times New Roman"/>
-          <w:szCs w:val="24"/>
-        </w:rPr>
-        <w:t>biết</w:t>
-      </w:r>
-      <w:proofErr w:type="spellEnd"/>
-      <w:r>
-        <w:rPr>
-          <w:rFonts w:ascii="Times New Roman" w:hAnsi="Times New Roman"/>
-          <w:szCs w:val="24"/>
-        </w:rPr>
-        <w:t xml:space="preserve"> </w:t>
-      </w:r>
-      <w:proofErr w:type="spellStart"/>
-      <w:r>
-        <w:rPr>
-          <w:rFonts w:ascii="Times New Roman" w:hAnsi="Times New Roman"/>
-          <w:szCs w:val="24"/>
-        </w:rPr>
-        <w:t>viết</w:t>
-      </w:r>
-      <w:proofErr w:type="spellEnd"/>
-      <w:r>
-        <w:rPr>
-          <w:rFonts w:ascii="Times New Roman" w:hAnsi="Times New Roman"/>
-          <w:szCs w:val="24"/>
-        </w:rPr>
-        <w:t xml:space="preserve">          </w:t>
-      </w:r>
-      <w:r>
-        <w:rPr>
-          <w:rFonts w:ascii="Times New Roman" w:hAnsi="Times New Roman"/>
-          <w:szCs w:val="24"/>
-        </w:rPr>
-        <w:t xml:space="preserve"> </w:t>
-      </w:r>
-      <w:r>
-        <w:rPr>
-          <w:rFonts w:ascii="Times New Roman" w:hAnsi="Times New Roman"/>
-          <w:szCs w:val="24"/>
-        </w:rPr>
-        <w:t xml:space="preserve">- </w:t>
-      </w:r>
-      <w:proofErr w:type="spellStart"/>
-      <w:r>
-        <w:rPr>
-          <w:rFonts w:ascii="Times New Roman" w:hAnsi="Times New Roman"/>
-          <w:szCs w:val="24"/>
-        </w:rPr>
-        <w:t>Biết</w:t>
-      </w:r>
-      <w:proofErr w:type="spellEnd"/>
-      <w:r>
-        <w:rPr>
-          <w:rFonts w:ascii="Times New Roman" w:hAnsi="Times New Roman"/>
-          <w:szCs w:val="24"/>
-        </w:rPr>
-        <w:t xml:space="preserve"> </w:t>
-      </w:r>
-      <w:proofErr w:type="spellStart"/>
-      <w:r>
-        <w:rPr>
-          <w:rFonts w:ascii="Times New Roman" w:hAnsi="Times New Roman"/>
-          <w:szCs w:val="24"/>
-        </w:rPr>
-        <w:t>đàn</w:t>
-      </w:r>
-      <w:proofErr w:type="spellEnd"/>
-      <w:r>
-        <w:rPr>
-          <w:rFonts w:ascii="Times New Roman" w:hAnsi="Times New Roman"/>
-          <w:szCs w:val="24"/>
-        </w:rPr>
-        <w:t xml:space="preserve">, </w:t>
-      </w:r>
-      <w:proofErr w:type="spellStart"/>
-      <w:r>
-        <w:rPr>
-          <w:rFonts w:ascii="Times New Roman" w:hAnsi="Times New Roman"/>
-          <w:szCs w:val="24"/>
-        </w:rPr>
-        <w:t>biết</w:t>
-      </w:r>
-      <w:proofErr w:type="spellEnd"/>
-      <w:r>
-        <w:rPr>
-          <w:rFonts w:ascii="Times New Roman" w:hAnsi="Times New Roman"/>
-          <w:szCs w:val="24"/>
-        </w:rPr>
-        <w:t xml:space="preserve"> </w:t>
-      </w:r>
-      <w:proofErr w:type="spellStart"/>
-      <w:r>
-        <w:rPr>
-          <w:rFonts w:ascii="Times New Roman" w:hAnsi="Times New Roman"/>
-          <w:szCs w:val="24"/>
-        </w:rPr>
-        <w:t>hát</w:t>
-      </w:r>
-      <w:proofErr w:type="spellEnd"/>
-      <w:r>
-        <w:rPr>
-          <w:rFonts w:ascii="Times New Roman" w:hAnsi="Times New Roman"/>
-          <w:szCs w:val="24"/>
-        </w:rPr>
-        <w:t xml:space="preserve">             </w:t>
-      </w:r>
-      <w:r>
-        <w:rPr>
-          <w:rFonts w:ascii="Times New Roman" w:hAnsi="Times New Roman"/>
-          <w:szCs w:val="24"/>
-        </w:rPr>
-        <w:t xml:space="preserve"> </w:t>
-      </w:r>
-      <w:r>
-        <w:rPr>
-          <w:rFonts w:ascii="Times New Roman" w:hAnsi="Times New Roman"/>
-          <w:szCs w:val="24"/>
-        </w:rPr>
-        <w:t xml:space="preserve">- </w:t>
-      </w:r>
-      <w:proofErr w:type="spellStart"/>
-      <w:r>
-        <w:rPr>
-          <w:rFonts w:ascii="Times New Roman" w:hAnsi="Times New Roman"/>
-          <w:szCs w:val="24"/>
-        </w:rPr>
-        <w:t>Phát</w:t>
-      </w:r>
-      <w:proofErr w:type="spellEnd"/>
-      <w:r>
-        <w:rPr>
-          <w:rFonts w:ascii="Times New Roman" w:hAnsi="Times New Roman"/>
-          <w:szCs w:val="24"/>
-        </w:rPr>
-        <w:t xml:space="preserve"> </w:t>
-      </w:r>
-      <w:proofErr w:type="spellStart"/>
-      <w:r>
-        <w:rPr>
-          <w:rFonts w:ascii="Times New Roman" w:hAnsi="Times New Roman"/>
-          <w:szCs w:val="24"/>
-        </w:rPr>
-        <w:t>âm</w:t>
-      </w:r>
-      <w:proofErr w:type="spellEnd"/>
-      <w:r>
-        <w:rPr>
-          <w:rFonts w:ascii="Times New Roman" w:hAnsi="Times New Roman"/>
-          <w:szCs w:val="24"/>
-        </w:rPr>
-        <w:t xml:space="preserve"> </w:t>
-      </w:r>
-      <w:proofErr w:type="spellStart"/>
-      <w:r>
-        <w:rPr>
-          <w:rFonts w:ascii="Times New Roman" w:hAnsi="Times New Roman"/>
-          <w:szCs w:val="24"/>
-        </w:rPr>
-        <w:t>rõ</w:t>
-      </w:r>
-      <w:proofErr w:type="spellEnd"/>
-      <w:r>
-        <w:rPr>
-          <w:rFonts w:ascii="Times New Roman" w:hAnsi="Times New Roman"/>
-          <w:szCs w:val="24"/>
-        </w:rPr>
-        <w:t xml:space="preserve"> </w:t>
-      </w:r>
-      <w:proofErr w:type="spellStart"/>
-      <w:r>
-        <w:rPr>
-          <w:rFonts w:ascii="Times New Roman" w:hAnsi="Times New Roman"/>
-          <w:szCs w:val="24"/>
-        </w:rPr>
-        <w:t>ràng</w:t>
-      </w:r>
-      <w:proofErr w:type="spellEnd"/>
-      <w:r>
-        <w:rPr>
-          <w:rFonts w:ascii="Times New Roman" w:hAnsi="Times New Roman"/>
-          <w:szCs w:val="24"/>
-        </w:rPr>
-        <w:t xml:space="preserve"> </w:t>
-      </w:r>
-    </w:p>
-    <w:p>
-      <w:pPr>
-        <w:spacing w:line="360" w:lineRule="auto"/>
-        <w:ind w:left="567"/>
-        <w:rPr>
-          <w:rFonts w:ascii="Times New Roman" w:hAnsi="Times New Roman"/>
-          <w:szCs w:val="24"/>
-        </w:rPr>
-      </w:pPr>
-      <w:r>
-        <w:rPr>
-          <w:rFonts w:ascii="Times New Roman" w:hAnsi="Times New Roman"/>
-          <w:szCs w:val="24"/>
-        </w:rPr>
-        <w:t xml:space="preserve">- </w:t>
-      </w:r>
-      <w:proofErr w:type="spellStart"/>
-      <w:r>
-        <w:rPr>
-          <w:rFonts w:ascii="Times New Roman" w:hAnsi="Times New Roman"/>
-          <w:szCs w:val="24"/>
-        </w:rPr>
-        <w:t>Khả</w:t>
-      </w:r>
-      <w:proofErr w:type="spellEnd"/>
-      <w:r>
-        <w:rPr>
-          <w:rFonts w:ascii="Times New Roman" w:hAnsi="Times New Roman"/>
-          <w:szCs w:val="24"/>
-        </w:rPr>
-        <w:t xml:space="preserve"> </w:t>
-      </w:r>
-      <w:proofErr w:type="spellStart"/>
-      <w:r>
-        <w:rPr>
-          <w:rFonts w:ascii="Times New Roman" w:hAnsi="Times New Roman"/>
-          <w:szCs w:val="24"/>
-        </w:rPr>
-        <w:t>năng</w:t>
-      </w:r>
-      <w:proofErr w:type="spellEnd"/>
-      <w:r>
-        <w:rPr>
-          <w:rFonts w:ascii="Times New Roman" w:hAnsi="Times New Roman"/>
-          <w:szCs w:val="24"/>
-        </w:rPr>
-        <w:t xml:space="preserve"> </w:t>
-      </w:r>
-      <w:proofErr w:type="spellStart"/>
-      <w:r>
-        <w:rPr>
-          <w:rFonts w:ascii="Times New Roman" w:hAnsi="Times New Roman"/>
-          <w:szCs w:val="24"/>
-        </w:rPr>
-        <w:t>khác</w:t>
-      </w:r>
-      <w:proofErr w:type="spellEnd"/>
-      <w:r>
-        <w:rPr>
-          <w:rFonts w:ascii="Times New Roman" w:hAnsi="Times New Roman"/>
-          <w:szCs w:val="24"/>
-        </w:rPr>
-        <w:t xml:space="preserve">: </w:t>
-      </w:r>
-      <w:r>
-        <w:rPr>
-          <w:rFonts w:ascii="Times New Roman" w:hAnsi="Times New Roman"/>
-          <w:szCs w:val="24"/>
-        </w:rPr>
-        <w:t xml:space="preserve"> ${</w:t>
-      </w:r>
-      <w:proofErr w:type="spellStart"/>
-      <w:r>
-        <w:rPr>
-          <w:rFonts w:ascii="Times New Roman" w:hAnsi="Times New Roman"/>
-          <w:szCs w:val="24"/>
-        </w:rPr>
-        <w:t>KhaNangHocSinh</w:t>
-      </w:r>
-      <w:proofErr w:type="spellEnd"/>
-      <w:r>
-        <w:rPr>
-          <w:rFonts w:ascii="Times New Roman" w:hAnsi="Times New Roman"/>
-          <w:szCs w:val="24"/>
-        </w:rPr>
-        <w:t>}</w:t>
-      </w:r>
-    </w:p>
+    <w:tbl>
+      <w:tblPr>
+        <w:tblStyle w:val="TableGrid"/>
+        <w:tblW w:w="0" w:type="auto"/>
+        <w:tblInd w:w="567" w:type="dxa"/>
+        <w:tblBorders>
+          <w:top w:val="none" w:sz="0" w:space="0" w:color="auto"/>
+          <w:left w:val="none" w:sz="0" w:space="0" w:color="auto"/>
+          <w:bottom w:val="none" w:sz="0" w:space="0" w:color="auto"/>
+          <w:right w:val="none" w:sz="0" w:space="0" w:color="auto"/>
+          <w:insideH w:val="none" w:sz="0" w:space="0" w:color="auto"/>
+          <w:insideV w:val="none" w:sz="0" w:space="0" w:color="auto"/>
+        </w:tblBorders>
+        <w:tblLook w:val="04A0" w:firstRow="1" w:lastRow="0" w:firstColumn="1" w:lastColumn="0" w:noHBand="0" w:noVBand="1"/>
+      </w:tblPr>
+      <w:tblGrid>
+        <w:gridCol w:w="3141"/>
+        <w:gridCol w:w="3330"/>
+        <w:gridCol w:w="3510"/>
+      </w:tblGrid>
+      <w:tr>
+        <w:tc>
+          <w:tcPr>
+            <w:tcW w:w="3141" w:type="dxa"/>
+          </w:tcPr>
+          <w:p>
+            <w:pPr>
+              <w:spacing w:line="360" w:lineRule="auto"/>
+              <w:rPr>
+                <w:rFonts w:ascii="Times New Roman" w:hAnsi="Times New Roman"/>
+                <w:szCs w:val="24"/>
+              </w:rPr>
+            </w:pPr>
+            <w:r>
+              <w:rPr>
+                <w:rFonts w:ascii="Times New Roman" w:hAnsi="Times New Roman"/>
+                <w:szCs w:val="24"/>
+              </w:rPr>
+              <w:fldChar w:fldCharType="begin"/>
+            </w:r>
+            <w:r>
+              <w:rPr>
+                <w:rFonts w:ascii="Times New Roman" w:hAnsi="Times New Roman"/>
+                <w:szCs w:val="24"/>
+              </w:rPr>
+              <w:instrText>MERGEFIELD HoTenCha \* MERGEFORMAT</w:instrText>
+            </w:r>
+            <w:r>
+              <w:rPr>
+                <w:rFonts w:ascii="Times New Roman" w:hAnsi="Times New Roman"/>
+                <w:szCs w:val="24"/>
+              </w:rPr>
+              <w:fldChar w:fldCharType="separate"/>
+            </w:r>
+            <w:r>
+              <w:rPr>
+                <w:rFonts w:ascii="Times New Roman" w:hAnsi="Times New Roman"/>
+                <w:szCs w:val="24"/>
+              </w:rPr>
+              <w:t>${</w:t>
+            </w:r>
+            <w:r>
+              <w:rPr>
+                <w:rFonts w:ascii="Times New Roman" w:hAnsi="Times New Roman"/>
+                <w:szCs w:val="24"/>
+              </w:rPr>
+              <w:t>KN</w:t>
+            </w:r>
+            <w:r>
+              <w:rPr>
+                <w:rFonts w:ascii="Times New Roman" w:hAnsi="Times New Roman"/>
+                <w:szCs w:val="24"/>
+              </w:rPr>
+              <w:t>1</w:t>
+            </w:r>
+            <w:r>
+              <w:rPr>
+                <w:rFonts w:ascii="Times New Roman" w:hAnsi="Times New Roman"/>
+                <w:szCs w:val="24"/>
+              </w:rPr>
+              <w:t>}</w:t>
+            </w:r>
+            <w:r>
+              <w:rPr>
+                <w:rFonts w:ascii="Times New Roman" w:hAnsi="Times New Roman"/>
+                <w:szCs w:val="24"/>
+              </w:rPr>
+              <w:fldChar w:fldCharType="end"/>
+            </w:r>
+            <w:r>
+              <w:rPr>
+                <w:rFonts w:ascii="Times New Roman" w:hAnsi="Times New Roman"/>
+                <w:szCs w:val="24"/>
+              </w:rPr>
+              <w:t xml:space="preserve"> </w:t>
+            </w:r>
+            <w:proofErr w:type="spellStart"/>
+            <w:r>
+              <w:rPr>
+                <w:rFonts w:ascii="Times New Roman" w:hAnsi="Times New Roman"/>
+                <w:szCs w:val="24"/>
+              </w:rPr>
+              <w:t>Mạnh</w:t>
+            </w:r>
+            <w:proofErr w:type="spellEnd"/>
+            <w:r>
+              <w:rPr>
+                <w:rFonts w:ascii="Times New Roman" w:hAnsi="Times New Roman"/>
+                <w:szCs w:val="24"/>
+              </w:rPr>
+              <w:t xml:space="preserve"> </w:t>
+            </w:r>
+            <w:proofErr w:type="spellStart"/>
+            <w:r>
+              <w:rPr>
+                <w:rFonts w:ascii="Times New Roman" w:hAnsi="Times New Roman"/>
+                <w:szCs w:val="24"/>
+              </w:rPr>
+              <w:t>dạn</w:t>
+            </w:r>
+            <w:proofErr w:type="spellEnd"/>
+            <w:r>
+              <w:rPr>
+                <w:rFonts w:ascii="Times New Roman" w:hAnsi="Times New Roman"/>
+                <w:szCs w:val="24"/>
+              </w:rPr>
+              <w:t xml:space="preserve"> </w:t>
+            </w:r>
+            <w:proofErr w:type="spellStart"/>
+            <w:r>
+              <w:rPr>
+                <w:rFonts w:ascii="Times New Roman" w:hAnsi="Times New Roman"/>
+                <w:szCs w:val="24"/>
+              </w:rPr>
+              <w:t>tự</w:t>
+            </w:r>
+            <w:proofErr w:type="spellEnd"/>
+            <w:r>
+              <w:rPr>
+                <w:rFonts w:ascii="Times New Roman" w:hAnsi="Times New Roman"/>
+                <w:szCs w:val="24"/>
+              </w:rPr>
+              <w:t xml:space="preserve"> tin</w:t>
+            </w:r>
+          </w:p>
+        </w:tc>
+        <w:tc>
+          <w:tcPr>
+            <w:tcW w:w="3330" w:type="dxa"/>
+          </w:tcPr>
+          <w:p>
+            <w:pPr>
+              <w:spacing w:line="360" w:lineRule="auto"/>
+              <w:rPr>
+                <w:rFonts w:ascii="Times New Roman" w:hAnsi="Times New Roman"/>
+                <w:szCs w:val="24"/>
+              </w:rPr>
+            </w:pPr>
+            <w:r>
+              <w:rPr>
+                <w:rFonts w:ascii="Times New Roman" w:hAnsi="Times New Roman"/>
+                <w:szCs w:val="24"/>
+              </w:rPr>
+              <w:fldChar w:fldCharType="begin"/>
+            </w:r>
+            <w:r>
+              <w:rPr>
+                <w:rFonts w:ascii="Times New Roman" w:hAnsi="Times New Roman"/>
+                <w:szCs w:val="24"/>
+              </w:rPr>
+              <w:instrText>MERGEFIELD HoTenCha \* MERGEFORMAT</w:instrText>
+            </w:r>
+            <w:r>
+              <w:rPr>
+                <w:rFonts w:ascii="Times New Roman" w:hAnsi="Times New Roman"/>
+                <w:szCs w:val="24"/>
+              </w:rPr>
+              <w:fldChar w:fldCharType="separate"/>
+            </w:r>
+            <w:r>
+              <w:rPr>
+                <w:rFonts w:ascii="Times New Roman" w:hAnsi="Times New Roman"/>
+                <w:szCs w:val="24"/>
+              </w:rPr>
+              <w:t>${</w:t>
+            </w:r>
+            <w:r>
+              <w:rPr>
+                <w:rFonts w:ascii="Times New Roman" w:hAnsi="Times New Roman"/>
+                <w:szCs w:val="24"/>
+              </w:rPr>
+              <w:t>KN</w:t>
+            </w:r>
+            <w:r>
+              <w:rPr>
+                <w:rFonts w:ascii="Times New Roman" w:hAnsi="Times New Roman"/>
+                <w:szCs w:val="24"/>
+              </w:rPr>
+              <w:t>2</w:t>
+            </w:r>
+            <w:r>
+              <w:rPr>
+                <w:rFonts w:ascii="Times New Roman" w:hAnsi="Times New Roman"/>
+                <w:szCs w:val="24"/>
+              </w:rPr>
+              <w:t>}</w:t>
+            </w:r>
+            <w:r>
+              <w:rPr>
+                <w:rFonts w:ascii="Times New Roman" w:hAnsi="Times New Roman"/>
+                <w:szCs w:val="24"/>
+              </w:rPr>
+              <w:fldChar w:fldCharType="end"/>
+            </w:r>
+            <w:r>
+              <w:rPr>
+                <w:rFonts w:ascii="Times New Roman" w:hAnsi="Times New Roman"/>
+                <w:szCs w:val="24"/>
+              </w:rPr>
+              <w:t xml:space="preserve"> </w:t>
+            </w:r>
+            <w:proofErr w:type="spellStart"/>
+            <w:r>
+              <w:rPr>
+                <w:rFonts w:ascii="Times New Roman" w:hAnsi="Times New Roman"/>
+                <w:szCs w:val="24"/>
+              </w:rPr>
+              <w:t>Biết</w:t>
+            </w:r>
+            <w:proofErr w:type="spellEnd"/>
+            <w:r>
+              <w:rPr>
+                <w:rFonts w:ascii="Times New Roman" w:hAnsi="Times New Roman"/>
+                <w:szCs w:val="24"/>
+              </w:rPr>
+              <w:t xml:space="preserve"> </w:t>
+            </w:r>
+            <w:proofErr w:type="spellStart"/>
+            <w:r>
+              <w:rPr>
+                <w:rFonts w:ascii="Times New Roman" w:hAnsi="Times New Roman"/>
+                <w:szCs w:val="24"/>
+              </w:rPr>
+              <w:t>bơi</w:t>
+            </w:r>
+            <w:proofErr w:type="spellEnd"/>
+          </w:p>
+        </w:tc>
+        <w:tc>
+          <w:tcPr>
+            <w:tcW w:w="3510" w:type="dxa"/>
+          </w:tcPr>
+          <w:p>
+            <w:pPr>
+              <w:spacing w:line="360" w:lineRule="auto"/>
+              <w:rPr>
+                <w:rFonts w:ascii="Times New Roman" w:hAnsi="Times New Roman"/>
+                <w:szCs w:val="24"/>
+              </w:rPr>
+            </w:pPr>
+            <w:r>
+              <w:rPr>
+                <w:rFonts w:ascii="Times New Roman" w:hAnsi="Times New Roman"/>
+                <w:szCs w:val="24"/>
+              </w:rPr>
+              <w:fldChar w:fldCharType="begin"/>
+            </w:r>
+            <w:r>
+              <w:rPr>
+                <w:rFonts w:ascii="Times New Roman" w:hAnsi="Times New Roman"/>
+                <w:szCs w:val="24"/>
+              </w:rPr>
+              <w:instrText>MERGEFIELD HoTenCha \* MERGEFORMAT</w:instrText>
+            </w:r>
+            <w:r>
+              <w:rPr>
+                <w:rFonts w:ascii="Times New Roman" w:hAnsi="Times New Roman"/>
+                <w:szCs w:val="24"/>
+              </w:rPr>
+              <w:fldChar w:fldCharType="separate"/>
+            </w:r>
+            <w:r>
+              <w:rPr>
+                <w:rFonts w:ascii="Times New Roman" w:hAnsi="Times New Roman"/>
+                <w:szCs w:val="24"/>
+              </w:rPr>
+              <w:t>${</w:t>
+            </w:r>
+            <w:r>
+              <w:rPr>
+                <w:rFonts w:ascii="Times New Roman" w:hAnsi="Times New Roman"/>
+                <w:szCs w:val="24"/>
+              </w:rPr>
+              <w:t>KN</w:t>
+            </w:r>
+            <w:r>
+              <w:rPr>
+                <w:rFonts w:ascii="Times New Roman" w:hAnsi="Times New Roman"/>
+                <w:szCs w:val="24"/>
+              </w:rPr>
+              <w:t>3</w:t>
+            </w:r>
+            <w:r>
+              <w:rPr>
+                <w:rFonts w:ascii="Times New Roman" w:hAnsi="Times New Roman"/>
+                <w:szCs w:val="24"/>
+              </w:rPr>
+              <w:t>}</w:t>
+            </w:r>
+            <w:r>
+              <w:rPr>
+                <w:rFonts w:ascii="Times New Roman" w:hAnsi="Times New Roman"/>
+                <w:szCs w:val="24"/>
+              </w:rPr>
+              <w:fldChar w:fldCharType="end"/>
+            </w:r>
+            <w:r>
+              <w:rPr>
+                <w:rFonts w:ascii="Times New Roman" w:hAnsi="Times New Roman"/>
+                <w:szCs w:val="24"/>
+              </w:rPr>
+              <w:t xml:space="preserve"> </w:t>
+            </w:r>
+            <w:proofErr w:type="spellStart"/>
+            <w:r>
+              <w:rPr>
+                <w:rFonts w:ascii="Times New Roman" w:hAnsi="Times New Roman"/>
+                <w:szCs w:val="24"/>
+              </w:rPr>
+              <w:t>Đã</w:t>
+            </w:r>
+            <w:proofErr w:type="spellEnd"/>
+            <w:r>
+              <w:rPr>
+                <w:rFonts w:ascii="Times New Roman" w:hAnsi="Times New Roman"/>
+                <w:szCs w:val="24"/>
+              </w:rPr>
+              <w:t xml:space="preserve"> </w:t>
+            </w:r>
+            <w:proofErr w:type="spellStart"/>
+            <w:r>
+              <w:rPr>
+                <w:rFonts w:ascii="Times New Roman" w:hAnsi="Times New Roman"/>
+                <w:szCs w:val="24"/>
+              </w:rPr>
+              <w:t>biết</w:t>
+            </w:r>
+            <w:proofErr w:type="spellEnd"/>
+            <w:r>
+              <w:rPr>
+                <w:rFonts w:ascii="Times New Roman" w:hAnsi="Times New Roman"/>
+                <w:szCs w:val="24"/>
+              </w:rPr>
+              <w:t xml:space="preserve"> </w:t>
+            </w:r>
+            <w:proofErr w:type="spellStart"/>
+            <w:r>
+              <w:rPr>
+                <w:rFonts w:ascii="Times New Roman" w:hAnsi="Times New Roman"/>
+                <w:szCs w:val="24"/>
+              </w:rPr>
+              <w:t>đọc</w:t>
+            </w:r>
+            <w:proofErr w:type="spellEnd"/>
+            <w:r>
+              <w:rPr>
+                <w:rFonts w:ascii="Times New Roman" w:hAnsi="Times New Roman"/>
+                <w:szCs w:val="24"/>
+              </w:rPr>
+              <w:t xml:space="preserve">, </w:t>
+            </w:r>
+            <w:proofErr w:type="spellStart"/>
+            <w:r>
+              <w:rPr>
+                <w:rFonts w:ascii="Times New Roman" w:hAnsi="Times New Roman"/>
+                <w:szCs w:val="24"/>
+              </w:rPr>
+              <w:t>biết</w:t>
+            </w:r>
+            <w:proofErr w:type="spellEnd"/>
+            <w:r>
+              <w:rPr>
+                <w:rFonts w:ascii="Times New Roman" w:hAnsi="Times New Roman"/>
+                <w:szCs w:val="24"/>
+              </w:rPr>
+              <w:t xml:space="preserve"> viết           </w:t>
+            </w:r>
+          </w:p>
+        </w:tc>
+      </w:tr>
+      <w:tr>
+        <w:tc>
+          <w:tcPr>
+            <w:tcW w:w="3141" w:type="dxa"/>
+          </w:tcPr>
+          <w:p>
+            <w:pPr>
+              <w:spacing w:line="360" w:lineRule="auto"/>
+              <w:rPr>
+                <w:rFonts w:ascii="Times New Roman" w:hAnsi="Times New Roman"/>
+                <w:szCs w:val="24"/>
+              </w:rPr>
+            </w:pPr>
+            <w:r>
+              <w:rPr>
+                <w:rFonts w:ascii="Times New Roman" w:hAnsi="Times New Roman"/>
+                <w:szCs w:val="24"/>
+              </w:rPr>
+              <w:fldChar w:fldCharType="begin"/>
+            </w:r>
+            <w:r>
+              <w:rPr>
+                <w:rFonts w:ascii="Times New Roman" w:hAnsi="Times New Roman"/>
+                <w:szCs w:val="24"/>
+              </w:rPr>
+              <w:instrText>MERGEFIELD HoTenCha \* MERGEFORMAT</w:instrText>
+            </w:r>
+            <w:r>
+              <w:rPr>
+                <w:rFonts w:ascii="Times New Roman" w:hAnsi="Times New Roman"/>
+                <w:szCs w:val="24"/>
+              </w:rPr>
+              <w:fldChar w:fldCharType="separate"/>
+            </w:r>
+            <w:r>
+              <w:rPr>
+                <w:rFonts w:ascii="Times New Roman" w:hAnsi="Times New Roman"/>
+                <w:szCs w:val="24"/>
+              </w:rPr>
+              <w:t>${</w:t>
+            </w:r>
+            <w:r>
+              <w:rPr>
+                <w:rFonts w:ascii="Times New Roman" w:hAnsi="Times New Roman"/>
+                <w:szCs w:val="24"/>
+              </w:rPr>
+              <w:t>KN4</w:t>
+            </w:r>
+            <w:r>
+              <w:rPr>
+                <w:rFonts w:ascii="Times New Roman" w:hAnsi="Times New Roman"/>
+                <w:szCs w:val="24"/>
+              </w:rPr>
+              <w:t>}</w:t>
+            </w:r>
+            <w:r>
+              <w:rPr>
+                <w:rFonts w:ascii="Times New Roman" w:hAnsi="Times New Roman"/>
+                <w:szCs w:val="24"/>
+              </w:rPr>
+              <w:fldChar w:fldCharType="end"/>
+            </w:r>
+            <w:r>
+              <w:rPr>
+                <w:rFonts w:ascii="Times New Roman" w:hAnsi="Times New Roman"/>
+                <w:szCs w:val="24"/>
+              </w:rPr>
+              <w:t xml:space="preserve"> </w:t>
+            </w:r>
+            <w:proofErr w:type="spellStart"/>
+            <w:r>
+              <w:rPr>
+                <w:rFonts w:ascii="Times New Roman" w:hAnsi="Times New Roman"/>
+                <w:szCs w:val="24"/>
+              </w:rPr>
+              <w:t>Biết</w:t>
+            </w:r>
+            <w:proofErr w:type="spellEnd"/>
+            <w:r>
+              <w:rPr>
+                <w:rFonts w:ascii="Times New Roman" w:hAnsi="Times New Roman"/>
+                <w:szCs w:val="24"/>
+              </w:rPr>
+              <w:t xml:space="preserve"> </w:t>
+            </w:r>
+            <w:proofErr w:type="spellStart"/>
+            <w:r>
+              <w:rPr>
+                <w:rFonts w:ascii="Times New Roman" w:hAnsi="Times New Roman"/>
+                <w:szCs w:val="24"/>
+              </w:rPr>
+              <w:t>đàn</w:t>
+            </w:r>
+            <w:proofErr w:type="spellEnd"/>
+          </w:p>
+        </w:tc>
+        <w:tc>
+          <w:tcPr>
+            <w:tcW w:w="3330" w:type="dxa"/>
+          </w:tcPr>
+          <w:p>
+            <w:pPr>
+              <w:spacing w:line="360" w:lineRule="auto"/>
+              <w:rPr>
+                <w:rFonts w:ascii="Times New Roman" w:hAnsi="Times New Roman"/>
+                <w:szCs w:val="24"/>
+              </w:rPr>
+            </w:pPr>
+            <w:r>
+              <w:rPr>
+                <w:rFonts w:ascii="Times New Roman" w:hAnsi="Times New Roman"/>
+                <w:szCs w:val="24"/>
+              </w:rPr>
+              <w:fldChar w:fldCharType="begin"/>
+            </w:r>
+            <w:r>
+              <w:rPr>
+                <w:rFonts w:ascii="Times New Roman" w:hAnsi="Times New Roman"/>
+                <w:szCs w:val="24"/>
+              </w:rPr>
+              <w:instrText>MERGEFIELD HoTenCha \* MERGEFORMAT</w:instrText>
+            </w:r>
+            <w:r>
+              <w:rPr>
+                <w:rFonts w:ascii="Times New Roman" w:hAnsi="Times New Roman"/>
+                <w:szCs w:val="24"/>
+              </w:rPr>
+              <w:fldChar w:fldCharType="separate"/>
+            </w:r>
+            <w:r>
+              <w:rPr>
+                <w:rFonts w:ascii="Times New Roman" w:hAnsi="Times New Roman"/>
+                <w:szCs w:val="24"/>
+              </w:rPr>
+              <w:t>${</w:t>
+            </w:r>
+            <w:r>
+              <w:rPr>
+                <w:rFonts w:ascii="Times New Roman" w:hAnsi="Times New Roman"/>
+                <w:szCs w:val="24"/>
+              </w:rPr>
+              <w:t>KN5</w:t>
+            </w:r>
+            <w:r>
+              <w:rPr>
+                <w:rFonts w:ascii="Times New Roman" w:hAnsi="Times New Roman"/>
+                <w:szCs w:val="24"/>
+              </w:rPr>
+              <w:t>}</w:t>
+            </w:r>
+            <w:r>
+              <w:rPr>
+                <w:rFonts w:ascii="Times New Roman" w:hAnsi="Times New Roman"/>
+                <w:szCs w:val="24"/>
+              </w:rPr>
+              <w:fldChar w:fldCharType="end"/>
+            </w:r>
+            <w:r>
+              <w:rPr>
+                <w:rFonts w:ascii="Times New Roman" w:hAnsi="Times New Roman"/>
+                <w:szCs w:val="24"/>
+              </w:rPr>
+              <w:t xml:space="preserve"> </w:t>
+            </w:r>
+            <w:proofErr w:type="spellStart"/>
+            <w:r>
+              <w:rPr>
+                <w:rFonts w:ascii="Times New Roman" w:hAnsi="Times New Roman"/>
+                <w:szCs w:val="24"/>
+              </w:rPr>
+              <w:t>Biết</w:t>
+            </w:r>
+            <w:proofErr w:type="spellEnd"/>
+            <w:r>
+              <w:rPr>
+                <w:rFonts w:ascii="Times New Roman" w:hAnsi="Times New Roman"/>
+                <w:szCs w:val="24"/>
+              </w:rPr>
+              <w:t xml:space="preserve"> </w:t>
+            </w:r>
+            <w:proofErr w:type="spellStart"/>
+            <w:r>
+              <w:rPr>
+                <w:rFonts w:ascii="Times New Roman" w:hAnsi="Times New Roman"/>
+                <w:szCs w:val="24"/>
+              </w:rPr>
+              <w:t>hát</w:t>
+            </w:r>
+            <w:proofErr w:type="spellEnd"/>
+          </w:p>
+        </w:tc>
+        <w:tc>
+          <w:tcPr>
+            <w:tcW w:w="3510" w:type="dxa"/>
+          </w:tcPr>
+          <w:p>
+            <w:pPr>
+              <w:spacing w:line="360" w:lineRule="auto"/>
+              <w:rPr>
+                <w:rFonts w:ascii="Times New Roman" w:hAnsi="Times New Roman"/>
+                <w:szCs w:val="24"/>
+              </w:rPr>
+            </w:pPr>
+            <w:r>
+              <w:rPr>
+                <w:rFonts w:ascii="Times New Roman" w:hAnsi="Times New Roman"/>
+                <w:szCs w:val="24"/>
+              </w:rPr>
+              <w:fldChar w:fldCharType="begin"/>
+            </w:r>
+            <w:r>
+              <w:rPr>
+                <w:rFonts w:ascii="Times New Roman" w:hAnsi="Times New Roman"/>
+                <w:szCs w:val="24"/>
+              </w:rPr>
+              <w:instrText>MERGEFIELD HoTenCha \* MERGEFORMAT</w:instrText>
+            </w:r>
+            <w:r>
+              <w:rPr>
+                <w:rFonts w:ascii="Times New Roman" w:hAnsi="Times New Roman"/>
+                <w:szCs w:val="24"/>
+              </w:rPr>
+              <w:fldChar w:fldCharType="separate"/>
+            </w:r>
+            <w:r>
+              <w:rPr>
+                <w:rFonts w:ascii="Times New Roman" w:hAnsi="Times New Roman"/>
+                <w:szCs w:val="24"/>
+              </w:rPr>
+              <w:t>${</w:t>
+            </w:r>
+            <w:r>
+              <w:rPr>
+                <w:rFonts w:ascii="Times New Roman" w:hAnsi="Times New Roman"/>
+                <w:szCs w:val="24"/>
+              </w:rPr>
+              <w:t>KN6</w:t>
+            </w:r>
+            <w:r>
+              <w:rPr>
+                <w:rFonts w:ascii="Times New Roman" w:hAnsi="Times New Roman"/>
+                <w:szCs w:val="24"/>
+              </w:rPr>
+              <w:t>}</w:t>
+            </w:r>
+            <w:r>
+              <w:rPr>
+                <w:rFonts w:ascii="Times New Roman" w:hAnsi="Times New Roman"/>
+                <w:szCs w:val="24"/>
+              </w:rPr>
+              <w:fldChar w:fldCharType="end"/>
+            </w:r>
+            <w:r>
+              <w:rPr>
+                <w:rFonts w:ascii="Times New Roman" w:hAnsi="Times New Roman"/>
+                <w:szCs w:val="24"/>
+              </w:rPr>
+              <w:t xml:space="preserve"> </w:t>
+            </w:r>
+            <w:proofErr w:type="spellStart"/>
+            <w:r>
+              <w:rPr>
+                <w:rFonts w:ascii="Times New Roman" w:hAnsi="Times New Roman"/>
+                <w:szCs w:val="24"/>
+              </w:rPr>
+              <w:t>Phát</w:t>
+            </w:r>
+            <w:proofErr w:type="spellEnd"/>
+            <w:r>
+              <w:rPr>
+                <w:rFonts w:ascii="Times New Roman" w:hAnsi="Times New Roman"/>
+                <w:szCs w:val="24"/>
+              </w:rPr>
+              <w:t xml:space="preserve"> </w:t>
+            </w:r>
+            <w:proofErr w:type="spellStart"/>
+            <w:r>
+              <w:rPr>
+                <w:rFonts w:ascii="Times New Roman" w:hAnsi="Times New Roman"/>
+                <w:szCs w:val="24"/>
+              </w:rPr>
+              <w:t>âm</w:t>
+            </w:r>
+            <w:proofErr w:type="spellEnd"/>
+            <w:r>
+              <w:rPr>
+                <w:rFonts w:ascii="Times New Roman" w:hAnsi="Times New Roman"/>
+                <w:szCs w:val="24"/>
+              </w:rPr>
+              <w:t xml:space="preserve"> </w:t>
+            </w:r>
+            <w:proofErr w:type="spellStart"/>
+            <w:r>
+              <w:rPr>
+                <w:rFonts w:ascii="Times New Roman" w:hAnsi="Times New Roman"/>
+                <w:szCs w:val="24"/>
+              </w:rPr>
+              <w:t>rõ</w:t>
+            </w:r>
+            <w:proofErr w:type="spellEnd"/>
+            <w:r>
+              <w:rPr>
+                <w:rFonts w:ascii="Times New Roman" w:hAnsi="Times New Roman"/>
+                <w:szCs w:val="24"/>
+              </w:rPr>
+              <w:t xml:space="preserve"> </w:t>
+            </w:r>
+            <w:proofErr w:type="spellStart"/>
+            <w:r>
+              <w:rPr>
+                <w:rFonts w:ascii="Times New Roman" w:hAnsi="Times New Roman"/>
+                <w:szCs w:val="24"/>
+              </w:rPr>
+              <w:t>ràng</w:t>
+            </w:r>
+            <w:proofErr w:type="spellEnd"/>
+          </w:p>
+        </w:tc>
+      </w:tr>
+      <w:tr>
+        <w:tc>
+          <w:tcPr>
+            <w:tcW w:w="9981" w:type="dxa"/>
+            <w:gridSpan w:val="3"/>
+          </w:tcPr>
+          <w:p>
+            <w:pPr>
+              <w:spacing w:line="360" w:lineRule="auto"/>
+              <w:jc w:val="both"/>
+              <w:rPr>
+                <w:rFonts w:ascii="Times New Roman" w:hAnsi="Times New Roman"/>
+                <w:szCs w:val="24"/>
+              </w:rPr>
+            </w:pPr>
+            <w:proofErr w:type="spellStart"/>
+            <w:r>
+              <w:rPr>
+                <w:rFonts w:ascii="Times New Roman" w:hAnsi="Times New Roman"/>
+                <w:szCs w:val="24"/>
+              </w:rPr>
+              <w:t>Khả</w:t>
+            </w:r>
+            <w:proofErr w:type="spellEnd"/>
+            <w:r>
+              <w:rPr>
+                <w:rFonts w:ascii="Times New Roman" w:hAnsi="Times New Roman"/>
+                <w:szCs w:val="24"/>
+              </w:rPr>
+              <w:t xml:space="preserve"> </w:t>
+            </w:r>
+            <w:proofErr w:type="spellStart"/>
+            <w:r>
+              <w:rPr>
+                <w:rFonts w:ascii="Times New Roman" w:hAnsi="Times New Roman"/>
+                <w:szCs w:val="24"/>
+              </w:rPr>
+              <w:t>năng</w:t>
+            </w:r>
+            <w:proofErr w:type="spellEnd"/>
+            <w:r>
+              <w:rPr>
+                <w:rFonts w:ascii="Times New Roman" w:hAnsi="Times New Roman"/>
+                <w:szCs w:val="24"/>
+              </w:rPr>
+              <w:t xml:space="preserve"> </w:t>
+            </w:r>
+            <w:proofErr w:type="spellStart"/>
+            <w:r>
+              <w:rPr>
+                <w:rFonts w:ascii="Times New Roman" w:hAnsi="Times New Roman"/>
+                <w:szCs w:val="24"/>
+              </w:rPr>
+              <w:t>khác</w:t>
+            </w:r>
+            <w:proofErr w:type="spellEnd"/>
+            <w:r>
+              <w:rPr>
+                <w:rFonts w:ascii="Times New Roman" w:hAnsi="Times New Roman"/>
+                <w:szCs w:val="24"/>
+              </w:rPr>
+              <w:t>:  ${</w:t>
+            </w:r>
+            <w:proofErr w:type="spellStart"/>
+            <w:r>
+              <w:rPr>
+                <w:rFonts w:ascii="Times New Roman" w:hAnsi="Times New Roman"/>
+                <w:szCs w:val="24"/>
+              </w:rPr>
+              <w:t>KhaNangHocSinh</w:t>
+            </w:r>
+            <w:proofErr w:type="spellEnd"/>
+            <w:r>
+              <w:rPr>
+                <w:rFonts w:ascii="Times New Roman" w:hAnsi="Times New Roman"/>
+                <w:szCs w:val="24"/>
+              </w:rPr>
+              <w:t>}</w:t>
+            </w:r>
+          </w:p>
+        </w:tc>
+      </w:tr>
+    </w:tbl>
     <w:p>
       <w:pPr>
         <w:ind w:left="567"/>
@@ -9314,7 +9635,6 @@
         <w:t xml:space="preserve"> </w:t>
       </w:r>
       <w:proofErr w:type="spellStart"/>
-      <w:proofErr w:type="gramStart"/>
       <w:r>
         <w:rPr>
           <w:rFonts w:ascii="Times New Roman" w:hAnsi="Times New Roman"/>
@@ -9332,14 +9652,33 @@
         </w:rPr>
         <w:t xml:space="preserve"> </w:t>
       </w:r>
-      <w:r>
-        <w:rPr>
-          <w:rFonts w:ascii="Times New Roman" w:hAnsi="Times New Roman"/>
-          <w:szCs w:val="24"/>
-        </w:rPr>
-        <w:t xml:space="preserve"> :</w:t>
-      </w:r>
-      <w:proofErr w:type="gramEnd"/>
+      <w:proofErr w:type="spellStart"/>
+      <w:r>
+        <w:rPr>
+          <w:rFonts w:ascii="Times New Roman" w:hAnsi="Times New Roman"/>
+          <w:b/>
+          <w:bCs/>
+          <w:szCs w:val="24"/>
+        </w:rPr>
+        <w:t>Lớp</w:t>
+      </w:r>
+      <w:proofErr w:type="spellEnd"/>
+      <w:r>
+        <w:rPr>
+          <w:rFonts w:ascii="Times New Roman" w:hAnsi="Times New Roman"/>
+          <w:b/>
+          <w:bCs/>
+          <w:szCs w:val="24"/>
+        </w:rPr>
+        <w:t xml:space="preserve"> 1</w:t>
+      </w:r>
+      <w:r>
+        <w:rPr>
+          <w:rFonts w:ascii="Times New Roman" w:hAnsi="Times New Roman"/>
+          <w:szCs w:val="24"/>
+        </w:rPr>
+        <w:t>:</w:t>
+      </w:r>
       <w:r>
         <w:rPr>
           <w:rFonts w:ascii="Times New Roman" w:hAnsi="Times New Roman"/>
@@ -9416,7 +9755,7 @@
     <w:tbl>
       <w:tblPr>
         <w:tblStyle w:val="TableGrid"/>
-        <w:tblW w:w="10341" w:type="dxa"/>
+        <w:tblW w:w="10431" w:type="dxa"/>
         <w:tblInd w:w="567" w:type="dxa"/>
         <w:tblBorders>
           <w:top w:val="none" w:sz="0" w:space="0" w:color="auto"/>
@@ -9429,25 +9768,37 @@
         <w:tblLook w:val="04A0" w:firstRow="1" w:lastRow="0" w:firstColumn="1" w:lastColumn="0" w:noHBand="0" w:noVBand="1"/>
       </w:tblPr>
       <w:tblGrid>
-        <w:gridCol w:w="3681"/>
-        <w:gridCol w:w="1530"/>
-        <w:gridCol w:w="2880"/>
-        <w:gridCol w:w="2250"/>
+        <w:gridCol w:w="3591"/>
+        <w:gridCol w:w="6840"/>
       </w:tblGrid>
       <w:tr>
         <w:tc>
           <w:tcPr>
-            <w:tcW w:w="3681" w:type="dxa"/>
+            <w:tcW w:w="3591" w:type="dxa"/>
           </w:tcPr>
           <w:p>
             <w:pPr>
               <w:spacing w:line="360" w:lineRule="auto"/>
-              <w:rPr>
-                <w:rFonts w:ascii="Times New Roman" w:hAnsi="Times New Roman"/>
-                <w:b/>
+              <w:jc w:val="both"/>
+              <w:rPr>
+                <w:rFonts w:ascii="Times New Roman" w:hAnsi="Times New Roman"/>
                 <w:szCs w:val="24"/>
               </w:rPr>
             </w:pPr>
+            <w:r>
+              <w:rPr>
+                <w:rFonts w:ascii="Times New Roman" w:hAnsi="Times New Roman"/>
+                <w:szCs w:val="24"/>
+              </w:rPr>
+              <w:t>${THUONG}</w:t>
+            </w:r>
+            <w:r>
+              <w:rPr>
+                <w:rFonts w:ascii="Times New Roman" w:hAnsi="Times New Roman"/>
+                <w:szCs w:val="24"/>
+              </w:rPr>
+              <w:t xml:space="preserve"> </w:t>
+            </w:r>
             <w:proofErr w:type="spellStart"/>
             <w:r>
               <w:rPr>
@@ -9462,22 +9813,6 @@
                 <w:rFonts w:ascii="Times New Roman" w:hAnsi="Times New Roman"/>
                 <w:szCs w:val="24"/>
               </w:rPr>
-              <w:t xml:space="preserve"> 1:  - </w:t>
-            </w:r>
-            <w:proofErr w:type="spellStart"/>
-            <w:r>
-              <w:rPr>
-                <w:rFonts w:ascii="Times New Roman" w:hAnsi="Times New Roman"/>
-                <w:szCs w:val="24"/>
-              </w:rPr>
-              <w:t>Tăng</w:t>
-            </w:r>
-            <w:proofErr w:type="spellEnd"/>
-            <w:r>
-              <w:rPr>
-                <w:rFonts w:ascii="Times New Roman" w:hAnsi="Times New Roman"/>
-                <w:szCs w:val="24"/>
-              </w:rPr>
               <w:t xml:space="preserve"> </w:t>
             </w:r>
             <w:proofErr w:type="spellStart"/>
@@ -9486,111 +9821,125 @@
                 <w:rFonts w:ascii="Times New Roman" w:hAnsi="Times New Roman"/>
                 <w:szCs w:val="24"/>
               </w:rPr>
-              <w:t>cường</w:t>
-            </w:r>
-            <w:proofErr w:type="spellEnd"/>
-            <w:r>
-              <w:rPr>
-                <w:rFonts w:ascii="Times New Roman" w:hAnsi="Times New Roman"/>
-                <w:szCs w:val="24"/>
-              </w:rPr>
-              <w:t xml:space="preserve"> </w:t>
-            </w:r>
-            <w:proofErr w:type="spellStart"/>
-            <w:r>
-              <w:rPr>
-                <w:rFonts w:ascii="Times New Roman" w:hAnsi="Times New Roman"/>
-                <w:szCs w:val="24"/>
-              </w:rPr>
-              <w:t>Tiếng</w:t>
-            </w:r>
-            <w:proofErr w:type="spellEnd"/>
-            <w:r>
-              <w:rPr>
-                <w:rFonts w:ascii="Times New Roman" w:hAnsi="Times New Roman"/>
-                <w:szCs w:val="24"/>
-              </w:rPr>
-              <w:t xml:space="preserve"> Anh</w:t>
-            </w:r>
+              <w:t>thường</w:t>
+            </w:r>
+            <w:proofErr w:type="spellEnd"/>
           </w:p>
         </w:tc>
         <w:tc>
           <w:tcPr>
-            <w:tcW w:w="1530" w:type="dxa"/>
+            <w:tcW w:w="6840" w:type="dxa"/>
           </w:tcPr>
           <w:p>
             <w:pPr>
               <w:spacing w:line="360" w:lineRule="auto"/>
               <w:rPr>
                 <w:rFonts w:ascii="Times New Roman" w:hAnsi="Times New Roman"/>
-                <w:b/>
                 <w:szCs w:val="24"/>
               </w:rPr>
             </w:pPr>
             <w:r>
               <w:rPr>
                 <w:rFonts w:ascii="Times New Roman" w:hAnsi="Times New Roman"/>
-                <w:noProof/>
-                <w:szCs w:val="24"/>
-              </w:rPr>
-              <w:pict w14:anchorId="684FFA20">
-                <v:rect id="_x0000_s1120" style="position:absolute;margin-left:2pt;margin-top:1.6pt;width:22.45pt;height:11.2pt;z-index:251680768;mso-position-horizontal-relative:text;mso-position-vertical-relative:text"/>
-              </w:pict>
-            </w:r>
-          </w:p>
-        </w:tc>
-        <w:tc>
-          <w:tcPr>
-            <w:tcW w:w="2880" w:type="dxa"/>
-          </w:tcPr>
-          <w:p>
-            <w:pPr>
-              <w:spacing w:line="360" w:lineRule="auto"/>
-              <w:rPr>
-                <w:rFonts w:ascii="Times New Roman" w:hAnsi="Times New Roman"/>
-                <w:b/>
-                <w:szCs w:val="24"/>
-              </w:rPr>
-            </w:pPr>
-            <w:r>
-              <w:rPr>
-                <w:rFonts w:ascii="Times New Roman" w:hAnsi="Times New Roman"/>
-                <w:szCs w:val="24"/>
-              </w:rPr>
-              <w:t>- L</w:t>
-            </w:r>
-            <w:r>
-              <w:rPr>
-                <w:rFonts w:ascii="Times New Roman" w:hAnsi="Times New Roman"/>
-                <w:szCs w:val="24"/>
-                <w:lang w:val="vi-VN"/>
-              </w:rPr>
-              <w:t>ớp tiếng Anh tích hợp</w:t>
-            </w:r>
-          </w:p>
-        </w:tc>
-        <w:tc>
-          <w:tcPr>
-            <w:tcW w:w="2250" w:type="dxa"/>
-          </w:tcPr>
-          <w:p>
-            <w:pPr>
-              <w:spacing w:line="360" w:lineRule="auto"/>
-              <w:rPr>
-                <w:rFonts w:ascii="Times New Roman" w:hAnsi="Times New Roman"/>
-                <w:b/>
-                <w:szCs w:val="24"/>
-              </w:rPr>
-            </w:pPr>
-            <w:r>
-              <w:rPr>
-                <w:rFonts w:ascii="Times New Roman" w:hAnsi="Times New Roman"/>
-                <w:noProof/>
-                <w:szCs w:val="24"/>
-              </w:rPr>
-              <w:pict w14:anchorId="684FFA20">
-                <v:rect id="_x0000_s1121" style="position:absolute;margin-left:-1.75pt;margin-top:1.6pt;width:22.45pt;height:11.2pt;z-index:251681792;mso-position-horizontal-relative:text;mso-position-vertical-relative:text"/>
-              </w:pict>
+                <w:szCs w:val="24"/>
+              </w:rPr>
+              <w:t xml:space="preserve">${TATOAN} </w:t>
+            </w:r>
+            <w:proofErr w:type="spellStart"/>
+            <w:r>
+              <w:rPr>
+                <w:rFonts w:ascii="Times New Roman" w:hAnsi="Times New Roman"/>
+                <w:szCs w:val="24"/>
+              </w:rPr>
+              <w:t>Tăng</w:t>
+            </w:r>
+            <w:proofErr w:type="spellEnd"/>
+            <w:r>
+              <w:rPr>
+                <w:rFonts w:ascii="Times New Roman" w:hAnsi="Times New Roman"/>
+                <w:szCs w:val="24"/>
+              </w:rPr>
+              <w:t xml:space="preserve"> </w:t>
+            </w:r>
+            <w:proofErr w:type="spellStart"/>
+            <w:r>
+              <w:rPr>
+                <w:rFonts w:ascii="Times New Roman" w:hAnsi="Times New Roman"/>
+                <w:szCs w:val="24"/>
+              </w:rPr>
+              <w:t>cường</w:t>
+            </w:r>
+            <w:proofErr w:type="spellEnd"/>
+            <w:r>
+              <w:rPr>
+                <w:rFonts w:ascii="Times New Roman" w:hAnsi="Times New Roman"/>
+                <w:szCs w:val="24"/>
+              </w:rPr>
+              <w:t xml:space="preserve"> </w:t>
+            </w:r>
+            <w:proofErr w:type="spellStart"/>
+            <w:r>
+              <w:rPr>
+                <w:rFonts w:ascii="Times New Roman" w:hAnsi="Times New Roman"/>
+                <w:szCs w:val="24"/>
+              </w:rPr>
+              <w:t>Tiếng</w:t>
+            </w:r>
+            <w:proofErr w:type="spellEnd"/>
+            <w:r>
+              <w:rPr>
+                <w:rFonts w:ascii="Times New Roman" w:hAnsi="Times New Roman"/>
+                <w:szCs w:val="24"/>
+              </w:rPr>
+              <w:t xml:space="preserve"> Anh + (</w:t>
+            </w:r>
+            <w:proofErr w:type="spellStart"/>
+            <w:r>
+              <w:rPr>
+                <w:rFonts w:ascii="Times New Roman" w:hAnsi="Times New Roman"/>
+                <w:szCs w:val="24"/>
+              </w:rPr>
+              <w:t>Toán</w:t>
+            </w:r>
+            <w:proofErr w:type="spellEnd"/>
+            <w:r>
+              <w:rPr>
+                <w:rFonts w:ascii="Times New Roman" w:hAnsi="Times New Roman"/>
+                <w:szCs w:val="24"/>
+              </w:rPr>
+              <w:t xml:space="preserve"> </w:t>
+            </w:r>
+            <w:proofErr w:type="spellStart"/>
+            <w:r>
+              <w:rPr>
+                <w:rFonts w:ascii="Times New Roman" w:hAnsi="Times New Roman"/>
+                <w:szCs w:val="24"/>
+              </w:rPr>
+              <w:t>và</w:t>
+            </w:r>
+            <w:proofErr w:type="spellEnd"/>
+            <w:r>
+              <w:rPr>
+                <w:rFonts w:ascii="Times New Roman" w:hAnsi="Times New Roman"/>
+                <w:szCs w:val="24"/>
+              </w:rPr>
+              <w:t xml:space="preserve"> Khoa </w:t>
+            </w:r>
+            <w:proofErr w:type="spellStart"/>
+            <w:r>
+              <w:rPr>
+                <w:rFonts w:ascii="Times New Roman" w:hAnsi="Times New Roman"/>
+                <w:szCs w:val="24"/>
+              </w:rPr>
+              <w:t>học</w:t>
+            </w:r>
+            <w:proofErr w:type="spellEnd"/>
+            <w:r>
+              <w:rPr>
+                <w:rFonts w:ascii="Times New Roman" w:hAnsi="Times New Roman"/>
+                <w:szCs w:val="24"/>
+              </w:rPr>
+              <w:t>)</w:t>
             </w:r>
           </w:p>
         </w:tc>
@@ -9598,27 +9947,30 @@
       <w:tr>
         <w:tc>
           <w:tcPr>
-            <w:tcW w:w="5211" w:type="dxa"/>
-            <w:gridSpan w:val="2"/>
+            <w:tcW w:w="3591" w:type="dxa"/>
           </w:tcPr>
           <w:p>
             <w:pPr>
               <w:spacing w:line="360" w:lineRule="auto"/>
-              <w:rPr>
-                <w:rFonts w:ascii="Times New Roman" w:hAnsi="Times New Roman"/>
-                <w:b/>
-                <w:bCs/>
-                <w:color w:val="FF0000"/>
+              <w:jc w:val="both"/>
+              <w:rPr>
+                <w:rFonts w:ascii="Times New Roman" w:hAnsi="Times New Roman"/>
                 <w:szCs w:val="24"/>
               </w:rPr>
             </w:pPr>
             <w:r>
               <w:rPr>
                 <w:rFonts w:ascii="Times New Roman" w:hAnsi="Times New Roman"/>
-                <w:b/>
-                <w:szCs w:val="24"/>
-              </w:rPr>
-              <w:t xml:space="preserve">- </w:t>
+                <w:szCs w:val="24"/>
+              </w:rPr>
+              <w:t>${TCTA}</w:t>
+            </w:r>
+            <w:r>
+              <w:rPr>
+                <w:rFonts w:ascii="Times New Roman" w:hAnsi="Times New Roman"/>
+                <w:szCs w:val="24"/>
+              </w:rPr>
+              <w:t xml:space="preserve"> </w:t>
             </w:r>
             <w:proofErr w:type="spellStart"/>
             <w:r>
@@ -9666,84 +10018,93 @@
                 <w:rFonts w:ascii="Times New Roman" w:hAnsi="Times New Roman"/>
                 <w:szCs w:val="24"/>
               </w:rPr>
-              <w:t xml:space="preserve"> Anh + (</w:t>
-            </w:r>
-            <w:proofErr w:type="spellStart"/>
-            <w:r>
-              <w:rPr>
-                <w:rFonts w:ascii="Times New Roman" w:hAnsi="Times New Roman"/>
-                <w:szCs w:val="24"/>
-              </w:rPr>
-              <w:t>Toán</w:t>
-            </w:r>
-            <w:proofErr w:type="spellEnd"/>
-            <w:r>
-              <w:rPr>
-                <w:rFonts w:ascii="Times New Roman" w:hAnsi="Times New Roman"/>
-                <w:szCs w:val="24"/>
-              </w:rPr>
-              <w:t xml:space="preserve"> </w:t>
-            </w:r>
-            <w:proofErr w:type="spellStart"/>
-            <w:r>
-              <w:rPr>
-                <w:rFonts w:ascii="Times New Roman" w:hAnsi="Times New Roman"/>
-                <w:szCs w:val="24"/>
-              </w:rPr>
-              <w:t>và</w:t>
-            </w:r>
-            <w:proofErr w:type="spellEnd"/>
-            <w:r>
-              <w:rPr>
-                <w:rFonts w:ascii="Times New Roman" w:hAnsi="Times New Roman"/>
-                <w:szCs w:val="24"/>
-              </w:rPr>
-              <w:t xml:space="preserve"> Khoa </w:t>
-            </w:r>
-            <w:proofErr w:type="spellStart"/>
-            <w:r>
-              <w:rPr>
-                <w:rFonts w:ascii="Times New Roman" w:hAnsi="Times New Roman"/>
-                <w:szCs w:val="24"/>
-              </w:rPr>
-              <w:t>học</w:t>
-            </w:r>
-            <w:proofErr w:type="spellEnd"/>
-            <w:r>
-              <w:rPr>
-                <w:rFonts w:ascii="Times New Roman" w:hAnsi="Times New Roman"/>
-                <w:szCs w:val="24"/>
-              </w:rPr>
-              <w:t>)</w:t>
+              <w:t xml:space="preserve"> Anh</w:t>
             </w:r>
           </w:p>
         </w:tc>
         <w:tc>
           <w:tcPr>
-            <w:tcW w:w="5130" w:type="dxa"/>
-            <w:gridSpan w:val="2"/>
+            <w:tcW w:w="6840" w:type="dxa"/>
           </w:tcPr>
           <w:p>
             <w:pPr>
               <w:spacing w:line="360" w:lineRule="auto"/>
               <w:rPr>
                 <w:rFonts w:ascii="Times New Roman" w:hAnsi="Times New Roman"/>
-                <w:b/>
-                <w:bCs/>
-                <w:color w:val="FF0000"/>
                 <w:szCs w:val="24"/>
               </w:rPr>
             </w:pPr>
             <w:r>
               <w:rPr>
                 <w:rFonts w:ascii="Times New Roman" w:hAnsi="Times New Roman"/>
-                <w:noProof/>
-                <w:szCs w:val="24"/>
-              </w:rPr>
-              <w:pict w14:anchorId="684FFA20">
-                <v:rect id="_x0000_s1122" style="position:absolute;margin-left:-3.25pt;margin-top:2.55pt;width:22.45pt;height:11.2pt;z-index:251682816;mso-position-horizontal-relative:text;mso-position-vertical-relative:text"/>
-              </w:pict>
-            </w:r>
+                <w:szCs w:val="24"/>
+              </w:rPr>
+              <w:t xml:space="preserve">${TH} </w:t>
+            </w:r>
+            <w:proofErr w:type="spellStart"/>
+            <w:r>
+              <w:rPr>
+                <w:rFonts w:ascii="Times New Roman" w:hAnsi="Times New Roman"/>
+                <w:szCs w:val="24"/>
+              </w:rPr>
+              <w:t>L</w:t>
+            </w:r>
+            <w:r>
+              <w:rPr>
+                <w:rFonts w:ascii="Times New Roman" w:hAnsi="Times New Roman"/>
+                <w:szCs w:val="24"/>
+              </w:rPr>
+              <w:t>ớp</w:t>
+            </w:r>
+            <w:proofErr w:type="spellEnd"/>
+            <w:r>
+              <w:rPr>
+                <w:rFonts w:ascii="Times New Roman" w:hAnsi="Times New Roman"/>
+                <w:szCs w:val="24"/>
+              </w:rPr>
+              <w:t xml:space="preserve"> </w:t>
+            </w:r>
+            <w:proofErr w:type="spellStart"/>
+            <w:r>
+              <w:rPr>
+                <w:rFonts w:ascii="Times New Roman" w:hAnsi="Times New Roman"/>
+                <w:szCs w:val="24"/>
+              </w:rPr>
+              <w:t>tiếng</w:t>
+            </w:r>
+            <w:proofErr w:type="spellEnd"/>
+            <w:r>
+              <w:rPr>
+                <w:rFonts w:ascii="Times New Roman" w:hAnsi="Times New Roman"/>
+                <w:szCs w:val="24"/>
+              </w:rPr>
+              <w:t xml:space="preserve"> Anh </w:t>
+            </w:r>
+            <w:proofErr w:type="spellStart"/>
+            <w:r>
+              <w:rPr>
+                <w:rFonts w:ascii="Times New Roman" w:hAnsi="Times New Roman"/>
+                <w:szCs w:val="24"/>
+              </w:rPr>
+              <w:t>tích</w:t>
+            </w:r>
+            <w:proofErr w:type="spellEnd"/>
+            <w:r>
+              <w:rPr>
+                <w:rFonts w:ascii="Times New Roman" w:hAnsi="Times New Roman"/>
+                <w:szCs w:val="24"/>
+              </w:rPr>
+              <w:t xml:space="preserve"> </w:t>
+            </w:r>
+            <w:proofErr w:type="spellStart"/>
+            <w:r>
+              <w:rPr>
+                <w:rFonts w:ascii="Times New Roman" w:hAnsi="Times New Roman"/>
+                <w:szCs w:val="24"/>
+              </w:rPr>
+              <w:t>hợp</w:t>
+            </w:r>
+            <w:proofErr w:type="spellEnd"/>
           </w:p>
         </w:tc>
       </w:tr>

--- a/storage/app/templates/application.docx
+++ b/storage/app/templates/application.docx
@@ -11664,7 +11664,7 @@
         <w:tabs>
           <w:tab w:val="center" w:pos="8505"/>
         </w:tabs>
-        <w:spacing w:line="276" w:lineRule="auto"/>
+        <w:spacing w:line="360" w:lineRule="auto"/>
         <w:ind w:left="567"/>
         <w:jc w:val="center"/>
         <w:rPr>
@@ -11908,6 +11908,7 @@
     </w:p>
     <w:p>
       <w:pPr>
+        <w:spacing w:line="360" w:lineRule="auto"/>
         <w:rPr>
           <w:rFonts w:ascii="Times New Roman" w:hAnsi="Times New Roman"/>
           <w:b/>
@@ -11980,6 +11981,13 @@
       <w:r>
         <w:rPr>
           <w:rFonts w:ascii="Times New Roman" w:hAnsi="Times New Roman"/>
+          <w:szCs w:val="24"/>
+        </w:rPr>
+        <w:t xml:space="preserve">  </w:t>
+      </w:r>
+      <w:r>
+        <w:rPr>
+          <w:rFonts w:ascii="Times New Roman" w:hAnsi="Times New Roman"/>
           <w:b/>
           <w:bCs/>
           <w:szCs w:val="24"/>
@@ -12041,6 +12049,13 @@
           <w:szCs w:val="24"/>
         </w:rPr>
         <w:fldChar w:fldCharType="end"/>
+      </w:r>
+      <w:r>
+        <w:rPr>
+          <w:rFonts w:ascii="Times New Roman" w:hAnsi="Times New Roman"/>
+          <w:szCs w:val="24"/>
+        </w:rPr>
+        <w:tab/>
       </w:r>
       <w:r>
         <w:rPr>
@@ -12154,7 +12169,7 @@
         <w:tabs>
           <w:tab w:val="left" w:pos="1560"/>
         </w:tabs>
-        <w:spacing w:line="276" w:lineRule="auto"/>
+        <w:spacing w:line="360" w:lineRule="auto"/>
         <w:ind w:left="567"/>
         <w:rPr>
           <w:rFonts w:ascii="Times New Roman" w:hAnsi="Times New Roman"/>
@@ -12401,7 +12416,7 @@
         <w:tabs>
           <w:tab w:val="center" w:pos="8505"/>
         </w:tabs>
-        <w:spacing w:line="276" w:lineRule="auto"/>
+        <w:spacing w:line="360" w:lineRule="auto"/>
         <w:ind w:left="567"/>
         <w:rPr>
           <w:rFonts w:ascii="Times New Roman" w:hAnsi="Times New Roman"/>
@@ -12586,7 +12601,7 @@
         <w:tabs>
           <w:tab w:val="center" w:pos="8505"/>
         </w:tabs>
-        <w:spacing w:line="276" w:lineRule="auto"/>
+        <w:spacing w:line="360" w:lineRule="auto"/>
         <w:ind w:left="567"/>
         <w:rPr>
           <w:rFonts w:ascii="Times New Roman" w:hAnsi="Times New Roman"/>
